--- a/fuentes/CFA1_13350039_DU.docx
+++ b/fuentes/CFA1_13350039_DU.docx
@@ -205,7 +205,7 @@
               </wp:anchor>
             </w:drawing>
           </mc:Choice>
-          <mc:Fallback xmlns:oel="http://schemas.microsoft.com/office/2019/extlst" xmlns:w16cex="http://schemas.microsoft.com/office/word/2018/wordml/cex" xmlns:w16="http://schemas.microsoft.com/office/word/2018/wordml" xmlns:w16sdtdh="http://schemas.microsoft.com/office/word/2020/wordml/sdtdatahash">
+          <mc:Fallback xmlns:w16sdtdh="http://schemas.microsoft.com/office/word/2020/wordml/sdtdatahash" xmlns:w16="http://schemas.microsoft.com/office/word/2018/wordml" xmlns:w16cex="http://schemas.microsoft.com/office/word/2018/wordml/cex" xmlns:oel="http://schemas.microsoft.com/office/2019/extlst">
             <w:pict>
               <v:rect w14:anchorId="4C256C62" id="Rectángulo 3" o:spid="_x0000_s1026" alt="&quot;&quot;" style="position:absolute;margin-left:-55.95pt;margin-top:26.4pt;width:613.85pt;height:164.25pt;z-index:-251655168;visibility:visible;mso-wrap-style:square;mso-height-percent:0;mso-wrap-distance-left:9pt;mso-wrap-distance-top:0;mso-wrap-distance-right:9pt;mso-wrap-distance-bottom:0;mso-position-horizontal:absolute;mso-position-horizontal-relative:text;mso-position-vertical:absolute;mso-position-vertical-relative:text;mso-height-percent:0;mso-height-relative:margin;v-text-anchor:middle" o:gfxdata="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" fillcolor="#00314d" stroked="f" strokeweight="1pt"/>
             </w:pict>
@@ -534,6 +534,7 @@
           <w:docPartUnique/>
         </w:docPartObj>
       </w:sdtPr>
+      <w:sdtEndPr/>
       <w:sdtContent>
         <w:p>
           <w:pPr>
@@ -546,6 +547,8 @@
             <w:t>ontenido</w:t>
           </w:r>
         </w:p>
+        <w:bookmarkStart w:id="0" w:name="_GoBack"/>
+        <w:bookmarkEnd w:id="0"/>
         <w:p>
           <w:pPr>
             <w:pStyle w:val="TDC1"/>
@@ -555,9 +558,10 @@
             <w:rPr>
               <w:rFonts w:eastAsiaTheme="minorEastAsia"/>
               <w:noProof/>
-              <w:sz w:val="24"/>
-              <w:szCs w:val="24"/>
-              <w:lang w:val="es-ES" w:eastAsia="es-ES"/>
+              <w:kern w:val="0"/>
+              <w:sz w:val="22"/>
+              <w:lang w:eastAsia="es-CO"/>
+              <w14:ligatures w14:val="none"/>
             </w:rPr>
           </w:pPr>
           <w:r>
@@ -569,7 +573,7 @@
           <w:r>
             <w:fldChar w:fldCharType="separate"/>
           </w:r>
-          <w:hyperlink w:anchor="_Toc228987994" w:history="1">
+          <w:hyperlink w:anchor="_Toc233356586" w:history="1">
             <w:r>
               <w:rPr>
                 <w:rStyle w:val="Hipervnculo"/>
@@ -596,7 +600,7 @@
                 <w:noProof/>
                 <w:webHidden/>
               </w:rPr>
-              <w:instrText xml:space="preserve"> PAGEREF _Toc228987994 \h </w:instrText>
+              <w:instrText xml:space="preserve"> PAGEREF _Toc233356586 \h </w:instrText>
             </w:r>
             <w:r>
               <w:rPr>
@@ -636,18 +640,20 @@
             <w:rPr>
               <w:rFonts w:eastAsiaTheme="minorEastAsia"/>
               <w:noProof/>
-              <w:sz w:val="24"/>
-              <w:szCs w:val="24"/>
-              <w:lang w:val="es-ES" w:eastAsia="es-ES"/>
+              <w:kern w:val="0"/>
+              <w:sz w:val="22"/>
+              <w:lang w:eastAsia="es-CO"/>
+              <w14:ligatures w14:val="none"/>
             </w:rPr>
           </w:pPr>
-          <w:hyperlink w:anchor="_Toc228987995" w:history="1">
+          <w:hyperlink w:anchor="_Toc233356587" w:history="1">
             <w:r>
               <w:rPr>
                 <w:rStyle w:val="Hipervnculo"/>
-                <w:noProof/>
-              </w:rPr>
-              <w:t>1. Importancia y utilidad de la contabilidad en una organización</w:t>
+                <w:rFonts w:eastAsia="Calibri"/>
+                <w:noProof/>
+              </w:rPr>
+              <w:t>1. Contratos de trabajo</w:t>
             </w:r>
             <w:r>
               <w:rPr>
@@ -668,24 +674,27 @@
                 <w:noProof/>
                 <w:webHidden/>
               </w:rPr>
-              <w:instrText xml:space="preserve"> PAGEREF _Toc228987995 \h </w:instrText>
+              <w:instrText xml:space="preserve"> PAGEREF _Toc233356587 \h </w:instrText>
             </w:r>
             <w:r>
               <w:rPr>
                 <w:noProof/>
                 <w:webHidden/>
               </w:rPr>
+            </w:r>
+            <w:r>
+              <w:rPr>
+                <w:noProof/>
+                <w:webHidden/>
+              </w:rPr>
               <w:fldChar w:fldCharType="separate"/>
             </w:r>
             <w:r>
               <w:rPr>
-                <w:b/>
-                <w:bCs/>
                 <w:noProof/>
                 <w:webHidden/>
-                <w:lang w:val="es-ES"/>
-              </w:rPr>
-              <w:t>¡Error! Marcador no definido.</w:t>
+              </w:rPr>
+              <w:t>7</w:t>
             </w:r>
             <w:r>
               <w:rPr>
@@ -705,18 +714,19 @@
             <w:rPr>
               <w:rFonts w:eastAsiaTheme="minorEastAsia"/>
               <w:noProof/>
-              <w:sz w:val="24"/>
-              <w:szCs w:val="24"/>
-              <w:lang w:val="es-ES" w:eastAsia="es-ES"/>
+              <w:kern w:val="0"/>
+              <w:sz w:val="22"/>
+              <w:lang w:eastAsia="es-CO"/>
+              <w14:ligatures w14:val="none"/>
             </w:rPr>
           </w:pPr>
-          <w:hyperlink w:anchor="_Toc228987996" w:history="1">
+          <w:hyperlink w:anchor="_Toc233356588" w:history="1">
             <w:r>
               <w:rPr>
                 <w:rStyle w:val="Hipervnculo"/>
                 <w:noProof/>
               </w:rPr>
-              <w:t>1.1. Contabilidad en la organización: concepto, utilidad y usuarios de la información</w:t>
+              <w:t>1.1. Concepto y elementos esenciales</w:t>
             </w:r>
             <w:r>
               <w:rPr>
@@ -737,24 +747,319 @@
                 <w:noProof/>
                 <w:webHidden/>
               </w:rPr>
-              <w:instrText xml:space="preserve"> PAGEREF _Toc228987996 \h </w:instrText>
+              <w:instrText xml:space="preserve"> PAGEREF _Toc233356588 \h </w:instrText>
             </w:r>
             <w:r>
               <w:rPr>
                 <w:noProof/>
                 <w:webHidden/>
               </w:rPr>
+            </w:r>
+            <w:r>
+              <w:rPr>
+                <w:noProof/>
+                <w:webHidden/>
+              </w:rPr>
               <w:fldChar w:fldCharType="separate"/>
             </w:r>
             <w:r>
               <w:rPr>
-                <w:b/>
-                <w:bCs/>
                 <w:noProof/>
                 <w:webHidden/>
-                <w:lang w:val="es-ES"/>
-              </w:rPr>
-              <w:t>¡Error! Marcador no definido.</w:t>
+              </w:rPr>
+              <w:t>11</w:t>
+            </w:r>
+            <w:r>
+              <w:rPr>
+                <w:noProof/>
+                <w:webHidden/>
+              </w:rPr>
+              <w:fldChar w:fldCharType="end"/>
+            </w:r>
+          </w:hyperlink>
+        </w:p>
+        <w:p>
+          <w:pPr>
+            <w:pStyle w:val="TDC2"/>
+            <w:tabs>
+              <w:tab w:val="right" w:leader="dot" w:pos="9962"/>
+            </w:tabs>
+            <w:rPr>
+              <w:rFonts w:eastAsiaTheme="minorEastAsia"/>
+              <w:noProof/>
+              <w:kern w:val="0"/>
+              <w:sz w:val="22"/>
+              <w:lang w:eastAsia="es-CO"/>
+              <w14:ligatures w14:val="none"/>
+            </w:rPr>
+          </w:pPr>
+          <w:hyperlink w:anchor="_Toc233356589" w:history="1">
+            <w:r>
+              <w:rPr>
+                <w:rStyle w:val="Hipervnculo"/>
+                <w:noProof/>
+              </w:rPr>
+              <w:t>1.2. Clasificación de contratos</w:t>
+            </w:r>
+            <w:r>
+              <w:rPr>
+                <w:noProof/>
+                <w:webHidden/>
+              </w:rPr>
+              <w:tab/>
+            </w:r>
+            <w:r>
+              <w:rPr>
+                <w:noProof/>
+                <w:webHidden/>
+              </w:rPr>
+              <w:fldChar w:fldCharType="begin"/>
+            </w:r>
+            <w:r>
+              <w:rPr>
+                <w:noProof/>
+                <w:webHidden/>
+              </w:rPr>
+              <w:instrText xml:space="preserve"> PAGEREF _Toc233356589 \h </w:instrText>
+            </w:r>
+            <w:r>
+              <w:rPr>
+                <w:noProof/>
+                <w:webHidden/>
+              </w:rPr>
+            </w:r>
+            <w:r>
+              <w:rPr>
+                <w:noProof/>
+                <w:webHidden/>
+              </w:rPr>
+              <w:fldChar w:fldCharType="separate"/>
+            </w:r>
+            <w:r>
+              <w:rPr>
+                <w:noProof/>
+                <w:webHidden/>
+              </w:rPr>
+              <w:t>15</w:t>
+            </w:r>
+            <w:r>
+              <w:rPr>
+                <w:noProof/>
+                <w:webHidden/>
+              </w:rPr>
+              <w:fldChar w:fldCharType="end"/>
+            </w:r>
+          </w:hyperlink>
+        </w:p>
+        <w:p>
+          <w:pPr>
+            <w:pStyle w:val="TDC2"/>
+            <w:tabs>
+              <w:tab w:val="right" w:leader="dot" w:pos="9962"/>
+            </w:tabs>
+            <w:rPr>
+              <w:rFonts w:eastAsiaTheme="minorEastAsia"/>
+              <w:noProof/>
+              <w:kern w:val="0"/>
+              <w:sz w:val="22"/>
+              <w:lang w:eastAsia="es-CO"/>
+              <w14:ligatures w14:val="none"/>
+            </w:rPr>
+          </w:pPr>
+          <w:hyperlink w:anchor="_Toc233356590" w:history="1">
+            <w:r>
+              <w:rPr>
+                <w:rStyle w:val="Hipervnculo"/>
+                <w:noProof/>
+              </w:rPr>
+              <w:t>1.3. Características del contrato</w:t>
+            </w:r>
+            <w:r>
+              <w:rPr>
+                <w:noProof/>
+                <w:webHidden/>
+              </w:rPr>
+              <w:tab/>
+            </w:r>
+            <w:r>
+              <w:rPr>
+                <w:noProof/>
+                <w:webHidden/>
+              </w:rPr>
+              <w:fldChar w:fldCharType="begin"/>
+            </w:r>
+            <w:r>
+              <w:rPr>
+                <w:noProof/>
+                <w:webHidden/>
+              </w:rPr>
+              <w:instrText xml:space="preserve"> PAGEREF _Toc233356590 \h </w:instrText>
+            </w:r>
+            <w:r>
+              <w:rPr>
+                <w:noProof/>
+                <w:webHidden/>
+              </w:rPr>
+            </w:r>
+            <w:r>
+              <w:rPr>
+                <w:noProof/>
+                <w:webHidden/>
+              </w:rPr>
+              <w:fldChar w:fldCharType="separate"/>
+            </w:r>
+            <w:r>
+              <w:rPr>
+                <w:noProof/>
+                <w:webHidden/>
+              </w:rPr>
+              <w:t>20</w:t>
+            </w:r>
+            <w:r>
+              <w:rPr>
+                <w:noProof/>
+                <w:webHidden/>
+              </w:rPr>
+              <w:fldChar w:fldCharType="end"/>
+            </w:r>
+          </w:hyperlink>
+        </w:p>
+        <w:p>
+          <w:pPr>
+            <w:pStyle w:val="TDC2"/>
+            <w:tabs>
+              <w:tab w:val="right" w:leader="dot" w:pos="9962"/>
+            </w:tabs>
+            <w:rPr>
+              <w:rFonts w:eastAsiaTheme="minorEastAsia"/>
+              <w:noProof/>
+              <w:kern w:val="0"/>
+              <w:sz w:val="22"/>
+              <w:lang w:eastAsia="es-CO"/>
+              <w14:ligatures w14:val="none"/>
+            </w:rPr>
+          </w:pPr>
+          <w:hyperlink w:anchor="_Toc233356591" w:history="1">
+            <w:r>
+              <w:rPr>
+                <w:rStyle w:val="Hipervnculo"/>
+                <w:noProof/>
+              </w:rPr>
+              <w:t>1.4. Contrato de prestación de servicios</w:t>
+            </w:r>
+            <w:r>
+              <w:rPr>
+                <w:noProof/>
+                <w:webHidden/>
+              </w:rPr>
+              <w:tab/>
+            </w:r>
+            <w:r>
+              <w:rPr>
+                <w:noProof/>
+                <w:webHidden/>
+              </w:rPr>
+              <w:fldChar w:fldCharType="begin"/>
+            </w:r>
+            <w:r>
+              <w:rPr>
+                <w:noProof/>
+                <w:webHidden/>
+              </w:rPr>
+              <w:instrText xml:space="preserve"> PAGEREF _Toc233356591 \h </w:instrText>
+            </w:r>
+            <w:r>
+              <w:rPr>
+                <w:noProof/>
+                <w:webHidden/>
+              </w:rPr>
+            </w:r>
+            <w:r>
+              <w:rPr>
+                <w:noProof/>
+                <w:webHidden/>
+              </w:rPr>
+              <w:fldChar w:fldCharType="separate"/>
+            </w:r>
+            <w:r>
+              <w:rPr>
+                <w:noProof/>
+                <w:webHidden/>
+              </w:rPr>
+              <w:t>24</w:t>
+            </w:r>
+            <w:r>
+              <w:rPr>
+                <w:noProof/>
+                <w:webHidden/>
+              </w:rPr>
+              <w:fldChar w:fldCharType="end"/>
+            </w:r>
+          </w:hyperlink>
+        </w:p>
+        <w:p>
+          <w:pPr>
+            <w:pStyle w:val="TDC2"/>
+            <w:tabs>
+              <w:tab w:val="right" w:leader="dot" w:pos="9962"/>
+            </w:tabs>
+            <w:rPr>
+              <w:rFonts w:eastAsiaTheme="minorEastAsia"/>
+              <w:noProof/>
+              <w:kern w:val="0"/>
+              <w:sz w:val="22"/>
+              <w:lang w:eastAsia="es-CO"/>
+              <w14:ligatures w14:val="none"/>
+            </w:rPr>
+          </w:pPr>
+          <w:hyperlink w:anchor="_Toc233356592" w:history="1">
+            <w:r>
+              <w:rPr>
+                <w:rStyle w:val="Hipervnculo"/>
+                <w:noProof/>
+              </w:rPr>
+              <w:t>1.5. Principio del contrato realidad y sus implicaciones</w:t>
+            </w:r>
+            <w:r>
+              <w:rPr>
+                <w:noProof/>
+                <w:webHidden/>
+              </w:rPr>
+              <w:tab/>
+            </w:r>
+            <w:r>
+              <w:rPr>
+                <w:noProof/>
+                <w:webHidden/>
+              </w:rPr>
+              <w:fldChar w:fldCharType="begin"/>
+            </w:r>
+            <w:r>
+              <w:rPr>
+                <w:noProof/>
+                <w:webHidden/>
+              </w:rPr>
+              <w:instrText xml:space="preserve"> PAGEREF _Toc233356592 \h </w:instrText>
+            </w:r>
+            <w:r>
+              <w:rPr>
+                <w:noProof/>
+                <w:webHidden/>
+              </w:rPr>
+            </w:r>
+            <w:r>
+              <w:rPr>
+                <w:noProof/>
+                <w:webHidden/>
+              </w:rPr>
+              <w:fldChar w:fldCharType="separate"/>
+            </w:r>
+            <w:r>
+              <w:rPr>
+                <w:noProof/>
+                <w:webHidden/>
+              </w:rPr>
+              <w:t>33</w:t>
             </w:r>
             <w:r>
               <w:rPr>
@@ -774,18 +1079,19 @@
             <w:rPr>
               <w:rFonts w:eastAsiaTheme="minorEastAsia"/>
               <w:noProof/>
-              <w:sz w:val="24"/>
-              <w:szCs w:val="24"/>
-              <w:lang w:val="es-ES" w:eastAsia="es-ES"/>
+              <w:kern w:val="0"/>
+              <w:sz w:val="22"/>
+              <w:lang w:eastAsia="es-CO"/>
+              <w14:ligatures w14:val="none"/>
             </w:rPr>
           </w:pPr>
-          <w:hyperlink w:anchor="_Toc228987997" w:history="1">
+          <w:hyperlink w:anchor="_Toc233356593" w:history="1">
             <w:r>
               <w:rPr>
                 <w:rStyle w:val="Hipervnculo"/>
                 <w:noProof/>
               </w:rPr>
-              <w:t>2. Soportes contables: finalidad como respaldo del registro</w:t>
+              <w:t>2. Normativa del sistema de seguridad social integral</w:t>
             </w:r>
             <w:r>
               <w:rPr>
@@ -806,24 +1112,27 @@
                 <w:noProof/>
                 <w:webHidden/>
               </w:rPr>
-              <w:instrText xml:space="preserve"> PAGEREF _Toc228987997 \h </w:instrText>
+              <w:instrText xml:space="preserve"> PAGEREF _Toc233356593 \h </w:instrText>
             </w:r>
             <w:r>
               <w:rPr>
                 <w:noProof/>
                 <w:webHidden/>
               </w:rPr>
+            </w:r>
+            <w:r>
+              <w:rPr>
+                <w:noProof/>
+                <w:webHidden/>
+              </w:rPr>
               <w:fldChar w:fldCharType="separate"/>
             </w:r>
             <w:r>
               <w:rPr>
-                <w:b/>
-                <w:bCs/>
                 <w:noProof/>
                 <w:webHidden/>
-                <w:lang w:val="es-ES"/>
-              </w:rPr>
-              <w:t>¡Error! Marcador no definido.</w:t>
+              </w:rPr>
+              <w:t>41</w:t>
             </w:r>
             <w:r>
               <w:rPr>
@@ -843,18 +1152,19 @@
             <w:rPr>
               <w:rFonts w:eastAsiaTheme="minorEastAsia"/>
               <w:noProof/>
-              <w:sz w:val="24"/>
-              <w:szCs w:val="24"/>
-              <w:lang w:val="es-ES" w:eastAsia="es-ES"/>
+              <w:kern w:val="0"/>
+              <w:sz w:val="22"/>
+              <w:lang w:eastAsia="es-CO"/>
+              <w14:ligatures w14:val="none"/>
             </w:rPr>
           </w:pPr>
-          <w:hyperlink w:anchor="_Toc228987998" w:history="1">
+          <w:hyperlink w:anchor="_Toc233356594" w:history="1">
             <w:r>
               <w:rPr>
                 <w:rStyle w:val="Hipervnculo"/>
                 <w:noProof/>
               </w:rPr>
-              <w:t>2.1. Soportes externos: tipos frecuentes y su uso</w:t>
+              <w:t>2.1. Concepto, origen y principios</w:t>
             </w:r>
             <w:r>
               <w:rPr>
@@ -875,24 +1185,27 @@
                 <w:noProof/>
                 <w:webHidden/>
               </w:rPr>
-              <w:instrText xml:space="preserve"> PAGEREF _Toc228987998 \h </w:instrText>
+              <w:instrText xml:space="preserve"> PAGEREF _Toc233356594 \h </w:instrText>
             </w:r>
             <w:r>
               <w:rPr>
                 <w:noProof/>
                 <w:webHidden/>
               </w:rPr>
+            </w:r>
+            <w:r>
+              <w:rPr>
+                <w:noProof/>
+                <w:webHidden/>
+              </w:rPr>
               <w:fldChar w:fldCharType="separate"/>
             </w:r>
             <w:r>
               <w:rPr>
-                <w:b/>
-                <w:bCs/>
                 <w:noProof/>
                 <w:webHidden/>
-                <w:lang w:val="es-ES"/>
-              </w:rPr>
-              <w:t>¡Error! Marcador no definido.</w:t>
+              </w:rPr>
+              <w:t>43</w:t>
             </w:r>
             <w:r>
               <w:rPr>
@@ -912,18 +1225,19 @@
             <w:rPr>
               <w:rFonts w:eastAsiaTheme="minorEastAsia"/>
               <w:noProof/>
-              <w:sz w:val="24"/>
-              <w:szCs w:val="24"/>
-              <w:lang w:val="es-ES" w:eastAsia="es-ES"/>
+              <w:kern w:val="0"/>
+              <w:sz w:val="22"/>
+              <w:lang w:eastAsia="es-CO"/>
+              <w14:ligatures w14:val="none"/>
             </w:rPr>
           </w:pPr>
-          <w:hyperlink w:anchor="_Toc228987999" w:history="1">
+          <w:hyperlink w:anchor="_Toc233356595" w:history="1">
             <w:r>
               <w:rPr>
                 <w:rStyle w:val="Hipervnculo"/>
                 <w:noProof/>
               </w:rPr>
-              <w:t>2.2. Soportes internos: notas y comprobantes contables</w:t>
+              <w:t>2.2. Ley 100 de 1993</w:t>
             </w:r>
             <w:r>
               <w:rPr>
@@ -944,24 +1258,319 @@
                 <w:noProof/>
                 <w:webHidden/>
               </w:rPr>
-              <w:instrText xml:space="preserve"> PAGEREF _Toc228987999 \h </w:instrText>
+              <w:instrText xml:space="preserve"> PAGEREF _Toc233356595 \h </w:instrText>
             </w:r>
             <w:r>
               <w:rPr>
                 <w:noProof/>
                 <w:webHidden/>
               </w:rPr>
+            </w:r>
+            <w:r>
+              <w:rPr>
+                <w:noProof/>
+                <w:webHidden/>
+              </w:rPr>
               <w:fldChar w:fldCharType="separate"/>
             </w:r>
             <w:r>
               <w:rPr>
-                <w:b/>
-                <w:bCs/>
                 <w:noProof/>
                 <w:webHidden/>
-                <w:lang w:val="es-ES"/>
-              </w:rPr>
-              <w:t>¡Error! Marcador no definido.</w:t>
+              </w:rPr>
+              <w:t>46</w:t>
+            </w:r>
+            <w:r>
+              <w:rPr>
+                <w:noProof/>
+                <w:webHidden/>
+              </w:rPr>
+              <w:fldChar w:fldCharType="end"/>
+            </w:r>
+          </w:hyperlink>
+        </w:p>
+        <w:p>
+          <w:pPr>
+            <w:pStyle w:val="TDC2"/>
+            <w:tabs>
+              <w:tab w:val="right" w:leader="dot" w:pos="9962"/>
+            </w:tabs>
+            <w:rPr>
+              <w:rFonts w:eastAsiaTheme="minorEastAsia"/>
+              <w:noProof/>
+              <w:kern w:val="0"/>
+              <w:sz w:val="22"/>
+              <w:lang w:eastAsia="es-CO"/>
+              <w14:ligatures w14:val="none"/>
+            </w:rPr>
+          </w:pPr>
+          <w:hyperlink w:anchor="_Toc233356596" w:history="1">
+            <w:r>
+              <w:rPr>
+                <w:rStyle w:val="Hipervnculo"/>
+                <w:noProof/>
+              </w:rPr>
+              <w:t>2.3. Sistema General de Seguridad Social en Salud (SGSSS)</w:t>
+            </w:r>
+            <w:r>
+              <w:rPr>
+                <w:noProof/>
+                <w:webHidden/>
+              </w:rPr>
+              <w:tab/>
+            </w:r>
+            <w:r>
+              <w:rPr>
+                <w:noProof/>
+                <w:webHidden/>
+              </w:rPr>
+              <w:fldChar w:fldCharType="begin"/>
+            </w:r>
+            <w:r>
+              <w:rPr>
+                <w:noProof/>
+                <w:webHidden/>
+              </w:rPr>
+              <w:instrText xml:space="preserve"> PAGEREF _Toc233356596 \h </w:instrText>
+            </w:r>
+            <w:r>
+              <w:rPr>
+                <w:noProof/>
+                <w:webHidden/>
+              </w:rPr>
+            </w:r>
+            <w:r>
+              <w:rPr>
+                <w:noProof/>
+                <w:webHidden/>
+              </w:rPr>
+              <w:fldChar w:fldCharType="separate"/>
+            </w:r>
+            <w:r>
+              <w:rPr>
+                <w:noProof/>
+                <w:webHidden/>
+              </w:rPr>
+              <w:t>50</w:t>
+            </w:r>
+            <w:r>
+              <w:rPr>
+                <w:noProof/>
+                <w:webHidden/>
+              </w:rPr>
+              <w:fldChar w:fldCharType="end"/>
+            </w:r>
+          </w:hyperlink>
+        </w:p>
+        <w:p>
+          <w:pPr>
+            <w:pStyle w:val="TDC2"/>
+            <w:tabs>
+              <w:tab w:val="right" w:leader="dot" w:pos="9962"/>
+            </w:tabs>
+            <w:rPr>
+              <w:rFonts w:eastAsiaTheme="minorEastAsia"/>
+              <w:noProof/>
+              <w:kern w:val="0"/>
+              <w:sz w:val="22"/>
+              <w:lang w:eastAsia="es-CO"/>
+              <w14:ligatures w14:val="none"/>
+            </w:rPr>
+          </w:pPr>
+          <w:hyperlink w:anchor="_Toc233356597" w:history="1">
+            <w:r>
+              <w:rPr>
+                <w:rStyle w:val="Hipervnculo"/>
+                <w:noProof/>
+              </w:rPr>
+              <w:t>2.4. Sistema General de Pensiones (SGP)</w:t>
+            </w:r>
+            <w:r>
+              <w:rPr>
+                <w:noProof/>
+                <w:webHidden/>
+              </w:rPr>
+              <w:tab/>
+            </w:r>
+            <w:r>
+              <w:rPr>
+                <w:noProof/>
+                <w:webHidden/>
+              </w:rPr>
+              <w:fldChar w:fldCharType="begin"/>
+            </w:r>
+            <w:r>
+              <w:rPr>
+                <w:noProof/>
+                <w:webHidden/>
+              </w:rPr>
+              <w:instrText xml:space="preserve"> PAGEREF _Toc233356597 \h </w:instrText>
+            </w:r>
+            <w:r>
+              <w:rPr>
+                <w:noProof/>
+                <w:webHidden/>
+              </w:rPr>
+            </w:r>
+            <w:r>
+              <w:rPr>
+                <w:noProof/>
+                <w:webHidden/>
+              </w:rPr>
+              <w:fldChar w:fldCharType="separate"/>
+            </w:r>
+            <w:r>
+              <w:rPr>
+                <w:noProof/>
+                <w:webHidden/>
+              </w:rPr>
+              <w:t>53</w:t>
+            </w:r>
+            <w:r>
+              <w:rPr>
+                <w:noProof/>
+                <w:webHidden/>
+              </w:rPr>
+              <w:fldChar w:fldCharType="end"/>
+            </w:r>
+          </w:hyperlink>
+        </w:p>
+        <w:p>
+          <w:pPr>
+            <w:pStyle w:val="TDC2"/>
+            <w:tabs>
+              <w:tab w:val="right" w:leader="dot" w:pos="9962"/>
+            </w:tabs>
+            <w:rPr>
+              <w:rFonts w:eastAsiaTheme="minorEastAsia"/>
+              <w:noProof/>
+              <w:kern w:val="0"/>
+              <w:sz w:val="22"/>
+              <w:lang w:eastAsia="es-CO"/>
+              <w14:ligatures w14:val="none"/>
+            </w:rPr>
+          </w:pPr>
+          <w:hyperlink w:anchor="_Toc233356598" w:history="1">
+            <w:r>
+              <w:rPr>
+                <w:rStyle w:val="Hipervnculo"/>
+                <w:noProof/>
+              </w:rPr>
+              <w:t>2.5. Sistema General de Riesgos Laborales (SGRL)</w:t>
+            </w:r>
+            <w:r>
+              <w:rPr>
+                <w:noProof/>
+                <w:webHidden/>
+              </w:rPr>
+              <w:tab/>
+            </w:r>
+            <w:r>
+              <w:rPr>
+                <w:noProof/>
+                <w:webHidden/>
+              </w:rPr>
+              <w:fldChar w:fldCharType="begin"/>
+            </w:r>
+            <w:r>
+              <w:rPr>
+                <w:noProof/>
+                <w:webHidden/>
+              </w:rPr>
+              <w:instrText xml:space="preserve"> PAGEREF _Toc233356598 \h </w:instrText>
+            </w:r>
+            <w:r>
+              <w:rPr>
+                <w:noProof/>
+                <w:webHidden/>
+              </w:rPr>
+            </w:r>
+            <w:r>
+              <w:rPr>
+                <w:noProof/>
+                <w:webHidden/>
+              </w:rPr>
+              <w:fldChar w:fldCharType="separate"/>
+            </w:r>
+            <w:r>
+              <w:rPr>
+                <w:noProof/>
+                <w:webHidden/>
+              </w:rPr>
+              <w:t>56</w:t>
+            </w:r>
+            <w:r>
+              <w:rPr>
+                <w:noProof/>
+                <w:webHidden/>
+              </w:rPr>
+              <w:fldChar w:fldCharType="end"/>
+            </w:r>
+          </w:hyperlink>
+        </w:p>
+        <w:p>
+          <w:pPr>
+            <w:pStyle w:val="TDC2"/>
+            <w:tabs>
+              <w:tab w:val="right" w:leader="dot" w:pos="9962"/>
+            </w:tabs>
+            <w:rPr>
+              <w:rFonts w:eastAsiaTheme="minorEastAsia"/>
+              <w:noProof/>
+              <w:kern w:val="0"/>
+              <w:sz w:val="22"/>
+              <w:lang w:eastAsia="es-CO"/>
+              <w14:ligatures w14:val="none"/>
+            </w:rPr>
+          </w:pPr>
+          <w:hyperlink w:anchor="_Toc233356599" w:history="1">
+            <w:r>
+              <w:rPr>
+                <w:rStyle w:val="Hipervnculo"/>
+                <w:noProof/>
+              </w:rPr>
+              <w:t>2.6. Otras normas y entidades de control</w:t>
+            </w:r>
+            <w:r>
+              <w:rPr>
+                <w:noProof/>
+                <w:webHidden/>
+              </w:rPr>
+              <w:tab/>
+            </w:r>
+            <w:r>
+              <w:rPr>
+                <w:noProof/>
+                <w:webHidden/>
+              </w:rPr>
+              <w:fldChar w:fldCharType="begin"/>
+            </w:r>
+            <w:r>
+              <w:rPr>
+                <w:noProof/>
+                <w:webHidden/>
+              </w:rPr>
+              <w:instrText xml:space="preserve"> PAGEREF _Toc233356599 \h </w:instrText>
+            </w:r>
+            <w:r>
+              <w:rPr>
+                <w:noProof/>
+                <w:webHidden/>
+              </w:rPr>
+            </w:r>
+            <w:r>
+              <w:rPr>
+                <w:noProof/>
+                <w:webHidden/>
+              </w:rPr>
+              <w:fldChar w:fldCharType="separate"/>
+            </w:r>
+            <w:r>
+              <w:rPr>
+                <w:noProof/>
+                <w:webHidden/>
+              </w:rPr>
+              <w:t>60</w:t>
             </w:r>
             <w:r>
               <w:rPr>
@@ -981,18 +1590,19 @@
             <w:rPr>
               <w:rFonts w:eastAsiaTheme="minorEastAsia"/>
               <w:noProof/>
-              <w:sz w:val="24"/>
-              <w:szCs w:val="24"/>
-              <w:lang w:val="es-ES" w:eastAsia="es-ES"/>
+              <w:kern w:val="0"/>
+              <w:sz w:val="22"/>
+              <w:lang w:eastAsia="es-CO"/>
+              <w14:ligatures w14:val="none"/>
             </w:rPr>
           </w:pPr>
-          <w:hyperlink w:anchor="_Toc228988000" w:history="1">
+          <w:hyperlink w:anchor="_Toc233356600" w:history="1">
             <w:r>
               <w:rPr>
                 <w:rStyle w:val="Hipervnculo"/>
                 <w:noProof/>
               </w:rPr>
-              <w:t>3. Ciclo contable: de la transacción al registro</w:t>
+              <w:t>3. Obligaciones del empleador</w:t>
             </w:r>
             <w:r>
               <w:rPr>
@@ -1013,24 +1623,27 @@
                 <w:noProof/>
                 <w:webHidden/>
               </w:rPr>
-              <w:instrText xml:space="preserve"> PAGEREF _Toc228988000 \h </w:instrText>
+              <w:instrText xml:space="preserve"> PAGEREF _Toc233356600 \h </w:instrText>
             </w:r>
             <w:r>
               <w:rPr>
                 <w:noProof/>
                 <w:webHidden/>
               </w:rPr>
+            </w:r>
+            <w:r>
+              <w:rPr>
+                <w:noProof/>
+                <w:webHidden/>
+              </w:rPr>
               <w:fldChar w:fldCharType="separate"/>
             </w:r>
             <w:r>
               <w:rPr>
-                <w:b/>
-                <w:bCs/>
                 <w:noProof/>
                 <w:webHidden/>
-                <w:lang w:val="es-ES"/>
-              </w:rPr>
-              <w:t>¡Error! Marcador no definido.</w:t>
+              </w:rPr>
+              <w:t>65</w:t>
             </w:r>
             <w:r>
               <w:rPr>
@@ -1050,18 +1663,19 @@
             <w:rPr>
               <w:rFonts w:eastAsiaTheme="minorEastAsia"/>
               <w:noProof/>
-              <w:sz w:val="24"/>
-              <w:szCs w:val="24"/>
-              <w:lang w:val="es-ES" w:eastAsia="es-ES"/>
+              <w:kern w:val="0"/>
+              <w:sz w:val="22"/>
+              <w:lang w:eastAsia="es-CO"/>
+              <w14:ligatures w14:val="none"/>
             </w:rPr>
           </w:pPr>
-          <w:hyperlink w:anchor="_Toc228988001" w:history="1">
+          <w:hyperlink w:anchor="_Toc233356601" w:history="1">
             <w:r>
               <w:rPr>
                 <w:rStyle w:val="Hipervnculo"/>
                 <w:noProof/>
               </w:rPr>
-              <w:t>3.1. Del hecho económico al registro contable: etapas, soportes y control del ciclo contable</w:t>
+              <w:t>3.1. Empleador y contratista</w:t>
             </w:r>
             <w:r>
               <w:rPr>
@@ -1082,24 +1696,319 @@
                 <w:noProof/>
                 <w:webHidden/>
               </w:rPr>
-              <w:instrText xml:space="preserve"> PAGEREF _Toc228988001 \h </w:instrText>
+              <w:instrText xml:space="preserve"> PAGEREF _Toc233356601 \h </w:instrText>
             </w:r>
             <w:r>
               <w:rPr>
                 <w:noProof/>
                 <w:webHidden/>
               </w:rPr>
+            </w:r>
+            <w:r>
+              <w:rPr>
+                <w:noProof/>
+                <w:webHidden/>
+              </w:rPr>
               <w:fldChar w:fldCharType="separate"/>
             </w:r>
             <w:r>
               <w:rPr>
-                <w:b/>
-                <w:bCs/>
                 <w:noProof/>
                 <w:webHidden/>
-                <w:lang w:val="es-ES"/>
-              </w:rPr>
-              <w:t>¡Error! Marcador no definido.</w:t>
+              </w:rPr>
+              <w:t>67</w:t>
+            </w:r>
+            <w:r>
+              <w:rPr>
+                <w:noProof/>
+                <w:webHidden/>
+              </w:rPr>
+              <w:fldChar w:fldCharType="end"/>
+            </w:r>
+          </w:hyperlink>
+        </w:p>
+        <w:p>
+          <w:pPr>
+            <w:pStyle w:val="TDC2"/>
+            <w:tabs>
+              <w:tab w:val="right" w:leader="dot" w:pos="9962"/>
+            </w:tabs>
+            <w:rPr>
+              <w:rFonts w:eastAsiaTheme="minorEastAsia"/>
+              <w:noProof/>
+              <w:kern w:val="0"/>
+              <w:sz w:val="22"/>
+              <w:lang w:eastAsia="es-CO"/>
+              <w14:ligatures w14:val="none"/>
+            </w:rPr>
+          </w:pPr>
+          <w:hyperlink w:anchor="_Toc233356602" w:history="1">
+            <w:r>
+              <w:rPr>
+                <w:rStyle w:val="Hipervnculo"/>
+                <w:noProof/>
+              </w:rPr>
+              <w:t>3.2. Afiliaciones obligatorias: salud, pensión, ARL y caja de compensación</w:t>
+            </w:r>
+            <w:r>
+              <w:rPr>
+                <w:noProof/>
+                <w:webHidden/>
+              </w:rPr>
+              <w:tab/>
+            </w:r>
+            <w:r>
+              <w:rPr>
+                <w:noProof/>
+                <w:webHidden/>
+              </w:rPr>
+              <w:fldChar w:fldCharType="begin"/>
+            </w:r>
+            <w:r>
+              <w:rPr>
+                <w:noProof/>
+                <w:webHidden/>
+              </w:rPr>
+              <w:instrText xml:space="preserve"> PAGEREF _Toc233356602 \h </w:instrText>
+            </w:r>
+            <w:r>
+              <w:rPr>
+                <w:noProof/>
+                <w:webHidden/>
+              </w:rPr>
+            </w:r>
+            <w:r>
+              <w:rPr>
+                <w:noProof/>
+                <w:webHidden/>
+              </w:rPr>
+              <w:fldChar w:fldCharType="separate"/>
+            </w:r>
+            <w:r>
+              <w:rPr>
+                <w:noProof/>
+                <w:webHidden/>
+              </w:rPr>
+              <w:t>70</w:t>
+            </w:r>
+            <w:r>
+              <w:rPr>
+                <w:noProof/>
+                <w:webHidden/>
+              </w:rPr>
+              <w:fldChar w:fldCharType="end"/>
+            </w:r>
+          </w:hyperlink>
+        </w:p>
+        <w:p>
+          <w:pPr>
+            <w:pStyle w:val="TDC2"/>
+            <w:tabs>
+              <w:tab w:val="right" w:leader="dot" w:pos="9962"/>
+            </w:tabs>
+            <w:rPr>
+              <w:rFonts w:eastAsiaTheme="minorEastAsia"/>
+              <w:noProof/>
+              <w:kern w:val="0"/>
+              <w:sz w:val="22"/>
+              <w:lang w:eastAsia="es-CO"/>
+              <w14:ligatures w14:val="none"/>
+            </w:rPr>
+          </w:pPr>
+          <w:hyperlink w:anchor="_Toc233356603" w:history="1">
+            <w:r>
+              <w:rPr>
+                <w:rStyle w:val="Hipervnculo"/>
+                <w:noProof/>
+              </w:rPr>
+              <w:t>3.3. Distribución de aportes: porcentajes, IBC y topes</w:t>
+            </w:r>
+            <w:r>
+              <w:rPr>
+                <w:noProof/>
+                <w:webHidden/>
+              </w:rPr>
+              <w:tab/>
+            </w:r>
+            <w:r>
+              <w:rPr>
+                <w:noProof/>
+                <w:webHidden/>
+              </w:rPr>
+              <w:fldChar w:fldCharType="begin"/>
+            </w:r>
+            <w:r>
+              <w:rPr>
+                <w:noProof/>
+                <w:webHidden/>
+              </w:rPr>
+              <w:instrText xml:space="preserve"> PAGEREF _Toc233356603 \h </w:instrText>
+            </w:r>
+            <w:r>
+              <w:rPr>
+                <w:noProof/>
+                <w:webHidden/>
+              </w:rPr>
+            </w:r>
+            <w:r>
+              <w:rPr>
+                <w:noProof/>
+                <w:webHidden/>
+              </w:rPr>
+              <w:fldChar w:fldCharType="separate"/>
+            </w:r>
+            <w:r>
+              <w:rPr>
+                <w:noProof/>
+                <w:webHidden/>
+              </w:rPr>
+              <w:t>73</w:t>
+            </w:r>
+            <w:r>
+              <w:rPr>
+                <w:noProof/>
+                <w:webHidden/>
+              </w:rPr>
+              <w:fldChar w:fldCharType="end"/>
+            </w:r>
+          </w:hyperlink>
+        </w:p>
+        <w:p>
+          <w:pPr>
+            <w:pStyle w:val="TDC2"/>
+            <w:tabs>
+              <w:tab w:val="right" w:leader="dot" w:pos="9962"/>
+            </w:tabs>
+            <w:rPr>
+              <w:rFonts w:eastAsiaTheme="minorEastAsia"/>
+              <w:noProof/>
+              <w:kern w:val="0"/>
+              <w:sz w:val="22"/>
+              <w:lang w:eastAsia="es-CO"/>
+              <w14:ligatures w14:val="none"/>
+            </w:rPr>
+          </w:pPr>
+          <w:hyperlink w:anchor="_Toc233356604" w:history="1">
+            <w:r>
+              <w:rPr>
+                <w:rStyle w:val="Hipervnculo"/>
+                <w:noProof/>
+              </w:rPr>
+              <w:t>3.4. Novedades y PILA</w:t>
+            </w:r>
+            <w:r>
+              <w:rPr>
+                <w:noProof/>
+                <w:webHidden/>
+              </w:rPr>
+              <w:tab/>
+            </w:r>
+            <w:r>
+              <w:rPr>
+                <w:noProof/>
+                <w:webHidden/>
+              </w:rPr>
+              <w:fldChar w:fldCharType="begin"/>
+            </w:r>
+            <w:r>
+              <w:rPr>
+                <w:noProof/>
+                <w:webHidden/>
+              </w:rPr>
+              <w:instrText xml:space="preserve"> PAGEREF _Toc233356604 \h </w:instrText>
+            </w:r>
+            <w:r>
+              <w:rPr>
+                <w:noProof/>
+                <w:webHidden/>
+              </w:rPr>
+            </w:r>
+            <w:r>
+              <w:rPr>
+                <w:noProof/>
+                <w:webHidden/>
+              </w:rPr>
+              <w:fldChar w:fldCharType="separate"/>
+            </w:r>
+            <w:r>
+              <w:rPr>
+                <w:noProof/>
+                <w:webHidden/>
+              </w:rPr>
+              <w:t>78</w:t>
+            </w:r>
+            <w:r>
+              <w:rPr>
+                <w:noProof/>
+                <w:webHidden/>
+              </w:rPr>
+              <w:fldChar w:fldCharType="end"/>
+            </w:r>
+          </w:hyperlink>
+        </w:p>
+        <w:p>
+          <w:pPr>
+            <w:pStyle w:val="TDC2"/>
+            <w:tabs>
+              <w:tab w:val="right" w:leader="dot" w:pos="9962"/>
+            </w:tabs>
+            <w:rPr>
+              <w:rFonts w:eastAsiaTheme="minorEastAsia"/>
+              <w:noProof/>
+              <w:kern w:val="0"/>
+              <w:sz w:val="22"/>
+              <w:lang w:eastAsia="es-CO"/>
+              <w14:ligatures w14:val="none"/>
+            </w:rPr>
+          </w:pPr>
+          <w:hyperlink w:anchor="_Toc233356605" w:history="1">
+            <w:r>
+              <w:rPr>
+                <w:rStyle w:val="Hipervnculo"/>
+                <w:noProof/>
+              </w:rPr>
+              <w:t>3.5. Sanciones y UGPP</w:t>
+            </w:r>
+            <w:r>
+              <w:rPr>
+                <w:noProof/>
+                <w:webHidden/>
+              </w:rPr>
+              <w:tab/>
+            </w:r>
+            <w:r>
+              <w:rPr>
+                <w:noProof/>
+                <w:webHidden/>
+              </w:rPr>
+              <w:fldChar w:fldCharType="begin"/>
+            </w:r>
+            <w:r>
+              <w:rPr>
+                <w:noProof/>
+                <w:webHidden/>
+              </w:rPr>
+              <w:instrText xml:space="preserve"> PAGEREF _Toc233356605 \h </w:instrText>
+            </w:r>
+            <w:r>
+              <w:rPr>
+                <w:noProof/>
+                <w:webHidden/>
+              </w:rPr>
+            </w:r>
+            <w:r>
+              <w:rPr>
+                <w:noProof/>
+                <w:webHidden/>
+              </w:rPr>
+              <w:fldChar w:fldCharType="separate"/>
+            </w:r>
+            <w:r>
+              <w:rPr>
+                <w:noProof/>
+                <w:webHidden/>
+              </w:rPr>
+              <w:t>82</w:t>
             </w:r>
             <w:r>
               <w:rPr>
@@ -1119,18 +2028,19 @@
             <w:rPr>
               <w:rFonts w:eastAsiaTheme="minorEastAsia"/>
               <w:noProof/>
-              <w:sz w:val="24"/>
-              <w:szCs w:val="24"/>
-              <w:lang w:val="es-ES" w:eastAsia="es-ES"/>
+              <w:kern w:val="0"/>
+              <w:sz w:val="22"/>
+              <w:lang w:eastAsia="es-CO"/>
+              <w14:ligatures w14:val="none"/>
             </w:rPr>
           </w:pPr>
-          <w:hyperlink w:anchor="_Toc228988002" w:history="1">
+          <w:hyperlink w:anchor="_Toc233356606" w:history="1">
             <w:r>
               <w:rPr>
                 <w:rStyle w:val="Hipervnculo"/>
                 <w:noProof/>
               </w:rPr>
-              <w:t>4. Cuenta contable: naturaleza, débitos, créditos y saldos</w:t>
+              <w:t>4. Casos prácticos: aplicación en nómina</w:t>
             </w:r>
             <w:r>
               <w:rPr>
@@ -1151,24 +2061,27 @@
                 <w:noProof/>
                 <w:webHidden/>
               </w:rPr>
-              <w:instrText xml:space="preserve"> PAGEREF _Toc228988002 \h </w:instrText>
+              <w:instrText xml:space="preserve"> PAGEREF _Toc233356606 \h </w:instrText>
             </w:r>
             <w:r>
               <w:rPr>
                 <w:noProof/>
                 <w:webHidden/>
               </w:rPr>
+            </w:r>
+            <w:r>
+              <w:rPr>
+                <w:noProof/>
+                <w:webHidden/>
+              </w:rPr>
               <w:fldChar w:fldCharType="separate"/>
             </w:r>
             <w:r>
               <w:rPr>
-                <w:b/>
-                <w:bCs/>
                 <w:noProof/>
                 <w:webHidden/>
-                <w:lang w:val="es-ES"/>
-              </w:rPr>
-              <w:t>¡Error! Marcador no definido.</w:t>
+              </w:rPr>
+              <w:t>89</w:t>
             </w:r>
             <w:r>
               <w:rPr>
@@ -1188,18 +2101,19 @@
             <w:rPr>
               <w:rFonts w:eastAsiaTheme="minorEastAsia"/>
               <w:noProof/>
-              <w:sz w:val="24"/>
-              <w:szCs w:val="24"/>
-              <w:lang w:val="es-ES" w:eastAsia="es-ES"/>
+              <w:kern w:val="0"/>
+              <w:sz w:val="22"/>
+              <w:lang w:eastAsia="es-CO"/>
+              <w14:ligatures w14:val="none"/>
             </w:rPr>
           </w:pPr>
-          <w:hyperlink w:anchor="_Toc228988003" w:history="1">
+          <w:hyperlink w:anchor="_Toc233356607" w:history="1">
             <w:r>
               <w:rPr>
                 <w:rStyle w:val="Hipervnculo"/>
                 <w:noProof/>
               </w:rPr>
-              <w:t>4.1. Concepto y estructura de la cuenta contable</w:t>
+              <w:t>4.1. Simulación de novedades en seguridad social</w:t>
             </w:r>
             <w:r>
               <w:rPr>
@@ -1220,24 +2134,27 @@
                 <w:noProof/>
                 <w:webHidden/>
               </w:rPr>
-              <w:instrText xml:space="preserve"> PAGEREF _Toc228988003 \h </w:instrText>
+              <w:instrText xml:space="preserve"> PAGEREF _Toc233356607 \h </w:instrText>
             </w:r>
             <w:r>
               <w:rPr>
                 <w:noProof/>
                 <w:webHidden/>
               </w:rPr>
+            </w:r>
+            <w:r>
+              <w:rPr>
+                <w:noProof/>
+                <w:webHidden/>
+              </w:rPr>
               <w:fldChar w:fldCharType="separate"/>
             </w:r>
             <w:r>
               <w:rPr>
-                <w:b/>
-                <w:bCs/>
                 <w:noProof/>
                 <w:webHidden/>
-                <w:lang w:val="es-ES"/>
-              </w:rPr>
-              <w:t>¡Error! Marcador no definido.</w:t>
+              </w:rPr>
+              <w:t>90</w:t>
             </w:r>
             <w:r>
               <w:rPr>
@@ -1257,18 +2174,19 @@
             <w:rPr>
               <w:rFonts w:eastAsiaTheme="minorEastAsia"/>
               <w:noProof/>
-              <w:sz w:val="24"/>
-              <w:szCs w:val="24"/>
-              <w:lang w:val="es-ES" w:eastAsia="es-ES"/>
+              <w:kern w:val="0"/>
+              <w:sz w:val="22"/>
+              <w:lang w:eastAsia="es-CO"/>
+              <w14:ligatures w14:val="none"/>
             </w:rPr>
           </w:pPr>
-          <w:hyperlink w:anchor="_Toc228988004" w:history="1">
+          <w:hyperlink w:anchor="_Toc233356608" w:history="1">
             <w:r>
               <w:rPr>
                 <w:rStyle w:val="Hipervnculo"/>
                 <w:noProof/>
               </w:rPr>
-              <w:t>4.2. Naturaleza de las cuentas y regla general de aumento/disminución</w:t>
+              <w:t>4.2. Lecciones aprendidas y recomendaciones</w:t>
             </w:r>
             <w:r>
               <w:rPr>
@@ -1289,93 +2207,27 @@
                 <w:noProof/>
                 <w:webHidden/>
               </w:rPr>
-              <w:instrText xml:space="preserve"> PAGEREF _Toc228988004 \h </w:instrText>
+              <w:instrText xml:space="preserve"> PAGEREF _Toc233356608 \h </w:instrText>
             </w:r>
             <w:r>
               <w:rPr>
                 <w:noProof/>
                 <w:webHidden/>
               </w:rPr>
+            </w:r>
+            <w:r>
+              <w:rPr>
+                <w:noProof/>
+                <w:webHidden/>
+              </w:rPr>
               <w:fldChar w:fldCharType="separate"/>
             </w:r>
             <w:r>
               <w:rPr>
-                <w:b/>
-                <w:bCs/>
                 <w:noProof/>
                 <w:webHidden/>
-                <w:lang w:val="es-ES"/>
-              </w:rPr>
-              <w:t>¡Error! Marcador no definido.</w:t>
-            </w:r>
-            <w:r>
-              <w:rPr>
-                <w:noProof/>
-                <w:webHidden/>
-              </w:rPr>
-              <w:fldChar w:fldCharType="end"/>
-            </w:r>
-          </w:hyperlink>
-        </w:p>
-        <w:p>
-          <w:pPr>
-            <w:pStyle w:val="TDC2"/>
-            <w:tabs>
-              <w:tab w:val="right" w:leader="dot" w:pos="9962"/>
-            </w:tabs>
-            <w:rPr>
-              <w:rFonts w:eastAsiaTheme="minorEastAsia"/>
-              <w:noProof/>
-              <w:sz w:val="24"/>
-              <w:szCs w:val="24"/>
-              <w:lang w:val="es-ES" w:eastAsia="es-ES"/>
-            </w:rPr>
-          </w:pPr>
-          <w:hyperlink w:anchor="_Toc228988005" w:history="1">
-            <w:r>
-              <w:rPr>
-                <w:rStyle w:val="Hipervnculo"/>
-                <w:noProof/>
-              </w:rPr>
-              <w:t>4.3. Saldos: cálculo e interpretación básica</w:t>
-            </w:r>
-            <w:r>
-              <w:rPr>
-                <w:noProof/>
-                <w:webHidden/>
-              </w:rPr>
-              <w:tab/>
-            </w:r>
-            <w:r>
-              <w:rPr>
-                <w:noProof/>
-                <w:webHidden/>
-              </w:rPr>
-              <w:fldChar w:fldCharType="begin"/>
-            </w:r>
-            <w:r>
-              <w:rPr>
-                <w:noProof/>
-                <w:webHidden/>
-              </w:rPr>
-              <w:instrText xml:space="preserve"> PAGEREF _Toc228988005 \h </w:instrText>
-            </w:r>
-            <w:r>
-              <w:rPr>
-                <w:noProof/>
-                <w:webHidden/>
-              </w:rPr>
-              <w:fldChar w:fldCharType="separate"/>
-            </w:r>
-            <w:r>
-              <w:rPr>
-                <w:b/>
-                <w:bCs/>
-                <w:noProof/>
-                <w:webHidden/>
-                <w:lang w:val="es-ES"/>
-              </w:rPr>
-              <w:t>¡Error! Marcador no definido.</w:t>
+              </w:rPr>
+              <w:t>93</w:t>
             </w:r>
             <w:r>
               <w:rPr>
@@ -1395,18 +2247,19 @@
             <w:rPr>
               <w:rFonts w:eastAsiaTheme="minorEastAsia"/>
               <w:noProof/>
-              <w:sz w:val="24"/>
-              <w:szCs w:val="24"/>
-              <w:lang w:val="es-ES" w:eastAsia="es-ES"/>
+              <w:kern w:val="0"/>
+              <w:sz w:val="22"/>
+              <w:lang w:eastAsia="es-CO"/>
+              <w14:ligatures w14:val="none"/>
             </w:rPr>
           </w:pPr>
-          <w:hyperlink w:anchor="_Toc228988006" w:history="1">
+          <w:hyperlink w:anchor="_Toc233356609" w:history="1">
             <w:r>
               <w:rPr>
                 <w:rStyle w:val="Hipervnculo"/>
                 <w:noProof/>
               </w:rPr>
-              <w:t>5. Cuenta T: estructura y uso para registrar movimientos</w:t>
+              <w:t>Síntesis</w:t>
             </w:r>
             <w:r>
               <w:rPr>
@@ -1427,231 +2280,27 @@
                 <w:noProof/>
                 <w:webHidden/>
               </w:rPr>
-              <w:instrText xml:space="preserve"> PAGEREF _Toc228988006 \h </w:instrText>
+              <w:instrText xml:space="preserve"> PAGEREF _Toc233356609 \h </w:instrText>
             </w:r>
             <w:r>
               <w:rPr>
                 <w:noProof/>
                 <w:webHidden/>
               </w:rPr>
+            </w:r>
+            <w:r>
+              <w:rPr>
+                <w:noProof/>
+                <w:webHidden/>
+              </w:rPr>
               <w:fldChar w:fldCharType="separate"/>
             </w:r>
             <w:r>
               <w:rPr>
-                <w:b/>
-                <w:bCs/>
                 <w:noProof/>
                 <w:webHidden/>
-                <w:lang w:val="es-ES"/>
-              </w:rPr>
-              <w:t>¡Error! Marcador no definido.</w:t>
-            </w:r>
-            <w:r>
-              <w:rPr>
-                <w:noProof/>
-                <w:webHidden/>
-              </w:rPr>
-              <w:fldChar w:fldCharType="end"/>
-            </w:r>
-          </w:hyperlink>
-        </w:p>
-        <w:p>
-          <w:pPr>
-            <w:pStyle w:val="TDC2"/>
-            <w:tabs>
-              <w:tab w:val="right" w:leader="dot" w:pos="9962"/>
-            </w:tabs>
-            <w:rPr>
-              <w:rFonts w:eastAsiaTheme="minorEastAsia"/>
-              <w:noProof/>
-              <w:sz w:val="24"/>
-              <w:szCs w:val="24"/>
-              <w:lang w:val="es-ES" w:eastAsia="es-ES"/>
-            </w:rPr>
-          </w:pPr>
-          <w:hyperlink w:anchor="_Toc228988007" w:history="1">
-            <w:r>
-              <w:rPr>
-                <w:rStyle w:val="Hipervnculo"/>
-                <w:noProof/>
-              </w:rPr>
-              <w:t>5.1. Representación gráfica y relación con la partida doble</w:t>
-            </w:r>
-            <w:r>
-              <w:rPr>
-                <w:noProof/>
-                <w:webHidden/>
-              </w:rPr>
-              <w:tab/>
-            </w:r>
-            <w:r>
-              <w:rPr>
-                <w:noProof/>
-                <w:webHidden/>
-              </w:rPr>
-              <w:fldChar w:fldCharType="begin"/>
-            </w:r>
-            <w:r>
-              <w:rPr>
-                <w:noProof/>
-                <w:webHidden/>
-              </w:rPr>
-              <w:instrText xml:space="preserve"> PAGEREF _Toc228988007 \h </w:instrText>
-            </w:r>
-            <w:r>
-              <w:rPr>
-                <w:noProof/>
-                <w:webHidden/>
-              </w:rPr>
-              <w:fldChar w:fldCharType="separate"/>
-            </w:r>
-            <w:r>
-              <w:rPr>
-                <w:b/>
-                <w:bCs/>
-                <w:noProof/>
-                <w:webHidden/>
-                <w:lang w:val="es-ES"/>
-              </w:rPr>
-              <w:t>¡Error! Marcador no definido.</w:t>
-            </w:r>
-            <w:r>
-              <w:rPr>
-                <w:noProof/>
-                <w:webHidden/>
-              </w:rPr>
-              <w:fldChar w:fldCharType="end"/>
-            </w:r>
-          </w:hyperlink>
-        </w:p>
-        <w:p>
-          <w:pPr>
-            <w:pStyle w:val="TDC2"/>
-            <w:tabs>
-              <w:tab w:val="right" w:leader="dot" w:pos="9962"/>
-            </w:tabs>
-            <w:rPr>
-              <w:rFonts w:eastAsiaTheme="minorEastAsia"/>
-              <w:noProof/>
-              <w:sz w:val="24"/>
-              <w:szCs w:val="24"/>
-              <w:lang w:val="es-ES" w:eastAsia="es-ES"/>
-            </w:rPr>
-          </w:pPr>
-          <w:hyperlink w:anchor="_Toc228988008" w:history="1">
-            <w:r>
-              <w:rPr>
-                <w:rStyle w:val="Hipervnculo"/>
-                <w:noProof/>
-              </w:rPr>
-              <w:t>5.2. Procedimiento de registro en cuenta T</w:t>
-            </w:r>
-            <w:r>
-              <w:rPr>
-                <w:noProof/>
-                <w:webHidden/>
-              </w:rPr>
-              <w:tab/>
-            </w:r>
-            <w:r>
-              <w:rPr>
-                <w:noProof/>
-                <w:webHidden/>
-              </w:rPr>
-              <w:fldChar w:fldCharType="begin"/>
-            </w:r>
-            <w:r>
-              <w:rPr>
-                <w:noProof/>
-                <w:webHidden/>
-              </w:rPr>
-              <w:instrText xml:space="preserve"> PAGEREF _Toc228988008 \h </w:instrText>
-            </w:r>
-            <w:r>
-              <w:rPr>
-                <w:noProof/>
-                <w:webHidden/>
-              </w:rPr>
-              <w:fldChar w:fldCharType="separate"/>
-            </w:r>
-            <w:r>
-              <w:rPr>
-                <w:b/>
-                <w:bCs/>
-                <w:noProof/>
-                <w:webHidden/>
-                <w:lang w:val="es-ES"/>
-              </w:rPr>
-              <w:t>¡Error! Marcador no definido.</w:t>
-            </w:r>
-            <w:r>
-              <w:rPr>
-                <w:noProof/>
-                <w:webHidden/>
-              </w:rPr>
-              <w:fldChar w:fldCharType="end"/>
-            </w:r>
-          </w:hyperlink>
-        </w:p>
-        <w:p>
-          <w:pPr>
-            <w:pStyle w:val="TDC2"/>
-            <w:tabs>
-              <w:tab w:val="right" w:leader="dot" w:pos="9962"/>
-            </w:tabs>
-            <w:rPr>
-              <w:rFonts w:eastAsiaTheme="minorEastAsia"/>
-              <w:noProof/>
-              <w:sz w:val="24"/>
-              <w:szCs w:val="24"/>
-              <w:lang w:val="es-ES" w:eastAsia="es-ES"/>
-            </w:rPr>
-          </w:pPr>
-          <w:hyperlink w:anchor="_Toc228988009" w:history="1">
-            <w:r>
-              <w:rPr>
-                <w:rStyle w:val="Hipervnculo"/>
-                <w:noProof/>
-              </w:rPr>
-              <w:t>5.3. Determinación de saldos y verificación del equilibrio</w:t>
-            </w:r>
-            <w:r>
-              <w:rPr>
-                <w:noProof/>
-                <w:webHidden/>
-              </w:rPr>
-              <w:tab/>
-            </w:r>
-            <w:r>
-              <w:rPr>
-                <w:noProof/>
-                <w:webHidden/>
-              </w:rPr>
-              <w:fldChar w:fldCharType="begin"/>
-            </w:r>
-            <w:r>
-              <w:rPr>
-                <w:noProof/>
-                <w:webHidden/>
-              </w:rPr>
-              <w:instrText xml:space="preserve"> PAGEREF _Toc228988009 \h </w:instrText>
-            </w:r>
-            <w:r>
-              <w:rPr>
-                <w:noProof/>
-                <w:webHidden/>
-              </w:rPr>
-              <w:fldChar w:fldCharType="separate"/>
-            </w:r>
-            <w:r>
-              <w:rPr>
-                <w:b/>
-                <w:bCs/>
-                <w:noProof/>
-                <w:webHidden/>
-                <w:lang w:val="es-ES"/>
-              </w:rPr>
-              <w:t>¡Error! Marcador no definido.</w:t>
+              </w:rPr>
+              <w:t>96</w:t>
             </w:r>
             <w:r>
               <w:rPr>
@@ -1671,18 +2320,19 @@
             <w:rPr>
               <w:rFonts w:eastAsiaTheme="minorEastAsia"/>
               <w:noProof/>
-              <w:sz w:val="24"/>
-              <w:szCs w:val="24"/>
-              <w:lang w:val="es-ES" w:eastAsia="es-ES"/>
+              <w:kern w:val="0"/>
+              <w:sz w:val="22"/>
+              <w:lang w:eastAsia="es-CO"/>
+              <w14:ligatures w14:val="none"/>
             </w:rPr>
           </w:pPr>
-          <w:hyperlink w:anchor="_Toc228988010" w:history="1">
+          <w:hyperlink w:anchor="_Toc233356610" w:history="1">
             <w:r>
               <w:rPr>
                 <w:rStyle w:val="Hipervnculo"/>
                 <w:noProof/>
               </w:rPr>
-              <w:t>Síntesis</w:t>
+              <w:t>Glosario</w:t>
             </w:r>
             <w:r>
               <w:rPr>
@@ -1703,7 +2353,7 @@
                 <w:noProof/>
                 <w:webHidden/>
               </w:rPr>
-              <w:instrText xml:space="preserve"> PAGEREF _Toc228988010 \h </w:instrText>
+              <w:instrText xml:space="preserve"> PAGEREF _Toc233356610 \h </w:instrText>
             </w:r>
             <w:r>
               <w:rPr>
@@ -1723,7 +2373,7 @@
                 <w:noProof/>
                 <w:webHidden/>
               </w:rPr>
-              <w:t>96</w:t>
+              <w:t>98</w:t>
             </w:r>
             <w:r>
               <w:rPr>
@@ -1743,18 +2393,19 @@
             <w:rPr>
               <w:rFonts w:eastAsiaTheme="minorEastAsia"/>
               <w:noProof/>
-              <w:sz w:val="24"/>
-              <w:szCs w:val="24"/>
-              <w:lang w:val="es-ES" w:eastAsia="es-ES"/>
+              <w:kern w:val="0"/>
+              <w:sz w:val="22"/>
+              <w:lang w:eastAsia="es-CO"/>
+              <w14:ligatures w14:val="none"/>
             </w:rPr>
           </w:pPr>
-          <w:hyperlink w:anchor="_Toc228988011" w:history="1">
+          <w:hyperlink w:anchor="_Toc233356611" w:history="1">
             <w:r>
               <w:rPr>
                 <w:rStyle w:val="Hipervnculo"/>
                 <w:noProof/>
               </w:rPr>
-              <w:t>Glosario</w:t>
+              <w:t>Referencias bibliográficas</w:t>
             </w:r>
             <w:r>
               <w:rPr>
@@ -1775,7 +2426,7 @@
                 <w:noProof/>
                 <w:webHidden/>
               </w:rPr>
-              <w:instrText xml:space="preserve"> PAGEREF _Toc228988011 \h </w:instrText>
+              <w:instrText xml:space="preserve"> PAGEREF _Toc233356611 \h </w:instrText>
             </w:r>
             <w:r>
               <w:rPr>
@@ -1795,7 +2446,7 @@
                 <w:noProof/>
                 <w:webHidden/>
               </w:rPr>
-              <w:t>98</w:t>
+              <w:t>101</w:t>
             </w:r>
             <w:r>
               <w:rPr>
@@ -1815,18 +2466,19 @@
             <w:rPr>
               <w:rFonts w:eastAsiaTheme="minorEastAsia"/>
               <w:noProof/>
-              <w:sz w:val="24"/>
-              <w:szCs w:val="24"/>
-              <w:lang w:val="es-ES" w:eastAsia="es-ES"/>
+              <w:kern w:val="0"/>
+              <w:sz w:val="22"/>
+              <w:lang w:eastAsia="es-CO"/>
+              <w14:ligatures w14:val="none"/>
             </w:rPr>
           </w:pPr>
-          <w:hyperlink w:anchor="_Toc228988012" w:history="1">
+          <w:hyperlink w:anchor="_Toc233356612" w:history="1">
             <w:r>
               <w:rPr>
                 <w:rStyle w:val="Hipervnculo"/>
                 <w:noProof/>
               </w:rPr>
-              <w:t>Referencias bibliográficas</w:t>
+              <w:t>Créditos</w:t>
             </w:r>
             <w:r>
               <w:rPr>
@@ -1847,79 +2499,7 @@
                 <w:noProof/>
                 <w:webHidden/>
               </w:rPr>
-              <w:instrText xml:space="preserve"> PAGEREF _Toc228988012 \h </w:instrText>
-            </w:r>
-            <w:r>
-              <w:rPr>
-                <w:noProof/>
-                <w:webHidden/>
-              </w:rPr>
-            </w:r>
-            <w:r>
-              <w:rPr>
-                <w:noProof/>
-                <w:webHidden/>
-              </w:rPr>
-              <w:fldChar w:fldCharType="separate"/>
-            </w:r>
-            <w:r>
-              <w:rPr>
-                <w:noProof/>
-                <w:webHidden/>
-              </w:rPr>
-              <w:t>101</w:t>
-            </w:r>
-            <w:r>
-              <w:rPr>
-                <w:noProof/>
-                <w:webHidden/>
-              </w:rPr>
-              <w:fldChar w:fldCharType="end"/>
-            </w:r>
-          </w:hyperlink>
-        </w:p>
-        <w:p>
-          <w:pPr>
-            <w:pStyle w:val="TDC1"/>
-            <w:tabs>
-              <w:tab w:val="right" w:leader="dot" w:pos="9962"/>
-            </w:tabs>
-            <w:rPr>
-              <w:rFonts w:eastAsiaTheme="minorEastAsia"/>
-              <w:noProof/>
-              <w:sz w:val="24"/>
-              <w:szCs w:val="24"/>
-              <w:lang w:val="es-ES" w:eastAsia="es-ES"/>
-            </w:rPr>
-          </w:pPr>
-          <w:hyperlink w:anchor="_Toc228988013" w:history="1">
-            <w:r>
-              <w:rPr>
-                <w:rStyle w:val="Hipervnculo"/>
-                <w:noProof/>
-              </w:rPr>
-              <w:t>Créditos</w:t>
-            </w:r>
-            <w:r>
-              <w:rPr>
-                <w:noProof/>
-                <w:webHidden/>
-              </w:rPr>
-              <w:tab/>
-            </w:r>
-            <w:r>
-              <w:rPr>
-                <w:noProof/>
-                <w:webHidden/>
-              </w:rPr>
-              <w:fldChar w:fldCharType="begin"/>
-            </w:r>
-            <w:r>
-              <w:rPr>
-                <w:noProof/>
-                <w:webHidden/>
-              </w:rPr>
-              <w:instrText xml:space="preserve"> PAGEREF _Toc228988013 \h </w:instrText>
+              <w:instrText xml:space="preserve"> PAGEREF _Toc233356612 \h </w:instrText>
             </w:r>
             <w:r>
               <w:rPr>
@@ -1967,12 +2547,12 @@
       <w:pPr>
         <w:pStyle w:val="Titulosgenerales"/>
       </w:pPr>
-      <w:bookmarkStart w:id="0" w:name="_Toc228987994"/>
+      <w:bookmarkStart w:id="1" w:name="_Toc233356586"/>
       <w:r>
         <w:lastRenderedPageBreak/>
         <w:t>Introducción</w:t>
       </w:r>
-      <w:bookmarkEnd w:id="0"/>
+      <w:bookmarkEnd w:id="1"/>
     </w:p>
     <w:p>
       <w:r>
@@ -2133,6 +2713,7 @@
           <w:rFonts w:eastAsia="Calibri"/>
         </w:rPr>
       </w:pPr>
+      <w:bookmarkStart w:id="2" w:name="_Toc233356587"/>
       <w:r>
         <w:rPr>
           <w:rFonts w:eastAsia="Calibri"/>
@@ -2140,6 +2721,7 @@
         <w:lastRenderedPageBreak/>
         <w:t>Contratos de trabajo</w:t>
       </w:r>
+      <w:bookmarkEnd w:id="2"/>
     </w:p>
     <w:p>
       <w:pPr>
@@ -3011,9 +3593,11 @@
       <w:pPr>
         <w:pStyle w:val="Ttulo2"/>
       </w:pPr>
+      <w:bookmarkStart w:id="3" w:name="_Toc233356588"/>
       <w:r>
         <w:t>Concepto y elementos esenciales</w:t>
       </w:r>
+      <w:bookmarkEnd w:id="3"/>
     </w:p>
     <w:p>
       <w:pPr>
@@ -3683,9 +4267,11 @@
       <w:pPr>
         <w:pStyle w:val="Ttulo2"/>
       </w:pPr>
+      <w:bookmarkStart w:id="4" w:name="_Toc233356589"/>
       <w:r>
         <w:t>Clasificación de contratos</w:t>
       </w:r>
+      <w:bookmarkEnd w:id="4"/>
     </w:p>
     <w:p>
       <w:pPr>
@@ -4659,8 +5245,13 @@
       <w:pPr>
         <w:pStyle w:val="Ttulo2"/>
       </w:pPr>
-      <w:r>
-        <w:t xml:space="preserve">Características del contrato </w:t>
+      <w:bookmarkStart w:id="5" w:name="_Toc233356590"/>
+      <w:r>
+        <w:t>Características del contrato</w:t>
+      </w:r>
+      <w:bookmarkEnd w:id="5"/>
+      <w:r>
+        <w:t xml:space="preserve"> </w:t>
       </w:r>
     </w:p>
     <w:p>
@@ -5319,9 +5910,11 @@
       <w:pPr>
         <w:pStyle w:val="Ttulo2"/>
       </w:pPr>
+      <w:bookmarkStart w:id="6" w:name="_Toc233356591"/>
       <w:r>
         <w:t>Contrato de prestación de servicios</w:t>
       </w:r>
+      <w:bookmarkEnd w:id="6"/>
     </w:p>
     <w:p>
       <w:pPr>
@@ -6406,9 +6999,11 @@
       <w:pPr>
         <w:pStyle w:val="Ttulo2"/>
       </w:pPr>
+      <w:bookmarkStart w:id="7" w:name="_Toc233356592"/>
       <w:r>
         <w:t>Principio del contrato realidad y sus implicaciones</w:t>
       </w:r>
+      <w:bookmarkEnd w:id="7"/>
     </w:p>
     <w:p>
       <w:r>
@@ -7092,8 +7687,13 @@
       </w:pPr>
       <w:r>
         <w:lastRenderedPageBreak/>
-        <w:t xml:space="preserve"> Normativa del sistema de seguridad social integral</w:t>
-      </w:r>
+        <w:t xml:space="preserve"> </w:t>
+      </w:r>
+      <w:bookmarkStart w:id="8" w:name="_Toc233356593"/>
+      <w:r>
+        <w:t>Normativa del sistema de seguridad social integral</w:t>
+      </w:r>
+      <w:bookmarkEnd w:id="8"/>
     </w:p>
     <w:p>
       <w:r>
@@ -7234,9 +7834,11 @@
       <w:pPr>
         <w:pStyle w:val="Ttulo2"/>
       </w:pPr>
+      <w:bookmarkStart w:id="9" w:name="_Toc233356594"/>
       <w:r>
         <w:t>Concepto, origen y principios</w:t>
       </w:r>
+      <w:bookmarkEnd w:id="9"/>
     </w:p>
     <w:p>
       <w:r>
@@ -7425,10 +8027,12 @@
       <w:pPr>
         <w:pStyle w:val="Ttulo2"/>
       </w:pPr>
+      <w:bookmarkStart w:id="10" w:name="_Toc233356595"/>
       <w:r>
         <w:lastRenderedPageBreak/>
         <w:t>Ley 100 de 1993</w:t>
       </w:r>
+      <w:bookmarkEnd w:id="10"/>
     </w:p>
     <w:p>
       <w:r>
@@ -7827,9 +8431,11 @@
       <w:pPr>
         <w:pStyle w:val="Ttulo2"/>
       </w:pPr>
+      <w:bookmarkStart w:id="11" w:name="_Toc233356596"/>
       <w:r>
         <w:t>Sistema General de Seguridad Social en Salud (SGSSS)</w:t>
       </w:r>
+      <w:bookmarkEnd w:id="11"/>
     </w:p>
     <w:p>
       <w:r>
@@ -8077,9 +8683,11 @@
       <w:pPr>
         <w:pStyle w:val="Ttulo2"/>
       </w:pPr>
+      <w:bookmarkStart w:id="12" w:name="_Toc233356597"/>
       <w:r>
         <w:t>Sistema General de Pensiones (SGP)</w:t>
       </w:r>
+      <w:bookmarkEnd w:id="12"/>
     </w:p>
     <w:p>
       <w:r>
@@ -8455,9 +9063,11 @@
       <w:pPr>
         <w:pStyle w:val="Ttulo2"/>
       </w:pPr>
+      <w:bookmarkStart w:id="13" w:name="_Toc233356598"/>
       <w:r>
         <w:t>Sistema General de Riesgos Laborales (SGRL)</w:t>
       </w:r>
+      <w:bookmarkEnd w:id="13"/>
     </w:p>
     <w:p>
       <w:r>
@@ -8727,9 +9337,11 @@
       <w:pPr>
         <w:pStyle w:val="Ttulo2"/>
       </w:pPr>
+      <w:bookmarkStart w:id="14" w:name="_Toc233356599"/>
       <w:r>
         <w:t>Otras normas y entidades de control</w:t>
       </w:r>
+      <w:bookmarkEnd w:id="14"/>
     </w:p>
     <w:p>
       <w:r>
@@ -9067,8 +9679,13 @@
       </w:pPr>
       <w:r>
         <w:lastRenderedPageBreak/>
-        <w:t xml:space="preserve"> Obligaciones del empleador</w:t>
-      </w:r>
+        <w:t xml:space="preserve"> </w:t>
+      </w:r>
+      <w:bookmarkStart w:id="15" w:name="_Toc233356600"/>
+      <w:r>
+        <w:t>Obligaciones del empleador</w:t>
+      </w:r>
+      <w:bookmarkEnd w:id="15"/>
     </w:p>
     <w:p>
       <w:r>
@@ -9191,9 +9808,11 @@
       <w:pPr>
         <w:pStyle w:val="Ttulo2"/>
       </w:pPr>
+      <w:bookmarkStart w:id="16" w:name="_Toc233356601"/>
       <w:r>
         <w:t>Empleador y contratista</w:t>
       </w:r>
+      <w:bookmarkEnd w:id="16"/>
     </w:p>
     <w:p>
       <w:r>
@@ -9371,9 +9990,11 @@
       <w:pPr>
         <w:pStyle w:val="Ttulo2"/>
       </w:pPr>
+      <w:bookmarkStart w:id="17" w:name="_Toc233356602"/>
       <w:r>
         <w:t>Afiliaciones obligatorias: salud, pensión, ARL y caja de compensación</w:t>
       </w:r>
+      <w:bookmarkEnd w:id="17"/>
     </w:p>
     <w:p>
       <w:r>
@@ -9818,9 +10439,11 @@
       <w:pPr>
         <w:pStyle w:val="Ttulo2"/>
       </w:pPr>
+      <w:bookmarkStart w:id="18" w:name="_Toc233356603"/>
       <w:r>
         <w:t>Distribución de aportes: porcentajes, IBC y topes</w:t>
       </w:r>
+      <w:bookmarkEnd w:id="18"/>
     </w:p>
     <w:p>
       <w:r>
@@ -10423,10 +11046,12 @@
       <w:pPr>
         <w:pStyle w:val="Ttulo2"/>
       </w:pPr>
+      <w:bookmarkStart w:id="19" w:name="_Toc233356604"/>
       <w:r>
         <w:lastRenderedPageBreak/>
         <w:t>Novedades y PILA</w:t>
       </w:r>
+      <w:bookmarkEnd w:id="19"/>
     </w:p>
     <w:p>
       <w:r>
@@ -10898,10 +11523,12 @@
       <w:pPr>
         <w:pStyle w:val="Ttulo2"/>
       </w:pPr>
+      <w:bookmarkStart w:id="20" w:name="_Toc233356605"/>
       <w:r>
         <w:lastRenderedPageBreak/>
         <w:t>Sanciones y UGPP</w:t>
       </w:r>
+      <w:bookmarkEnd w:id="20"/>
     </w:p>
     <w:p>
       <w:r>
@@ -11407,8 +12034,13 @@
       </w:pPr>
       <w:r>
         <w:lastRenderedPageBreak/>
-        <w:t xml:space="preserve"> Casos prácticos: aplicación en nómina</w:t>
-      </w:r>
+        <w:t xml:space="preserve"> </w:t>
+      </w:r>
+      <w:bookmarkStart w:id="21" w:name="_Toc233356606"/>
+      <w:r>
+        <w:t>Casos prácticos: aplicación en nómina</w:t>
+      </w:r>
+      <w:bookmarkEnd w:id="21"/>
     </w:p>
     <w:p>
       <w:r>
@@ -11439,9 +12071,11 @@
       <w:pPr>
         <w:pStyle w:val="Ttulo2"/>
       </w:pPr>
+      <w:bookmarkStart w:id="22" w:name="_Toc233356607"/>
       <w:r>
         <w:t>Simulación de novedades en seguridad social</w:t>
       </w:r>
+      <w:bookmarkEnd w:id="22"/>
     </w:p>
     <w:p>
       <w:r>
@@ -11622,9 +12256,11 @@
       <w:pPr>
         <w:pStyle w:val="Ttulo2"/>
       </w:pPr>
+      <w:bookmarkStart w:id="23" w:name="_Toc233356608"/>
       <w:r>
         <w:t>Lecciones aprendidas y recomendaciones</w:t>
       </w:r>
+      <w:bookmarkEnd w:id="23"/>
     </w:p>
     <w:p>
       <w:r>
@@ -11813,12 +12449,12 @@
           <w:u w:val="single"/>
         </w:rPr>
       </w:pPr>
-      <w:bookmarkStart w:id="1" w:name="_Toc228988010"/>
+      <w:bookmarkStart w:id="24" w:name="_Toc233356609"/>
       <w:r>
         <w:lastRenderedPageBreak/>
         <w:t>Síntesis</w:t>
       </w:r>
-      <w:bookmarkEnd w:id="1"/>
+      <w:bookmarkEnd w:id="24"/>
       <w:r>
         <w:t xml:space="preserve"> </w:t>
       </w:r>
@@ -11921,12 +12557,12 @@
       <w:pPr>
         <w:pStyle w:val="Titulosgenerales"/>
       </w:pPr>
-      <w:bookmarkStart w:id="2" w:name="_Toc228988011"/>
+      <w:bookmarkStart w:id="25" w:name="_Toc233356610"/>
       <w:r>
         <w:lastRenderedPageBreak/>
         <w:t>Glosario</w:t>
       </w:r>
-      <w:bookmarkEnd w:id="2"/>
+      <w:bookmarkEnd w:id="25"/>
     </w:p>
     <w:p>
       <w:pPr>
@@ -12202,12 +12838,12 @@
       <w:pPr>
         <w:pStyle w:val="Titulosgenerales"/>
       </w:pPr>
-      <w:bookmarkStart w:id="3" w:name="_Toc228988012"/>
+      <w:bookmarkStart w:id="26" w:name="_Toc233356611"/>
       <w:r>
         <w:lastRenderedPageBreak/>
         <w:t>Referencias bibliográficas</w:t>
       </w:r>
-      <w:bookmarkEnd w:id="3"/>
+      <w:bookmarkEnd w:id="26"/>
       <w:r>
         <w:t xml:space="preserve"> </w:t>
       </w:r>
@@ -12218,8 +12854,6 @@
       </w:r>
     </w:p>
     <w:p>
-      <w:bookmarkStart w:id="4" w:name="_GoBack"/>
-      <w:bookmarkEnd w:id="4"/>
       <w:r>
         <w:t>Congreso de la República de Colombia. (1993). Ley 100 de 1993: por la cual se crea el sistema de seguridad social integral y se dictan otras disposiciones. Diario Oficial N.º 41.148.</w:t>
       </w:r>
@@ -12296,12 +12930,12 @@
       <w:pPr>
         <w:pStyle w:val="Titulosgenerales"/>
       </w:pPr>
-      <w:bookmarkStart w:id="5" w:name="_Toc228988013"/>
+      <w:bookmarkStart w:id="27" w:name="_Toc233356612"/>
       <w:r>
         <w:lastRenderedPageBreak/>
         <w:t>Créditos</w:t>
       </w:r>
-      <w:bookmarkEnd w:id="5"/>
+      <w:bookmarkEnd w:id="27"/>
     </w:p>
     <w:tbl>
       <w:tblPr>
@@ -12939,6 +13573,7 @@
         <w:docPartUnique/>
       </w:docPartObj>
     </w:sdtPr>
+    <w:sdtEndPr/>
     <w:sdtContent>
       <w:p>
         <w:pPr>
@@ -19303,6 +19938,15 @@
 </file>
 
 <file path=customXml/item1.xml><?xml version="1.0" encoding="utf-8"?>
+<?mso-contentType ?>
+<FormTemplates xmlns="http://schemas.microsoft.com/sharepoint/v3/contenttype/forms">
+  <Display>DocumentLibraryForm</Display>
+  <Edit>DocumentLibraryForm</Edit>
+  <New>DocumentLibraryForm</New>
+</FormTemplates>
+</file>
+
+<file path=customXml/item2.xml><?xml version="1.0" encoding="utf-8"?>
 <p:properties xmlns:p="http://schemas.microsoft.com/office/2006/metadata/properties" xmlns:xsi="http://www.w3.org/2001/XMLSchema-instance" xmlns:pc="http://schemas.microsoft.com/office/infopath/2007/PartnerControls">
   <documentManagement>
     <TaxCatchAll xmlns="13c90a0b-73bc-4dc0-be5f-28d77b615beb" xsi:nil="true"/>
@@ -19311,15 +19955,6 @@
     </lcf76f155ced4ddcb4097134ff3c332f>
   </documentManagement>
 </p:properties>
-</file>
-
-<file path=customXml/item2.xml><?xml version="1.0" encoding="utf-8"?>
-<?mso-contentType ?>
-<FormTemplates xmlns="http://schemas.microsoft.com/sharepoint/v3/contenttype/forms">
-  <Display>DocumentLibraryForm</Display>
-  <Edit>DocumentLibraryForm</Edit>
-  <New>DocumentLibraryForm</New>
-</FormTemplates>
 </file>
 
 <file path=customXml/item3.xml><?xml version="1.0" encoding="utf-8"?>
@@ -19562,20 +20197,20 @@
 </file>
 
 <file path=customXml/itemProps1.xml><?xml version="1.0" encoding="utf-8"?>
+<ds:datastoreItem xmlns:ds="http://schemas.openxmlformats.org/officeDocument/2006/customXml" ds:itemID="{10663269-2064-4804-8290-36D4A57F5557}">
+  <ds:schemaRefs>
+    <ds:schemaRef ds:uri="http://schemas.microsoft.com/sharepoint/v3/contenttype/forms"/>
+  </ds:schemaRefs>
+</ds:datastoreItem>
+</file>
+
+<file path=customXml/itemProps2.xml><?xml version="1.0" encoding="utf-8"?>
 <ds:datastoreItem xmlns:ds="http://schemas.openxmlformats.org/officeDocument/2006/customXml" ds:itemID="{1279454D-02BE-4A9C-A117-DCD1573E2608}">
   <ds:schemaRefs>
     <ds:schemaRef ds:uri="http://schemas.microsoft.com/office/2006/metadata/properties"/>
     <ds:schemaRef ds:uri="http://schemas.microsoft.com/office/infopath/2007/PartnerControls"/>
     <ds:schemaRef ds:uri="13c90a0b-73bc-4dc0-be5f-28d77b615beb"/>
     <ds:schemaRef ds:uri="13c93bba-48ce-428c-bfe5-88b42c19b028"/>
-  </ds:schemaRefs>
-</ds:datastoreItem>
-</file>
-
-<file path=customXml/itemProps2.xml><?xml version="1.0" encoding="utf-8"?>
-<ds:datastoreItem xmlns:ds="http://schemas.openxmlformats.org/officeDocument/2006/customXml" ds:itemID="{10663269-2064-4804-8290-36D4A57F5557}">
-  <ds:schemaRefs>
-    <ds:schemaRef ds:uri="http://schemas.microsoft.com/sharepoint/v3/contenttype/forms"/>
   </ds:schemaRefs>
 </ds:datastoreItem>
 </file>
@@ -19600,7 +20235,7 @@
 </file>
 
 <file path=customXml/itemProps4.xml><?xml version="1.0" encoding="utf-8"?>
-<ds:datastoreItem xmlns:ds="http://schemas.openxmlformats.org/officeDocument/2006/customXml" ds:itemID="{D1DBD499-BE1D-496C-B5D1-D180CF0F1BB0}">
+<ds:datastoreItem xmlns:ds="http://schemas.openxmlformats.org/officeDocument/2006/customXml" ds:itemID="{59910A66-178F-4859-B63D-3005339E1A3F}">
   <ds:schemaRefs>
     <ds:schemaRef ds:uri="http://schemas.openxmlformats.org/officeDocument/2006/bibliography"/>
   </ds:schemaRefs>

--- a/fuentes/CFA1_13350039_DU.docx
+++ b/fuentes/CFA1_13350039_DU.docx
@@ -205,7 +205,7 @@
               </wp:anchor>
             </w:drawing>
           </mc:Choice>
-          <mc:Fallback xmlns:w16sdtdh="http://schemas.microsoft.com/office/word/2020/wordml/sdtdatahash" xmlns:w16="http://schemas.microsoft.com/office/word/2018/wordml" xmlns:w16cex="http://schemas.microsoft.com/office/word/2018/wordml/cex" xmlns:oel="http://schemas.microsoft.com/office/2019/extlst">
+          <mc:Fallback xmlns:oel="http://schemas.microsoft.com/office/2019/extlst" xmlns:w16cex="http://schemas.microsoft.com/office/word/2018/wordml/cex" xmlns:w16="http://schemas.microsoft.com/office/word/2018/wordml" xmlns:w16sdtdh="http://schemas.microsoft.com/office/word/2020/wordml/sdtdatahash">
             <w:pict>
               <v:rect w14:anchorId="4C256C62" id="Rectángulo 3" o:spid="_x0000_s1026" alt="&quot;&quot;" style="position:absolute;margin-left:-55.95pt;margin-top:26.4pt;width:613.85pt;height:164.25pt;z-index:-251655168;visibility:visible;mso-wrap-style:square;mso-height-percent:0;mso-wrap-distance-left:9pt;mso-wrap-distance-top:0;mso-wrap-distance-right:9pt;mso-wrap-distance-bottom:0;mso-position-horizontal:absolute;mso-position-horizontal-relative:text;mso-position-vertical:absolute;mso-position-vertical-relative:text;mso-height-percent:0;mso-height-relative:margin;v-text-anchor:middle" o:gfxdata="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" fillcolor="#00314d" stroked="f" strokeweight="1pt"/>
             </w:pict>
@@ -534,7 +534,6 @@
           <w:docPartUnique/>
         </w:docPartObj>
       </w:sdtPr>
-      <w:sdtEndPr/>
       <w:sdtContent>
         <w:p>
           <w:pPr>
@@ -547,8 +546,6 @@
             <w:t>ontenido</w:t>
           </w:r>
         </w:p>
-        <w:bookmarkStart w:id="0" w:name="_GoBack"/>
-        <w:bookmarkEnd w:id="0"/>
         <w:p>
           <w:pPr>
             <w:pStyle w:val="TDC1"/>
@@ -655,6 +652,8 @@
               </w:rPr>
               <w:t>1. Contratos de trabajo</w:t>
             </w:r>
+            <w:bookmarkStart w:id="0" w:name="_GoBack"/>
+            <w:bookmarkEnd w:id="0"/>
             <w:r>
               <w:rPr>
                 <w:noProof/>
@@ -694,7 +693,7 @@
                 <w:noProof/>
                 <w:webHidden/>
               </w:rPr>
-              <w:t>7</w:t>
+              <w:t>8</w:t>
             </w:r>
             <w:r>
               <w:rPr>
@@ -767,7 +766,7 @@
                 <w:noProof/>
                 <w:webHidden/>
               </w:rPr>
-              <w:t>11</w:t>
+              <w:t>12</w:t>
             </w:r>
             <w:r>
               <w:rPr>
@@ -840,7 +839,7 @@
                 <w:noProof/>
                 <w:webHidden/>
               </w:rPr>
-              <w:t>15</w:t>
+              <w:t>16</w:t>
             </w:r>
             <w:r>
               <w:rPr>
@@ -913,7 +912,7 @@
                 <w:noProof/>
                 <w:webHidden/>
               </w:rPr>
-              <w:t>20</w:t>
+              <w:t>21</w:t>
             </w:r>
             <w:r>
               <w:rPr>
@@ -986,7 +985,7 @@
                 <w:noProof/>
                 <w:webHidden/>
               </w:rPr>
-              <w:t>24</w:t>
+              <w:t>25</w:t>
             </w:r>
             <w:r>
               <w:rPr>
@@ -1059,7 +1058,7 @@
                 <w:noProof/>
                 <w:webHidden/>
               </w:rPr>
-              <w:t>33</w:t>
+              <w:t>34</w:t>
             </w:r>
             <w:r>
               <w:rPr>
@@ -1132,7 +1131,7 @@
                 <w:noProof/>
                 <w:webHidden/>
               </w:rPr>
-              <w:t>41</w:t>
+              <w:t>42</w:t>
             </w:r>
             <w:r>
               <w:rPr>
@@ -1205,7 +1204,7 @@
                 <w:noProof/>
                 <w:webHidden/>
               </w:rPr>
-              <w:t>43</w:t>
+              <w:t>44</w:t>
             </w:r>
             <w:r>
               <w:rPr>
@@ -1278,7 +1277,7 @@
                 <w:noProof/>
                 <w:webHidden/>
               </w:rPr>
-              <w:t>46</w:t>
+              <w:t>47</w:t>
             </w:r>
             <w:r>
               <w:rPr>
@@ -1351,7 +1350,7 @@
                 <w:noProof/>
                 <w:webHidden/>
               </w:rPr>
-              <w:t>50</w:t>
+              <w:t>51</w:t>
             </w:r>
             <w:r>
               <w:rPr>
@@ -1424,7 +1423,7 @@
                 <w:noProof/>
                 <w:webHidden/>
               </w:rPr>
-              <w:t>53</w:t>
+              <w:t>54</w:t>
             </w:r>
             <w:r>
               <w:rPr>
@@ -1497,7 +1496,7 @@
                 <w:noProof/>
                 <w:webHidden/>
               </w:rPr>
-              <w:t>56</w:t>
+              <w:t>57</w:t>
             </w:r>
             <w:r>
               <w:rPr>
@@ -1570,7 +1569,7 @@
                 <w:noProof/>
                 <w:webHidden/>
               </w:rPr>
-              <w:t>60</w:t>
+              <w:t>61</w:t>
             </w:r>
             <w:r>
               <w:rPr>
@@ -1643,7 +1642,7 @@
                 <w:noProof/>
                 <w:webHidden/>
               </w:rPr>
-              <w:t>65</w:t>
+              <w:t>66</w:t>
             </w:r>
             <w:r>
               <w:rPr>
@@ -1716,7 +1715,7 @@
                 <w:noProof/>
                 <w:webHidden/>
               </w:rPr>
-              <w:t>67</w:t>
+              <w:t>68</w:t>
             </w:r>
             <w:r>
               <w:rPr>
@@ -1789,7 +1788,7 @@
                 <w:noProof/>
                 <w:webHidden/>
               </w:rPr>
-              <w:t>70</w:t>
+              <w:t>71</w:t>
             </w:r>
             <w:r>
               <w:rPr>
@@ -1862,7 +1861,7 @@
                 <w:noProof/>
                 <w:webHidden/>
               </w:rPr>
-              <w:t>73</w:t>
+              <w:t>74</w:t>
             </w:r>
             <w:r>
               <w:rPr>
@@ -1935,7 +1934,7 @@
                 <w:noProof/>
                 <w:webHidden/>
               </w:rPr>
-              <w:t>78</w:t>
+              <w:t>79</w:t>
             </w:r>
             <w:r>
               <w:rPr>
@@ -2008,7 +2007,7 @@
                 <w:noProof/>
                 <w:webHidden/>
               </w:rPr>
-              <w:t>82</w:t>
+              <w:t>83</w:t>
             </w:r>
             <w:r>
               <w:rPr>
@@ -2081,7 +2080,7 @@
                 <w:noProof/>
                 <w:webHidden/>
               </w:rPr>
-              <w:t>89</w:t>
+              <w:t>90</w:t>
             </w:r>
             <w:r>
               <w:rPr>
@@ -2154,7 +2153,7 @@
                 <w:noProof/>
                 <w:webHidden/>
               </w:rPr>
-              <w:t>90</w:t>
+              <w:t>91</w:t>
             </w:r>
             <w:r>
               <w:rPr>
@@ -2227,7 +2226,7 @@
                 <w:noProof/>
                 <w:webHidden/>
               </w:rPr>
-              <w:t>93</w:t>
+              <w:t>94</w:t>
             </w:r>
             <w:r>
               <w:rPr>
@@ -2300,7 +2299,7 @@
                 <w:noProof/>
                 <w:webHidden/>
               </w:rPr>
-              <w:t>96</w:t>
+              <w:t>97</w:t>
             </w:r>
             <w:r>
               <w:rPr>
@@ -2373,7 +2372,7 @@
                 <w:noProof/>
                 <w:webHidden/>
               </w:rPr>
-              <w:t>98</w:t>
+              <w:t>99</w:t>
             </w:r>
             <w:r>
               <w:rPr>
@@ -2446,7 +2445,7 @@
                 <w:noProof/>
                 <w:webHidden/>
               </w:rPr>
-              <w:t>101</w:t>
+              <w:t>102</w:t>
             </w:r>
             <w:r>
               <w:rPr>
@@ -2519,7 +2518,7 @@
                 <w:noProof/>
                 <w:webHidden/>
               </w:rPr>
-              <w:t>103</w:t>
+              <w:t>104</w:t>
             </w:r>
             <w:r>
               <w:rPr>
@@ -2588,18 +2587,77 @@
         <w:ind w:hanging="142"/>
         <w:jc w:val="center"/>
       </w:pPr>
+      <w:r>
+        <w:rPr>
+          <w:noProof/>
+        </w:rPr>
+        <w:drawing>
+          <wp:inline distT="0" distB="0" distL="0" distR="0" wp14:anchorId="532AEB78" wp14:editId="2B1DFDC4">
+            <wp:extent cx="4680000" cy="2631600"/>
+            <wp:effectExtent l="0" t="0" r="6350" b="0"/>
+            <wp:docPr id="2" name="Imagen 2">
+              <a:extLst xmlns:a="http://schemas.openxmlformats.org/drawingml/2006/main">
+                <a:ext uri="{C183D7F6-B498-43B3-948B-1728B52AA6E4}">
+                  <adec:decorative xmlns:adec="http://schemas.microsoft.com/office/drawing/2017/decorative" val="1"/>
+                </a:ext>
+              </a:extLst>
+            </wp:docPr>
+            <wp:cNvGraphicFramePr>
+              <a:graphicFrameLocks xmlns:a="http://schemas.openxmlformats.org/drawingml/2006/main" noChangeAspect="1"/>
+            </wp:cNvGraphicFramePr>
+            <a:graphic xmlns:a="http://schemas.openxmlformats.org/drawingml/2006/main">
+              <a:graphicData uri="http://schemas.openxmlformats.org/drawingml/2006/picture">
+                <pic:pic xmlns:pic="http://schemas.openxmlformats.org/drawingml/2006/picture">
+                  <pic:nvPicPr>
+                    <pic:cNvPr id="0" name="Picture 2"/>
+                    <pic:cNvPicPr>
+                      <a:picLocks noChangeAspect="1" noChangeArrowheads="1"/>
+                    </pic:cNvPicPr>
+                  </pic:nvPicPr>
+                  <pic:blipFill>
+                    <a:blip r:embed="rId12" cstate="print">
+                      <a:extLst>
+                        <a:ext uri="{28A0092B-C50C-407E-A947-70E740481C1C}">
+                          <a14:useLocalDpi xmlns:a14="http://schemas.microsoft.com/office/drawing/2010/main" val="0"/>
+                        </a:ext>
+                      </a:extLst>
+                    </a:blip>
+                    <a:srcRect/>
+                    <a:stretch>
+                      <a:fillRect/>
+                    </a:stretch>
+                  </pic:blipFill>
+                  <pic:spPr bwMode="auto">
+                    <a:xfrm>
+                      <a:off x="0" y="0"/>
+                      <a:ext cx="4680000" cy="2631600"/>
+                    </a:xfrm>
+                    <a:prstGeom prst="rect">
+                      <a:avLst/>
+                    </a:prstGeom>
+                    <a:noFill/>
+                  </pic:spPr>
+                </pic:pic>
+              </a:graphicData>
+            </a:graphic>
+          </wp:inline>
+        </w:drawing>
+      </w:r>
     </w:p>
     <w:p>
       <w:pPr>
         <w:ind w:firstLine="0"/>
         <w:jc w:val="center"/>
       </w:pPr>
-      <w:r>
-        <w:rPr>
-          <w:b/>
-        </w:rPr>
-        <w:t>Enlace de reproducción del video</w:t>
-      </w:r>
+      <w:hyperlink r:id="rId13" w:history="1">
+        <w:r>
+          <w:rPr>
+            <w:rStyle w:val="Hipervnculo"/>
+            <w:b/>
+          </w:rPr>
+          <w:t>Enlace de reproducción del video</w:t>
+        </w:r>
+      </w:hyperlink>
     </w:p>
     <w:tbl>
       <w:tblPr>
@@ -2626,6 +2684,7 @@
               <w:rPr>
                 <w:b/>
               </w:rPr>
+              <w:lastRenderedPageBreak/>
               <w:t xml:space="preserve">Transcripción del video. </w:t>
             </w:r>
             <w:r>
@@ -2649,11 +2708,7 @@
           </w:p>
           <w:p>
             <w:r>
-              <w:t xml:space="preserve">En este componente formativo se presentan los fundamentos que permiten comprender la relación entre los contratos de trabajo, los contratos de prestación de </w:t>
-            </w:r>
-            <w:r>
-              <w:lastRenderedPageBreak/>
-              <w:t>servicios, las obligaciones del empleador y el reporte de novedades en la Planilla Integrada de Liquidación de Aportes, conocida como PILA.</w:t>
+              <w:t>En este componente formativo se presentan los fundamentos que permiten comprender la relación entre los contratos de trabajo, los contratos de prestación de servicios, las obligaciones del empleador y el reporte de novedades en la Planilla Integrada de Liquidación de Aportes, conocida como PILA.</w:t>
             </w:r>
           </w:p>
           <w:p>
@@ -2673,7 +2728,11 @@
           </w:p>
           <w:p>
             <w:r>
-              <w:t>El estudio de estos contenidos permite al empleador, al contratante y al profesional de nómina conocer sus obligaciones, calcular correctamente los aportes y garantizar que cada trabajador colombiano cuente con la protección en salud, pensión y riesgos laborales que la ley le reconoce.</w:t>
+              <w:t xml:space="preserve">El estudio de estos contenidos permite al empleador, al contratante y al profesional de nómina conocer sus obligaciones, calcular correctamente los aportes y </w:t>
+            </w:r>
+            <w:r>
+              <w:lastRenderedPageBreak/>
+              <w:t>garantizar que cada trabajador colombiano cuente con la protección en salud, pensión y riesgos laborales que la ley le reconoce.</w:t>
             </w:r>
           </w:p>
         </w:tc>
@@ -2708,6 +2767,114 @@
     </w:p>
     <w:p>
       <w:pPr>
+        <w:rPr>
+          <w:rFonts w:ascii="Calibri" w:eastAsia="Calibri" w:hAnsi="Calibri" w:cs="Times New Roman"/>
+          <w:lang w:eastAsia="es-CO"/>
+          <w14:ligatures w14:val="none"/>
+        </w:rPr>
+      </w:pPr>
+    </w:p>
+    <w:p>
+      <w:pPr>
+        <w:rPr>
+          <w:rFonts w:ascii="Calibri" w:eastAsia="Calibri" w:hAnsi="Calibri" w:cs="Times New Roman"/>
+          <w:lang w:eastAsia="es-CO"/>
+          <w14:ligatures w14:val="none"/>
+        </w:rPr>
+      </w:pPr>
+    </w:p>
+    <w:p>
+      <w:pPr>
+        <w:rPr>
+          <w:rFonts w:ascii="Calibri" w:eastAsia="Calibri" w:hAnsi="Calibri" w:cs="Times New Roman"/>
+          <w:lang w:eastAsia="es-CO"/>
+          <w14:ligatures w14:val="none"/>
+        </w:rPr>
+      </w:pPr>
+    </w:p>
+    <w:p>
+      <w:pPr>
+        <w:rPr>
+          <w:rFonts w:ascii="Calibri" w:eastAsia="Calibri" w:hAnsi="Calibri" w:cs="Times New Roman"/>
+          <w:lang w:eastAsia="es-CO"/>
+          <w14:ligatures w14:val="none"/>
+        </w:rPr>
+      </w:pPr>
+    </w:p>
+    <w:p>
+      <w:pPr>
+        <w:rPr>
+          <w:rFonts w:ascii="Calibri" w:eastAsia="Calibri" w:hAnsi="Calibri" w:cs="Times New Roman"/>
+          <w:lang w:eastAsia="es-CO"/>
+          <w14:ligatures w14:val="none"/>
+        </w:rPr>
+      </w:pPr>
+    </w:p>
+    <w:p>
+      <w:pPr>
+        <w:rPr>
+          <w:rFonts w:ascii="Calibri" w:eastAsia="Calibri" w:hAnsi="Calibri" w:cs="Times New Roman"/>
+          <w:lang w:eastAsia="es-CO"/>
+          <w14:ligatures w14:val="none"/>
+        </w:rPr>
+      </w:pPr>
+    </w:p>
+    <w:p>
+      <w:pPr>
+        <w:rPr>
+          <w:rFonts w:ascii="Calibri" w:eastAsia="Calibri" w:hAnsi="Calibri" w:cs="Times New Roman"/>
+          <w:lang w:eastAsia="es-CO"/>
+          <w14:ligatures w14:val="none"/>
+        </w:rPr>
+      </w:pPr>
+    </w:p>
+    <w:p>
+      <w:pPr>
+        <w:rPr>
+          <w:rFonts w:ascii="Calibri" w:eastAsia="Calibri" w:hAnsi="Calibri" w:cs="Times New Roman"/>
+          <w:lang w:eastAsia="es-CO"/>
+          <w14:ligatures w14:val="none"/>
+        </w:rPr>
+      </w:pPr>
+    </w:p>
+    <w:p>
+      <w:pPr>
+        <w:rPr>
+          <w:rFonts w:ascii="Calibri" w:eastAsia="Calibri" w:hAnsi="Calibri" w:cs="Times New Roman"/>
+          <w:lang w:eastAsia="es-CO"/>
+          <w14:ligatures w14:val="none"/>
+        </w:rPr>
+      </w:pPr>
+    </w:p>
+    <w:p>
+      <w:pPr>
+        <w:rPr>
+          <w:rFonts w:ascii="Calibri" w:eastAsia="Calibri" w:hAnsi="Calibri" w:cs="Times New Roman"/>
+          <w:lang w:eastAsia="es-CO"/>
+          <w14:ligatures w14:val="none"/>
+        </w:rPr>
+      </w:pPr>
+    </w:p>
+    <w:p>
+      <w:pPr>
+        <w:rPr>
+          <w:rFonts w:ascii="Calibri" w:eastAsia="Calibri" w:hAnsi="Calibri" w:cs="Times New Roman"/>
+          <w:lang w:eastAsia="es-CO"/>
+          <w14:ligatures w14:val="none"/>
+        </w:rPr>
+      </w:pPr>
+    </w:p>
+    <w:p>
+      <w:pPr>
+        <w:rPr>
+          <w:rFonts w:ascii="Calibri" w:eastAsia="Calibri" w:hAnsi="Calibri" w:cs="Times New Roman"/>
+          <w:lang w:eastAsia="es-CO"/>
+          <w14:ligatures w14:val="none"/>
+        </w:rPr>
+      </w:pPr>
+    </w:p>
+    <w:p>
+      <w:pPr>
         <w:pStyle w:val="Ttulo1"/>
         <w:rPr>
           <w:rFonts w:eastAsia="Calibri"/>
@@ -2739,15 +2906,6 @@
         </w:rPr>
         <w:t>El contrato es el instrumento jurídico mediante el cual dos o más partes establecen obligaciones y derechos recíprocos en el marco de una relación económica o laboral. En el contexto colombiano, la existencia del contrato y su correcta tipificación determinan el régimen de seguridad social aplicable a la relación entre quien presta un servicio o ejecuta un trabajo y quien lo recibe, definiendo con ello las responsabilidades frente a la afiliación, la cotización y el reporte de novedades al sistema. La identificación precisa del tipo de contrato no es un mero formalismo jurídico, sino el fundamento sobre el cual se construye toda la gestión de la nómina y la seguridad social en cualquier organización.</w:t>
       </w:r>
-    </w:p>
-    <w:p>
-      <w:pPr>
-        <w:rPr>
-          <w:rFonts w:ascii="Calibri" w:eastAsia="Calibri" w:hAnsi="Calibri" w:cs="Times New Roman"/>
-          <w:lang w:eastAsia="es-CO"/>
-          <w14:ligatures w14:val="none"/>
-        </w:rPr>
-      </w:pPr>
     </w:p>
     <w:p>
       <w:pPr>
@@ -2905,15 +3063,6 @@
           <w14:ligatures w14:val="none"/>
         </w:rPr>
       </w:pPr>
-    </w:p>
-    <w:p>
-      <w:pPr>
-        <w:rPr>
-          <w:rFonts w:ascii="Calibri" w:eastAsia="Calibri" w:hAnsi="Calibri" w:cs="Times New Roman"/>
-          <w:lang w:eastAsia="es-CO"/>
-          <w14:ligatures w14:val="none"/>
-        </w:rPr>
-      </w:pPr>
       <w:r>
         <w:rPr>
           <w:rFonts w:ascii="Calibri" w:eastAsia="Calibri" w:hAnsi="Calibri" w:cs="Times New Roman"/>
@@ -3226,6 +3375,20 @@
     </w:p>
     <w:p>
       <w:pPr>
+        <w:pStyle w:val="Prrafodelista"/>
+        <w:numPr>
+          <w:ilvl w:val="0"/>
+          <w:numId w:val="25"/>
+        </w:numPr>
+        <w:rPr>
+          <w:rFonts w:ascii="Calibri" w:eastAsia="Calibri" w:hAnsi="Calibri" w:cs="Times New Roman"/>
+          <w:lang w:eastAsia="es-CO"/>
+          <w14:ligatures w14:val="none"/>
+        </w:rPr>
+      </w:pPr>
+    </w:p>
+    <w:p>
+      <w:pPr>
         <w:rPr>
           <w:rFonts w:ascii="Calibri" w:eastAsia="Calibri" w:hAnsi="Calibri" w:cs="Times New Roman"/>
           <w:lang w:eastAsia="es-CO"/>
@@ -3240,6 +3403,15 @@
         </w:rPr>
         <w:t>Estas situaciones evidencian la importancia de clasificar correctamente la relación contractual desde el inicio, ya que de ello dependen la afiliación, la cotización y el reporte adecuado de las novedades. Con este marco, la siguiente tabla permite comparar las diferencias esenciales entre el contrato laboral y el contrato de prestación de servicios.</w:t>
       </w:r>
+    </w:p>
+    <w:p>
+      <w:pPr>
+        <w:rPr>
+          <w:rFonts w:ascii="Calibri" w:eastAsia="Calibri" w:hAnsi="Calibri" w:cs="Times New Roman"/>
+          <w:lang w:eastAsia="es-CO"/>
+          <w14:ligatures w14:val="none"/>
+        </w:rPr>
+      </w:pPr>
     </w:p>
     <w:p>
       <w:pPr>
@@ -3387,6 +3559,7 @@
               </w:rPr>
             </w:pPr>
             <w:r>
+              <w:lastRenderedPageBreak/>
               <w:t>Subordinación</w:t>
             </w:r>
           </w:p>
@@ -3421,7 +3594,6 @@
               </w:rPr>
             </w:pPr>
             <w:r>
-              <w:lastRenderedPageBreak/>
               <w:t>Remuneración</w:t>
             </w:r>
           </w:p>
@@ -3618,6 +3790,15 @@
     </w:p>
     <w:p>
       <w:pPr>
+        <w:rPr>
+          <w:rFonts w:ascii="Calibri" w:eastAsia="Calibri" w:hAnsi="Calibri" w:cs="Times New Roman"/>
+          <w:lang w:eastAsia="es-CO"/>
+          <w14:ligatures w14:val="none"/>
+        </w:rPr>
+      </w:pPr>
+    </w:p>
+    <w:p>
+      <w:pPr>
         <w:pStyle w:val="Prrafodelista"/>
         <w:numPr>
           <w:ilvl w:val="0"/>
@@ -3635,6 +3816,7 @@
           <w:lang w:eastAsia="es-CO"/>
           <w14:ligatures w14:val="none"/>
         </w:rPr>
+        <w:lastRenderedPageBreak/>
         <w:t>Prestación personal del servicio.</w:t>
       </w:r>
     </w:p>
@@ -3712,58 +3894,58 @@
           <w:lang w:eastAsia="es-CO"/>
           <w14:ligatures w14:val="none"/>
         </w:rPr>
+        <w:t>La presencia simultánea de estos tres elementos, con independencia de la denominación dada al acuerdo, origina un contrato de trabajo con todos los derechos y obligaciones que la ley le atribuye.</w:t>
+      </w:r>
+    </w:p>
+    <w:p>
+      <w:pPr>
+        <w:rPr>
+          <w:rFonts w:ascii="Calibri" w:eastAsia="Calibri" w:hAnsi="Calibri" w:cs="Times New Roman"/>
+          <w:lang w:eastAsia="es-CO"/>
+          <w14:ligatures w14:val="none"/>
+        </w:rPr>
+      </w:pPr>
+      <w:r>
+        <w:rPr>
+          <w:rFonts w:ascii="Calibri" w:eastAsia="Calibri" w:hAnsi="Calibri" w:cs="Times New Roman"/>
+          <w:lang w:eastAsia="es-CO"/>
+          <w14:ligatures w14:val="none"/>
+        </w:rPr>
+        <w:t>La prestación personal del servicio implica que el trabajador debe ejecutar la labor contratada de manera directa e intransferible, sin posibilidad de delegar su cumplimiento a un tercero. Este elemento distingue el contrato laboral de otros acuerdos en los que una empresa o un grupo de personas puede sustituirse en la ejecución de la tarea. En la práctica, cuando una persona puede ser reemplazada libremente por otra sin que el empleador lo objete, ello puede señalar la ausencia de este elemento y, por tanto, la inexistencia del contrato de trabajo. Sin embargo, el hecho de que el trabajador ocasionalmente pida a un compañero que lo supla no destruye este elemento, pues lo que importa es si existe la facultad jurídica de la sustitución permanente.</w:t>
+      </w:r>
+    </w:p>
+    <w:p>
+      <w:pPr>
+        <w:rPr>
+          <w:rFonts w:ascii="Calibri" w:eastAsia="Calibri" w:hAnsi="Calibri" w:cs="Times New Roman"/>
+          <w:lang w:eastAsia="es-CO"/>
+          <w14:ligatures w14:val="none"/>
+        </w:rPr>
+      </w:pPr>
+      <w:r>
+        <w:rPr>
+          <w:rFonts w:ascii="Calibri" w:eastAsia="Calibri" w:hAnsi="Calibri" w:cs="Times New Roman"/>
+          <w:lang w:eastAsia="es-CO"/>
+          <w14:ligatures w14:val="none"/>
+        </w:rPr>
+        <w:t xml:space="preserve">La subordinación es el elemento más definitorio del contrato laboral y el que más controversias genera en la práctica. Se manifiesta en la facultad del empleador de impartir instrucciones sobre el modo, el tiempo y el lugar de ejecución del trabajo; fijar horarios; determinar el lugar de prestación; exigir el cumplimiento de reglamentos internos; y ejercer control disciplinario sobre el trabajador. </w:t>
+      </w:r>
+    </w:p>
+    <w:p>
+      <w:pPr>
+        <w:rPr>
+          <w:rFonts w:ascii="Calibri" w:eastAsia="Calibri" w:hAnsi="Calibri" w:cs="Times New Roman"/>
+          <w:lang w:eastAsia="es-CO"/>
+          <w14:ligatures w14:val="none"/>
+        </w:rPr>
+      </w:pPr>
+      <w:r>
+        <w:rPr>
+          <w:rFonts w:ascii="Calibri" w:eastAsia="Calibri" w:hAnsi="Calibri" w:cs="Times New Roman"/>
+          <w:lang w:eastAsia="es-CO"/>
+          <w14:ligatures w14:val="none"/>
+        </w:rPr>
         <w:lastRenderedPageBreak/>
-        <w:t>La presencia simultánea de estos tres elementos, con independencia de la denominación dada al acuerdo, origina un contrato de trabajo con todos los derechos y obligaciones que la ley le atribuye.</w:t>
-      </w:r>
-    </w:p>
-    <w:p>
-      <w:pPr>
-        <w:rPr>
-          <w:rFonts w:ascii="Calibri" w:eastAsia="Calibri" w:hAnsi="Calibri" w:cs="Times New Roman"/>
-          <w:lang w:eastAsia="es-CO"/>
-          <w14:ligatures w14:val="none"/>
-        </w:rPr>
-      </w:pPr>
-      <w:r>
-        <w:rPr>
-          <w:rFonts w:ascii="Calibri" w:eastAsia="Calibri" w:hAnsi="Calibri" w:cs="Times New Roman"/>
-          <w:lang w:eastAsia="es-CO"/>
-          <w14:ligatures w14:val="none"/>
-        </w:rPr>
-        <w:t>La prestación personal del servicio implica que el trabajador debe ejecutar la labor contratada de manera directa e intransferible, sin posibilidad de delegar su cumplimiento a un tercero. Este elemento distingue el contrato laboral de otros acuerdos en los que una empresa o un grupo de personas puede sustituirse en la ejecución de la tarea. En la práctica, cuando una persona puede ser reemplazada libremente por otra sin que el empleador lo objete, ello puede señalar la ausencia de este elemento y, por tanto, la inexistencia del contrato de trabajo. Sin embargo, el hecho de que el trabajador ocasionalmente pida a un compañero que lo supla no destruye este elemento, pues lo que importa es si existe la facultad jurídica de la sustitución permanente.</w:t>
-      </w:r>
-    </w:p>
-    <w:p>
-      <w:pPr>
-        <w:rPr>
-          <w:rFonts w:ascii="Calibri" w:eastAsia="Calibri" w:hAnsi="Calibri" w:cs="Times New Roman"/>
-          <w:lang w:eastAsia="es-CO"/>
-          <w14:ligatures w14:val="none"/>
-        </w:rPr>
-      </w:pPr>
-      <w:r>
-        <w:rPr>
-          <w:rFonts w:ascii="Calibri" w:eastAsia="Calibri" w:hAnsi="Calibri" w:cs="Times New Roman"/>
-          <w:lang w:eastAsia="es-CO"/>
-          <w14:ligatures w14:val="none"/>
-        </w:rPr>
-        <w:t xml:space="preserve">La subordinación es el elemento más definitorio del contrato laboral y el que más controversias genera en la práctica. Se manifiesta en la facultad del empleador de impartir instrucciones sobre el modo, el tiempo y el lugar de ejecución del trabajo; fijar horarios; determinar el lugar de prestación; exigir el cumplimiento de reglamentos internos; y ejercer control disciplinario sobre el trabajador. </w:t>
-      </w:r>
-    </w:p>
-    <w:p>
-      <w:pPr>
-        <w:rPr>
-          <w:rFonts w:ascii="Calibri" w:eastAsia="Calibri" w:hAnsi="Calibri" w:cs="Times New Roman"/>
-          <w:lang w:eastAsia="es-CO"/>
-          <w14:ligatures w14:val="none"/>
-        </w:rPr>
-      </w:pPr>
-      <w:r>
-        <w:rPr>
-          <w:rFonts w:ascii="Calibri" w:eastAsia="Calibri" w:hAnsi="Calibri" w:cs="Times New Roman"/>
-          <w:lang w:eastAsia="es-CO"/>
-          <w14:ligatures w14:val="none"/>
-        </w:rPr>
         <w:t>Para reconocer si existe una relación laboral, es necesario observar cómo se desarrolla la actividad en la práctica. Los siguientes elementos permiten identificar si el vínculo corresponde a un contrato de trabajo:</w:t>
       </w:r>
     </w:p>
@@ -3812,7 +3994,6 @@
           <w:lang w:eastAsia="es-CO"/>
           <w14:ligatures w14:val="none"/>
         </w:rPr>
-        <w:lastRenderedPageBreak/>
         <w:t xml:space="preserve">Ejemplo: una auxiliar de nómina debe cumplir personalmente sus funciones y no puede enviar a un familiar para reemplazarla. </w:t>
       </w:r>
     </w:p>
@@ -3961,6 +4142,7 @@
           <w:lang w:eastAsia="es-CO"/>
           <w14:ligatures w14:val="none"/>
         </w:rPr>
+        <w:lastRenderedPageBreak/>
         <w:t xml:space="preserve">Las primas habituales que se pagan de manera periódica como parte de la remuneración. </w:t>
       </w:r>
     </w:p>
@@ -4027,7 +4209,6 @@
           <w:lang w:eastAsia="es-CO"/>
           <w14:ligatures w14:val="none"/>
         </w:rPr>
-        <w:lastRenderedPageBreak/>
         <w:t xml:space="preserve">Los pagos por trabajo dominical o festivo, cuando remuneran directamente el servicio. </w:t>
       </w:r>
     </w:p>
@@ -4123,6 +4304,7 @@
           <w:lang w:eastAsia="es-CO"/>
           <w14:ligatures w14:val="none"/>
         </w:rPr>
+        <w:lastRenderedPageBreak/>
         <w:t>Adicionalmente, el período de prueba merece una mención especial dentro del contrato de trabajo. Según el artículo 76 del Código Sustantivo del Trabajo (CST), este período no puede exceder de dos meses y permite que cualquiera de las partes termine el contrato sin previo aviso ni indemnización. Sin embargo, esta condición no suspende los derechos del trabajador frente al Sistema de Seguridad Social Integral.</w:t>
       </w:r>
     </w:p>
@@ -4140,7 +4322,6 @@
           <w:lang w:eastAsia="es-CO"/>
           <w14:ligatures w14:val="none"/>
         </w:rPr>
-        <w:lastRenderedPageBreak/>
         <w:t>Durante el período de prueba, se deben garantizar las siguientes obligaciones:</w:t>
       </w:r>
     </w:p>
@@ -4287,7 +4468,7 @@
           <w:lang w:eastAsia="es-CO"/>
           <w14:ligatures w14:val="none"/>
         </w:rPr>
-        <w:t xml:space="preserve">La legislación colombiana reconoce diversas modalidades de contrato de trabajo, diferenciadas principalmente por su duración, la naturaleza de la actividad contratada y las condiciones pactadas entre las partes. Esta clasificación es relevante para la gestión de la seguridad social porque cada modalidad tiene implicaciones específicas en el período de vinculación, los momentos de reportar las novedades de ingreso y retiro en la PILA, y los derechos que el trabajador acumula durante la relación laboral. Un error </w:t>
+        <w:t xml:space="preserve">La legislación colombiana reconoce diversas modalidades de contrato de trabajo, diferenciadas principalmente por su duración, la naturaleza de la actividad contratada y </w:t>
       </w:r>
       <w:r>
         <w:rPr>
@@ -4296,7 +4477,7 @@
           <w14:ligatures w14:val="none"/>
         </w:rPr>
         <w:lastRenderedPageBreak/>
-        <w:t>en la identificación de la modalidad contractual puede generar reportes incorrectos que a su vez produzcan inconsistencias en el historial de cotizaciones del trabajador.</w:t>
+        <w:t>las condiciones pactadas entre las partes. Esta clasificación es relevante para la gestión de la seguridad social porque cada modalidad tiene implicaciones específicas en el período de vinculación, los momentos de reportar las novedades de ingreso y retiro en la PILA, y los derechos que el trabajador acumula durante la relación laboral. Un error en la identificación de la modalidad contractual puede generar reportes incorrectos que a su vez produzcan inconsistencias en el historial de cotizaciones del trabajador.</w:t>
       </w:r>
     </w:p>
     <w:p>
@@ -4324,15 +4505,6 @@
         </w:rPr>
         <w:t>A continuación, se presentan las principales modalidades de contrato de trabajo, junto con su definición y un ejemplo aplicado a la gestión de nómina y seguridad social. Esta revisión permite reconocer cómo cada vínculo incide en la afiliación, la cotización y el reporte de novedades en la PILA:</w:t>
       </w:r>
-    </w:p>
-    <w:p>
-      <w:pPr>
-        <w:rPr>
-          <w:rFonts w:ascii="Calibri" w:eastAsia="Calibri" w:hAnsi="Calibri" w:cs="Times New Roman"/>
-          <w:lang w:eastAsia="es-CO"/>
-          <w14:ligatures w14:val="none"/>
-        </w:rPr>
-      </w:pPr>
     </w:p>
     <w:p>
       <w:pPr>
@@ -4430,7 +4602,16 @@
           <w:lang w:eastAsia="es-CO"/>
           <w14:ligatures w14:val="none"/>
         </w:rPr>
-        <w:t>El contrato a término indefinido no tiene fecha de terminación preestablecida y ofrece mayor estabilidad al trabajador. Si el empleador lo termina sin justa causa, debe pagar una indemnización según la antigüedad, conforme al artículo 64 del Código Sustantivo del Trabajo.</w:t>
+        <w:t xml:space="preserve">El contrato a término indefinido no tiene fecha de terminación preestablecida y ofrece mayor estabilidad al trabajador. Si el empleador lo termina sin justa causa, debe </w:t>
+      </w:r>
+      <w:r>
+        <w:rPr>
+          <w:rFonts w:ascii="Calibri" w:eastAsia="Calibri" w:hAnsi="Calibri" w:cs="Times New Roman"/>
+          <w:lang w:eastAsia="es-CO"/>
+          <w14:ligatures w14:val="none"/>
+        </w:rPr>
+        <w:lastRenderedPageBreak/>
+        <w:t>pagar una indemnización según la antigüedad, conforme al artículo 64 del Código Sustantivo del Trabajo.</w:t>
       </w:r>
     </w:p>
     <w:p>
@@ -4471,7 +4652,6 @@
           <w:lang w:eastAsia="es-CO"/>
           <w14:ligatures w14:val="none"/>
         </w:rPr>
-        <w:lastRenderedPageBreak/>
         <w:t>Contrato de obra o labor</w:t>
       </w:r>
     </w:p>
@@ -4622,17 +4802,9 @@
           <w:lang w:eastAsia="es-CO"/>
           <w14:ligatures w14:val="none"/>
         </w:rPr>
+        <w:lastRenderedPageBreak/>
         <w:t>Ejemplo: un aprendiz SENA realiza su etapa productiva en el área administrativa de una empresa. Durante esa fase, la empresa debe gestionar sus afiliaciones y aportes según el régimen aplicable.</w:t>
       </w:r>
-    </w:p>
-    <w:p>
-      <w:pPr>
-        <w:rPr>
-          <w:rFonts w:ascii="Calibri" w:eastAsia="Calibri" w:hAnsi="Calibri" w:cs="Times New Roman"/>
-          <w:lang w:eastAsia="es-CO"/>
-          <w14:ligatures w14:val="none"/>
-        </w:rPr>
-      </w:pPr>
     </w:p>
     <w:p>
       <w:pPr>
@@ -4655,7 +4827,6 @@
           <w:lang w:eastAsia="es-CO"/>
           <w14:ligatures w14:val="none"/>
         </w:rPr>
-        <w:lastRenderedPageBreak/>
         <w:t>Período de prueba</w:t>
       </w:r>
     </w:p>
@@ -4735,33 +4906,6 @@
         </w:rPr>
         <w:t>En la siguiente tabla se presenta, de forma organizada y comparativa, la clasificación de los contratos laborales, su duración y las características que deben tenerse en cuenta en la gestión de la seguridad social. Esta información facilita la lectura, la consulta y la identificación de las novedades que pueden reportarse en la PILA, como ingreso, retiro, prórroga o cambios en la vinculación del trabajador.</w:t>
       </w:r>
-    </w:p>
-    <w:p>
-      <w:pPr>
-        <w:rPr>
-          <w:rFonts w:ascii="Calibri" w:eastAsia="Calibri" w:hAnsi="Calibri" w:cs="Times New Roman"/>
-          <w:lang w:eastAsia="es-CO"/>
-          <w14:ligatures w14:val="none"/>
-        </w:rPr>
-      </w:pPr>
-    </w:p>
-    <w:p>
-      <w:pPr>
-        <w:rPr>
-          <w:rFonts w:ascii="Calibri" w:eastAsia="Calibri" w:hAnsi="Calibri" w:cs="Times New Roman"/>
-          <w:lang w:eastAsia="es-CO"/>
-          <w14:ligatures w14:val="none"/>
-        </w:rPr>
-      </w:pPr>
-    </w:p>
-    <w:p>
-      <w:pPr>
-        <w:rPr>
-          <w:rFonts w:ascii="Calibri" w:eastAsia="Calibri" w:hAnsi="Calibri" w:cs="Times New Roman"/>
-          <w:lang w:eastAsia="es-CO"/>
-          <w14:ligatures w14:val="none"/>
-        </w:rPr>
-      </w:pPr>
     </w:p>
     <w:p>
       <w:pPr>
@@ -5299,15 +5443,6 @@
     </w:p>
     <w:p>
       <w:pPr>
-        <w:rPr>
-          <w:rFonts w:ascii="Calibri" w:eastAsia="Calibri" w:hAnsi="Calibri" w:cs="Times New Roman"/>
-          <w:lang w:eastAsia="es-CO"/>
-          <w14:ligatures w14:val="none"/>
-        </w:rPr>
-      </w:pPr>
-    </w:p>
-    <w:p>
-      <w:pPr>
         <w:pStyle w:val="Prrafodelista"/>
         <w:numPr>
           <w:ilvl w:val="0"/>
@@ -6786,7 +6921,7 @@
                 <w:b/>
                 <w:bCs/>
               </w:rPr>
-              <w:t>El contrato de prestación de servicios y la seguridad social.</w:t>
+              <w:t>El contrato de prestación de servicios y la seguridad social</w:t>
             </w:r>
           </w:p>
         </w:tc>
@@ -6798,13 +6933,22 @@
           </w:tcPr>
           <w:p>
             <w:r>
+              <w:t xml:space="preserve"> </w:t>
+            </w:r>
+            <w:r>
               <w:rPr>
                 <w:b/>
               </w:rPr>
               <w:t>Mujer</w:t>
             </w:r>
             <w:r>
-              <w:t>: Andrea lleva cinco años trabajando bajo el mismo contrato de prestación de servicios. Ya se acostumbró a firmarlo, a enviar cuentas de cobro y a manejar su trabajo así. Pero hay muchas cosas de ese contrato que realmente nunca terminó de entender.</w:t>
+              <w:t xml:space="preserve">: </w:t>
+            </w:r>
+            <w:r>
+              <w:t>A</w:t>
+            </w:r>
+            <w:r>
+              <w:t>ndrea lleva cinco años trabajando bajo el mismo contrato de prestación de servicios. Ya se acostumbró a firmarlo, a enviar cuentas de cobro y a manejar su trabajo así. Pero hay muchas cosas de ese contrato que realmente nunca terminó de entender.</w:t>
             </w:r>
           </w:p>
           <w:p>
@@ -6815,7 +6959,10 @@
               <w:t>Hombre</w:t>
             </w:r>
             <w:r>
-              <w:t>: y Andrea no es la única. Hay trabajadores que llevan años bajo esta modalidad y todavía tienen dudas frente a temas básicos del contrato, los pagos, la seguridad social y las responsabilidades que implica trabajar así.</w:t>
+              <w:t>: y</w:t>
+            </w:r>
+            <w:r>
+              <w:t xml:space="preserve"> Andrea no es la única. Hay trabajadores que llevan años bajo esta modalidad y todavía tienen dudas frente a temas básicos del contrato, los pagos, la seguridad social y las responsabilidades que implica trabajar así.</w:t>
             </w:r>
           </w:p>
           <w:p>
@@ -6827,8 +6974,10 @@
               <w:t>Mujer</w:t>
             </w:r>
             <w:r>
-              <w:tab/>
-              <w:t>: hoy vamos a poner todo eso sobre la mesa. Cómo funciona este tipo de contrato, qué responsabilidades trae y por qué termina impactando temas tan importantes como la salud, la pensión y el bolsillo de quienes trabajan así.</w:t>
+              <w:t>: h</w:t>
+            </w:r>
+            <w:r>
+              <w:t>oy vamos a poner todo eso sobre la mesa. Cómo funciona este tipo de contrato, qué responsabilidades trae y por qué termina impactando temas tan importantes como la salud, la pensión y el bolsillo de quienes trabajan así.</w:t>
             </w:r>
           </w:p>
           <w:p>
@@ -6839,7 +6988,10 @@
               <w:t>Hombre</w:t>
             </w:r>
             <w:r>
-              <w:t xml:space="preserve">: lo primero que hay que entender en un contrato de prestación de servicios es que el contratista trabaja con autonomía. Tiene libertad para organizar su trabajo y sus tiempos, sin supervisión permanente ni horarios impuestos. </w:t>
+              <w:t>: l</w:t>
+            </w:r>
+            <w:r>
+              <w:t xml:space="preserve">o primero que hay que entender en un contrato de prestación de servicios es que el contratista trabaja con autonomía. Tiene libertad para organizar su trabajo y sus tiempos, sin supervisión permanente ni horarios impuestos. </w:t>
             </w:r>
           </w:p>
           <w:p>
@@ -6850,7 +7002,13 @@
               <w:t>Mujer</w:t>
             </w:r>
             <w:r>
-              <w:t>: el problema aparece cuando esa autonomía solo existe en el papel. Porque si hay horarios, órdenes constantes y control permanente sobre la forma de trabajar, entonces la relación cambia. Y ahí es donde aparece lo que la ley llama contrato realidad.</w:t>
+              <w:tab/>
+            </w:r>
+            <w:r>
+              <w:t>: e</w:t>
+            </w:r>
+            <w:r>
+              <w:t>l problema aparece cuando esa autonomía solo existe en el papel. Porque si hay horarios, órdenes constantes y control permanente sobre la forma de trabajar, entonces la relación cambia. Y ahí es donde aparece lo que la ley llama contrato realidad.</w:t>
             </w:r>
           </w:p>
           <w:p>
@@ -6861,7 +7019,10 @@
               <w:t>Hombre</w:t>
             </w:r>
             <w:r>
-              <w:t>: por eso dejar evidencia de esa autonomía es tan importante. Informes, entregables, correos o soportes donde quede claro cómo trabajó el contratista pueden hacer una gran diferencia más adelante, tanto para la empresa como para la persona contratada.</w:t>
+              <w:t>: p</w:t>
+            </w:r>
+            <w:r>
+              <w:t>or eso dejar evidencia de esa autonomía es tan importante. Informes, entregables, correos o soportes donde quede claro cómo trabajó el contratista pueden hacer una gran diferencia más adelante, tanto para la empresa como para la persona contratada.</w:t>
             </w:r>
           </w:p>
           <w:p>
@@ -6872,7 +7033,10 @@
               <w:t>Mujer</w:t>
             </w:r>
             <w:r>
-              <w:t>: en este tipo de contrato, los aportes a salud, pensión y riesgos laborales los asume directamente el contratista. Y muchas veces ahí empiezan buena parte de las dudas y las confusiones.</w:t>
+              <w:t>: e</w:t>
+            </w:r>
+            <w:r>
+              <w:t>n este tipo de contrato, los aportes a salud, pensión y riesgos laborales los asume directamente el contratista. Y muchas veces ahí empiezan buena parte de las dudas y las confusiones.</w:t>
             </w:r>
           </w:p>
           <w:p>
@@ -6883,7 +7047,10 @@
               <w:t>Hombre</w:t>
             </w:r>
             <w:r>
-              <w:t>: esos aportes no se calculan sobre el total de los honorarios. Se calculan sobre el cuarenta por ciento de lo que se recibe al mes. Eso se llama Ingreso Base de Cotización, el IBC. Y nunca puede ser menor a un salario mínimo legal vigente.</w:t>
+              <w:t>: e</w:t>
+            </w:r>
+            <w:r>
+              <w:t>sos aportes no se calculan sobre el total de los honorarios. Se calculan sobre el cuarenta por ciento de lo que se recibe al mes. Eso se llama Ingreso Base de Cotización, el IBC. Y nunca puede ser menor a un salario mínimo legal vigente.</w:t>
             </w:r>
           </w:p>
           <w:p>
@@ -6895,7 +7062,10 @@
               <w:t>Mujer</w:t>
             </w:r>
             <w:r>
-              <w:t xml:space="preserve">: (Pausa breve) Pongámoslo en un ejemplo sencillo. Si una persona recibe tres millones de pesos en el mes, no va a cotizar sobre esos tres millones completos. Va a hacerlo sobre el cuarenta por ciento, que serían un millón doscientos mil pesos. Esa es la base que se toma para calcular los aportes. </w:t>
+              <w:t xml:space="preserve">: </w:t>
+            </w:r>
+            <w:r>
+              <w:t xml:space="preserve">(Pausa breve) Pongámoslo en un ejemplo sencillo. Si una persona recibe tres millones de pesos en el mes, no va a cotizar sobre esos tres millones completos. Va a hacerlo sobre el cuarenta por ciento, que serían un millón doscientos mil pesos. Esa es la base que se toma para calcular los aportes. </w:t>
             </w:r>
           </w:p>
           <w:p>
@@ -6906,7 +7076,10 @@
               <w:t>Hombre</w:t>
             </w:r>
             <w:r>
-              <w:t>: y esa base existe porque el contratista también asume gastos que normalmente un empleado no asume. Transporte, herramientas, equipos o costos propios del trabajo que salen directamente de su bolsillo.</w:t>
+              <w:t>: y</w:t>
+            </w:r>
+            <w:r>
+              <w:t xml:space="preserve"> esa base existe porque el contratista también asume gastos que normalmente un empleado no asume. Transporte, herramientas, equipos o costos propios del trabajo que salen directamente de su bolsillo.</w:t>
             </w:r>
           </w:p>
           <w:p>
@@ -6917,7 +7090,13 @@
               <w:t>Mujer</w:t>
             </w:r>
             <w:r>
-              <w:t>: aquí no toda la responsabilidad queda en manos del contratista. La empresa también debe revisar que los aportes estén pagados antes de hacer cada pago. Y para eso se utiliza la planilla PILA.</w:t>
+              <w:tab/>
+            </w:r>
+            <w:r>
+              <w:t>: a</w:t>
+            </w:r>
+            <w:r>
+              <w:t>quí no toda la responsabilidad queda en manos del contratista. La empresa también debe revisar que los aportes estén pagados antes de hacer cada pago. Y para eso se utiliza la planilla PILA.</w:t>
             </w:r>
           </w:p>
           <w:p>
@@ -6928,7 +7107,10 @@
               <w:t>Hombre</w:t>
             </w:r>
             <w:r>
-              <w:t>: y si la empresa hace un pago sin revisar esa planilla, y el contratista no había cotizado, el problema también puede terminar cayendo sobre la empresa. Porque después podría verse obligada a responder por esos aportes que nunca se pagaron.</w:t>
+              <w:t>: y</w:t>
+            </w:r>
+            <w:r>
+              <w:t xml:space="preserve"> si la empresa hace un pago sin revisar esa planilla, y el contratista no había cotizado, el problema también puede terminar cayendo sobre la empresa. Porque después podría verse obligada a responder por esos aportes que nunca se pagaron.</w:t>
             </w:r>
           </w:p>
           <w:p>
@@ -6971,7 +7153,7 @@
               <w:t>: g</w:t>
             </w:r>
             <w:r>
-              <w:t xml:space="preserve">racias por escucharnos. Recuerden que en el material de formación hay ejercicios y casos prácticos que ayudan a llevar todo esto a situaciones reales del entorno laboral. Hasta la próxima. </w:t>
+              <w:t>racias por escucharnos. Recuerden que en el material de formación hay ejercicios y casos prácticos que ayudan a llevar todo esto a situaciones reales del entorno laboral. Hasta la próxima.</w:t>
             </w:r>
           </w:p>
         </w:tc>
@@ -7187,7 +7369,10 @@
     </w:p>
     <w:p>
       <w:r>
-        <w:t xml:space="preserve">: porte habitual de la identificación, el uniforme o los elementos de dotación del contratante, lo que evidencia integración a la estructura organizacional y no la independencia propia del contratista. </w:t>
+        <w:t>P</w:t>
+      </w:r>
+      <w:r>
+        <w:t xml:space="preserve">orte habitual de la identificación, el uniforme o los elementos de dotación del contratante, lo que evidencia integración a la estructura organizacional y no la independencia propia del contratista. </w:t>
       </w:r>
     </w:p>
     <w:p>
@@ -9195,9 +9380,6 @@
           <w:ilvl w:val="0"/>
           <w:numId w:val="36"/>
         </w:numPr>
-        <w:rPr>
-          <w:b/>
-        </w:rPr>
       </w:pPr>
       <w:r>
         <w:rPr>
@@ -9215,6 +9397,7 @@
         <w:t>arifa entre 4,350 % y 6,960 % del IBC. Agrupa las actividades de mayor peligrosidad, entre las que se encuentran la minería, la construcción en altura y el manejo de explosivos.</w:t>
       </w:r>
     </w:p>
+    <w:p/>
     <w:p>
       <w:r>
         <w:t>La correcta clasificación del riesgo es determinante para el cálculo de la nómina, dado que una tarifa incorrecta genera diferencias en los aportes que pueden derivar en sanciones administrativas para el empleador.</w:t>
@@ -9260,6 +9443,7 @@
         <w:rPr>
           <w:b/>
         </w:rPr>
+        <w:lastRenderedPageBreak/>
         <w:t>Reporte a la AFP</w:t>
       </w:r>
       <w:r>
@@ -9278,7 +9462,6 @@
         <w:rPr>
           <w:b/>
         </w:rPr>
-        <w:lastRenderedPageBreak/>
         <w:t>Investigación del accidente</w:t>
       </w:r>
       <w:r>
@@ -9322,16 +9505,25 @@
       </w:r>
     </w:p>
     <w:p>
+      <w:pPr>
+        <w:pStyle w:val="Prrafodelista"/>
+        <w:ind w:left="1429" w:firstLine="0"/>
+      </w:pPr>
+    </w:p>
+    <w:p>
       <w:r>
         <w:t>El cumplimiento estricto de los plazos y procedimientos establecidos en el SGRL protege al trabajador accidentado, garantiza la continuidad de su cobertura y resguarda al empleador de asumir directamente las prestaciones económicas y asistenciales que corresponden a la ARL cuando las obligaciones de afiliación y reporte se gestionan correctamente.</w:t>
       </w:r>
     </w:p>
     <w:p>
       <w:r>
-        <w:t>El cumplimiento de estas obligaciones no opera de manera aislada, se articula con las disposiciones de otras normas del Sistema de Seguridad Social Integral y está sujeto a la vigilancia permanente de entidades como la UGPP, la Superintendencia Nacional de Salud y la Superintendencia Financiera de Colombia, cuyas facultades de fiscalización abarcan los tres componentes del sistema. Por ello, el profesional de nómina debe gestionar el SGRL con la misma rigurosidad con que administra los aportes a salud y pensión, reconociendo que todas las obligaciones hacen parte de un marco normativo integrado que se aborda en el siguiente apartado.</w:t>
-      </w:r>
-    </w:p>
-    <w:p/>
+        <w:t xml:space="preserve">El cumplimiento de estas obligaciones no opera de manera aislada, se articula con las disposiciones de otras normas del Sistema de Seguridad Social Integral y está sujeto a la vigilancia permanente de entidades como la UGPP, la Superintendencia Nacional de Salud y la Superintendencia Financiera de Colombia, cuyas facultades de fiscalización abarcan los tres componentes del sistema. Por ello, el profesional de nómina debe gestionar el SGRL con la misma rigurosidad con que administra los </w:t>
+      </w:r>
+      <w:r>
+        <w:lastRenderedPageBreak/>
+        <w:t>aportes a salud y pensión, reconociendo que todas las obligaciones hacen parte de un marco normativo integrado que se aborda en el siguiente apartado.</w:t>
+      </w:r>
+    </w:p>
     <w:p/>
     <w:p>
       <w:pPr>
@@ -9400,6 +9592,7 @@
         <w:t xml:space="preserve">odificó los requisitos para el reconocimiento de la pensión de invalidez en el Sistema General de Pensiones, estableciendo condiciones más estrictas en cuanto al número de semanas cotizadas en los períodos anteriores a la estructuración de la invalidez. </w:t>
       </w:r>
     </w:p>
+    <w:p/>
     <w:p>
       <w:pPr>
         <w:pStyle w:val="Prrafodelista"/>
@@ -9415,6 +9608,7 @@
         <w:rPr>
           <w:b/>
         </w:rPr>
+        <w:lastRenderedPageBreak/>
         <w:t>Ley 1562 de 2012</w:t>
       </w:r>
     </w:p>
@@ -9423,11 +9617,7 @@
         <w:t>I</w:t>
       </w:r>
       <w:r>
-        <w:t xml:space="preserve">ntrodujo reformas estructurales al SGRL, amplió la cobertura a los trabajadores independientes con contrato de prestación de servicios, actualizó las definiciones de </w:t>
-      </w:r>
-      <w:r>
-        <w:lastRenderedPageBreak/>
-        <w:t xml:space="preserve">accidente de trabajo y enfermedad laboral conforme a los estándares internacionales, fortaleció las obligaciones preventivas de empleadores y ARL, e introdujo el SG-SST como requisito obligatorio para todas las empresas. Adicionalmente, estableció que los empleadores que no afilien a sus trabajadores al SGRL deben asumir las prestaciones económicas y asistenciales que la ARL hubiera cubierto, eliminando la posibilidad de eludir esta responsabilidad. </w:t>
+        <w:t xml:space="preserve">ntrodujo reformas estructurales al SGRL, amplió la cobertura a los trabajadores independientes con contrato de prestación de servicios, actualizó las definiciones de accidente de trabajo y enfermedad laboral conforme a los estándares internacionales, fortaleció las obligaciones preventivas de empleadores y ARL, e introdujo el SG-SST como requisito obligatorio para todas las empresas. Adicionalmente, estableció que los empleadores que no afilien a sus trabajadores al SGRL deben asumir las prestaciones económicas y asistenciales que la ARL hubiera cubierto, eliminando la posibilidad de eludir esta responsabilidad. </w:t>
       </w:r>
     </w:p>
     <w:p>
@@ -9489,7 +9679,11 @@
         <w:t>E</w:t>
       </w:r>
       <w:r>
-        <w:t xml:space="preserve">n el marco del Plan Nacional de Desarrollo 2018-2022, generó cambios importantes en la gestión de los contratos de prestación de servicios. Determinó que el IBC de los trabajadores independientes equivale al 40 % del valor mensualizado del contrato, estableció la obligación del contratante de verificar el pago de aportes antes de cada desembolso e introdujo las planillas PILA tipo T y tipo Y para facilitar la identificación y control de los trabajadores no dependientes y de los independientes sin contrato. </w:t>
+        <w:t xml:space="preserve">n el marco del Plan Nacional de Desarrollo 2018-2022, generó cambios importantes en la gestión de los contratos de prestación de servicios. Determinó que el IBC de los trabajadores independientes equivale al 40 % del valor mensualizado del contrato, estableció la obligación del contratante de verificar el pago de aportes antes </w:t>
+      </w:r>
+      <w:r>
+        <w:lastRenderedPageBreak/>
+        <w:t xml:space="preserve">de cada desembolso e introdujo las planillas PILA tipo T y tipo Y para facilitar la identificación y control de los trabajadores no dependientes y de los independientes sin contrato. </w:t>
       </w:r>
     </w:p>
     <w:p>
@@ -9507,40 +9701,42 @@
         <w:rPr>
           <w:b/>
         </w:rPr>
+        <w:t>Ley 2381 de 2024</w:t>
+      </w:r>
+    </w:p>
+    <w:p>
+      <w:r>
+        <w:t>R</w:t>
+      </w:r>
+      <w:r>
+        <w:t xml:space="preserve">estructuró el sistema pensional colombiano mediante la creación de tres pilares: el Pilar Solidario, el Pilar </w:t>
+      </w:r>
+      <w:proofErr w:type="spellStart"/>
+      <w:r>
+        <w:t>Semicontributivo</w:t>
+      </w:r>
+      <w:proofErr w:type="spellEnd"/>
+      <w:r>
+        <w:t xml:space="preserve"> y el Pilar Contributivo, integrado por Colpensiones y los fondos privados de pensiones. Representa la reforma más significativa al sistema pensional desde la Ley 100 de 1993. Su entrada en vigencia se encuentra suspendida por orden de la Corte Constitucional mientras se decide sobre su constitucionalidad.</w:t>
+      </w:r>
+    </w:p>
+    <w:p>
+      <w:r>
+        <w:t>El cumplimiento de este marco normativo es objeto de vigilancia por parte de distintas entidades de control. La UGPP es la principal autoridad de fiscalización del pago correcto de los aportes; con base en los cruces de información entre la DIAN, el Ministerio de Trabajo, las EPS, las AFP y las ARL, identifica omisiones e inexactitudes en los reportes de la PILA y notifica a empleadores y contratantes para que expliquen las diferencias. Las investigaciones de la UGPP pueden abarcar hasta cinco años anteriores y derivar en liquidaciones oficiales de aportes que incluyen intereses moratorios y sanciones. Por su parte, la Superintendencia Nacional de Salud ejerce vigilancia sobre las EPS y la Superintendencia Financiera supervisa a los fondos de pensiones privados.</w:t>
+      </w:r>
+    </w:p>
+    <w:p>
+      <w:r>
+        <w:t xml:space="preserve">El dominio técnico de la liquidación de nómina no se limita al cálculo de salarios y prestaciones sociales. Para actuar con rigor profesional, quien gestiona la nómina en una organización colombiana debe conocer y aplicar correctamente el marco normativo que regula el Sistema de Seguridad Social Integral. Este conocimiento no es estático, las </w:t>
+      </w:r>
+      <w:r>
         <w:lastRenderedPageBreak/>
-        <w:t>Ley 2381 de 2024</w:t>
-      </w:r>
-    </w:p>
-    <w:p>
-      <w:r>
-        <w:t>R</w:t>
-      </w:r>
-      <w:r>
-        <w:t xml:space="preserve">estructuró el sistema pensional colombiano mediante la creación de tres pilares: el Pilar Solidario, el Pilar </w:t>
-      </w:r>
-      <w:proofErr w:type="spellStart"/>
-      <w:r>
-        <w:t>Semicontributivo</w:t>
-      </w:r>
-      <w:proofErr w:type="spellEnd"/>
-      <w:r>
-        <w:t xml:space="preserve"> y el Pilar Contributivo, integrado por Colpensiones y los fondos privados de pensiones. Representa la reforma más significativa al sistema pensional desde la Ley 100 de 1993. Su entrada en vigencia se encuentra suspendida por orden de la Corte Constitucional mientras se decide sobre su constitucionalidad.</w:t>
-      </w:r>
-    </w:p>
-    <w:p>
-      <w:r>
-        <w:t>El cumplimiento de este marco normativo es objeto de vigilancia por parte de distintas entidades de control. La UGPP es la principal autoridad de fiscalización del pago correcto de los aportes; con base en los cruces de información entre la DIAN, el Ministerio de Trabajo, las EPS, las AFP y las ARL, identifica omisiones e inexactitudes en los reportes de la PILA y notifica a empleadores y contratantes para que expliquen las diferencias. Las investigaciones de la UGPP pueden abarcar hasta cinco años anteriores y derivar en liquidaciones oficiales de aportes que incluyen intereses moratorios y sanciones. Por su parte, la Superintendencia Nacional de Salud ejerce vigilancia sobre las EPS y la Superintendencia Financiera supervisa a los fondos de pensiones privados.</w:t>
-      </w:r>
-    </w:p>
-    <w:p>
-      <w:r>
-        <w:t xml:space="preserve">El dominio técnico de la liquidación de nómina no se limita al cálculo de salarios y prestaciones sociales. Para actuar con rigor profesional, quien gestiona la nómina en una organización colombiana debe conocer y aplicar correctamente el marco normativo que regula el Sistema de Seguridad Social Integral. Este conocimiento no es estático, las leyes se modifican, las entidades de control actualizan sus instrucciones y los criterios de fiscalización evolucionan. </w:t>
+        <w:t xml:space="preserve">leyes se modifican, las entidades de control actualizan sus instrucciones y los criterios de fiscalización evolucionan. </w:t>
       </w:r>
     </w:p>
     <w:p/>
     <w:p>
       <w:r>
-        <w:lastRenderedPageBreak/>
         <w:t>Un profesional que desconoce las normas vigentes no solo pone en riesgo la estabilidad jurídica de la empresa, sino también los derechos de los trabajadores a cargo. Por ello, las siguientes competencias normativas deben formar parte del ejercicio cotidiano de la gestión de nómina:</w:t>
       </w:r>
     </w:p>
@@ -9646,6 +9842,7 @@
         <w:rPr>
           <w:b/>
         </w:rPr>
+        <w:lastRenderedPageBreak/>
         <w:t>Protección mutua</w:t>
       </w:r>
       <w:r>
@@ -9655,7 +9852,6 @@
     <w:p/>
     <w:p>
       <w:r>
-        <w:lastRenderedPageBreak/>
         <w:t xml:space="preserve">El conjunto de estas competencias configura el perfil de un profesional de nómina íntegro, capaz de anticipar riesgos, asesorar con criterio y contribuir al cumplimiento responsable de las obligaciones sociales en cualquier organización colombiana. </w:t>
       </w:r>
     </w:p>
@@ -11069,20 +11265,25 @@
         <w:t>•</w:t>
       </w:r>
       <w:r>
+        <w:rPr>
+          <w:b/>
+        </w:rPr>
         <w:tab/>
         <w:t>La novedad de ingreso (código INI)</w:t>
       </w:r>
     </w:p>
     <w:p>
       <w:r>
-        <w:t xml:space="preserve">: debe reportarse en la PILA del mes en que el trabajador inicia la relación laboral, con la fecha exacta de inicio. Si el ingreso ocurre en la mitad del mes, el IBC del período se calcula de manera proporcional a los días laborados. IBC diario = IBC mensual ÷ 30. Esta novedad activa la cobertura del sistema para el nuevo trabajador desde la fecha indicada. Es fundamental que el reporte se realice antes del pago de la PILA para garantizar que el trabajador quede con cobertura activa desde el día de inicio. </w:t>
+        <w:t>D</w:t>
+      </w:r>
+      <w:r>
+        <w:t xml:space="preserve">ebe reportarse en la PILA del mes en que el trabajador inicia la relación laboral, con la fecha exacta de inicio. Si el ingreso ocurre en la mitad del mes, el IBC del período se calcula de manera proporcional a los días laborados. IBC diario = IBC mensual ÷ 30. Esta novedad activa la cobertura del sistema para el nuevo trabajador desde la fecha indicada. Es fundamental que el reporte se realice antes del pago de la PILA para garantizar que el trabajador quede con cobertura activa desde el día de inicio. Un </w:t>
       </w:r>
       <w:r>
         <w:lastRenderedPageBreak/>
-        <w:t>Un ingreso reportado tarde puede dejar al trabajador sin cobertura durante el período de demora.</w:t>
-      </w:r>
-    </w:p>
-    <w:p/>
+        <w:t>ingreso reportado tarde puede dejar al trabajador sin cobertura durante el período de demora.</w:t>
+      </w:r>
+    </w:p>
     <w:p>
       <w:pPr>
         <w:pStyle w:val="Prrafodelista"/>
@@ -11135,6 +11336,7 @@
         <w:t>resentan una complejidad particular por el régimen diferenciado según el origen de la contingencia. Las incapacidades por enfermedad común o accidente no laboral durante los primeros dos días son asumidas por el empleador; a partir del tercer día y hasta el día 180, la EPS asume el pago del subsidio equivalente al 66.67% del IBC. Las incapacidades que superen 180 días pueden ser calificadas por las juntas de calificación de invalidez como incapacidad permanente parcial, invalidez o gran invalidez, con las prestaciones correspondientes a cargo del fondo de pensiones. Durante el período de incapacidad, el trabajador continúa cotizando a pensión y ARL sobre el valor del subsidio, pero la EPS es la que realiza el pago a la nómina.</w:t>
       </w:r>
     </w:p>
+    <w:p/>
     <w:p/>
     <w:p>
       <w:pPr>
@@ -12524,7 +12726,7 @@
                     </pic:cNvPicPr>
                   </pic:nvPicPr>
                   <pic:blipFill>
-                    <a:blip r:embed="rId12">
+                    <a:blip r:embed="rId14">
                       <a:extLst>
                         <a:ext uri="{28A0092B-C50C-407E-A947-70E740481C1C}">
                           <a14:useLocalDpi xmlns:a14="http://schemas.microsoft.com/office/drawing/2010/main" val="0"/>
@@ -12963,11 +13165,15 @@
             <w:pPr>
               <w:ind w:firstLine="0"/>
               <w:rPr>
+                <w:sz w:val="24"/>
+                <w:szCs w:val="24"/>
                 <w:lang w:eastAsia="es-CO"/>
               </w:rPr>
             </w:pPr>
             <w:r>
               <w:rPr>
+                <w:sz w:val="24"/>
+                <w:szCs w:val="24"/>
                 <w:lang w:eastAsia="es-CO"/>
               </w:rPr>
               <w:t>Nombre</w:t>
@@ -12982,11 +13188,15 @@
             <w:pPr>
               <w:ind w:firstLine="0"/>
               <w:rPr>
+                <w:sz w:val="24"/>
+                <w:szCs w:val="24"/>
                 <w:lang w:eastAsia="es-CO"/>
               </w:rPr>
             </w:pPr>
             <w:r>
               <w:rPr>
+                <w:sz w:val="24"/>
+                <w:szCs w:val="24"/>
                 <w:lang w:eastAsia="es-CO"/>
               </w:rPr>
               <w:t>Cargo</w:t>
@@ -13001,26 +13211,18 @@
             <w:pPr>
               <w:ind w:firstLine="0"/>
               <w:rPr>
+                <w:sz w:val="24"/>
+                <w:szCs w:val="24"/>
                 <w:lang w:eastAsia="es-CO"/>
               </w:rPr>
             </w:pPr>
             <w:r>
               <w:rPr>
+                <w:sz w:val="24"/>
+                <w:szCs w:val="24"/>
                 <w:lang w:eastAsia="es-CO"/>
               </w:rPr>
-              <w:t>Centro de Formación</w:t>
-            </w:r>
-            <w:r>
-              <w:rPr>
-                <w:lang w:eastAsia="es-CO"/>
-              </w:rPr>
-              <w:t xml:space="preserve"> y </w:t>
-            </w:r>
-            <w:r>
-              <w:rPr>
-                <w:lang w:eastAsia="es-CO"/>
-              </w:rPr>
-              <w:t>Regional</w:t>
+              <w:t>Centro de Formación y Regional</w:t>
             </w:r>
           </w:p>
         </w:tc>
@@ -13037,10 +13239,14 @@
             <w:pPr>
               <w:pStyle w:val="TextoTablas"/>
               <w:rPr>
+                <w:szCs w:val="24"/>
                 <w:lang w:val="es-CO"/>
               </w:rPr>
             </w:pPr>
             <w:r>
+              <w:rPr>
+                <w:szCs w:val="24"/>
+              </w:rPr>
               <w:t>Claudia Johanna Gómez Pérez</w:t>
             </w:r>
           </w:p>
@@ -13053,11 +13259,15 @@
             <w:pPr>
               <w:pStyle w:val="TextoTablas"/>
               <w:rPr>
+                <w:szCs w:val="24"/>
                 <w:lang w:val="es-CO"/>
               </w:rPr>
             </w:pPr>
             <w:r>
-              <w:t>Profesional 06. Responsable Ecosistema de Recursos Educativos Digitales (RED)</w:t>
+              <w:rPr>
+                <w:szCs w:val="24"/>
+              </w:rPr>
+              <w:t>Profesional G06. Responsable Ecosistema Virtual de Recursos Educativos Digitales</w:t>
             </w:r>
           </w:p>
         </w:tc>
@@ -13069,10 +13279,14 @@
             <w:pPr>
               <w:pStyle w:val="TextoTablas"/>
               <w:rPr>
+                <w:szCs w:val="24"/>
                 <w:lang w:val="es-CO"/>
               </w:rPr>
             </w:pPr>
             <w:r>
+              <w:rPr>
+                <w:szCs w:val="24"/>
+              </w:rPr>
               <w:t>Centro Agroturístico - Regional Santander</w:t>
             </w:r>
           </w:p>
@@ -13087,18 +13301,28 @@
             <w:pPr>
               <w:pStyle w:val="TextoTablas"/>
               <w:rPr>
+                <w:szCs w:val="24"/>
                 <w:lang w:val="es-CO"/>
               </w:rPr>
             </w:pPr>
             <w:r>
+              <w:rPr>
+                <w:szCs w:val="24"/>
+              </w:rPr>
               <w:t xml:space="preserve">Diana Rocío </w:t>
             </w:r>
             <w:proofErr w:type="spellStart"/>
             <w:r>
+              <w:rPr>
+                <w:szCs w:val="24"/>
+              </w:rPr>
               <w:t>Possos</w:t>
             </w:r>
             <w:proofErr w:type="spellEnd"/>
             <w:r>
+              <w:rPr>
+                <w:szCs w:val="24"/>
+              </w:rPr>
               <w:t xml:space="preserve"> Beltrán</w:t>
             </w:r>
           </w:p>
@@ -13111,10 +13335,14 @@
             <w:pPr>
               <w:pStyle w:val="TextoTablas"/>
               <w:rPr>
+                <w:szCs w:val="24"/>
                 <w:lang w:val="es-CO"/>
               </w:rPr>
             </w:pPr>
             <w:r>
+              <w:rPr>
+                <w:szCs w:val="24"/>
+              </w:rPr>
               <w:t>Responsable de línea de producción</w:t>
             </w:r>
           </w:p>
@@ -13127,10 +13355,14 @@
             <w:pPr>
               <w:pStyle w:val="TextoTablas"/>
               <w:rPr>
+                <w:szCs w:val="24"/>
                 <w:lang w:val="es-CO"/>
               </w:rPr>
             </w:pPr>
             <w:r>
+              <w:rPr>
+                <w:szCs w:val="24"/>
+              </w:rPr>
               <w:t>Centro de Comercio y Servicios - Regional Tolima</w:t>
             </w:r>
           </w:p>
@@ -13148,18 +13380,28 @@
             <w:pPr>
               <w:pStyle w:val="TextoTablas"/>
               <w:rPr>
+                <w:szCs w:val="24"/>
                 <w:lang w:val="es-CO"/>
               </w:rPr>
             </w:pPr>
             <w:r>
+              <w:rPr>
+                <w:szCs w:val="24"/>
+              </w:rPr>
               <w:t xml:space="preserve">Gloria Lida </w:t>
             </w:r>
             <w:proofErr w:type="spellStart"/>
             <w:r>
+              <w:rPr>
+                <w:szCs w:val="24"/>
+              </w:rPr>
               <w:t>Alzate</w:t>
             </w:r>
             <w:proofErr w:type="spellEnd"/>
             <w:r>
+              <w:rPr>
+                <w:szCs w:val="24"/>
+              </w:rPr>
               <w:t xml:space="preserve"> Suárez</w:t>
             </w:r>
           </w:p>
@@ -13172,10 +13414,14 @@
             <w:pPr>
               <w:pStyle w:val="TextoTablas"/>
               <w:rPr>
+                <w:szCs w:val="24"/>
                 <w:lang w:val="es-CO"/>
               </w:rPr>
             </w:pPr>
             <w:r>
+              <w:rPr>
+                <w:szCs w:val="24"/>
+              </w:rPr>
               <w:t xml:space="preserve">Evaluadora instruccional </w:t>
             </w:r>
           </w:p>
@@ -13188,10 +13434,14 @@
             <w:pPr>
               <w:pStyle w:val="TextoTablas"/>
               <w:rPr>
+                <w:szCs w:val="24"/>
                 <w:lang w:val="es-CO"/>
               </w:rPr>
             </w:pPr>
             <w:r>
+              <w:rPr>
+                <w:szCs w:val="24"/>
+              </w:rPr>
               <w:t>Centro de Comercio y Servicios - Regional Tolima</w:t>
             </w:r>
           </w:p>
@@ -13206,10 +13456,14 @@
             <w:pPr>
               <w:pStyle w:val="TextoTablas"/>
               <w:rPr>
+                <w:szCs w:val="24"/>
                 <w:lang w:val="es-CO"/>
               </w:rPr>
             </w:pPr>
             <w:r>
+              <w:rPr>
+                <w:szCs w:val="24"/>
+              </w:rPr>
               <w:t xml:space="preserve">Gustavo Ernesto Mariño Puentes </w:t>
             </w:r>
           </w:p>
@@ -13222,10 +13476,14 @@
             <w:pPr>
               <w:pStyle w:val="TextoTablas"/>
               <w:rPr>
+                <w:szCs w:val="24"/>
                 <w:lang w:val="es-CO"/>
               </w:rPr>
             </w:pPr>
             <w:r>
+              <w:rPr>
+                <w:szCs w:val="24"/>
+              </w:rPr>
               <w:t xml:space="preserve">Gustavo Ernesto Mariño Puentes </w:t>
             </w:r>
           </w:p>
@@ -13238,10 +13496,14 @@
             <w:pPr>
               <w:pStyle w:val="TextoTablas"/>
               <w:rPr>
+                <w:szCs w:val="24"/>
                 <w:lang w:val="es-CO"/>
               </w:rPr>
             </w:pPr>
             <w:r>
+              <w:rPr>
+                <w:szCs w:val="24"/>
+              </w:rPr>
               <w:t xml:space="preserve">Gustavo Ernesto Mariño Puentes </w:t>
             </w:r>
           </w:p>
@@ -13259,10 +13521,14 @@
             <w:pPr>
               <w:pStyle w:val="TextoTablas"/>
               <w:rPr>
+                <w:szCs w:val="24"/>
                 <w:lang w:val="es-CO"/>
               </w:rPr>
             </w:pPr>
             <w:r>
+              <w:rPr>
+                <w:szCs w:val="24"/>
+              </w:rPr>
               <w:t>Juan Daniel Polanco Muñoz</w:t>
             </w:r>
           </w:p>
@@ -13275,10 +13541,14 @@
             <w:pPr>
               <w:pStyle w:val="TextoTablas"/>
               <w:rPr>
+                <w:szCs w:val="24"/>
                 <w:lang w:val="es-CO"/>
               </w:rPr>
             </w:pPr>
             <w:r>
+              <w:rPr>
+                <w:szCs w:val="24"/>
+              </w:rPr>
               <w:t>Diseñador de contenidos digitales</w:t>
             </w:r>
           </w:p>
@@ -13291,10 +13561,14 @@
             <w:pPr>
               <w:pStyle w:val="TextoTablas"/>
               <w:rPr>
+                <w:szCs w:val="24"/>
                 <w:lang w:val="es-CO"/>
               </w:rPr>
             </w:pPr>
             <w:r>
+              <w:rPr>
+                <w:szCs w:val="24"/>
+              </w:rPr>
               <w:t>Centro de Comercio y Servicios - Regional Tolima</w:t>
             </w:r>
           </w:p>
@@ -13309,15 +13583,22 @@
             <w:pPr>
               <w:pStyle w:val="TextoTablas"/>
               <w:rPr>
+                <w:szCs w:val="24"/>
                 <w:lang w:val="es-CO"/>
               </w:rPr>
             </w:pPr>
             <w:proofErr w:type="spellStart"/>
             <w:r>
+              <w:rPr>
+                <w:szCs w:val="24"/>
+              </w:rPr>
               <w:t>Veimar</w:t>
             </w:r>
             <w:proofErr w:type="spellEnd"/>
             <w:r>
+              <w:rPr>
+                <w:szCs w:val="24"/>
+              </w:rPr>
               <w:t xml:space="preserve"> Celis Meléndez </w:t>
             </w:r>
           </w:p>
@@ -13330,15 +13611,20 @@
             <w:pPr>
               <w:pStyle w:val="TextoTablas"/>
               <w:rPr>
+                <w:szCs w:val="24"/>
                 <w:lang w:val="es-CO"/>
               </w:rPr>
             </w:pPr>
             <w:r>
+              <w:rPr>
+                <w:szCs w:val="24"/>
+              </w:rPr>
               <w:t xml:space="preserve">Desarrollador </w:t>
             </w:r>
             <w:r>
               <w:rPr>
                 <w:rStyle w:val="Extranjerismo"/>
+                <w:szCs w:val="24"/>
               </w:rPr>
               <w:t>full stack</w:t>
             </w:r>
@@ -13352,10 +13638,14 @@
             <w:pPr>
               <w:pStyle w:val="TextoTablas"/>
               <w:rPr>
+                <w:szCs w:val="24"/>
                 <w:lang w:val="es-CO"/>
               </w:rPr>
             </w:pPr>
             <w:r>
+              <w:rPr>
+                <w:szCs w:val="24"/>
+              </w:rPr>
               <w:t>Centro de Comercio y Servicios - Regional Tolima</w:t>
             </w:r>
           </w:p>
@@ -13372,16 +13662,28 @@
           <w:p>
             <w:pPr>
               <w:pStyle w:val="TextoTablas"/>
+              <w:rPr>
+                <w:szCs w:val="24"/>
+              </w:rPr>
             </w:pPr>
             <w:r>
+              <w:rPr>
+                <w:szCs w:val="24"/>
+              </w:rPr>
               <w:t xml:space="preserve">Ernesto Navarro </w:t>
             </w:r>
             <w:proofErr w:type="spellStart"/>
             <w:r>
+              <w:rPr>
+                <w:szCs w:val="24"/>
+              </w:rPr>
               <w:t>Jaimes</w:t>
             </w:r>
             <w:proofErr w:type="spellEnd"/>
             <w:r>
+              <w:rPr>
+                <w:szCs w:val="24"/>
+              </w:rPr>
               <w:t xml:space="preserve"> </w:t>
             </w:r>
           </w:p>
@@ -13394,10 +13696,14 @@
             <w:pPr>
               <w:pStyle w:val="TextoTablas"/>
               <w:rPr>
+                <w:szCs w:val="24"/>
                 <w:lang w:val="es-CO"/>
               </w:rPr>
             </w:pPr>
             <w:r>
+              <w:rPr>
+                <w:szCs w:val="24"/>
+              </w:rPr>
               <w:t>Animador y productor multimedia</w:t>
             </w:r>
           </w:p>
@@ -13410,10 +13716,14 @@
             <w:pPr>
               <w:pStyle w:val="TextoTablas"/>
               <w:rPr>
+                <w:szCs w:val="24"/>
                 <w:lang w:val="es-CO"/>
               </w:rPr>
             </w:pPr>
             <w:r>
+              <w:rPr>
+                <w:szCs w:val="24"/>
+              </w:rPr>
               <w:t>Centro de Comercio y Servicios - Regional Tolima</w:t>
             </w:r>
           </w:p>
@@ -13427,8 +13737,14 @@
           <w:p>
             <w:pPr>
               <w:pStyle w:val="TextoTablas"/>
+              <w:rPr>
+                <w:szCs w:val="24"/>
+              </w:rPr>
             </w:pPr>
             <w:r>
+              <w:rPr>
+                <w:szCs w:val="24"/>
+              </w:rPr>
               <w:t xml:space="preserve">Jorge Eduardo Rueda Peña </w:t>
             </w:r>
           </w:p>
@@ -13441,10 +13757,14 @@
             <w:pPr>
               <w:pStyle w:val="TextoTablas"/>
               <w:rPr>
+                <w:szCs w:val="24"/>
                 <w:lang w:val="es-CO"/>
               </w:rPr>
             </w:pPr>
             <w:r>
+              <w:rPr>
+                <w:szCs w:val="24"/>
+              </w:rPr>
               <w:t>Evaluador de contenidos inclusivos y accesibles</w:t>
             </w:r>
           </w:p>
@@ -13457,10 +13777,14 @@
             <w:pPr>
               <w:pStyle w:val="TextoTablas"/>
               <w:rPr>
+                <w:szCs w:val="24"/>
                 <w:lang w:val="es-CO"/>
               </w:rPr>
             </w:pPr>
             <w:r>
+              <w:rPr>
+                <w:szCs w:val="24"/>
+              </w:rPr>
               <w:t>Centro de Comercio y Servicios - Regional Tolima</w:t>
             </w:r>
           </w:p>
@@ -13477,8 +13801,14 @@
           <w:p>
             <w:pPr>
               <w:pStyle w:val="TextoTablas"/>
+              <w:rPr>
+                <w:szCs w:val="24"/>
+              </w:rPr>
             </w:pPr>
             <w:r>
+              <w:rPr>
+                <w:szCs w:val="24"/>
+              </w:rPr>
               <w:t xml:space="preserve">Javier Mauricio Oviedo </w:t>
             </w:r>
           </w:p>
@@ -13491,10 +13821,14 @@
             <w:pPr>
               <w:pStyle w:val="TextoTablas"/>
               <w:rPr>
+                <w:szCs w:val="24"/>
                 <w:lang w:val="es-CO"/>
               </w:rPr>
             </w:pPr>
             <w:r>
+              <w:rPr>
+                <w:szCs w:val="24"/>
+              </w:rPr>
               <w:t>Validador y vinculador de recursos educativos digitales</w:t>
             </w:r>
           </w:p>
@@ -13507,10 +13841,14 @@
             <w:pPr>
               <w:pStyle w:val="TextoTablas"/>
               <w:rPr>
+                <w:szCs w:val="24"/>
                 <w:lang w:val="es-CO"/>
               </w:rPr>
             </w:pPr>
             <w:r>
+              <w:rPr>
+                <w:szCs w:val="24"/>
+              </w:rPr>
               <w:t>Centro de Comercio y Servicios - Regional Tolima</w:t>
             </w:r>
           </w:p>
@@ -13525,8 +13863,8 @@
       </w:pPr>
     </w:p>
     <w:sectPr>
-      <w:headerReference w:type="default" r:id="rId13"/>
-      <w:footerReference w:type="default" r:id="rId14"/>
+      <w:headerReference w:type="default" r:id="rId15"/>
+      <w:footerReference w:type="default" r:id="rId16"/>
       <w:pgSz w:w="12240" w:h="15840"/>
       <w:pgMar w:top="1701" w:right="1134" w:bottom="1134" w:left="1134" w:header="709" w:footer="737" w:gutter="0"/>
       <w:pgNumType w:start="1"/>
@@ -13573,7 +13911,6 @@
         <w:docPartUnique/>
       </w:docPartObj>
     </w:sdtPr>
-    <w:sdtEndPr/>
     <w:sdtContent>
       <w:p>
         <w:pPr>
@@ -19938,15 +20275,6 @@
 </file>
 
 <file path=customXml/item1.xml><?xml version="1.0" encoding="utf-8"?>
-<?mso-contentType ?>
-<FormTemplates xmlns="http://schemas.microsoft.com/sharepoint/v3/contenttype/forms">
-  <Display>DocumentLibraryForm</Display>
-  <Edit>DocumentLibraryForm</Edit>
-  <New>DocumentLibraryForm</New>
-</FormTemplates>
-</file>
-
-<file path=customXml/item2.xml><?xml version="1.0" encoding="utf-8"?>
 <p:properties xmlns:p="http://schemas.microsoft.com/office/2006/metadata/properties" xmlns:xsi="http://www.w3.org/2001/XMLSchema-instance" xmlns:pc="http://schemas.microsoft.com/office/infopath/2007/PartnerControls">
   <documentManagement>
     <TaxCatchAll xmlns="13c90a0b-73bc-4dc0-be5f-28d77b615beb" xsi:nil="true"/>
@@ -19955,6 +20283,15 @@
     </lcf76f155ced4ddcb4097134ff3c332f>
   </documentManagement>
 </p:properties>
+</file>
+
+<file path=customXml/item2.xml><?xml version="1.0" encoding="utf-8"?>
+<?mso-contentType ?>
+<FormTemplates xmlns="http://schemas.microsoft.com/sharepoint/v3/contenttype/forms">
+  <Display>DocumentLibraryForm</Display>
+  <Edit>DocumentLibraryForm</Edit>
+  <New>DocumentLibraryForm</New>
+</FormTemplates>
 </file>
 
 <file path=customXml/item3.xml><?xml version="1.0" encoding="utf-8"?>
@@ -20197,20 +20534,20 @@
 </file>
 
 <file path=customXml/itemProps1.xml><?xml version="1.0" encoding="utf-8"?>
-<ds:datastoreItem xmlns:ds="http://schemas.openxmlformats.org/officeDocument/2006/customXml" ds:itemID="{10663269-2064-4804-8290-36D4A57F5557}">
-  <ds:schemaRefs>
-    <ds:schemaRef ds:uri="http://schemas.microsoft.com/sharepoint/v3/contenttype/forms"/>
-  </ds:schemaRefs>
-</ds:datastoreItem>
-</file>
-
-<file path=customXml/itemProps2.xml><?xml version="1.0" encoding="utf-8"?>
 <ds:datastoreItem xmlns:ds="http://schemas.openxmlformats.org/officeDocument/2006/customXml" ds:itemID="{1279454D-02BE-4A9C-A117-DCD1573E2608}">
   <ds:schemaRefs>
     <ds:schemaRef ds:uri="http://schemas.microsoft.com/office/2006/metadata/properties"/>
     <ds:schemaRef ds:uri="http://schemas.microsoft.com/office/infopath/2007/PartnerControls"/>
     <ds:schemaRef ds:uri="13c90a0b-73bc-4dc0-be5f-28d77b615beb"/>
     <ds:schemaRef ds:uri="13c93bba-48ce-428c-bfe5-88b42c19b028"/>
+  </ds:schemaRefs>
+</ds:datastoreItem>
+</file>
+
+<file path=customXml/itemProps2.xml><?xml version="1.0" encoding="utf-8"?>
+<ds:datastoreItem xmlns:ds="http://schemas.openxmlformats.org/officeDocument/2006/customXml" ds:itemID="{10663269-2064-4804-8290-36D4A57F5557}">
+  <ds:schemaRefs>
+    <ds:schemaRef ds:uri="http://schemas.microsoft.com/sharepoint/v3/contenttype/forms"/>
   </ds:schemaRefs>
 </ds:datastoreItem>
 </file>
@@ -20235,7 +20572,7 @@
 </file>
 
 <file path=customXml/itemProps4.xml><?xml version="1.0" encoding="utf-8"?>
-<ds:datastoreItem xmlns:ds="http://schemas.openxmlformats.org/officeDocument/2006/customXml" ds:itemID="{59910A66-178F-4859-B63D-3005339E1A3F}">
+<ds:datastoreItem xmlns:ds="http://schemas.openxmlformats.org/officeDocument/2006/customXml" ds:itemID="{09BE4B32-72AC-4683-B809-758D18156C86}">
   <ds:schemaRefs>
     <ds:schemaRef ds:uri="http://schemas.openxmlformats.org/officeDocument/2006/bibliography"/>
   </ds:schemaRefs>

--- a/fuentes/CFA1_13350039_DU.docx
+++ b/fuentes/CFA1_13350039_DU.docx
@@ -78,6 +78,9 @@
             </wp14:sizeRelV>
           </wp:anchor>
         </w:drawing>
+      </w:r>
+      <w:r>
+        <w:t xml:space="preserve">                     </w:t>
       </w:r>
     </w:p>
     <w:p>
@@ -652,8 +655,6 @@
               </w:rPr>
               <w:t>1. Contratos de trabajo</w:t>
             </w:r>
-            <w:bookmarkStart w:id="0" w:name="_GoBack"/>
-            <w:bookmarkEnd w:id="0"/>
             <w:r>
               <w:rPr>
                 <w:noProof/>
@@ -839,7 +840,7 @@
                 <w:noProof/>
                 <w:webHidden/>
               </w:rPr>
-              <w:t>16</w:t>
+              <w:t>17</w:t>
             </w:r>
             <w:r>
               <w:rPr>
@@ -985,7 +986,7 @@
                 <w:noProof/>
                 <w:webHidden/>
               </w:rPr>
-              <w:t>25</w:t>
+              <w:t>26</w:t>
             </w:r>
             <w:r>
               <w:rPr>
@@ -1893,7 +1894,21 @@
                 <w:rStyle w:val="Hipervnculo"/>
                 <w:noProof/>
               </w:rPr>
-              <w:t>3.4. Novedades y PILA</w:t>
+              <w:t>3.4. N</w:t>
+            </w:r>
+            <w:r>
+              <w:rPr>
+                <w:rStyle w:val="Hipervnculo"/>
+                <w:noProof/>
+              </w:rPr>
+              <w:t>o</w:t>
+            </w:r>
+            <w:r>
+              <w:rPr>
+                <w:rStyle w:val="Hipervnculo"/>
+                <w:noProof/>
+              </w:rPr>
+              <w:t>vedades y PILA</w:t>
             </w:r>
             <w:r>
               <w:rPr>
@@ -2372,7 +2387,7 @@
                 <w:noProof/>
                 <w:webHidden/>
               </w:rPr>
-              <w:t>99</w:t>
+              <w:t>98</w:t>
             </w:r>
             <w:r>
               <w:rPr>
@@ -2445,7 +2460,7 @@
                 <w:noProof/>
                 <w:webHidden/>
               </w:rPr>
-              <w:t>102</w:t>
+              <w:t>101</w:t>
             </w:r>
             <w:r>
               <w:rPr>
@@ -2518,7 +2533,7 @@
                 <w:noProof/>
                 <w:webHidden/>
               </w:rPr>
-              <w:t>104</w:t>
+              <w:t>103</w:t>
             </w:r>
             <w:r>
               <w:rPr>
@@ -2546,12 +2561,12 @@
       <w:pPr>
         <w:pStyle w:val="Titulosgenerales"/>
       </w:pPr>
-      <w:bookmarkStart w:id="1" w:name="_Toc233356586"/>
+      <w:bookmarkStart w:id="0" w:name="_Toc233356586"/>
       <w:r>
         <w:lastRenderedPageBreak/>
         <w:t>Introducción</w:t>
       </w:r>
-      <w:bookmarkEnd w:id="1"/>
+      <w:bookmarkEnd w:id="0"/>
     </w:p>
     <w:p>
       <w:r>
@@ -2880,7 +2895,7 @@
           <w:rFonts w:eastAsia="Calibri"/>
         </w:rPr>
       </w:pPr>
-      <w:bookmarkStart w:id="2" w:name="_Toc233356587"/>
+      <w:bookmarkStart w:id="1" w:name="_Toc233356587"/>
       <w:r>
         <w:rPr>
           <w:rFonts w:eastAsia="Calibri"/>
@@ -2888,7 +2903,7 @@
         <w:lastRenderedPageBreak/>
         <w:t>Contratos de trabajo</w:t>
       </w:r>
-      <w:bookmarkEnd w:id="2"/>
+      <w:bookmarkEnd w:id="1"/>
     </w:p>
     <w:p>
       <w:pPr>
@@ -3376,10 +3391,7 @@
     <w:p>
       <w:pPr>
         <w:pStyle w:val="Prrafodelista"/>
-        <w:numPr>
-          <w:ilvl w:val="0"/>
-          <w:numId w:val="25"/>
-        </w:numPr>
+        <w:ind w:left="1429" w:firstLine="0"/>
         <w:rPr>
           <w:rFonts w:ascii="Calibri" w:eastAsia="Calibri" w:hAnsi="Calibri" w:cs="Times New Roman"/>
           <w:lang w:eastAsia="es-CO"/>
@@ -3520,6 +3532,7 @@
           <w:p>
             <w:pPr>
               <w:pStyle w:val="TextoTablas"/>
+              <w:spacing w:line="360" w:lineRule="auto"/>
               <w:rPr>
                 <w:rFonts w:eastAsia="Calibri" w:cs="Times New Roman"/>
               </w:rPr>
@@ -3536,6 +3549,7 @@
           <w:p>
             <w:pPr>
               <w:pStyle w:val="TextoTablas"/>
+              <w:spacing w:line="360" w:lineRule="auto"/>
               <w:rPr>
                 <w:rFonts w:eastAsia="Calibri" w:cs="Times New Roman"/>
               </w:rPr>
@@ -3554,6 +3568,7 @@
           <w:p>
             <w:pPr>
               <w:pStyle w:val="TextoTablas"/>
+              <w:spacing w:line="360" w:lineRule="auto"/>
               <w:rPr>
                 <w:rFonts w:eastAsia="Calibri" w:cs="Times New Roman"/>
               </w:rPr>
@@ -3571,6 +3586,7 @@
           <w:p>
             <w:pPr>
               <w:pStyle w:val="TextoTablas"/>
+              <w:spacing w:line="360" w:lineRule="auto"/>
               <w:rPr>
                 <w:rFonts w:eastAsia="Calibri" w:cs="Times New Roman"/>
               </w:rPr>
@@ -3589,6 +3605,7 @@
           <w:p>
             <w:pPr>
               <w:pStyle w:val="TextoTablas"/>
+              <w:spacing w:line="360" w:lineRule="auto"/>
               <w:rPr>
                 <w:rFonts w:eastAsia="Calibri" w:cs="Times New Roman"/>
               </w:rPr>
@@ -3605,6 +3622,7 @@
           <w:p>
             <w:pPr>
               <w:pStyle w:val="TextoTablas"/>
+              <w:spacing w:line="360" w:lineRule="auto"/>
               <w:rPr>
                 <w:rFonts w:eastAsia="Calibri" w:cs="Times New Roman"/>
               </w:rPr>
@@ -3626,6 +3644,7 @@
           <w:p>
             <w:pPr>
               <w:pStyle w:val="TextoTablas"/>
+              <w:spacing w:line="360" w:lineRule="auto"/>
               <w:rPr>
                 <w:rFonts w:eastAsia="Calibri" w:cs="Times New Roman"/>
               </w:rPr>
@@ -3642,6 +3661,7 @@
           <w:p>
             <w:pPr>
               <w:pStyle w:val="TextoTablas"/>
+              <w:spacing w:line="360" w:lineRule="auto"/>
               <w:rPr>
                 <w:rFonts w:eastAsia="Calibri" w:cs="Times New Roman"/>
               </w:rPr>
@@ -3657,6 +3677,7 @@
           <w:p>
             <w:pPr>
               <w:pStyle w:val="TextoTablas"/>
+              <w:spacing w:line="360" w:lineRule="auto"/>
               <w:rPr>
                 <w:rFonts w:eastAsia="Calibri" w:cs="Times New Roman"/>
               </w:rPr>
@@ -3673,6 +3694,7 @@
           <w:p>
             <w:pPr>
               <w:pStyle w:val="TextoTablas"/>
+              <w:spacing w:line="360" w:lineRule="auto"/>
               <w:rPr>
                 <w:rFonts w:eastAsia="Calibri" w:cs="Times New Roman"/>
               </w:rPr>
@@ -3694,6 +3716,7 @@
           <w:p>
             <w:pPr>
               <w:pStyle w:val="TextoTablas"/>
+              <w:spacing w:line="360" w:lineRule="auto"/>
               <w:rPr>
                 <w:rFonts w:eastAsia="Calibri" w:cs="Times New Roman"/>
               </w:rPr>
@@ -3710,12 +3733,37 @@
           <w:p>
             <w:pPr>
               <w:pStyle w:val="TextoTablas"/>
+              <w:spacing w:line="360" w:lineRule="auto"/>
               <w:rPr>
                 <w:rFonts w:eastAsia="Calibri" w:cs="Times New Roman"/>
               </w:rPr>
             </w:pPr>
             <w:r>
-              <w:t>Laboral: empleador asume 8.5% salud y 12% pensión; trabajador asume 4% salud y 4% pensión.</w:t>
+              <w:t>Laboral: empleador asume 8.5</w:t>
+            </w:r>
+            <w:r>
+              <w:t xml:space="preserve"> </w:t>
+            </w:r>
+            <w:r>
+              <w:t>% salud y 12</w:t>
+            </w:r>
+            <w:r>
+              <w:t xml:space="preserve"> </w:t>
+            </w:r>
+            <w:r>
+              <w:t>% pensión; trabajador asume 4</w:t>
+            </w:r>
+            <w:r>
+              <w:t xml:space="preserve"> </w:t>
+            </w:r>
+            <w:r>
+              <w:t>% salud y 4</w:t>
+            </w:r>
+            <w:r>
+              <w:t xml:space="preserve"> </w:t>
+            </w:r>
+            <w:r>
+              <w:t>% pensión.</w:t>
             </w:r>
           </w:p>
         </w:tc>
@@ -3728,12 +3776,19 @@
           <w:p>
             <w:pPr>
               <w:pStyle w:val="TextoTablas"/>
+              <w:spacing w:line="360" w:lineRule="auto"/>
               <w:rPr>
                 <w:rFonts w:eastAsia="Calibri" w:cs="Times New Roman"/>
               </w:rPr>
             </w:pPr>
             <w:r>
-              <w:t>Prestación de servicios: el contratista asume el 100%.</w:t>
+              <w:t>Prestación de servicios: el contratista asume el 100</w:t>
+            </w:r>
+            <w:r>
+              <w:t xml:space="preserve"> </w:t>
+            </w:r>
+            <w:r>
+              <w:t>%.</w:t>
             </w:r>
           </w:p>
         </w:tc>
@@ -3744,6 +3799,7 @@
           <w:p>
             <w:pPr>
               <w:pStyle w:val="TextoTablas"/>
+              <w:spacing w:line="360" w:lineRule="auto"/>
               <w:rPr>
                 <w:rFonts w:eastAsia="Calibri" w:cs="Times New Roman"/>
               </w:rPr>
@@ -3765,37 +3821,37 @@
       <w:pPr>
         <w:pStyle w:val="Ttulo2"/>
       </w:pPr>
-      <w:bookmarkStart w:id="3" w:name="_Toc233356588"/>
+      <w:bookmarkStart w:id="2" w:name="_Toc233356588"/>
       <w:r>
         <w:t>Concepto y elementos esenciales</w:t>
       </w:r>
-      <w:bookmarkEnd w:id="3"/>
-    </w:p>
-    <w:p>
-      <w:pPr>
-        <w:rPr>
-          <w:rFonts w:ascii="Calibri" w:eastAsia="Calibri" w:hAnsi="Calibri" w:cs="Times New Roman"/>
-          <w:lang w:eastAsia="es-CO"/>
-          <w14:ligatures w14:val="none"/>
-        </w:rPr>
-      </w:pPr>
-      <w:r>
-        <w:rPr>
-          <w:rFonts w:ascii="Calibri" w:eastAsia="Calibri" w:hAnsi="Calibri" w:cs="Times New Roman"/>
-          <w:lang w:eastAsia="es-CO"/>
-          <w14:ligatures w14:val="none"/>
-        </w:rPr>
-        <w:t>El artículo 22 del Código Sustantivo del Trabajo define el contrato de trabajo como aquel por el cual una persona natural se obliga a prestar un servicio personal a otra persona natural o jurídica, bajo la continuada dependencia o subordinación de la segunda y mediante remuneración. Esta definición legal condensa los tres elementos que la doctrina y la jurisprudencia han identificado como condición sine qua non, es decir, como requisitos indispensables sin los cuales no puede reconocerse la existencia del contrato laboral:</w:t>
-      </w:r>
-    </w:p>
-    <w:p>
-      <w:pPr>
-        <w:rPr>
-          <w:rFonts w:ascii="Calibri" w:eastAsia="Calibri" w:hAnsi="Calibri" w:cs="Times New Roman"/>
-          <w:lang w:eastAsia="es-CO"/>
-          <w14:ligatures w14:val="none"/>
-        </w:rPr>
-      </w:pPr>
+      <w:bookmarkEnd w:id="2"/>
+    </w:p>
+    <w:p>
+      <w:pPr>
+        <w:rPr>
+          <w:rFonts w:ascii="Calibri" w:eastAsia="Calibri" w:hAnsi="Calibri" w:cs="Times New Roman"/>
+          <w:lang w:eastAsia="es-CO"/>
+          <w14:ligatures w14:val="none"/>
+        </w:rPr>
+      </w:pPr>
+      <w:r>
+        <w:rPr>
+          <w:rFonts w:ascii="Calibri" w:eastAsia="Calibri" w:hAnsi="Calibri" w:cs="Times New Roman"/>
+          <w:lang w:eastAsia="es-CO"/>
+          <w14:ligatures w14:val="none"/>
+        </w:rPr>
+        <w:t xml:space="preserve">El artículo 22 del Código Sustantivo del Trabajo define el contrato de trabajo como aquel por el cual una persona natural se obliga a prestar un servicio personal a otra persona natural o jurídica, bajo la continuada dependencia o subordinación de la segunda y mediante remuneración. Esta definición legal condensa los tres elementos </w:t>
+      </w:r>
+      <w:r>
+        <w:rPr>
+          <w:rFonts w:ascii="Calibri" w:eastAsia="Calibri" w:hAnsi="Calibri" w:cs="Times New Roman"/>
+          <w:lang w:eastAsia="es-CO"/>
+          <w14:ligatures w14:val="none"/>
+        </w:rPr>
+        <w:lastRenderedPageBreak/>
+        <w:t>que la doctrina y la jurisprudencia han identificado como condición sine qua non, es decir, como requisitos indispensables sin los cuales no puede reconocerse la existencia del contrato laboral:</w:t>
+      </w:r>
     </w:p>
     <w:p>
       <w:pPr>
@@ -3816,7 +3872,6 @@
           <w:lang w:eastAsia="es-CO"/>
           <w14:ligatures w14:val="none"/>
         </w:rPr>
-        <w:lastRenderedPageBreak/>
         <w:t>Prestación personal del servicio.</w:t>
       </w:r>
     </w:p>
@@ -3928,17 +3983,8 @@
           <w:lang w:eastAsia="es-CO"/>
           <w14:ligatures w14:val="none"/>
         </w:rPr>
-        <w:t xml:space="preserve">La subordinación es el elemento más definitorio del contrato laboral y el que más controversias genera en la práctica. Se manifiesta en la facultad del empleador de impartir instrucciones sobre el modo, el tiempo y el lugar de ejecución del trabajo; fijar horarios; determinar el lugar de prestación; exigir el cumplimiento de reglamentos internos; y ejercer control disciplinario sobre el trabajador. </w:t>
-      </w:r>
-    </w:p>
-    <w:p>
-      <w:pPr>
-        <w:rPr>
-          <w:rFonts w:ascii="Calibri" w:eastAsia="Calibri" w:hAnsi="Calibri" w:cs="Times New Roman"/>
-          <w:lang w:eastAsia="es-CO"/>
-          <w14:ligatures w14:val="none"/>
-        </w:rPr>
-      </w:pPr>
+        <w:t xml:space="preserve">La subordinación es el elemento más definitorio del contrato laboral y el que más controversias genera en la práctica. Se manifiesta en la facultad del empleador de impartir instrucciones sobre el modo, el tiempo y el lugar de ejecución del trabajo; fijar </w:t>
+      </w:r>
       <w:r>
         <w:rPr>
           <w:rFonts w:ascii="Calibri" w:eastAsia="Calibri" w:hAnsi="Calibri" w:cs="Times New Roman"/>
@@ -3946,6 +3992,23 @@
           <w14:ligatures w14:val="none"/>
         </w:rPr>
         <w:lastRenderedPageBreak/>
+        <w:t xml:space="preserve">horarios; determinar el lugar de prestación; exigir el cumplimiento de reglamentos internos; y ejercer control disciplinario sobre el trabajador. </w:t>
+      </w:r>
+    </w:p>
+    <w:p>
+      <w:pPr>
+        <w:rPr>
+          <w:rFonts w:ascii="Calibri" w:eastAsia="Calibri" w:hAnsi="Calibri" w:cs="Times New Roman"/>
+          <w:lang w:eastAsia="es-CO"/>
+          <w14:ligatures w14:val="none"/>
+        </w:rPr>
+      </w:pPr>
+      <w:r>
+        <w:rPr>
+          <w:rFonts w:ascii="Calibri" w:eastAsia="Calibri" w:hAnsi="Calibri" w:cs="Times New Roman"/>
+          <w:lang w:eastAsia="es-CO"/>
+          <w14:ligatures w14:val="none"/>
+        </w:rPr>
         <w:t>Para reconocer si existe una relación laboral, es necesario observar cómo se desarrolla la actividad en la práctica. Los siguientes elementos permiten identificar si el vínculo corresponde a un contrato de trabajo:</w:t>
       </w:r>
     </w:p>
@@ -4098,6 +4161,7 @@
           <w:lang w:eastAsia="es-CO"/>
           <w14:ligatures w14:val="none"/>
         </w:rPr>
+        <w:lastRenderedPageBreak/>
         <w:t xml:space="preserve">El sueldo básico que recibe el trabajador como pago principal por su labor. </w:t>
       </w:r>
     </w:p>
@@ -4142,7 +4206,6 @@
           <w:lang w:eastAsia="es-CO"/>
           <w14:ligatures w14:val="none"/>
         </w:rPr>
-        <w:lastRenderedPageBreak/>
         <w:t xml:space="preserve">Las primas habituales que se pagan de manera periódica como parte de la remuneración. </w:t>
       </w:r>
     </w:p>
@@ -4287,17 +4350,8 @@
           <w:lang w:eastAsia="es-CO"/>
           <w14:ligatures w14:val="none"/>
         </w:rPr>
-        <w:t>Es fundamental comprender que el artículo 23 del CST establece la presunción de que, si concurren los tres elementos descritos, el contrato es de trabajo y no deja de serlo por razón del nombre que le den las partes ni de otras condiciones o modalidades que se le agreguen. Esta disposición es el fundamento del principio del contrato realidad y constituye la herramienta jurídica más poderosa para proteger los derechos de los trabajadores que han sido vinculados bajo figuras civiles o comerciales que encubren verdaderas relaciones laborales. El profesional de nómina que identifica correctamente estos elementos contribuye decisivamente a la protección de los derechos laborales y a la prevención de contingencias jurídicas en la organización.</w:t>
-      </w:r>
-    </w:p>
-    <w:p>
-      <w:pPr>
-        <w:rPr>
-          <w:rFonts w:ascii="Calibri" w:eastAsia="Calibri" w:hAnsi="Calibri" w:cs="Times New Roman"/>
-          <w:lang w:eastAsia="es-CO"/>
-          <w14:ligatures w14:val="none"/>
-        </w:rPr>
-      </w:pPr>
+        <w:t xml:space="preserve">Es fundamental comprender que el artículo 23 del CST establece la presunción de que, si concurren los tres elementos descritos, el contrato es de trabajo y no deja de serlo por razón del nombre que le den las partes ni de otras condiciones o modalidades que se le agreguen. Esta disposición es el fundamento del principio del contrato realidad y constituye la herramienta jurídica más poderosa para proteger los derechos de los trabajadores que han sido vinculados bajo figuras civiles o comerciales que encubren verdaderas relaciones laborales. El profesional de nómina que identifica </w:t>
+      </w:r>
       <w:r>
         <w:rPr>
           <w:rFonts w:ascii="Calibri" w:eastAsia="Calibri" w:hAnsi="Calibri" w:cs="Times New Roman"/>
@@ -4305,6 +4359,23 @@
           <w14:ligatures w14:val="none"/>
         </w:rPr>
         <w:lastRenderedPageBreak/>
+        <w:t>correctamente estos elementos contribuye decisivamente a la protección de los derechos laborales y a la prevención de contingencias jurídicas en la organización.</w:t>
+      </w:r>
+    </w:p>
+    <w:p>
+      <w:pPr>
+        <w:rPr>
+          <w:rFonts w:ascii="Calibri" w:eastAsia="Calibri" w:hAnsi="Calibri" w:cs="Times New Roman"/>
+          <w:lang w:eastAsia="es-CO"/>
+          <w14:ligatures w14:val="none"/>
+        </w:rPr>
+      </w:pPr>
+      <w:r>
+        <w:rPr>
+          <w:rFonts w:ascii="Calibri" w:eastAsia="Calibri" w:hAnsi="Calibri" w:cs="Times New Roman"/>
+          <w:lang w:eastAsia="es-CO"/>
+          <w14:ligatures w14:val="none"/>
+        </w:rPr>
         <w:t>Adicionalmente, el período de prueba merece una mención especial dentro del contrato de trabajo. Según el artículo 76 del Código Sustantivo del Trabajo (CST), este período no puede exceder de dos meses y permite que cualquiera de las partes termine el contrato sin previo aviso ni indemnización. Sin embargo, esta condición no suspende los derechos del trabajador frente al Sistema de Seguridad Social Integral.</w:t>
       </w:r>
     </w:p>
@@ -4448,46 +4519,29 @@
       <w:pPr>
         <w:pStyle w:val="Ttulo2"/>
       </w:pPr>
-      <w:bookmarkStart w:id="4" w:name="_Toc233356589"/>
-      <w:r>
+      <w:bookmarkStart w:id="3" w:name="_Toc233356589"/>
+      <w:r>
+        <w:lastRenderedPageBreak/>
         <w:t>Clasificación de contratos</w:t>
       </w:r>
-      <w:bookmarkEnd w:id="4"/>
-    </w:p>
-    <w:p>
-      <w:pPr>
-        <w:rPr>
-          <w:rFonts w:ascii="Calibri" w:eastAsia="Calibri" w:hAnsi="Calibri" w:cs="Times New Roman"/>
-          <w:lang w:eastAsia="es-CO"/>
-          <w14:ligatures w14:val="none"/>
-        </w:rPr>
-      </w:pPr>
-      <w:r>
-        <w:rPr>
-          <w:rFonts w:ascii="Calibri" w:eastAsia="Calibri" w:hAnsi="Calibri" w:cs="Times New Roman"/>
-          <w:lang w:eastAsia="es-CO"/>
-          <w14:ligatures w14:val="none"/>
-        </w:rPr>
-        <w:t xml:space="preserve">La legislación colombiana reconoce diversas modalidades de contrato de trabajo, diferenciadas principalmente por su duración, la naturaleza de la actividad contratada y </w:t>
-      </w:r>
-      <w:r>
-        <w:rPr>
-          <w:rFonts w:ascii="Calibri" w:eastAsia="Calibri" w:hAnsi="Calibri" w:cs="Times New Roman"/>
-          <w:lang w:eastAsia="es-CO"/>
-          <w14:ligatures w14:val="none"/>
-        </w:rPr>
-        <w:lastRenderedPageBreak/>
-        <w:t>las condiciones pactadas entre las partes. Esta clasificación es relevante para la gestión de la seguridad social porque cada modalidad tiene implicaciones específicas en el período de vinculación, los momentos de reportar las novedades de ingreso y retiro en la PILA, y los derechos que el trabajador acumula durante la relación laboral. Un error en la identificación de la modalidad contractual puede generar reportes incorrectos que a su vez produzcan inconsistencias en el historial de cotizaciones del trabajador.</w:t>
-      </w:r>
-    </w:p>
-    <w:p>
-      <w:pPr>
-        <w:rPr>
-          <w:rFonts w:ascii="Calibri" w:eastAsia="Calibri" w:hAnsi="Calibri" w:cs="Times New Roman"/>
-          <w:lang w:eastAsia="es-CO"/>
-          <w14:ligatures w14:val="none"/>
-        </w:rPr>
-      </w:pPr>
+      <w:bookmarkEnd w:id="3"/>
+    </w:p>
+    <w:p>
+      <w:pPr>
+        <w:rPr>
+          <w:rFonts w:ascii="Calibri" w:eastAsia="Calibri" w:hAnsi="Calibri" w:cs="Times New Roman"/>
+          <w:lang w:eastAsia="es-CO"/>
+          <w14:ligatures w14:val="none"/>
+        </w:rPr>
+      </w:pPr>
+      <w:r>
+        <w:rPr>
+          <w:rFonts w:ascii="Calibri" w:eastAsia="Calibri" w:hAnsi="Calibri" w:cs="Times New Roman"/>
+          <w:lang w:eastAsia="es-CO"/>
+          <w14:ligatures w14:val="none"/>
+        </w:rPr>
+        <w:t>La legislación colombiana reconoce diversas modalidades de contrato de trabajo, diferenciadas principalmente por su duración, la naturaleza de la actividad contratada y las condiciones pactadas entre las partes. Esta clasificación es relevante para la gestión de la seguridad social porque cada modalidad tiene implicaciones específicas en el período de vinculación, los momentos de reportar las novedades de ingreso y retiro en la PILA, y los derechos que el trabajador acumula durante la relación laboral. Un error en la identificación de la modalidad contractual puede generar reportes incorrectos que a su vez produzcan inconsistencias en el historial de cotizaciones del trabajador.</w:t>
+      </w:r>
     </w:p>
     <w:p>
       <w:pPr>
@@ -5007,6 +5061,7 @@
           <w:p>
             <w:pPr>
               <w:pStyle w:val="TextoTablas"/>
+              <w:spacing w:line="360" w:lineRule="auto"/>
               <w:rPr>
                 <w:rFonts w:eastAsia="Calibri" w:cs="Times New Roman"/>
               </w:rPr>
@@ -5023,6 +5078,7 @@
           <w:p>
             <w:pPr>
               <w:pStyle w:val="TextoTablas"/>
+              <w:spacing w:line="360" w:lineRule="auto"/>
               <w:rPr>
                 <w:rFonts w:eastAsia="Calibri" w:cs="Times New Roman"/>
               </w:rPr>
@@ -5039,6 +5095,7 @@
           <w:p>
             <w:pPr>
               <w:pStyle w:val="TextoTablas"/>
+              <w:spacing w:line="360" w:lineRule="auto"/>
               <w:rPr>
                 <w:rFonts w:eastAsia="Calibri" w:cs="Times New Roman"/>
               </w:rPr>
@@ -5057,6 +5114,7 @@
           <w:p>
             <w:pPr>
               <w:pStyle w:val="TextoTablas"/>
+              <w:spacing w:line="360" w:lineRule="auto"/>
               <w:rPr>
                 <w:rFonts w:eastAsia="Calibri" w:cs="Times New Roman"/>
               </w:rPr>
@@ -5073,6 +5131,7 @@
           <w:p>
             <w:pPr>
               <w:pStyle w:val="TextoTablas"/>
+              <w:spacing w:line="360" w:lineRule="auto"/>
               <w:rPr>
                 <w:rFonts w:eastAsia="Calibri" w:cs="Times New Roman"/>
               </w:rPr>
@@ -5089,6 +5148,7 @@
           <w:p>
             <w:pPr>
               <w:pStyle w:val="TextoTablas"/>
+              <w:spacing w:line="360" w:lineRule="auto"/>
               <w:rPr>
                 <w:rFonts w:eastAsia="Calibri" w:cs="Times New Roman"/>
               </w:rPr>
@@ -5110,6 +5170,7 @@
           <w:p>
             <w:pPr>
               <w:pStyle w:val="TextoTablas"/>
+              <w:spacing w:line="360" w:lineRule="auto"/>
               <w:rPr>
                 <w:rFonts w:eastAsia="Calibri" w:cs="Times New Roman"/>
               </w:rPr>
@@ -5126,6 +5187,7 @@
           <w:p>
             <w:pPr>
               <w:pStyle w:val="TextoTablas"/>
+              <w:spacing w:line="360" w:lineRule="auto"/>
               <w:rPr>
                 <w:rFonts w:eastAsia="Calibri" w:cs="Times New Roman"/>
               </w:rPr>
@@ -5142,6 +5204,7 @@
           <w:p>
             <w:pPr>
               <w:pStyle w:val="TextoTablas"/>
+              <w:spacing w:line="360" w:lineRule="auto"/>
               <w:rPr>
                 <w:rFonts w:eastAsia="Calibri" w:cs="Times New Roman"/>
               </w:rPr>
@@ -5160,6 +5223,7 @@
           <w:p>
             <w:pPr>
               <w:pStyle w:val="TextoTablas"/>
+              <w:spacing w:line="360" w:lineRule="auto"/>
               <w:rPr>
                 <w:rFonts w:eastAsia="Calibri" w:cs="Times New Roman"/>
               </w:rPr>
@@ -5176,6 +5240,7 @@
           <w:p>
             <w:pPr>
               <w:pStyle w:val="TextoTablas"/>
+              <w:spacing w:line="360" w:lineRule="auto"/>
               <w:rPr>
                 <w:rFonts w:eastAsia="Calibri" w:cs="Times New Roman"/>
               </w:rPr>
@@ -5192,6 +5257,7 @@
           <w:p>
             <w:pPr>
               <w:pStyle w:val="TextoTablas"/>
+              <w:spacing w:line="360" w:lineRule="auto"/>
               <w:rPr>
                 <w:rFonts w:eastAsia="Calibri" w:cs="Times New Roman"/>
               </w:rPr>
@@ -5213,6 +5279,7 @@
           <w:p>
             <w:pPr>
               <w:pStyle w:val="TextoTablas"/>
+              <w:spacing w:line="360" w:lineRule="auto"/>
               <w:rPr>
                 <w:rFonts w:eastAsia="Calibri" w:cs="Times New Roman"/>
               </w:rPr>
@@ -5229,6 +5296,7 @@
           <w:p>
             <w:pPr>
               <w:pStyle w:val="TextoTablas"/>
+              <w:spacing w:line="360" w:lineRule="auto"/>
               <w:rPr>
                 <w:rFonts w:eastAsia="Calibri" w:cs="Times New Roman"/>
               </w:rPr>
@@ -5245,6 +5313,7 @@
           <w:p>
             <w:pPr>
               <w:pStyle w:val="TextoTablas"/>
+              <w:spacing w:line="360" w:lineRule="auto"/>
               <w:rPr>
                 <w:rFonts w:eastAsia="Calibri" w:cs="Times New Roman"/>
               </w:rPr>
@@ -5263,6 +5332,7 @@
           <w:p>
             <w:pPr>
               <w:pStyle w:val="TextoTablas"/>
+              <w:spacing w:line="360" w:lineRule="auto"/>
               <w:rPr>
                 <w:rFonts w:eastAsia="Calibri" w:cs="Times New Roman"/>
               </w:rPr>
@@ -5279,6 +5349,7 @@
           <w:p>
             <w:pPr>
               <w:pStyle w:val="TextoTablas"/>
+              <w:spacing w:line="360" w:lineRule="auto"/>
               <w:rPr>
                 <w:rFonts w:eastAsia="Calibri" w:cs="Times New Roman"/>
               </w:rPr>
@@ -5295,6 +5366,7 @@
           <w:p>
             <w:pPr>
               <w:pStyle w:val="TextoTablas"/>
+              <w:spacing w:line="360" w:lineRule="auto"/>
               <w:rPr>
                 <w:rFonts w:eastAsia="Calibri" w:cs="Times New Roman"/>
               </w:rPr>
@@ -5329,6 +5401,7 @@
           <w:lang w:eastAsia="es-CO"/>
           <w14:ligatures w14:val="none"/>
         </w:rPr>
+        <w:lastRenderedPageBreak/>
         <w:t>La información presentada permite reconocer que cada modalidad contractual tiene condiciones específicas de duración, terminación y reporte. Esta diferenciación es clave para evitar inconsistencias en la afiliación, la cotización y el registro de novedades en la PILA, especialmente cuando se presentan ingresos, retiros, prórrogas o finalización de la obra contratada.</w:t>
       </w:r>
     </w:p>
@@ -5340,15 +5413,70 @@
           <w14:ligatures w14:val="none"/>
         </w:rPr>
       </w:pPr>
-    </w:p>
-    <w:p>
-      <w:pPr>
-        <w:rPr>
-          <w:rFonts w:ascii="Calibri" w:eastAsia="Calibri" w:hAnsi="Calibri" w:cs="Times New Roman"/>
-          <w:lang w:eastAsia="es-CO"/>
-          <w14:ligatures w14:val="none"/>
-        </w:rPr>
-      </w:pPr>
+      <w:r>
+        <w:rPr>
+          <w:rFonts w:ascii="Calibri" w:eastAsia="Calibri" w:hAnsi="Calibri" w:cs="Times New Roman"/>
+          <w:lang w:eastAsia="es-CO"/>
+          <w14:ligatures w14:val="none"/>
+        </w:rPr>
+        <w:t>La modalidad contractual orienta la afiliación, la cotización y el reporte de novedades en la PILA, por lo que su correcta identificación evita errores en la gestión de nómina y seguridad social.</w:t>
+      </w:r>
+    </w:p>
+    <w:p>
+      <w:pPr>
+        <w:rPr>
+          <w:rFonts w:ascii="Calibri" w:eastAsia="Calibri" w:hAnsi="Calibri" w:cs="Times New Roman"/>
+          <w:lang w:eastAsia="es-CO"/>
+          <w14:ligatures w14:val="none"/>
+        </w:rPr>
+      </w:pPr>
+      <w:r>
+        <w:rPr>
+          <w:rFonts w:ascii="Calibri" w:eastAsia="Calibri" w:hAnsi="Calibri" w:cs="Times New Roman"/>
+          <w:lang w:eastAsia="es-CO"/>
+          <w14:ligatures w14:val="none"/>
+        </w:rPr>
+        <w:t>Una vez identificadas las modalidades de contrato, es necesario profundizar en sus características principales, ya que estas permiten comprender cómo se aplica cada vínculo en la práctica laboral. Este análisis facilita la gestión correcta de la nómina, el seguimiento de las obligaciones del empleador y la protección de los derechos del trabajador frente al Sistema de Seguridad Social Integral. A continuación, se abordan las características del contrato y su relación con la seguridad social.</w:t>
+      </w:r>
+    </w:p>
+    <w:p>
+      <w:pPr>
+        <w:rPr>
+          <w:rFonts w:ascii="Calibri" w:eastAsia="Calibri" w:hAnsi="Calibri" w:cs="Times New Roman"/>
+          <w:lang w:eastAsia="es-CO"/>
+          <w14:ligatures w14:val="none"/>
+        </w:rPr>
+      </w:pPr>
+    </w:p>
+    <w:p>
+      <w:pPr>
+        <w:pStyle w:val="Ttulo2"/>
+      </w:pPr>
+      <w:bookmarkStart w:id="4" w:name="_Toc233356590"/>
+      <w:r>
+        <w:t>Características del contrato</w:t>
+      </w:r>
+      <w:bookmarkEnd w:id="4"/>
+      <w:r>
+        <w:t xml:space="preserve"> </w:t>
+      </w:r>
+    </w:p>
+    <w:p>
+      <w:pPr>
+        <w:rPr>
+          <w:rFonts w:ascii="Calibri" w:eastAsia="Calibri" w:hAnsi="Calibri" w:cs="Times New Roman"/>
+          <w:lang w:eastAsia="es-CO"/>
+          <w14:ligatures w14:val="none"/>
+        </w:rPr>
+      </w:pPr>
+      <w:r>
+        <w:rPr>
+          <w:rFonts w:ascii="Calibri" w:eastAsia="Calibri" w:hAnsi="Calibri" w:cs="Times New Roman"/>
+          <w:lang w:eastAsia="es-CO"/>
+          <w14:ligatures w14:val="none"/>
+        </w:rPr>
+        <w:t xml:space="preserve">El contrato a término fijo se caracteriza por la certeza temporal que ofrece a ambas partes, el empleador puede planificar sus costos laborales con mayor precisión y el trabajador conoce de antemano la duración de su vinculación. No obstante, esta modalidad no implica en ningún caso derechos laborales o de seguridad social reducidos, durante su vigencia, el trabajador goza exactamente de los mismos derechos que cualquier trabajador bajo contrato indefinido, incluyendo el derecho a todos los </w:t>
+      </w:r>
       <w:r>
         <w:rPr>
           <w:rFonts w:ascii="Calibri" w:eastAsia="Calibri" w:hAnsi="Calibri" w:cs="Times New Roman"/>
@@ -5356,89 +5484,24 @@
           <w14:ligatures w14:val="none"/>
         </w:rPr>
         <w:lastRenderedPageBreak/>
-        <w:t>La modalidad contractual orienta la afiliación, la cotización y el reporte de novedades en la PILA, por lo que su correcta identificación evita errores en la gestión de nómina y seguridad social.</w:t>
-      </w:r>
-    </w:p>
-    <w:p>
-      <w:pPr>
-        <w:rPr>
-          <w:rFonts w:ascii="Calibri" w:eastAsia="Calibri" w:hAnsi="Calibri" w:cs="Times New Roman"/>
-          <w:lang w:eastAsia="es-CO"/>
-          <w14:ligatures w14:val="none"/>
-        </w:rPr>
-      </w:pPr>
-      <w:r>
-        <w:rPr>
-          <w:rFonts w:ascii="Calibri" w:eastAsia="Calibri" w:hAnsi="Calibri" w:cs="Times New Roman"/>
-          <w:lang w:eastAsia="es-CO"/>
-          <w14:ligatures w14:val="none"/>
-        </w:rPr>
-        <w:t>Una vez identificadas las modalidades de contrato, es necesario profundizar en sus características principales, ya que estas permiten comprender cómo se aplica cada vínculo en la práctica laboral. Este análisis facilita la gestión correcta de la nómina, el seguimiento de las obligaciones del empleador y la protección de los derechos del trabajador frente al Sistema de Seguridad Social Integral. A continuación, se abordan las características del contrato y su relación con la seguridad social.</w:t>
-      </w:r>
-    </w:p>
-    <w:p>
-      <w:pPr>
-        <w:rPr>
-          <w:rFonts w:ascii="Calibri" w:eastAsia="Calibri" w:hAnsi="Calibri" w:cs="Times New Roman"/>
-          <w:lang w:eastAsia="es-CO"/>
-          <w14:ligatures w14:val="none"/>
-        </w:rPr>
-      </w:pPr>
-    </w:p>
-    <w:p>
-      <w:pPr>
-        <w:pStyle w:val="Ttulo2"/>
-      </w:pPr>
-      <w:bookmarkStart w:id="5" w:name="_Toc233356590"/>
-      <w:r>
-        <w:t>Características del contrato</w:t>
-      </w:r>
-      <w:bookmarkEnd w:id="5"/>
-      <w:r>
-        <w:t xml:space="preserve"> </w:t>
-      </w:r>
-    </w:p>
-    <w:p>
-      <w:pPr>
-        <w:rPr>
-          <w:rFonts w:ascii="Calibri" w:eastAsia="Calibri" w:hAnsi="Calibri" w:cs="Times New Roman"/>
-          <w:lang w:eastAsia="es-CO"/>
-          <w14:ligatures w14:val="none"/>
-        </w:rPr>
-      </w:pPr>
-      <w:r>
-        <w:rPr>
-          <w:rFonts w:ascii="Calibri" w:eastAsia="Calibri" w:hAnsi="Calibri" w:cs="Times New Roman"/>
-          <w:lang w:eastAsia="es-CO"/>
-          <w14:ligatures w14:val="none"/>
-        </w:rPr>
-        <w:t>El contrato a término fijo se caracteriza por la certeza temporal que ofrece a ambas partes, el empleador puede planificar sus costos laborales con mayor precisión y el trabajador conoce de antemano la duración de su vinculación. No obstante, esta modalidad no implica en ningún caso derechos laborales o de seguridad social reducidos, durante su vigencia, el trabajador goza exactamente de los mismos derechos que cualquier trabajador bajo contrato indefinido, incluyendo el derecho a todos los componentes del sistema de seguridad social, a las prestaciones sociales y a la estabilidad reforzada en los casos que la ley contempla.</w:t>
-      </w:r>
-    </w:p>
-    <w:p>
-      <w:pPr>
-        <w:rPr>
-          <w:rFonts w:ascii="Calibri" w:eastAsia="Calibri" w:hAnsi="Calibri" w:cs="Times New Roman"/>
-          <w:lang w:eastAsia="es-CO"/>
-          <w14:ligatures w14:val="none"/>
-        </w:rPr>
-      </w:pPr>
-      <w:r>
-        <w:rPr>
-          <w:rFonts w:ascii="Calibri" w:eastAsia="Calibri" w:hAnsi="Calibri" w:cs="Times New Roman"/>
-          <w:lang w:eastAsia="es-CO"/>
-          <w14:ligatures w14:val="none"/>
-        </w:rPr>
-        <w:t xml:space="preserve">Al revisar las características del contrato laboral, es importante reconocer que la duración del vínculo incide directamente en la gestión de nómina y seguridad social. En especial, el contrato a término fijo y el contrato a término indefinido presentan diferencias en la terminación, la estabilidad laboral, el reporte de novedades y el </w:t>
-      </w:r>
-      <w:r>
-        <w:rPr>
-          <w:rFonts w:ascii="Calibri" w:eastAsia="Calibri" w:hAnsi="Calibri" w:cs="Times New Roman"/>
-          <w:lang w:eastAsia="es-CO"/>
-          <w14:ligatures w14:val="none"/>
-        </w:rPr>
-        <w:lastRenderedPageBreak/>
-        <w:t>seguimiento de los aportes en la PILA. A continuación, se explican estas dos modalidades con sus principales implicaciones y un ejemplo aplicado:</w:t>
+        <w:t>componentes del sistema de seguridad social, a las prestaciones sociales y a la estabilidad reforzada en los casos que la ley contempla.</w:t>
+      </w:r>
+    </w:p>
+    <w:p>
+      <w:pPr>
+        <w:rPr>
+          <w:rFonts w:ascii="Calibri" w:eastAsia="Calibri" w:hAnsi="Calibri" w:cs="Times New Roman"/>
+          <w:lang w:eastAsia="es-CO"/>
+          <w14:ligatures w14:val="none"/>
+        </w:rPr>
+      </w:pPr>
+      <w:r>
+        <w:rPr>
+          <w:rFonts w:ascii="Calibri" w:eastAsia="Calibri" w:hAnsi="Calibri" w:cs="Times New Roman"/>
+          <w:lang w:eastAsia="es-CO"/>
+          <w14:ligatures w14:val="none"/>
+        </w:rPr>
+        <w:t>Al revisar las características del contrato laboral, es importante reconocer que la duración del vínculo incide directamente en la gestión de nómina y seguridad social. En especial, el contrato a término fijo y el contrato a término indefinido presentan diferencias en la terminación, la estabilidad laboral, el reporte de novedades y el seguimiento de los aportes en la PILA. A continuación, se explican estas dos modalidades con sus principales implicaciones y un ejemplo aplicado:</w:t>
       </w:r>
     </w:p>
     <w:p>
@@ -5553,7 +5616,16 @@
           <w:lang w:eastAsia="es-CO"/>
           <w14:ligatures w14:val="none"/>
         </w:rPr>
-        <w:t>l contrato a término indefinido no tiene una fecha de finalización establecida y se caracteriza por su vocación de permanencia. Esta modalidad requiere seguimiento continuo de novedades como variaciones salariales, incapacidades, licencias, suspensiones y retiros. Cuando se presenta un aumento salarial, debe actualizarse el Ingreso Base de Cotización (IBC) en la PILA desde el período correspondiente, para evitar aportes incompletos o inconsistencias en la historia laboral del trabajador.</w:t>
+        <w:t xml:space="preserve">l contrato a término indefinido no tiene una fecha de finalización establecida y se caracteriza por su vocación de permanencia. Esta modalidad requiere seguimiento continuo de novedades como variaciones salariales, incapacidades, licencias, suspensiones y retiros. Cuando se presenta un aumento salarial, debe actualizarse el </w:t>
+      </w:r>
+      <w:r>
+        <w:rPr>
+          <w:rFonts w:ascii="Calibri" w:eastAsia="Calibri" w:hAnsi="Calibri" w:cs="Times New Roman"/>
+          <w:lang w:eastAsia="es-CO"/>
+          <w14:ligatures w14:val="none"/>
+        </w:rPr>
+        <w:lastRenderedPageBreak/>
+        <w:t>Ingreso Base de Cotización (IBC) en la PILA desde el período correspondiente, para evitar aportes incompletos o inconsistencias en la historia laboral del trabajador.</w:t>
       </w:r>
     </w:p>
     <w:p>
@@ -5596,58 +5668,58 @@
           <w:lang w:eastAsia="es-CO"/>
           <w14:ligatures w14:val="none"/>
         </w:rPr>
+        <w:t>Estas dos modalidades evidencian que la duración del contrato influye en el seguimiento de la nómina y en el reporte de novedades ante la PILA. Mientras el contrato a término fijo exige controlar fechas de vencimiento, prórrogas y retiros, el contrato a término indefinido requiere verificar de manera continua cambios salariales, incapacidades, licencias y demás situaciones que puedan afectar la cotización.</w:t>
+      </w:r>
+    </w:p>
+    <w:p>
+      <w:pPr>
+        <w:rPr>
+          <w:rFonts w:ascii="Calibri" w:eastAsia="Calibri" w:hAnsi="Calibri" w:cs="Times New Roman"/>
+          <w:lang w:eastAsia="es-CO"/>
+          <w14:ligatures w14:val="none"/>
+        </w:rPr>
+      </w:pPr>
+      <w:r>
+        <w:rPr>
+          <w:rFonts w:ascii="Calibri" w:eastAsia="Calibri" w:hAnsi="Calibri" w:cs="Times New Roman"/>
+          <w:lang w:eastAsia="es-CO"/>
+          <w14:ligatures w14:val="none"/>
+        </w:rPr>
+        <w:t>En ambos casos, la gestión adecuada del contrato permite proteger los derechos del trabajador, mantener actualizada su historia de aportes y prevenir errores que puedan generar inconsistencias frente al Sistema de Seguridad Social Integral.</w:t>
+      </w:r>
+    </w:p>
+    <w:p>
+      <w:pPr>
+        <w:rPr>
+          <w:rFonts w:ascii="Calibri" w:eastAsia="Calibri" w:hAnsi="Calibri" w:cs="Times New Roman"/>
+          <w:lang w:eastAsia="es-CO"/>
+          <w14:ligatures w14:val="none"/>
+        </w:rPr>
+      </w:pPr>
+      <w:r>
+        <w:rPr>
+          <w:rFonts w:ascii="Calibri" w:eastAsia="Calibri" w:hAnsi="Calibri" w:cs="Times New Roman"/>
+          <w:lang w:eastAsia="es-CO"/>
+          <w14:ligatures w14:val="none"/>
+        </w:rPr>
+        <w:t>Una situación frecuente que debe manejar correctamente el profesional de nómina es la del trabajador que tiene contrato indefinido y que, en algún momento, es ascendido o recibe un aumento salarial. Este cambio genera la novedad de variación de salario permanente (VSP) que debe reportarse en la PILA del período en que se produce el incremento. El error de continuar liquidando los aportes sobre el salario anterior puede resultar en cotizaciones insuficientes al sistema de pensiones, lo que a largo plazo reduce las semanas de cotización efectivas del trabajador y puede afectar el monto de su futura pensión. El compromiso ético del profesional de nómina incluye garantizar que estas actualizaciones se realicen oportuna y correctamente.</w:t>
+      </w:r>
+    </w:p>
+    <w:p>
+      <w:pPr>
+        <w:rPr>
+          <w:rFonts w:ascii="Calibri" w:eastAsia="Calibri" w:hAnsi="Calibri" w:cs="Times New Roman"/>
+          <w:lang w:eastAsia="es-CO"/>
+          <w14:ligatures w14:val="none"/>
+        </w:rPr>
+      </w:pPr>
+      <w:r>
+        <w:rPr>
+          <w:rFonts w:ascii="Calibri" w:eastAsia="Calibri" w:hAnsi="Calibri" w:cs="Times New Roman"/>
+          <w:lang w:eastAsia="es-CO"/>
+          <w14:ligatures w14:val="none"/>
+        </w:rPr>
         <w:lastRenderedPageBreak/>
-        <w:t>Estas dos modalidades evidencian que la duración del contrato influye en el seguimiento de la nómina y en el reporte de novedades ante la PILA. Mientras el contrato a término fijo exige controlar fechas de vencimiento, prórrogas y retiros, el contrato a término indefinido requiere verificar de manera continua cambios salariales, incapacidades, licencias y demás situaciones que puedan afectar la cotización.</w:t>
-      </w:r>
-    </w:p>
-    <w:p>
-      <w:pPr>
-        <w:rPr>
-          <w:rFonts w:ascii="Calibri" w:eastAsia="Calibri" w:hAnsi="Calibri" w:cs="Times New Roman"/>
-          <w:lang w:eastAsia="es-CO"/>
-          <w14:ligatures w14:val="none"/>
-        </w:rPr>
-      </w:pPr>
-      <w:r>
-        <w:rPr>
-          <w:rFonts w:ascii="Calibri" w:eastAsia="Calibri" w:hAnsi="Calibri" w:cs="Times New Roman"/>
-          <w:lang w:eastAsia="es-CO"/>
-          <w14:ligatures w14:val="none"/>
-        </w:rPr>
-        <w:t>En ambos casos, la gestión adecuada del contrato permite proteger los derechos del trabajador, mantener actualizada su historia de aportes y prevenir errores que puedan generar inconsistencias frente al Sistema de Seguridad Social Integral.</w:t>
-      </w:r>
-    </w:p>
-    <w:p>
-      <w:pPr>
-        <w:rPr>
-          <w:rFonts w:ascii="Calibri" w:eastAsia="Calibri" w:hAnsi="Calibri" w:cs="Times New Roman"/>
-          <w:lang w:eastAsia="es-CO"/>
-          <w14:ligatures w14:val="none"/>
-        </w:rPr>
-      </w:pPr>
-      <w:r>
-        <w:rPr>
-          <w:rFonts w:ascii="Calibri" w:eastAsia="Calibri" w:hAnsi="Calibri" w:cs="Times New Roman"/>
-          <w:lang w:eastAsia="es-CO"/>
-          <w14:ligatures w14:val="none"/>
-        </w:rPr>
-        <w:t>Una situación frecuente que debe manejar correctamente el profesional de nómina es la del trabajador que tiene contrato indefinido y que, en algún momento, es ascendido o recibe un aumento salarial. Este cambio genera la novedad de variación de salario permanente (VSP) que debe reportarse en la PILA del período en que se produce el incremento. El error de continuar liquidando los aportes sobre el salario anterior puede resultar en cotizaciones insuficientes al sistema de pensiones, lo que a largo plazo reduce las semanas de cotización efectivas del trabajador y puede afectar el monto de su futura pensión. El compromiso ético del profesional de nómina incluye garantizar que estas actualizaciones se realicen oportuna y correctamente.</w:t>
-      </w:r>
-    </w:p>
-    <w:p>
-      <w:pPr>
-        <w:rPr>
-          <w:rFonts w:ascii="Calibri" w:eastAsia="Calibri" w:hAnsi="Calibri" w:cs="Times New Roman"/>
-          <w:lang w:eastAsia="es-CO"/>
-          <w14:ligatures w14:val="none"/>
-        </w:rPr>
-      </w:pPr>
-      <w:r>
-        <w:rPr>
-          <w:rFonts w:ascii="Calibri" w:eastAsia="Calibri" w:hAnsi="Calibri" w:cs="Times New Roman"/>
-          <w:lang w:eastAsia="es-CO"/>
-          <w14:ligatures w14:val="none"/>
-        </w:rPr>
         <w:t>La actualización oportuna de salarios, novedades y fechas contractuales permite liquidar correctamente los aportes y proteger la historia laboral del trabajador en el Sistema de Seguridad Social Integral.</w:t>
       </w:r>
     </w:p>
@@ -5665,16 +5737,7 @@
           <w:lang w:eastAsia="es-CO"/>
           <w14:ligatures w14:val="none"/>
         </w:rPr>
-        <w:t xml:space="preserve">La gestión de nómina exige un seguimiento permanente de los contratos y de las novedades que afectan la cotización al Sistema de Seguridad Social Integral. Para realizar este proceso de forma correcta, es necesario controlar los vencimientos, los </w:t>
-      </w:r>
-      <w:r>
-        <w:rPr>
-          <w:rFonts w:ascii="Calibri" w:eastAsia="Calibri" w:hAnsi="Calibri" w:cs="Times New Roman"/>
-          <w:lang w:eastAsia="es-CO"/>
-          <w14:ligatures w14:val="none"/>
-        </w:rPr>
-        <w:lastRenderedPageBreak/>
-        <w:t>cambios salariales y la información que debe reportarse en la planilla de aportes. A continuación, se presentan los aspectos clave que orientan este seguimiento y fortalecen la calidad del proceso.</w:t>
+        <w:t>La gestión de nómina exige un seguimiento permanente de los contratos y de las novedades que afectan la cotización al Sistema de Seguridad Social Integral. Para realizar este proceso de forma correcta, es necesario controlar los vencimientos, los cambios salariales y la información que debe reportarse en la planilla de aportes. A continuación, se presentan los aspectos clave que orientan este seguimiento y fortalecen la calidad del proceso.</w:t>
       </w:r>
     </w:p>
     <w:p>
@@ -5823,6 +5886,15 @@
     </w:p>
     <w:p>
       <w:pPr>
+        <w:rPr>
+          <w:rFonts w:ascii="Calibri" w:eastAsia="Calibri" w:hAnsi="Calibri" w:cs="Times New Roman"/>
+          <w:lang w:eastAsia="es-CO"/>
+          <w14:ligatures w14:val="none"/>
+        </w:rPr>
+      </w:pPr>
+    </w:p>
+    <w:p>
+      <w:pPr>
         <w:pStyle w:val="Prrafodelista"/>
         <w:numPr>
           <w:ilvl w:val="0"/>
@@ -5841,6 +5913,7 @@
           <w:lang w:eastAsia="es-CO"/>
           <w14:ligatures w14:val="none"/>
         </w:rPr>
+        <w:lastRenderedPageBreak/>
         <w:t>Automatización de procesos</w:t>
       </w:r>
     </w:p>
@@ -5868,24 +5941,6 @@
         </w:rPr>
         <w:t xml:space="preserve">ace referencia al uso de software de nómina para apoyar el cálculo de aportes y el control de novedades. Esta herramienta agiliza la gestión, pero sus resultados deben ser revisados para garantizar que la liquidación sea correcta. </w:t>
       </w:r>
-    </w:p>
-    <w:p>
-      <w:pPr>
-        <w:rPr>
-          <w:rFonts w:ascii="Calibri" w:eastAsia="Calibri" w:hAnsi="Calibri" w:cs="Times New Roman"/>
-          <w:lang w:eastAsia="es-CO"/>
-          <w14:ligatures w14:val="none"/>
-        </w:rPr>
-      </w:pPr>
-    </w:p>
-    <w:p>
-      <w:pPr>
-        <w:rPr>
-          <w:rFonts w:ascii="Calibri" w:eastAsia="Calibri" w:hAnsi="Calibri" w:cs="Times New Roman"/>
-          <w:lang w:eastAsia="es-CO"/>
-          <w14:ligatures w14:val="none"/>
-        </w:rPr>
-      </w:pPr>
     </w:p>
     <w:p>
       <w:pPr>
@@ -5907,7 +5962,6 @@
           <w:lang w:eastAsia="es-CO"/>
           <w14:ligatures w14:val="none"/>
         </w:rPr>
-        <w:lastRenderedPageBreak/>
         <w:t>Validación normativa</w:t>
       </w:r>
     </w:p>
@@ -6045,36 +6099,28 @@
       <w:pPr>
         <w:pStyle w:val="Ttulo2"/>
       </w:pPr>
-      <w:bookmarkStart w:id="6" w:name="_Toc233356591"/>
-      <w:r>
+      <w:bookmarkStart w:id="5" w:name="_Toc233356591"/>
+      <w:r>
+        <w:lastRenderedPageBreak/>
         <w:t>Contrato de prestación de servicios</w:t>
       </w:r>
-      <w:bookmarkEnd w:id="6"/>
-    </w:p>
-    <w:p>
-      <w:pPr>
-        <w:rPr>
-          <w:rFonts w:ascii="Calibri" w:eastAsia="Calibri" w:hAnsi="Calibri" w:cs="Times New Roman"/>
-          <w:lang w:eastAsia="es-CO"/>
-          <w14:ligatures w14:val="none"/>
-        </w:rPr>
-      </w:pPr>
-      <w:r>
-        <w:rPr>
-          <w:rFonts w:ascii="Calibri" w:eastAsia="Calibri" w:hAnsi="Calibri" w:cs="Times New Roman"/>
-          <w:lang w:eastAsia="es-CO"/>
-          <w14:ligatures w14:val="none"/>
-        </w:rPr>
-        <w:t xml:space="preserve">El contrato de prestación de servicios es un acuerdo de naturaleza civil o comercial mediante el cual una persona natural o jurídica (el contratista) se compromete a ejecutar una actividad específica para otra parte (el contratante), de </w:t>
-      </w:r>
-      <w:r>
-        <w:rPr>
-          <w:rFonts w:ascii="Calibri" w:eastAsia="Calibri" w:hAnsi="Calibri" w:cs="Times New Roman"/>
-          <w:lang w:eastAsia="es-CO"/>
-          <w14:ligatures w14:val="none"/>
-        </w:rPr>
-        <w:lastRenderedPageBreak/>
-        <w:t>manera autónoma e independiente, a cambio del pago de honorarios previamente pactados. La característica definitoria de este contrato es la ausencia de subordinación, el contratista conserva plena autonomía en la determinación de los métodos, los horarios y los recursos que utilizará para ejecutar la tarea encomendada, siempre que entregue el resultado acordado en el tiempo y bajo las condiciones pactadas. Esta autonomía es precisamente lo que diferencia al contratista del trabajador dependiente y lo que justifica el tratamiento diferenciado en materia de seguridad social.</w:t>
+      <w:bookmarkEnd w:id="5"/>
+    </w:p>
+    <w:p>
+      <w:pPr>
+        <w:rPr>
+          <w:rFonts w:ascii="Calibri" w:eastAsia="Calibri" w:hAnsi="Calibri" w:cs="Times New Roman"/>
+          <w:lang w:eastAsia="es-CO"/>
+          <w14:ligatures w14:val="none"/>
+        </w:rPr>
+      </w:pPr>
+      <w:r>
+        <w:rPr>
+          <w:rFonts w:ascii="Calibri" w:eastAsia="Calibri" w:hAnsi="Calibri" w:cs="Times New Roman"/>
+          <w:lang w:eastAsia="es-CO"/>
+          <w14:ligatures w14:val="none"/>
+        </w:rPr>
+        <w:t>El contrato de prestación de servicios es un acuerdo de naturaleza civil o comercial mediante el cual una persona natural o jurídica (el contratista) se compromete a ejecutar una actividad específica para otra parte (el contratante), de manera autónoma e independiente, a cambio del pago de honorarios previamente pactados. La característica definitoria de este contrato es la ausencia de subordinación, el contratista conserva plena autonomía en la determinación de los métodos, los horarios y los recursos que utilizará para ejecutar la tarea encomendada, siempre que entregue el resultado acordado en el tiempo y bajo las condiciones pactadas. Esta autonomía es precisamente lo que diferencia al contratista del trabajador dependiente y lo que justifica el tratamiento diferenciado en materia de seguridad social.</w:t>
       </w:r>
     </w:p>
     <w:p>
@@ -6162,6 +6208,7 @@
           <w:lang w:eastAsia="es-CO"/>
           <w14:ligatures w14:val="none"/>
         </w:rPr>
+        <w:lastRenderedPageBreak/>
         <w:t>Materiales y equipos</w:t>
       </w:r>
     </w:p>
@@ -6187,16 +6234,7 @@
           <w:lang w:eastAsia="es-CO"/>
           <w14:ligatures w14:val="none"/>
         </w:rPr>
-        <w:t xml:space="preserve">nversión en herramientas, equipos tecnológicos, insumos y demás recursos que el contratista requiere para cumplir el objeto del contrato. A diferencia del trabajador </w:t>
-      </w:r>
-      <w:r>
-        <w:rPr>
-          <w:rFonts w:ascii="Calibri" w:eastAsia="Calibri" w:hAnsi="Calibri" w:cs="Times New Roman"/>
-          <w:lang w:eastAsia="es-CO"/>
-          <w14:ligatures w14:val="none"/>
-        </w:rPr>
-        <w:lastRenderedPageBreak/>
-        <w:t xml:space="preserve">dependiente, el contratista adquiere y mantiene estos recursos con cargo a sus propios ingresos. </w:t>
+        <w:t xml:space="preserve">nversión en herramientas, equipos tecnológicos, insumos y demás recursos que el contratista requiere para cumplir el objeto del contrato. A diferencia del trabajador dependiente, el contratista adquiere y mantiene estos recursos con cargo a sus propios ingresos. </w:t>
       </w:r>
     </w:p>
     <w:p>
@@ -6312,16 +6350,8 @@
           <w:lang w:eastAsia="es-CO"/>
           <w14:ligatures w14:val="none"/>
         </w:rPr>
-        <w:t xml:space="preserve">Es importante precisar que el contratista bajo esta modalidad no genera derecho a prima de servicios, cesantías, intereses sobre cesantías ni vacaciones remuneradas, pues estas prestaciones son exclusivas del contrato de trabajo. Tampoco tiene derecho </w:t>
-      </w:r>
-      <w:r>
-        <w:rPr>
-          <w:rFonts w:ascii="Calibri" w:eastAsia="Calibri" w:hAnsi="Calibri" w:cs="Times New Roman"/>
-          <w:lang w:eastAsia="es-CO"/>
-          <w14:ligatures w14:val="none"/>
-        </w:rPr>
         <w:lastRenderedPageBreak/>
-        <w:t>al pago de horas extras, recargos nocturnos ni a la indemnización por terminación sin justa causa establecida en el CST. Sin embargo, si durante la ejecución del contrato se comprueba que en la práctica existió subordinación y que el contratista ejecutó sus funciones bajo las órdenes e instrucciones del contratante, un juez laboral puede declarar la existencia de un contrato realidad y ordenar el pago retroactivo de todas las prestaciones y aportes adeudados.</w:t>
+        <w:t>Es importante precisar que el contratista bajo esta modalidad no genera derecho a prima de servicios, cesantías, intereses sobre cesantías ni vacaciones remuneradas, pues estas prestaciones son exclusivas del contrato de trabajo. Tampoco tiene derecho al pago de horas extras, recargos nocturnos ni a la indemnización por terminación sin justa causa establecida en el CST. Sin embargo, si durante la ejecución del contrato se comprueba que en la práctica existió subordinación y que el contratista ejecutó sus funciones bajo las órdenes e instrucciones del contratante, un juez laboral puede declarar la existencia de un contrato realidad y ordenar el pago retroactivo de todas las prestaciones y aportes adeudados.</w:t>
       </w:r>
     </w:p>
     <w:p>
@@ -6439,6 +6469,15 @@
     </w:p>
     <w:p>
       <w:pPr>
+        <w:rPr>
+          <w:rFonts w:ascii="Calibri" w:eastAsia="Calibri" w:hAnsi="Calibri" w:cs="Times New Roman"/>
+          <w:lang w:eastAsia="es-CO"/>
+          <w14:ligatures w14:val="none"/>
+        </w:rPr>
+      </w:pPr>
+    </w:p>
+    <w:p>
+      <w:pPr>
         <w:pStyle w:val="Prrafodelista"/>
         <w:numPr>
           <w:ilvl w:val="0"/>
@@ -6457,6 +6496,7 @@
           <w:lang w:eastAsia="es-CO"/>
           <w14:ligatures w14:val="none"/>
         </w:rPr>
+        <w:lastRenderedPageBreak/>
         <w:t>Sin recargos ni indemnización</w:t>
       </w:r>
     </w:p>
@@ -6482,16 +6522,7 @@
           <w:lang w:eastAsia="es-CO"/>
           <w14:ligatures w14:val="none"/>
         </w:rPr>
-        <w:t xml:space="preserve">l contratista no tiene derecho al pago de horas extras, recargos nocturnos ni a la indemnización por terminación sin justa causa. Su vínculo termina al cumplirse el </w:t>
-      </w:r>
-      <w:r>
-        <w:rPr>
-          <w:rFonts w:ascii="Calibri" w:eastAsia="Calibri" w:hAnsi="Calibri" w:cs="Times New Roman"/>
-          <w:lang w:eastAsia="es-CO"/>
-          <w14:ligatures w14:val="none"/>
-        </w:rPr>
-        <w:lastRenderedPageBreak/>
-        <w:t>objeto del contrato o en la fecha pactada, sin que ello genere obligación indemnizatoria para el contratante.</w:t>
+        <w:t>l contratista no tiene derecho al pago de horas extras, recargos nocturnos ni a la indemnización por terminación sin justa causa. Su vínculo termina al cumplirse el objeto del contrato o en la fecha pactada, sin que ello genere obligación indemnizatoria para el contratante.</w:t>
       </w:r>
     </w:p>
     <w:p>
@@ -6652,17 +6683,8 @@
           <w:lang w:eastAsia="es-CO"/>
           <w14:ligatures w14:val="none"/>
         </w:rPr>
-        <w:t>La documentación adecuada de la autonomía del contratista (actas de entregables, informes de avance y comunicaciones que evidencien la ausencia de subordinación) es también una práctica indispensable para reducir el riesgo de investigaciones futuras y proteger a la organización frente a posibles reclamaciones laborales.</w:t>
-      </w:r>
-    </w:p>
-    <w:p>
-      <w:pPr>
-        <w:rPr>
-          <w:rFonts w:ascii="Calibri" w:eastAsia="Calibri" w:hAnsi="Calibri" w:cs="Times New Roman"/>
-          <w:lang w:eastAsia="es-CO"/>
-          <w14:ligatures w14:val="none"/>
-        </w:rPr>
-      </w:pPr>
+        <w:t xml:space="preserve">La documentación adecuada de la autonomía del contratista (actas de entregables, informes de avance y comunicaciones que evidencien la ausencia de </w:t>
+      </w:r>
       <w:r>
         <w:rPr>
           <w:rFonts w:ascii="Calibri" w:eastAsia="Calibri" w:hAnsi="Calibri" w:cs="Times New Roman"/>
@@ -6670,6 +6692,23 @@
           <w14:ligatures w14:val="none"/>
         </w:rPr>
         <w:lastRenderedPageBreak/>
+        <w:t>subordinación) es también una práctica indispensable para reducir el riesgo de investigaciones futuras y proteger a la organización frente a posibles reclamaciones laborales.</w:t>
+      </w:r>
+    </w:p>
+    <w:p>
+      <w:pPr>
+        <w:rPr>
+          <w:rFonts w:ascii="Calibri" w:eastAsia="Calibri" w:hAnsi="Calibri" w:cs="Times New Roman"/>
+          <w:lang w:eastAsia="es-CO"/>
+          <w14:ligatures w14:val="none"/>
+        </w:rPr>
+      </w:pPr>
+      <w:r>
+        <w:rPr>
+          <w:rFonts w:ascii="Calibri" w:eastAsia="Calibri" w:hAnsi="Calibri" w:cs="Times New Roman"/>
+          <w:lang w:eastAsia="es-CO"/>
+          <w14:ligatures w14:val="none"/>
+        </w:rPr>
         <w:t>Para el profesional de nómina y seguridad social, la gestión de los contratos de prestación de servicios requiere la implementación de tres controles específicos que deben aplicarse de manera sistemática en cada período:</w:t>
       </w:r>
     </w:p>
@@ -6856,16 +6895,8 @@
           <w:lang w:eastAsia="es-CO"/>
           <w14:ligatures w14:val="none"/>
         </w:rPr>
-        <w:t xml:space="preserve">Desde una perspectiva práctica, es frecuente que las empresas utilicen simultáneamente contratos laborales y contratos de prestación de servicios para gestionar su fuerza laboral. Esta combinación es perfectamente legal siempre que cada </w:t>
-      </w:r>
-      <w:r>
-        <w:rPr>
-          <w:rFonts w:ascii="Calibri" w:eastAsia="Calibri" w:hAnsi="Calibri" w:cs="Times New Roman"/>
-          <w:lang w:eastAsia="es-CO"/>
-          <w14:ligatures w14:val="none"/>
-        </w:rPr>
         <w:lastRenderedPageBreak/>
-        <w:t>modalidad se aplique correctamente según las características de la relación: si existe subordinación, debe formalizarse mediante contrato laboral; si existe verdadera autonomía, puede utilizarse el contrato de prestación de servicios. El error más común es usar el contrato de prestación de servicios para funciones que en la práctica se ejecutan bajo subordinación, buscando reducir los costos laborales. Esta práctica, además de ser ilegal, expone a la organización a las consecuencias del contrato realidad y a las sanciones de la UGPP.</w:t>
+        <w:t>Desde una perspectiva práctica, es frecuente que las empresas utilicen simultáneamente contratos laborales y contratos de prestación de servicios para gestionar su fuerza laboral. Esta combinación es perfectamente legal siempre que cada modalidad se aplique correctamente según las características de la relación: si existe subordinación, debe formalizarse mediante contrato laboral; si existe verdadera autonomía, puede utilizarse el contrato de prestación de servicios. El error más común es usar el contrato de prestación de servicios para funciones que en la práctica se ejecutan bajo subordinación, buscando reducir los costos laborales. Esta práctica, además de ser ilegal, expone a la organización a las consecuencias del contrato realidad y a las sanciones de la UGPP.</w:t>
       </w:r>
     </w:p>
     <w:p>
@@ -6956,6 +6987,7 @@
               <w:rPr>
                 <w:b/>
               </w:rPr>
+              <w:lastRenderedPageBreak/>
               <w:t>Hombre</w:t>
             </w:r>
             <w:r>
@@ -6970,7 +7002,6 @@
               <w:rPr>
                 <w:b/>
               </w:rPr>
-              <w:lastRenderedPageBreak/>
               <w:t>Mujer</w:t>
             </w:r>
             <w:r>
@@ -7050,7 +7081,11 @@
               <w:t>: e</w:t>
             </w:r>
             <w:r>
-              <w:t>sos aportes no se calculan sobre el total de los honorarios. Se calculan sobre el cuarenta por ciento de lo que se recibe al mes. Eso se llama Ingreso Base de Cotización, el IBC. Y nunca puede ser menor a un salario mínimo legal vigente.</w:t>
+              <w:t xml:space="preserve">sos aportes no se calculan sobre el total de los honorarios. Se calculan sobre el cuarenta por ciento de lo que se recibe al mes. Eso se llama Ingreso </w:t>
+            </w:r>
+            <w:r>
+              <w:lastRenderedPageBreak/>
+              <w:t>Base de Cotización, el IBC. Y nunca puede ser menor a un salario mínimo legal vigente.</w:t>
             </w:r>
           </w:p>
           <w:p>
@@ -7058,7 +7093,6 @@
               <w:rPr>
                 <w:b/>
               </w:rPr>
-              <w:lastRenderedPageBreak/>
               <w:t>Mujer</w:t>
             </w:r>
             <w:r>
@@ -7181,11 +7215,11 @@
       <w:pPr>
         <w:pStyle w:val="Ttulo2"/>
       </w:pPr>
-      <w:bookmarkStart w:id="7" w:name="_Toc233356592"/>
+      <w:bookmarkStart w:id="6" w:name="_Toc233356592"/>
       <w:r>
         <w:t>Principio del contrato realidad y sus implicaciones</w:t>
       </w:r>
-      <w:bookmarkEnd w:id="7"/>
+      <w:bookmarkEnd w:id="6"/>
     </w:p>
     <w:p>
       <w:r>
@@ -7874,11 +7908,11 @@
         <w:lastRenderedPageBreak/>
         <w:t xml:space="preserve"> </w:t>
       </w:r>
-      <w:bookmarkStart w:id="8" w:name="_Toc233356593"/>
+      <w:bookmarkStart w:id="7" w:name="_Toc233356593"/>
       <w:r>
         <w:t>Normativa del sistema de seguridad social integral</w:t>
       </w:r>
-      <w:bookmarkEnd w:id="8"/>
+      <w:bookmarkEnd w:id="7"/>
     </w:p>
     <w:p>
       <w:r>
@@ -8019,11 +8053,11 @@
       <w:pPr>
         <w:pStyle w:val="Ttulo2"/>
       </w:pPr>
-      <w:bookmarkStart w:id="9" w:name="_Toc233356594"/>
+      <w:bookmarkStart w:id="8" w:name="_Toc233356594"/>
       <w:r>
         <w:t>Concepto, origen y principios</w:t>
       </w:r>
-      <w:bookmarkEnd w:id="9"/>
+      <w:bookmarkEnd w:id="8"/>
     </w:p>
     <w:p>
       <w:r>
@@ -8212,12 +8246,12 @@
       <w:pPr>
         <w:pStyle w:val="Ttulo2"/>
       </w:pPr>
-      <w:bookmarkStart w:id="10" w:name="_Toc233356595"/>
+      <w:bookmarkStart w:id="9" w:name="_Toc233356595"/>
       <w:r>
         <w:lastRenderedPageBreak/>
         <w:t>Ley 100 de 1993</w:t>
       </w:r>
-      <w:bookmarkEnd w:id="10"/>
+      <w:bookmarkEnd w:id="9"/>
     </w:p>
     <w:p>
       <w:r>
@@ -8616,11 +8650,11 @@
       <w:pPr>
         <w:pStyle w:val="Ttulo2"/>
       </w:pPr>
-      <w:bookmarkStart w:id="11" w:name="_Toc233356596"/>
+      <w:bookmarkStart w:id="10" w:name="_Toc233356596"/>
       <w:r>
         <w:t>Sistema General de Seguridad Social en Salud (SGSSS)</w:t>
       </w:r>
-      <w:bookmarkEnd w:id="11"/>
+      <w:bookmarkEnd w:id="10"/>
     </w:p>
     <w:p>
       <w:r>
@@ -8868,11 +8902,11 @@
       <w:pPr>
         <w:pStyle w:val="Ttulo2"/>
       </w:pPr>
-      <w:bookmarkStart w:id="12" w:name="_Toc233356597"/>
+      <w:bookmarkStart w:id="11" w:name="_Toc233356597"/>
       <w:r>
         <w:t>Sistema General de Pensiones (SGP)</w:t>
       </w:r>
-      <w:bookmarkEnd w:id="12"/>
+      <w:bookmarkEnd w:id="11"/>
     </w:p>
     <w:p>
       <w:r>
@@ -8945,9 +8979,9 @@
         <w:t>El RPM ofrece mayor certeza sobre el monto de la pensión y resulta especialmente favorable para trabajadores con trayectorias laborales largas y continuas, dado que la pensión mínima garantizada equivale al SMLMV. Los requisitos para acceder a la pensión de vejez son 62 años para hombres y 57 para mujeres, con 1.300 semanas cotizadas. El RAIS puede generar pensiones más altas para trabajadores con ingresos elevados y cotizaciones continuas; sin embargo, conlleva el riesgo de una pensión insuficiente si los rendimientos del fondo son bajos o si el historial de cotizaciones presenta vacíos importantes.</w:t>
       </w:r>
     </w:p>
-    <w:p/>
-    <w:p>
-      <w:r>
+    <w:p>
+      <w:r>
+        <w:lastRenderedPageBreak/>
         <w:t>Para el profesional de nómina, la gestión del sistema de pensiones implica verificar periódicamente los siguientes aspectos:</w:t>
       </w:r>
     </w:p>
@@ -9020,6 +9054,7 @@
         <w:t>Las diferencias entre el RPM y el RAIS no siempre resultan evidentes para el trabajador al momento de elegir o conservar su régimen pensional. Con el propósito de facilitar la comprensión de las características esenciales de cada sistema, en la siguiente tabla se presenta un comparativo de los principales aspectos que los distinguen, desde el tipo de financiamiento hasta las condiciones de acceso a la pensión de vejez y las restricciones de traslado vigentes.</w:t>
       </w:r>
     </w:p>
+    <w:p/>
     <w:p>
       <w:pPr>
         <w:pStyle w:val="Tabla"/>
@@ -9082,6 +9117,7 @@
           <w:p>
             <w:pPr>
               <w:pStyle w:val="TextoTablas"/>
+              <w:spacing w:line="360" w:lineRule="auto"/>
             </w:pPr>
             <w:r>
               <w:t>Tipo de sistema</w:t>
@@ -9095,6 +9131,7 @@
           <w:p>
             <w:pPr>
               <w:pStyle w:val="TextoTablas"/>
+              <w:spacing w:line="360" w:lineRule="auto"/>
             </w:pPr>
             <w:r>
               <w:t xml:space="preserve">RPM: solidaridad intergeneracional (los activos financian a los jubilados). </w:t>
@@ -9110,6 +9147,7 @@
           <w:p>
             <w:pPr>
               <w:pStyle w:val="TextoTablas"/>
+              <w:spacing w:line="360" w:lineRule="auto"/>
             </w:pPr>
             <w:r>
               <w:t>RAIS: ahorro individual (cada afiliado acumula su propio capital).</w:t>
@@ -9123,6 +9161,7 @@
           <w:p>
             <w:pPr>
               <w:pStyle w:val="TextoTablas"/>
+              <w:spacing w:line="360" w:lineRule="auto"/>
             </w:pPr>
           </w:p>
         </w:tc>
@@ -9138,6 +9177,7 @@
           <w:p>
             <w:pPr>
               <w:pStyle w:val="TextoTablas"/>
+              <w:spacing w:line="360" w:lineRule="auto"/>
             </w:pPr>
             <w:r>
               <w:t>Pensión al retiro</w:t>
@@ -9151,6 +9191,7 @@
           <w:p>
             <w:pPr>
               <w:pStyle w:val="TextoTablas"/>
+              <w:spacing w:line="360" w:lineRule="auto"/>
             </w:pPr>
             <w:r>
               <w:t>RPM: determinada por la ley según semanas y salario promedio. RAIS: depende del capital acumulado y los rendimientos del fondo.</w:t>
@@ -9166,6 +9207,7 @@
           <w:p>
             <w:pPr>
               <w:pStyle w:val="TextoTablas"/>
+              <w:spacing w:line="360" w:lineRule="auto"/>
             </w:pPr>
             <w:r>
               <w:t>Pensión mínima</w:t>
@@ -9179,6 +9221,7 @@
           <w:p>
             <w:pPr>
               <w:pStyle w:val="TextoTablas"/>
+              <w:spacing w:line="360" w:lineRule="auto"/>
             </w:pPr>
             <w:r>
               <w:t>RPM: garantizada en 1 SMLMV si se cumplen requisitos.</w:t>
@@ -9197,6 +9240,7 @@
           <w:p>
             <w:pPr>
               <w:pStyle w:val="TextoTablas"/>
+              <w:spacing w:line="360" w:lineRule="auto"/>
             </w:pPr>
             <w:r>
               <w:t>RAIS: garantía estatal de pensión mínima si se acreditan 1.150 semanas y el capital es insuficiente.</w:t>
@@ -9210,6 +9254,7 @@
           <w:p>
             <w:pPr>
               <w:pStyle w:val="TextoTablas"/>
+              <w:spacing w:line="360" w:lineRule="auto"/>
             </w:pPr>
           </w:p>
         </w:tc>
@@ -9222,6 +9267,7 @@
           <w:p>
             <w:pPr>
               <w:pStyle w:val="TextoTablas"/>
+              <w:spacing w:line="360" w:lineRule="auto"/>
             </w:pPr>
             <w:r>
               <w:t>Requisitos vejez</w:t>
@@ -9235,6 +9281,7 @@
           <w:p>
             <w:pPr>
               <w:pStyle w:val="TextoTablas"/>
+              <w:spacing w:line="360" w:lineRule="auto"/>
             </w:pPr>
             <w:r>
               <w:t xml:space="preserve">RPM: 62 años hombres / 57 años mujeres + 1.300 semanas cotizadas. </w:t>
@@ -9248,24 +9295,26 @@
       <w:pPr>
         <w:pStyle w:val="Ttulo2"/>
       </w:pPr>
-      <w:bookmarkStart w:id="13" w:name="_Toc233356598"/>
+      <w:bookmarkStart w:id="12" w:name="_Toc233356598"/>
       <w:r>
         <w:t>Sistema General de Riesgos Laborales (SGRL)</w:t>
       </w:r>
-      <w:bookmarkEnd w:id="13"/>
-    </w:p>
-    <w:p>
-      <w:r>
-        <w:t>El Sistema General de Riesgos Laborales tiene como objeto principal prevenir, proteger y atender a los trabajadores de los efectos de las enfermedades y los accidentes que puedan ocurrirles con ocasión o como consecuencia del trabajo que desarrollan. Es el único componente del Sistema de Seguridad Social Integral cuyo financiamiento recae exclusivamente en el empleador, sin que el trabajador realice ningún aporte. Esta característica refleja el principio de responsabilidad del empleador por los riesgos inherentes al proceso productivo y la obligación de garantizar condiciones de trabajo seguras.</w:t>
-      </w:r>
-    </w:p>
-    <w:p>
+      <w:bookmarkEnd w:id="12"/>
+    </w:p>
+    <w:p>
+      <w:r>
+        <w:t xml:space="preserve">El Sistema General de Riesgos Laborales tiene como objeto principal prevenir, proteger y atender a los trabajadores de los efectos de las enfermedades y los accidentes que puedan ocurrirles con ocasión o como consecuencia del trabajo que desarrollan. Es el único componente del Sistema de Seguridad Social Integral cuyo </w:t>
+      </w:r>
       <w:r>
         <w:lastRenderedPageBreak/>
+        <w:t>financiamiento recae exclusivamente en el empleador, sin que el trabajador realice ningún aporte. Esta característica refleja el principio de responsabilidad del empleador por los riesgos inherentes al proceso productivo y la obligación de garantizar condiciones de trabajo seguras.</w:t>
+      </w:r>
+    </w:p>
+    <w:p>
+      <w:r>
         <w:t>La cotización al SGRL varía entre el 0,522 % y el 6,960 % del IBC, según la clase de riesgo asignada a la actividad económica de la empresa. El sistema establece cinco clases de riesgo que determinan la tarifa aplicable a cada empleador:</w:t>
       </w:r>
     </w:p>
-    <w:p/>
     <w:p>
       <w:pPr>
         <w:pStyle w:val="Prrafodelista"/>
@@ -9370,9 +9419,6 @@
         <w:t xml:space="preserve">arifa entre 2,436 % y 4,350 % del IBC. Abarca actividades con exposición significativa a riesgos físicos, químicos o mecánicos, como la industria metalmecánica y la construcción en superficie. </w:t>
       </w:r>
     </w:p>
-    <w:p/>
-    <w:p/>
-    <w:p/>
     <w:p>
       <w:pPr>
         <w:pStyle w:val="Prrafodelista"/>
@@ -9397,7 +9443,6 @@
         <w:t>arifa entre 4,350 % y 6,960 % del IBC. Agrupa las actividades de mayor peligrosidad, entre las que se encuentran la minería, la construcción en altura y el manejo de explosivos.</w:t>
       </w:r>
     </w:p>
-    <w:p/>
     <w:p>
       <w:r>
         <w:t>La correcta clasificación del riesgo es determinante para el cálculo de la nómina, dado que una tarifa incorrecta genera diferencias en los aportes que pueden derivar en sanciones administrativas para el empleador.</w:t>
@@ -9443,7 +9488,6 @@
         <w:rPr>
           <w:b/>
         </w:rPr>
-        <w:lastRenderedPageBreak/>
         <w:t>Reporte a la AFP</w:t>
       </w:r>
       <w:r>
@@ -9462,6 +9506,7 @@
         <w:rPr>
           <w:b/>
         </w:rPr>
+        <w:lastRenderedPageBreak/>
         <w:t>Investigación del accidente</w:t>
       </w:r>
       <w:r>
@@ -9517,23 +9562,19 @@
     </w:p>
     <w:p>
       <w:r>
-        <w:t xml:space="preserve">El cumplimiento de estas obligaciones no opera de manera aislada, se articula con las disposiciones de otras normas del Sistema de Seguridad Social Integral y está sujeto a la vigilancia permanente de entidades como la UGPP, la Superintendencia Nacional de Salud y la Superintendencia Financiera de Colombia, cuyas facultades de fiscalización abarcan los tres componentes del sistema. Por ello, el profesional de nómina debe gestionar el SGRL con la misma rigurosidad con que administra los </w:t>
-      </w:r>
+        <w:t>El cumplimiento de estas obligaciones no opera de manera aislada, se articula con las disposiciones de otras normas del Sistema de Seguridad Social Integral y está sujeto a la vigilancia permanente de entidades como la UGPP, la Superintendencia Nacional de Salud y la Superintendencia Financiera de Colombia, cuyas facultades de fiscalización abarcan los tres componentes del sistema. Por ello, el profesional de nómina debe gestionar el SGRL con la misma rigurosidad con que administra los aportes a salud y pensión, reconociendo que todas las obligaciones hacen parte de un marco normativo integrado que se aborda en el siguiente apartado.</w:t>
+      </w:r>
+    </w:p>
+    <w:p>
+      <w:pPr>
+        <w:pStyle w:val="Ttulo2"/>
+      </w:pPr>
+      <w:bookmarkStart w:id="13" w:name="_Toc233356599"/>
       <w:r>
         <w:lastRenderedPageBreak/>
-        <w:t>aportes a salud y pensión, reconociendo que todas las obligaciones hacen parte de un marco normativo integrado que se aborda en el siguiente apartado.</w:t>
-      </w:r>
-    </w:p>
-    <w:p/>
-    <w:p>
-      <w:pPr>
-        <w:pStyle w:val="Ttulo2"/>
-      </w:pPr>
-      <w:bookmarkStart w:id="14" w:name="_Toc233356599"/>
-      <w:r>
         <w:t>Otras normas y entidades de control</w:t>
       </w:r>
-      <w:bookmarkEnd w:id="14"/>
+      <w:bookmarkEnd w:id="13"/>
     </w:p>
     <w:p>
       <w:r>
@@ -9592,7 +9633,6 @@
         <w:t xml:space="preserve">odificó los requisitos para el reconocimiento de la pensión de invalidez en el Sistema General de Pensiones, estableciendo condiciones más estrictas en cuanto al número de semanas cotizadas en los períodos anteriores a la estructuración de la invalidez. </w:t>
       </w:r>
     </w:p>
-    <w:p/>
     <w:p>
       <w:pPr>
         <w:pStyle w:val="Prrafodelista"/>
@@ -9608,16 +9648,19 @@
         <w:rPr>
           <w:b/>
         </w:rPr>
+        <w:t>Ley 1562 de 2012</w:t>
+      </w:r>
+    </w:p>
+    <w:p>
+      <w:r>
+        <w:t>I</w:t>
+      </w:r>
+      <w:r>
+        <w:t xml:space="preserve">ntrodujo reformas estructurales al SGRL, amplió la cobertura a los trabajadores independientes con contrato de prestación de servicios, actualizó las definiciones de accidente de trabajo y enfermedad laboral conforme a los estándares internacionales, fortaleció las obligaciones preventivas de empleadores y ARL, e introdujo el SG-SST </w:t>
+      </w:r>
+      <w:r>
         <w:lastRenderedPageBreak/>
-        <w:t>Ley 1562 de 2012</w:t>
-      </w:r>
-    </w:p>
-    <w:p>
-      <w:r>
-        <w:t>I</w:t>
-      </w:r>
-      <w:r>
-        <w:t xml:space="preserve">ntrodujo reformas estructurales al SGRL, amplió la cobertura a los trabajadores independientes con contrato de prestación de servicios, actualizó las definiciones de accidente de trabajo y enfermedad laboral conforme a los estándares internacionales, fortaleció las obligaciones preventivas de empleadores y ARL, e introdujo el SG-SST como requisito obligatorio para todas las empresas. Adicionalmente, estableció que los empleadores que no afilien a sus trabajadores al SGRL deben asumir las prestaciones económicas y asistenciales que la ARL hubiera cubierto, eliminando la posibilidad de eludir esta responsabilidad. </w:t>
+        <w:t xml:space="preserve">como requisito obligatorio para todas las empresas. Adicionalmente, estableció que los empleadores que no afilien a sus trabajadores al SGRL deben asumir las prestaciones económicas y asistenciales que la ARL hubiera cubierto, eliminando la posibilidad de eludir esta responsabilidad. </w:t>
       </w:r>
     </w:p>
     <w:p>
@@ -9645,49 +9688,6 @@
     </w:p>
     <w:p>
       <w:pPr>
-        <w:rPr>
-          <w:b/>
-        </w:rPr>
-      </w:pPr>
-      <w:r>
-        <w:rPr>
-          <w:b/>
-        </w:rPr>
-        <w:t>Decreto 1833 de 2016</w:t>
-      </w:r>
-    </w:p>
-    <w:p>
-      <w:r>
-        <w:t xml:space="preserve">Decreto Único Reglamentario del Sistema General de Pensiones. Compila las normas vigentes sobre cotización, afiliación y reconocimiento de prestaciones pensionales. </w:t>
-      </w:r>
-    </w:p>
-    <w:p>
-      <w:pPr>
-        <w:rPr>
-          <w:b/>
-        </w:rPr>
-      </w:pPr>
-      <w:r>
-        <w:rPr>
-          <w:b/>
-        </w:rPr>
-        <w:t>Ley 1955 de 2019</w:t>
-      </w:r>
-    </w:p>
-    <w:p>
-      <w:r>
-        <w:t>E</w:t>
-      </w:r>
-      <w:r>
-        <w:t xml:space="preserve">n el marco del Plan Nacional de Desarrollo 2018-2022, generó cambios importantes en la gestión de los contratos de prestación de servicios. Determinó que el IBC de los trabajadores independientes equivale al 40 % del valor mensualizado del contrato, estableció la obligación del contratante de verificar el pago de aportes antes </w:t>
-      </w:r>
-      <w:r>
-        <w:lastRenderedPageBreak/>
-        <w:t xml:space="preserve">de cada desembolso e introdujo las planillas PILA tipo T y tipo Y para facilitar la identificación y control de los trabajadores no dependientes y de los independientes sin contrato. </w:t>
-      </w:r>
-    </w:p>
-    <w:p>
-      <w:pPr>
         <w:pStyle w:val="Prrafodelista"/>
         <w:numPr>
           <w:ilvl w:val="0"/>
@@ -9701,43 +9701,12 @@
         <w:rPr>
           <w:b/>
         </w:rPr>
-        <w:t>Ley 2381 de 2024</w:t>
-      </w:r>
-    </w:p>
-    <w:p>
-      <w:r>
-        <w:t>R</w:t>
-      </w:r>
-      <w:r>
-        <w:t xml:space="preserve">estructuró el sistema pensional colombiano mediante la creación de tres pilares: el Pilar Solidario, el Pilar </w:t>
-      </w:r>
-      <w:proofErr w:type="spellStart"/>
-      <w:r>
-        <w:t>Semicontributivo</w:t>
-      </w:r>
-      <w:proofErr w:type="spellEnd"/>
-      <w:r>
-        <w:t xml:space="preserve"> y el Pilar Contributivo, integrado por Colpensiones y los fondos privados de pensiones. Representa la reforma más significativa al sistema pensional desde la Ley 100 de 1993. Su entrada en vigencia se encuentra suspendida por orden de la Corte Constitucional mientras se decide sobre su constitucionalidad.</w:t>
-      </w:r>
-    </w:p>
-    <w:p>
-      <w:r>
-        <w:t>El cumplimiento de este marco normativo es objeto de vigilancia por parte de distintas entidades de control. La UGPP es la principal autoridad de fiscalización del pago correcto de los aportes; con base en los cruces de información entre la DIAN, el Ministerio de Trabajo, las EPS, las AFP y las ARL, identifica omisiones e inexactitudes en los reportes de la PILA y notifica a empleadores y contratantes para que expliquen las diferencias. Las investigaciones de la UGPP pueden abarcar hasta cinco años anteriores y derivar en liquidaciones oficiales de aportes que incluyen intereses moratorios y sanciones. Por su parte, la Superintendencia Nacional de Salud ejerce vigilancia sobre las EPS y la Superintendencia Financiera supervisa a los fondos de pensiones privados.</w:t>
-      </w:r>
-    </w:p>
-    <w:p>
-      <w:r>
-        <w:t xml:space="preserve">El dominio técnico de la liquidación de nómina no se limita al cálculo de salarios y prestaciones sociales. Para actuar con rigor profesional, quien gestiona la nómina en una organización colombiana debe conocer y aplicar correctamente el marco normativo que regula el Sistema de Seguridad Social Integral. Este conocimiento no es estático, las </w:t>
-      </w:r>
-      <w:r>
-        <w:lastRenderedPageBreak/>
-        <w:t xml:space="preserve">leyes se modifican, las entidades de control actualizan sus instrucciones y los criterios de fiscalización evolucionan. </w:t>
-      </w:r>
-    </w:p>
-    <w:p/>
-    <w:p>
-      <w:r>
-        <w:t>Un profesional que desconoce las normas vigentes no solo pone en riesgo la estabilidad jurídica de la empresa, sino también los derechos de los trabajadores a cargo. Por ello, las siguientes competencias normativas deben formar parte del ejercicio cotidiano de la gestión de nómina:</w:t>
+        <w:t>Decreto 1833 de 2016</w:t>
+      </w:r>
+    </w:p>
+    <w:p>
+      <w:r>
+        <w:t xml:space="preserve">Decreto Único Reglamentario del Sistema General de Pensiones. Compila las normas vigentes sobre cotización, afiliación y reconocimiento de prestaciones pensionales. </w:t>
       </w:r>
     </w:p>
     <w:p>
@@ -9747,17 +9716,27 @@
           <w:ilvl w:val="0"/>
           <w:numId w:val="37"/>
         </w:numPr>
-      </w:pPr>
-      <w:r>
-        <w:rPr>
-          <w:b/>
-        </w:rPr>
-        <w:t>Conocimiento normativo</w:t>
-      </w:r>
-      <w:r>
-        <w:t xml:space="preserve">: mantenerse actualizado en seguridad social no es solo una obligación legal; es una competencia técnica esencial para gestionar correctamente la nómina. </w:t>
-      </w:r>
-    </w:p>
+        <w:rPr>
+          <w:b/>
+        </w:rPr>
+      </w:pPr>
+      <w:r>
+        <w:rPr>
+          <w:b/>
+        </w:rPr>
+        <w:t>Ley 1955 de 2019</w:t>
+      </w:r>
+    </w:p>
+    <w:p>
+      <w:r>
+        <w:t>E</w:t>
+      </w:r>
+      <w:r>
+        <w:t xml:space="preserve">n el marco del Plan Nacional de Desarrollo 2018-2022, generó cambios importantes en la gestión de los contratos de prestación de servicios. Determinó que el IBC de los trabajadores independientes equivale al 40 % del valor mensualizado del contrato, estableció la obligación del contratante de verificar el pago de aportes antes de cada desembolso e introdujo las planillas PILA tipo T y tipo Y para facilitar la identificación y control de los trabajadores no dependientes y de los independientes sin contrato. </w:t>
+      </w:r>
+    </w:p>
+    <w:p/>
+    <w:p/>
     <w:p>
       <w:pPr>
         <w:pStyle w:val="Prrafodelista"/>
@@ -9765,15 +9744,61 @@
           <w:ilvl w:val="0"/>
           <w:numId w:val="37"/>
         </w:numPr>
-      </w:pPr>
-      <w:r>
-        <w:rPr>
-          <w:b/>
-        </w:rPr>
-        <w:t>Liquidación correcta</w:t>
-      </w:r>
-      <w:r>
-        <w:t xml:space="preserve">: un error en el cálculo de los aportes puede generar diferencias que derivan en sanciones administrativas para la empresa ante la UGPP. </w:t>
+        <w:rPr>
+          <w:b/>
+        </w:rPr>
+      </w:pPr>
+      <w:r>
+        <w:rPr>
+          <w:b/>
+        </w:rPr>
+        <w:lastRenderedPageBreak/>
+        <w:t>Ley 2381 de 2024</w:t>
+      </w:r>
+    </w:p>
+    <w:p>
+      <w:r>
+        <w:t>R</w:t>
+      </w:r>
+      <w:r>
+        <w:t>e</w:t>
+      </w:r>
+      <w:r>
+        <w:t>e</w:t>
+      </w:r>
+      <w:r>
+        <w:t xml:space="preserve">structuró el sistema pensional colombiano mediante la creación de tres pilares: el Pilar Solidario, el Pilar </w:t>
+      </w:r>
+      <w:proofErr w:type="spellStart"/>
+      <w:r>
+        <w:t>Semicontributivo</w:t>
+      </w:r>
+      <w:proofErr w:type="spellEnd"/>
+      <w:r>
+        <w:t xml:space="preserve"> y el Pilar Contributivo, integrado por Colpensiones y los fondos privados de pensiones. Representa la reforma más significativa al sistema pensional desde la Ley 100 de 1993. Su entrada en vigencia se encuentra suspendida por orden de la Corte Constitucional mientras se decide sobre su constitucionalidad.</w:t>
+      </w:r>
+    </w:p>
+    <w:p>
+      <w:r>
+        <w:t>El cumplimiento de este marco normativo es objeto de vigilancia por parte de distintas entidades de control. La UGPP es la principal autoridad de fiscalización del pago correcto de los aportes; con base en los cruces de información entre la DIAN, el Ministerio de Trabajo, las EPS, las AFP y las ARL, identifica omisiones e inexactitudes en los reportes de la PILA y notifica a empleadores y contratantes para que expliquen las diferencias. Las investigaciones de la UGPP pueden abarcar hasta cinco años anteriores y derivar en liquidaciones oficiales de aportes que incluyen intereses moratorios y sanciones. Por su parte, la Superintendencia Nacional de Salud ejerce vigilancia sobre las EPS y la Superintendencia Financiera supervisa a los fondos de pensiones privados.</w:t>
+      </w:r>
+    </w:p>
+    <w:p>
+      <w:r>
+        <w:t>El dominio técnico de la liquidación de nómina no se limita al cálculo de salarios y prestaciones sociales. Para actuar con rigor profesional, quien gestiona la nómina en una organización colombiana debe conocer y aplicar correctamente el marco normativo que regula el Sistema de Seguridad Social Integral. Este conocimiento no es estático</w:t>
+      </w:r>
+      <w:r>
+        <w:t>;</w:t>
+      </w:r>
+      <w:r>
+        <w:t xml:space="preserve"> las leyes se modifican, las entidades de control actualizan sus instrucciones y los criterios de fiscalización evolucionan. </w:t>
+      </w:r>
+    </w:p>
+    <w:p/>
+    <w:p>
+      <w:r>
+        <w:lastRenderedPageBreak/>
+        <w:t>Un profesional que desconoce las normas vigentes no solo pone en riesgo la estabilidad jurídica de la empresa, sino también los derechos de los trabajadores a cargo. Por ello, las siguientes competencias normativas deben formar parte del ejercicio cotidiano de la gestión de nómina:</w:t>
       </w:r>
     </w:p>
     <w:p>
@@ -9788,10 +9813,10 @@
         <w:rPr>
           <w:b/>
         </w:rPr>
-        <w:t>Reporte oportuno</w:t>
-      </w:r>
-      <w:r>
-        <w:t xml:space="preserve">: los plazos de reporte en la PILA son estrictos. Un reporte tardío afecta la historia laboral del trabajador y expone al empleador a multas. </w:t>
+        <w:t>Conocimiento normativo</w:t>
+      </w:r>
+      <w:r>
+        <w:t xml:space="preserve">: mantenerse actualizado en seguridad social no es solo una obligación legal; es una competencia técnica esencial para gestionar correctamente la nómina. </w:t>
       </w:r>
     </w:p>
     <w:p>
@@ -9806,10 +9831,10 @@
         <w:rPr>
           <w:b/>
         </w:rPr>
-        <w:t>Afiliación completa</w:t>
-      </w:r>
-      <w:r>
-        <w:t xml:space="preserve">: omitir la afiliación de un trabajador a alguno de los tres sistemas obliga al empleador a asumir directamente las prestaciones que la entidad hubiera cubierto. </w:t>
+        <w:t>Liquidación correcta</w:t>
+      </w:r>
+      <w:r>
+        <w:t xml:space="preserve">: un error en el cálculo de los aportes puede generar diferencias que derivan en sanciones administrativas para la empresa ante la UGPP. </w:t>
       </w:r>
     </w:p>
     <w:p>
@@ -9824,10 +9849,10 @@
         <w:rPr>
           <w:b/>
         </w:rPr>
-        <w:t>Actualización permanente</w:t>
-      </w:r>
-      <w:r>
-        <w:t xml:space="preserve">: las normas de seguridad social se modifican con frecuencia. Conocer los cambios legales y las instrucciones de las entidades de control es una responsabilidad continua. </w:t>
+        <w:t>Reporte oportuno</w:t>
+      </w:r>
+      <w:r>
+        <w:t xml:space="preserve">: los plazos de reporte en la PILA son estrictos. Un reporte tardío afecta la historia laboral del trabajador y expone al empleador a multas. </w:t>
       </w:r>
     </w:p>
     <w:p>
@@ -9842,22 +9867,64 @@
         <w:rPr>
           <w:b/>
         </w:rPr>
+        <w:t>Afiliación completa</w:t>
+      </w:r>
+      <w:r>
+        <w:t xml:space="preserve">: omitir la afiliación de un trabajador a alguno de los tres sistemas obliga al empleador a asumir directamente las prestaciones que la entidad hubiera cubierto. </w:t>
+      </w:r>
+    </w:p>
+    <w:p>
+      <w:pPr>
+        <w:pStyle w:val="Prrafodelista"/>
+        <w:numPr>
+          <w:ilvl w:val="0"/>
+          <w:numId w:val="37"/>
+        </w:numPr>
+      </w:pPr>
+      <w:r>
+        <w:rPr>
+          <w:b/>
+        </w:rPr>
+        <w:t>Actualización permanente</w:t>
+      </w:r>
+      <w:r>
+        <w:t xml:space="preserve">: las normas de seguridad social se modifican con frecuencia. Conocer los cambios legales y las instrucciones de las entidades de control es una responsabilidad continua. </w:t>
+      </w:r>
+    </w:p>
+    <w:p>
+      <w:pPr>
+        <w:pStyle w:val="Prrafodelista"/>
+        <w:numPr>
+          <w:ilvl w:val="0"/>
+          <w:numId w:val="37"/>
+        </w:numPr>
+      </w:pPr>
+      <w:r>
+        <w:rPr>
+          <w:b/>
+        </w:rPr>
+        <w:t>Protección mutua</w:t>
+      </w:r>
+      <w:r>
+        <w:t>: el cumplimiento normativo protege tanto a la empresa como al trabajador, garantizando el acceso a las prestaciones de salud, pensión y riesgos laborales.</w:t>
+      </w:r>
+    </w:p>
+    <w:p/>
+    <w:p>
+      <w:r>
         <w:lastRenderedPageBreak/>
-        <w:t>Protección mutua</w:t>
-      </w:r>
-      <w:r>
-        <w:t>: el cumplimiento normativo protege tanto a la empresa como al trabajador, garantizando el acceso a las prestaciones de salud, pensión y riesgos laborales.</w:t>
-      </w:r>
-    </w:p>
-    <w:p/>
-    <w:p>
-      <w:r>
         <w:t xml:space="preserve">El conjunto de estas competencias configura el perfil de un profesional de nómina íntegro, capaz de anticipar riesgos, asesorar con criterio y contribuir al cumplimiento responsable de las obligaciones sociales en cualquier organización colombiana. </w:t>
       </w:r>
     </w:p>
     <w:p>
       <w:r>
-        <w:t>El cumplimiento de los plazos, los procedimientos y las obligaciones normativas que rigen el Sistema de Seguridad Social Integral cobra pleno sentido cuando se comprende que su aplicación no depende únicamente del conocimiento técnico del profesional de nómina, sino de la voluntad y la responsabilidad del empleador de garantizarlo. Es precisamente el empleador quien, desde el momento en que vincula a un trabajador, asume frente al sistema un conjunto de obligaciones concretas e ineludibles cuyo incumplimiento genera consecuencias jurídicas, económicas y administrativas. El siguiente apartado desarrolla en detalle el alcance de esas obligaciones, los sujetos responsables de cumplirlas y las implicaciones prácticas para la gestión de la nómina en cualquier organización colombiana.</w:t>
+        <w:t>El cumplimiento de los plazos, los procedimientos y las obligaciones normativas que rigen el Sistema de Seguridad Social Integral cobra pleno sentido cuando se comprende que su aplicación no depende únicamente del conocimiento técnico del profesional de nómina, sino de la voluntad y la responsabilidad del empleador de garantizarlo. Es precisamente el empleador quien, desde el momento en que vincula a un trabajador, asume frente al sistema un conjunto de obligaciones concretas e ineludibles</w:t>
+      </w:r>
+      <w:r>
+        <w:t>,</w:t>
+      </w:r>
+      <w:r>
+        <w:t xml:space="preserve"> cuyo incumplimiento genera consecuencias jurídicas, económicas y administrativas. El siguiente apartado desarrolla en detalle el alcance de esas obligaciones, los sujetos responsables de cumplirlas y las implicaciones prácticas para la gestión de la nómina en cualquier organización colombiana.</w:t>
       </w:r>
     </w:p>
     <w:p>
@@ -9877,11 +9944,11 @@
         <w:lastRenderedPageBreak/>
         <w:t xml:space="preserve"> </w:t>
       </w:r>
-      <w:bookmarkStart w:id="15" w:name="_Toc233356600"/>
+      <w:bookmarkStart w:id="14" w:name="_Toc233356600"/>
       <w:r>
         <w:t>Obligaciones del empleador</w:t>
       </w:r>
-      <w:bookmarkEnd w:id="15"/>
+      <w:bookmarkEnd w:id="14"/>
     </w:p>
     <w:p>
       <w:r>
@@ -9890,7 +9957,13 @@
     </w:p>
     <w:p>
       <w:r>
-        <w:t>La comprensión integral de estas obligaciones requiere analizar tres dimensiones interrelacionadas, quién es el responsable, qué debe hacerse y cuándo deben cumplirse los plazos legales de afiliación, las fechas límite de la PILA y la oportunidad en el reporte de novedades. El dominio de estas tres dimensiones es lo que distingue al profesional competente en novedades y liquidación de seguridad social de quien simplemente ejecuta tareas rutinarias sin comprender el marco normativo que las sustenta.</w:t>
+        <w:t>La comprensión integral de estas obligaciones requiere analizar tres dimensiones interrelacionadas</w:t>
+      </w:r>
+      <w:r>
+        <w:t xml:space="preserve">: </w:t>
+      </w:r>
+      <w:r>
+        <w:t>quién es el responsable, qué debe hacerse y cuándo deben cumplirse los plazos legales de afiliación, las fechas límite de la PILA y la oportunidad en el reporte de novedades. El dominio de estas tres dimensiones es lo que distingue al profesional competente en novedades y liquidación de seguridad social de quien simplemente ejecuta tareas rutinarias sin comprender el marco normativo que las sustenta.</w:t>
       </w:r>
     </w:p>
     <w:p>
@@ -9921,7 +9994,13 @@
         <w:t>N</w:t>
       </w:r>
       <w:r>
-        <w:t xml:space="preserve">o toda vinculación laboral genera las mismas obligaciones. La naturaleza del vínculo ya sea contrato de trabajo o contrato de prestación de servicios, determina </w:t>
+        <w:t>o toda vinculación laboral genera las mismas obligaciones. La naturaleza del vínculo</w:t>
+      </w:r>
+      <w:r>
+        <w:t>,</w:t>
+      </w:r>
+      <w:r>
+        <w:t xml:space="preserve"> ya sea contrato de trabajo o contrato de prestación de servicios, determina </w:t>
       </w:r>
       <w:r>
         <w:lastRenderedPageBreak/>
@@ -10004,15 +10083,21 @@
       <w:pPr>
         <w:pStyle w:val="Ttulo2"/>
       </w:pPr>
-      <w:bookmarkStart w:id="16" w:name="_Toc233356601"/>
+      <w:bookmarkStart w:id="15" w:name="_Toc233356601"/>
       <w:r>
         <w:t>Empleador y contratista</w:t>
       </w:r>
-      <w:bookmarkEnd w:id="16"/>
-    </w:p>
-    <w:p>
-      <w:r>
-        <w:t>En el sistema de seguridad social colombiano no todos los responsables del pago de aportes tienen la misma naturaleza jurídica. La ley distingue dos figuras con obligaciones diferentes según el tipo de vínculo que establezcan con el trabajador o prestador de servicios:</w:t>
+      <w:bookmarkEnd w:id="15"/>
+    </w:p>
+    <w:p>
+      <w:r>
+        <w:t>En el sistema de seguridad social colombiano</w:t>
+      </w:r>
+      <w:r>
+        <w:t>,</w:t>
+      </w:r>
+      <w:r>
+        <w:t xml:space="preserve"> no todos los responsables del pago de aportes tienen la misma naturaleza jurídica. La ley distingue dos figuras con obligaciones diferentes según el tipo de vínculo que establezcan con el trabajador o prestador de servicios:</w:t>
       </w:r>
     </w:p>
     <w:p>
@@ -10073,7 +10158,7 @@
     </w:p>
     <w:p>
       <w:r>
-        <w:t>Una misma organización puede actuar simultáneamente como empleador frente a sus trabajadores con contrato laboral y como contratante frente a sus consultores y proveedores de servicios especializados. Esta dualidad de roles exige que el área de recursos humanos o nómina mantenga registros claramente diferenciados para cada tipo de vinculación, aplicando correctamente las normas propias de cada figura. La confusión entre roles puede generar errores sistémicos en la liquidación de los aportes que solo se detectan cuando la UGPP inicia una investigación, momento en que las consecuencias suelen ser considerablemente de mayor impacto económico, que si se hubieran corregido oportunamente.</w:t>
+        <w:t>Una misma organización puede actuar simultáneamente como empleador frente a sus trabajadores con contrato laboral y como contratante frente a sus consultores y proveedores de servicios especializados. Esta dualidad de roles exige que el área de recursos humanos o nómina mantenga registros claramente diferenciados para cada tipo de vinculación, aplicando correctamente las normas propias de cada figura. La confusión entre roles puede generar errores sistémicos en la liquidación de los aportes que solo se detectan cuando la UGPP inicia una investigación, momento en que las consecuencias suelen ser considerablemente de mayor impacto económico que si se hubieran corregido oportunamente.</w:t>
       </w:r>
     </w:p>
     <w:p>
@@ -10173,7 +10258,13 @@
       </w:r>
       <w:r>
         <w:lastRenderedPageBreak/>
-        <w:t xml:space="preserve">relación laboral. Afiliar correctamente a un trabajador no es un trámite administrativo de carácter opcional ni diferible, es una obligación legal inmediata que activa la protección del trabajador frente a las contingencias de salud, pensión y riesgos laborales. </w:t>
+        <w:t>relación laboral. Afiliar correctamente a un trabajador no es un trámite administrativo de carácter opcional ni diferible</w:t>
+      </w:r>
+      <w:r>
+        <w:t>;</w:t>
+      </w:r>
+      <w:r>
+        <w:t xml:space="preserve"> es una obligación legal inmediata que activa la protección del trabajador frente a las contingencias de salud, pensión y riesgos laborales. </w:t>
       </w:r>
     </w:p>
     <w:p>
@@ -10186,11 +10277,11 @@
       <w:pPr>
         <w:pStyle w:val="Ttulo2"/>
       </w:pPr>
-      <w:bookmarkStart w:id="17" w:name="_Toc233356602"/>
+      <w:bookmarkStart w:id="16" w:name="_Toc233356602"/>
       <w:r>
         <w:t>Afiliaciones obligatorias: salud, pensión, ARL y caja de compensación</w:t>
       </w:r>
-      <w:bookmarkEnd w:id="17"/>
+      <w:bookmarkEnd w:id="16"/>
     </w:p>
     <w:p>
       <w:r>
@@ -10329,8 +10420,7 @@
       <w:tblGrid>
         <w:gridCol w:w="1838"/>
         <w:gridCol w:w="2835"/>
-        <w:gridCol w:w="2798"/>
-        <w:gridCol w:w="2491"/>
+        <w:gridCol w:w="5103"/>
       </w:tblGrid>
       <w:tr>
         <w:trPr>
@@ -10365,7 +10455,7 @@
         </w:tc>
         <w:tc>
           <w:tcPr>
-            <w:tcW w:w="2798" w:type="dxa"/>
+            <w:tcW w:w="5103" w:type="dxa"/>
           </w:tcPr>
           <w:p>
             <w:pPr>
@@ -10373,19 +10463,6 @@
             </w:pPr>
             <w:r>
               <w:t>Proceso y documentos requeridos</w:t>
-            </w:r>
-          </w:p>
-        </w:tc>
-        <w:tc>
-          <w:tcPr>
-            <w:tcW w:w="2491" w:type="dxa"/>
-          </w:tcPr>
-          <w:p>
-            <w:pPr>
-              <w:pStyle w:val="TextoTablas"/>
-            </w:pPr>
-            <w:r>
-              <w:t>Componente</w:t>
             </w:r>
           </w:p>
         </w:tc>
@@ -10401,6 +10478,7 @@
           <w:p>
             <w:pPr>
               <w:pStyle w:val="TextoTablas"/>
+              <w:spacing w:line="360" w:lineRule="auto"/>
             </w:pPr>
             <w:r>
               <w:t>Salud (SGSSS)</w:t>
@@ -10414,6 +10492,7 @@
           <w:p>
             <w:pPr>
               <w:pStyle w:val="TextoTablas"/>
+              <w:spacing w:line="360" w:lineRule="auto"/>
             </w:pPr>
             <w:r>
               <w:t>EPS seleccionada por el trabajador.</w:t>
@@ -10422,27 +10501,15 @@
         </w:tc>
         <w:tc>
           <w:tcPr>
-            <w:tcW w:w="2798" w:type="dxa"/>
+            <w:tcW w:w="5103" w:type="dxa"/>
           </w:tcPr>
           <w:p>
             <w:pPr>
               <w:pStyle w:val="TextoTablas"/>
+              <w:spacing w:line="360" w:lineRule="auto"/>
             </w:pPr>
             <w:r>
               <w:t>Formulario de afiliación del titular y beneficiarios, copia de cédula y documentos del vínculo familiar.</w:t>
-            </w:r>
-          </w:p>
-        </w:tc>
-        <w:tc>
-          <w:tcPr>
-            <w:tcW w:w="2491" w:type="dxa"/>
-          </w:tcPr>
-          <w:p>
-            <w:pPr>
-              <w:pStyle w:val="TextoTablas"/>
-            </w:pPr>
-            <w:r>
-              <w:t>Salud (SGSSS)</w:t>
             </w:r>
           </w:p>
         </w:tc>
@@ -10455,6 +10522,7 @@
           <w:p>
             <w:pPr>
               <w:pStyle w:val="TextoTablas"/>
+              <w:spacing w:line="360" w:lineRule="auto"/>
             </w:pPr>
             <w:r>
               <w:t>Pensión (SGP)</w:t>
@@ -10468,6 +10536,7 @@
           <w:p>
             <w:pPr>
               <w:pStyle w:val="TextoTablas"/>
+              <w:spacing w:line="360" w:lineRule="auto"/>
             </w:pPr>
             <w:r>
               <w:t>AFP o Colpensiones según elección del trabajador.</w:t>
@@ -10476,27 +10545,15 @@
         </w:tc>
         <w:tc>
           <w:tcPr>
-            <w:tcW w:w="2798" w:type="dxa"/>
+            <w:tcW w:w="5103" w:type="dxa"/>
           </w:tcPr>
           <w:p>
             <w:pPr>
               <w:pStyle w:val="TextoTablas"/>
+              <w:spacing w:line="360" w:lineRule="auto"/>
             </w:pPr>
             <w:r>
               <w:t>Formulario de afiliación (si no está afiliado) o novedad de ingreso en PILA (si ya está afiliado).</w:t>
-            </w:r>
-          </w:p>
-        </w:tc>
-        <w:tc>
-          <w:tcPr>
-            <w:tcW w:w="2491" w:type="dxa"/>
-          </w:tcPr>
-          <w:p>
-            <w:pPr>
-              <w:pStyle w:val="TextoTablas"/>
-            </w:pPr>
-            <w:r>
-              <w:t>Pensión (SGP)</w:t>
             </w:r>
           </w:p>
         </w:tc>
@@ -10512,6 +10569,7 @@
           <w:p>
             <w:pPr>
               <w:pStyle w:val="TextoTablas"/>
+              <w:spacing w:line="360" w:lineRule="auto"/>
             </w:pPr>
             <w:r>
               <w:t>Riesgos Laborales (SGRL)</w:t>
@@ -10525,6 +10583,7 @@
           <w:p>
             <w:pPr>
               <w:pStyle w:val="TextoTablas"/>
+              <w:spacing w:line="360" w:lineRule="auto"/>
             </w:pPr>
             <w:r>
               <w:t>ARL seleccionada por el empleador.</w:t>
@@ -10533,27 +10592,15 @@
         </w:tc>
         <w:tc>
           <w:tcPr>
-            <w:tcW w:w="2798" w:type="dxa"/>
+            <w:tcW w:w="5103" w:type="dxa"/>
           </w:tcPr>
           <w:p>
             <w:pPr>
               <w:pStyle w:val="TextoTablas"/>
+              <w:spacing w:line="360" w:lineRule="auto"/>
             </w:pPr>
             <w:r>
               <w:t>Registro de la empresa y los trabajadores en la ARL, indicando actividad económica y clase de riesgo.</w:t>
-            </w:r>
-          </w:p>
-        </w:tc>
-        <w:tc>
-          <w:tcPr>
-            <w:tcW w:w="2491" w:type="dxa"/>
-          </w:tcPr>
-          <w:p>
-            <w:pPr>
-              <w:pStyle w:val="TextoTablas"/>
-            </w:pPr>
-            <w:r>
-              <w:t>Riesgos Laborales (SGRL)</w:t>
             </w:r>
           </w:p>
         </w:tc>
@@ -10566,6 +10613,7 @@
           <w:p>
             <w:pPr>
               <w:pStyle w:val="TextoTablas"/>
+              <w:spacing w:line="360" w:lineRule="auto"/>
             </w:pPr>
             <w:r>
               <w:t>Caja de Compensación</w:t>
@@ -10579,6 +10627,7 @@
           <w:p>
             <w:pPr>
               <w:pStyle w:val="TextoTablas"/>
+              <w:spacing w:line="360" w:lineRule="auto"/>
             </w:pPr>
             <w:r>
               <w:t>Caja seleccionada por el empleador.</w:t>
@@ -10587,27 +10636,15 @@
         </w:tc>
         <w:tc>
           <w:tcPr>
-            <w:tcW w:w="2798" w:type="dxa"/>
+            <w:tcW w:w="5103" w:type="dxa"/>
           </w:tcPr>
           <w:p>
             <w:pPr>
               <w:pStyle w:val="TextoTablas"/>
+              <w:spacing w:line="360" w:lineRule="auto"/>
             </w:pPr>
             <w:r>
               <w:t>Afiliación de la empresa y registro de los trabajadores. Aportes del 4% sobre el total de la nómina.</w:t>
-            </w:r>
-          </w:p>
-        </w:tc>
-        <w:tc>
-          <w:tcPr>
-            <w:tcW w:w="2491" w:type="dxa"/>
-          </w:tcPr>
-          <w:p>
-            <w:pPr>
-              <w:pStyle w:val="TextoTablas"/>
-            </w:pPr>
-            <w:r>
-              <w:t>Caja de Compensación</w:t>
             </w:r>
           </w:p>
         </w:tc>
@@ -10616,8 +10653,11 @@
     <w:p/>
     <w:p>
       <w:r>
+        <w:t xml:space="preserve">El proceso de afiliación a los cuatro componentes del sistema no debe entenderse como una serie de trámites independientes que se realizan en momentos </w:t>
+      </w:r>
+      <w:r>
         <w:lastRenderedPageBreak/>
-        <w:t>El proceso de afiliación a los cuatro componentes del sistema no debe entenderse como una serie de trámites independientes que se realizan en momentos distintos. Por el contrario, constituye un proceso integral que el empleador debe gestionar de manera simultánea desde el primer día de la relación laboral, garantizando que el trabajador quede protegido frente a cualquier contingencia de salud, pensión o riesgo laboral desde el momento exacto en que inicia sus funciones. La omisión o el retraso en cualquiera de estas afiliaciones deja al trabajador desprotegido y traslada al empleador la responsabilidad directa de asumir las prestaciones que el sistema hubiera cubierto.</w:t>
+        <w:t>distintos. Por el contrario, constituye un proceso integral que el empleador debe gestionar de manera simultánea desde el primer día de la relación laboral, garantizando que el trabajador quede protegido frente a cualquier contingencia de salud, pensión o riesgo laboral desde el momento exacto en que inicia sus funciones. La omisión o el retraso en cualquiera de estas afiliaciones deja al trabajador desprotegido y traslada al empleador la responsabilidad directa de asumir las prestaciones que el sistema hubiera cubierto.</w:t>
       </w:r>
     </w:p>
     <w:p>
@@ -10635,19 +10675,19 @@
       <w:pPr>
         <w:pStyle w:val="Ttulo2"/>
       </w:pPr>
-      <w:bookmarkStart w:id="18" w:name="_Toc233356603"/>
+      <w:bookmarkStart w:id="17" w:name="_Toc233356603"/>
       <w:r>
         <w:t>Distribución de aportes: porcentajes, IBC y topes</w:t>
       </w:r>
-      <w:bookmarkEnd w:id="18"/>
-    </w:p>
-    <w:p>
-      <w:r>
-        <w:t xml:space="preserve">El Ingreso Base de Cotización (IBC) es el valor mensual sobre el cual se calculan los porcentajes de aporte al sistema. Para los trabajadores dependientes, el IBC corresponde al salario devengado en el mes, el cual incluye el salario básico, las horas </w:t>
+      <w:bookmarkEnd w:id="17"/>
+    </w:p>
+    <w:p>
+      <w:r>
+        <w:t xml:space="preserve">El Ingreso Base de Cotización (IBC) es el valor mensual sobre el cual se calculan los porcentajes de aporte al sistema. Para los trabajadores dependientes, el IBC corresponde al salario devengado en el mes, el cual incluye el salario básico, las horas extras, los recargos, las comisiones habituales y cualquier otro pago que constituya salario conforme al artículo 127 del Código Sustantivo del Trabajo. Por el contrario, no </w:t>
       </w:r>
       <w:r>
         <w:lastRenderedPageBreak/>
-        <w:t>extras, los recargos, las comisiones habituales y cualquier otro pago que constituya salario conforme al artículo 127 del Código Sustantivo del Trabajo. Por el contrario, no hacen parte del IBC los pagos que expresamente no constituyen salario, entre los que se encuentran los siguientes:</w:t>
+        <w:t>hacen parte del IBC los pagos que expresamente no constituyen salario, entre los que se encuentran los siguientes:</w:t>
       </w:r>
     </w:p>
     <w:p>
@@ -10709,6 +10749,7 @@
         <w:t>Para aplicar correctamente la distribución de aportes en la liquidación de nómina, el profesional debe tener en cuenta las siguientes situaciones especiales que con frecuencia generan errores en el cálculo del IBC:</w:t>
       </w:r>
     </w:p>
+    <w:p/>
     <w:p/>
     <w:p>
       <w:pPr>
@@ -10952,7 +10993,13 @@
               <w:pStyle w:val="TextoTablas"/>
             </w:pPr>
             <w:r>
-              <w:t>8.5% del IBC.</w:t>
+              <w:t>8.5</w:t>
+            </w:r>
+            <w:r>
+              <w:t xml:space="preserve"> </w:t>
+            </w:r>
+            <w:r>
+              <w:t>% del IBC.</w:t>
             </w:r>
           </w:p>
         </w:tc>
@@ -10965,7 +11012,19 @@
               <w:pStyle w:val="TextoTablas"/>
             </w:pPr>
             <w:r>
-              <w:t>4% del IBC / Total: 12.5%.</w:t>
+              <w:t>4</w:t>
+            </w:r>
+            <w:r>
+              <w:t xml:space="preserve"> </w:t>
+            </w:r>
+            <w:r>
+              <w:t>% del IBC / Total: 12.5</w:t>
+            </w:r>
+            <w:r>
+              <w:t xml:space="preserve"> </w:t>
+            </w:r>
+            <w:r>
+              <w:t>%.</w:t>
             </w:r>
           </w:p>
         </w:tc>
@@ -10993,7 +11052,13 @@
               <w:pStyle w:val="TextoTablas"/>
             </w:pPr>
             <w:r>
-              <w:t>12% del IBC.</w:t>
+              <w:t>12</w:t>
+            </w:r>
+            <w:r>
+              <w:t xml:space="preserve"> </w:t>
+            </w:r>
+            <w:r>
+              <w:t>% del IBC.</w:t>
             </w:r>
           </w:p>
         </w:tc>
@@ -11006,7 +11071,19 @@
               <w:pStyle w:val="TextoTablas"/>
             </w:pPr>
             <w:r>
-              <w:t>4% del IBC / Total: 16%.</w:t>
+              <w:t>4</w:t>
+            </w:r>
+            <w:r>
+              <w:t xml:space="preserve"> </w:t>
+            </w:r>
+            <w:r>
+              <w:t>% del IBC / Total: 16</w:t>
+            </w:r>
+            <w:r>
+              <w:t xml:space="preserve"> </w:t>
+            </w:r>
+            <w:r>
+              <w:t>%.</w:t>
             </w:r>
           </w:p>
         </w:tc>
@@ -11050,7 +11127,13 @@
               <w:pStyle w:val="TextoTablas"/>
             </w:pPr>
             <w:r>
-              <w:t>1% adicional (IBC &gt; 4 SMLMV).</w:t>
+              <w:t>1</w:t>
+            </w:r>
+            <w:r>
+              <w:t xml:space="preserve"> </w:t>
+            </w:r>
+            <w:r>
+              <w:t>% adicional (IBC &gt; 4 SMLMV).</w:t>
             </w:r>
           </w:p>
         </w:tc>
@@ -11079,7 +11162,19 @@
               <w:pStyle w:val="TextoTablas"/>
             </w:pPr>
             <w:r>
-              <w:t>0.522% a 6.960% del IBC.</w:t>
+              <w:t>0.522</w:t>
+            </w:r>
+            <w:r>
+              <w:t xml:space="preserve"> </w:t>
+            </w:r>
+            <w:r>
+              <w:t>% a 6.960</w:t>
+            </w:r>
+            <w:r>
+              <w:t xml:space="preserve"> </w:t>
+            </w:r>
+            <w:r>
+              <w:t>% del IBC.</w:t>
             </w:r>
           </w:p>
         </w:tc>
@@ -11092,7 +11187,13 @@
               <w:pStyle w:val="TextoTablas"/>
             </w:pPr>
             <w:r>
-              <w:t>0% / Total según clase de riesgo.</w:t>
+              <w:t>0</w:t>
+            </w:r>
+            <w:r>
+              <w:t xml:space="preserve"> </w:t>
+            </w:r>
+            <w:r>
+              <w:t>% / Total según clase de riesgo.</w:t>
             </w:r>
           </w:p>
         </w:tc>
@@ -11123,7 +11224,19 @@
               <w:pStyle w:val="TextoTablas"/>
             </w:pPr>
             <w:r>
-              <w:t>4% del total nómina.</w:t>
+              <w:t>4</w:t>
+            </w:r>
+            <w:r>
+              <w:t xml:space="preserve"> </w:t>
+            </w:r>
+            <w:r>
+              <w:t>% del total</w:t>
+            </w:r>
+            <w:r>
+              <w:t xml:space="preserve"> de la</w:t>
+            </w:r>
+            <w:r>
+              <w:t xml:space="preserve"> nómina.</w:t>
             </w:r>
           </w:p>
         </w:tc>
@@ -11164,7 +11277,19 @@
               <w:pStyle w:val="TextoTablas"/>
             </w:pPr>
             <w:r>
-              <w:t>2% del total nómina (si nómina ≥ 10 SMLMV).</w:t>
+              <w:t>2</w:t>
+            </w:r>
+            <w:r>
+              <w:t xml:space="preserve"> </w:t>
+            </w:r>
+            <w:r>
+              <w:t>% del total</w:t>
+            </w:r>
+            <w:r>
+              <w:t xml:space="preserve"> de la</w:t>
+            </w:r>
+            <w:r>
+              <w:t xml:space="preserve"> nómina (si nómina ≥ 10 SMLMV).</w:t>
             </w:r>
           </w:p>
         </w:tc>
@@ -11208,7 +11333,19 @@
               <w:pStyle w:val="TextoTablas"/>
             </w:pPr>
             <w:r>
-              <w:t>3% del total nómina (si nómina ≥ 10 SMLMV).</w:t>
+              <w:t>3</w:t>
+            </w:r>
+            <w:r>
+              <w:t xml:space="preserve"> </w:t>
+            </w:r>
+            <w:r>
+              <w:t xml:space="preserve">% del total </w:t>
+            </w:r>
+            <w:r>
+              <w:t xml:space="preserve">de la </w:t>
+            </w:r>
+            <w:r>
+              <w:t>nómina (si nómina ≥ 10 SMLMV).</w:t>
             </w:r>
           </w:p>
         </w:tc>
@@ -11242,12 +11379,12 @@
       <w:pPr>
         <w:pStyle w:val="Ttulo2"/>
       </w:pPr>
-      <w:bookmarkStart w:id="19" w:name="_Toc233356604"/>
+      <w:bookmarkStart w:id="18" w:name="_Toc233356604"/>
       <w:r>
         <w:lastRenderedPageBreak/>
         <w:t>Novedades y PILA</w:t>
       </w:r>
-      <w:bookmarkEnd w:id="19"/>
+      <w:bookmarkEnd w:id="18"/>
     </w:p>
     <w:p>
       <w:r>
@@ -11307,7 +11444,18 @@
         <w:t>D</w:t>
       </w:r>
       <w:r>
-        <w:t>ebe reportarse en la PILA del mes en que termina la relación laboral, con la fecha exacta de terminación. El IBC del período final se calcula proporcionalmente a los días laborados. Después del retiro, la cobertura de salud del trabajador se mantiene activa durante un período de protección laboral que varía entre uno y tres meses, dependiendo del tiempo de cotización, conforme al artículo 77 de la Ley 1753 de 2015. Esta protección es importante para el trabajador que queda desempleado, pues les garantiza el acceso a servicios de salud mientras busca un nuevo empleo.</w:t>
+        <w:t xml:space="preserve">ebe reportarse en la PILA del mes en que termina la relación laboral, con la fecha exacta de terminación. El IBC del período final se calcula proporcionalmente a los días laborados. Después del retiro, la cobertura de salud del trabajador se mantiene activa durante un período de protección laboral que varía entre uno y tres meses, dependiendo del tiempo de cotización, conforme al artículo 77 de la Ley 1753 de 2015. Esta protección es importante para el trabajador que queda desempleado, pues </w:t>
+      </w:r>
+      <w:proofErr w:type="gramStart"/>
+      <w:r>
+        <w:t>le</w:t>
+      </w:r>
+      <w:proofErr w:type="gramEnd"/>
+      <w:r>
+        <w:t xml:space="preserve"> </w:t>
+      </w:r>
+      <w:r>
+        <w:t>garantiza el acceso a servicios de salud mientras busca un nuevo empleo.</w:t>
       </w:r>
     </w:p>
     <w:p>
@@ -11327,19 +11475,27 @@
         </w:rPr>
         <w:t>Las novedades de incapacidad</w:t>
       </w:r>
-    </w:p>
-    <w:p>
-      <w:r>
-        <w:t>P</w:t>
-      </w:r>
-      <w:r>
-        <w:t>resentan una complejidad particular por el régimen diferenciado según el origen de la contingencia. Las incapacidades por enfermedad común o accidente no laboral durante los primeros dos días son asumidas por el empleador; a partir del tercer día y hasta el día 180, la EPS asume el pago del subsidio equivalente al 66.67% del IBC. Las incapacidades que superen 180 días pueden ser calificadas por las juntas de calificación de invalidez como incapacidad permanente parcial, invalidez o gran invalidez, con las prestaciones correspondientes a cargo del fondo de pensiones. Durante el período de incapacidad, el trabajador continúa cotizando a pensión y ARL sobre el valor del subsidio, pero la EPS es la que realiza el pago a la nómina.</w:t>
+      <w:r>
+        <w:rPr>
+          <w:b/>
+        </w:rPr>
+        <w:t xml:space="preserve"> de origen común</w:t>
+      </w:r>
+    </w:p>
+    <w:p>
+      <w:r>
+        <w:t>se gestionan de acuerdo con la duración de la incapacidad. El empleador asume los dos primeros días y, desde el día 3 hasta el día 180, la EPS reconoce la prestación económica. Durante los primeros 90 días se pagan las dos terceras partes del salario y, del día 91 al 180, la mitad, sin que el valor reconocido sea inferior al salario mínimo proporcional. A partir del día 181, la administradora de fondos de pensiones puede reconocer un subsidio hasta por 360 días adicionales, cuando exista concepto favorable de rehabilitación. Durante la incapacidad continúan los aportes a salud y pensión, pero no se causa cotización a riesgos laborales mientras no exista prestación del servicio (Código Sustantivo del Trabajo, 1950, art. 227; Decreto Ley 019 de 2012, art. 142; Decreto 780 de 2016).</w:t>
       </w:r>
     </w:p>
     <w:p/>
     <w:p/>
     <w:p>
       <w:pPr>
+        <w:pStyle w:val="Prrafodelista"/>
+        <w:numPr>
+          <w:ilvl w:val="0"/>
+          <w:numId w:val="39"/>
+        </w:numPr>
         <w:rPr>
           <w:b/>
         </w:rPr>
@@ -11354,10 +11510,7 @@
     </w:p>
     <w:p>
       <w:r>
-        <w:t>C</w:t>
-      </w:r>
-      <w:r>
-        <w:t>onstituyen prestaciones económicas de especial protección legal en Colombia, financiadas por la EPS y sujetas a requisitos específicos de cotización. La licencia de maternidad, ampliada a 18 semanas calendario por la Ley 1822 de 2017, debe ser pagada por la EPS al 100 % del IBC; el empleador anticipa el valor a la trabajadora y lo recupera mediante la compensación en la PILA. La licencia de paternidad tiene una duración de ocho días hábiles conforme a la Ley 2114 de 2021 y sigue el mismo mecanismo de pago. Para que la EPS reconozca la licencia de maternidad, la trabajadora debe acreditar el período mínimo de cotización establecido por la ley; si no lo cumple, el empleador asume el costo proporcional a las semanas no cotizadas.</w:t>
+        <w:t xml:space="preserve">constituyen prestaciones económicas de especial protección legal. La licencia de maternidad tiene una duración general de 18 semanas y la licencia de paternidad corresponde, de manera general, a dos semanas. Ambas se reconocen con base en el ingreso reportado al Sistema General de Seguridad Social en Salud al inicio de la licencia. En el caso de trabajadores dependientes, el empleador tramita directamente ante la EPS el reconocimiento económico. Cuando las cotizaciones cubren un periodo inferior al exigido, se aplican las reglas de pago proporcional; si la falta de aportes es atribuible al empleador, este debe asumir el valor correspondiente (Ley 2114 de 2021, art. 2; Decreto 780 de 2016; Decreto 1427 de 2022). </w:t>
       </w:r>
     </w:p>
     <w:p>
@@ -11440,6 +11593,7 @@
           <w:p>
             <w:pPr>
               <w:pStyle w:val="TextoTablas"/>
+              <w:spacing w:line="360" w:lineRule="auto"/>
             </w:pPr>
             <w:r>
               <w:t>Inicio de la relación laboral. Activa cobertura del sistema. IBC proporcional si el ingreso no es el día 1.</w:t>
@@ -11468,9 +11622,10 @@
           <w:p>
             <w:pPr>
               <w:pStyle w:val="TextoTablas"/>
+              <w:spacing w:line="360" w:lineRule="auto"/>
             </w:pPr>
             <w:r>
-              <w:t>Terminación laboral. IBC proporcional. Cobertura salud se extiende por período de protección.</w:t>
+              <w:t>Terminación laboral. IBC proporcional. Cobertura de salud que se extiende por período de protección.</w:t>
             </w:r>
           </w:p>
         </w:tc>
@@ -11500,6 +11655,7 @@
           <w:p>
             <w:pPr>
               <w:pStyle w:val="TextoTablas"/>
+              <w:spacing w:line="360" w:lineRule="auto"/>
             </w:pPr>
             <w:r>
               <w:t>Cambio definitivo del IBC. Se aplica a partir del período en que ocurre. Impacta directamente el valor de todos los aportes.</w:t>
@@ -11528,6 +11684,7 @@
           <w:p>
             <w:pPr>
               <w:pStyle w:val="TextoTablas"/>
+              <w:spacing w:line="360" w:lineRule="auto"/>
             </w:pPr>
             <w:r>
               <w:t>Cambio transitorio del IBC (ej. bonificación temporal). Solo aplica para el período en que se produce.</w:t>
@@ -11559,6 +11716,7 @@
           <w:p>
             <w:pPr>
               <w:pStyle w:val="TextoTablas"/>
+              <w:spacing w:line="360" w:lineRule="auto"/>
             </w:pPr>
             <w:r>
               <w:t>Días 1-2: paga empleador. Días 3-180: paga EPS al 66.67% del IBC. &gt; 180 días: calificación de invalidez.</w:t>
@@ -11576,7 +11734,13 @@
               <w:pStyle w:val="TextoTablas"/>
             </w:pPr>
             <w:r>
-              <w:t>LAM – Licencia maternidad.</w:t>
+              <w:t>LAM – Licencia</w:t>
+            </w:r>
+            <w:r>
+              <w:t xml:space="preserve"> de</w:t>
+            </w:r>
+            <w:r>
+              <w:t xml:space="preserve"> maternidad.</w:t>
             </w:r>
           </w:p>
         </w:tc>
@@ -11587,6 +11751,7 @@
           <w:p>
             <w:pPr>
               <w:pStyle w:val="TextoTablas"/>
+              <w:spacing w:line="360" w:lineRule="auto"/>
             </w:pPr>
             <w:r>
               <w:t>18 semanas calendario. Paga EPS al 100% del IBC. El empleador anticipa y compensa en PILA.</w:t>
@@ -11607,7 +11772,13 @@
               <w:pStyle w:val="TextoTablas"/>
             </w:pPr>
             <w:r>
-              <w:t>LAP – Licencia paternidad.</w:t>
+              <w:t>LAP – Licencia</w:t>
+            </w:r>
+            <w:r>
+              <w:t xml:space="preserve"> de</w:t>
+            </w:r>
+            <w:r>
+              <w:t xml:space="preserve"> paternidad.</w:t>
             </w:r>
           </w:p>
         </w:tc>
@@ -11618,6 +11789,7 @@
           <w:p>
             <w:pPr>
               <w:pStyle w:val="TextoTablas"/>
+              <w:spacing w:line="360" w:lineRule="auto"/>
             </w:pPr>
             <w:r>
               <w:t>8 días hábiles. Paga EPS al 100% del IBC. El empleador anticipa y compensa en PILA.</w:t>
@@ -11646,6 +11818,7 @@
           <w:p>
             <w:pPr>
               <w:pStyle w:val="TextoTablas"/>
+              <w:spacing w:line="360" w:lineRule="auto"/>
             </w:pPr>
             <w:r>
               <w:t>No se cotiza durante el período de suspensión (huelga, causa de fuerza mayor). Sin IBC en ese período.</w:t>
@@ -11677,6 +11850,7 @@
           <w:p>
             <w:pPr>
               <w:pStyle w:val="TextoTablas"/>
+              <w:spacing w:line="360" w:lineRule="auto"/>
             </w:pPr>
             <w:r>
               <w:t>Período sin pago acordado entre las partes. No genera IBC ni aportes al sistema.</w:t>
@@ -11705,6 +11879,7 @@
           <w:p>
             <w:pPr>
               <w:pStyle w:val="TextoTablas"/>
+              <w:spacing w:line="360" w:lineRule="auto"/>
             </w:pPr>
             <w:r>
               <w:t>Cambio de entidad administradora. Solo puede realizarse en los períodos permitidos por la ley.</w:t>
@@ -11716,21 +11891,23 @@
     <w:p/>
     <w:p>
       <w:r>
-        <w:t>El conocimiento de estos códigos y sus implicaciones en la liquidación de la seguridad social no es suficiente si no se acompaña del cumplimiento oportuno de los aportes y el reporte correcto en la PILA. Cuando se presentan omisiones o inexactitudes, la Unidad de Gestión Pensional y Parafiscal ejerce sus facultades de fiscalización, aspecto que se desarrolla en el siguiente subtema.</w:t>
+        <w:t xml:space="preserve">El conocimiento de estos códigos y sus implicaciones en la liquidación de la seguridad social no es suficiente si no se acompaña del cumplimiento oportuno de los aportes y el reporte correcto en la PILA. Cuando se presentan omisiones o </w:t>
+      </w:r>
+      <w:r>
+        <w:lastRenderedPageBreak/>
+        <w:t>inexactitudes, la Unidad de Gestión Pensional y Parafiscal ejerce sus facultades de fiscalización, aspecto que se desarrolla en el siguiente subtema.</w:t>
       </w:r>
     </w:p>
     <w:p/>
-    <w:p/>
     <w:p>
       <w:pPr>
         <w:pStyle w:val="Ttulo2"/>
       </w:pPr>
-      <w:bookmarkStart w:id="20" w:name="_Toc233356605"/>
-      <w:r>
-        <w:lastRenderedPageBreak/>
+      <w:bookmarkStart w:id="19" w:name="_Toc233356605"/>
+      <w:r>
         <w:t>Sanciones y UGPP</w:t>
       </w:r>
-      <w:bookmarkEnd w:id="20"/>
+      <w:bookmarkEnd w:id="19"/>
     </w:p>
     <w:p>
       <w:r>
@@ -11739,7 +11916,13 @@
     </w:p>
     <w:p>
       <w:r>
-        <w:t>La UGPP cuenta con acceso a múltiples fuentes de información tributaria, laboral y del sistema de seguridad social, lo que le permite identificar con precisión las omisiones e inexactitudes en los reportes de la PILA. Por esta razón, el conocimiento de sus facultades, los procedimientos de investigación y las sanciones aplicables no es opcional para el profesional de nómina, es una competencia indispensable para proteger al trabajador, al empleador y a la organización frente a las consecuencias del incumplimiento.</w:t>
+        <w:t>La UGPP cuenta con acceso a múltiples fuentes de información tributaria, laboral y del sistema de seguridad social, lo que le permite identificar con precisión las omisiones e inexactitudes en los reportes de la PILA. Por esta razón, el conocimiento de sus facultades, los procedimientos de investigación y las sanciones aplicables no es opcional para el profesional de nómina</w:t>
+      </w:r>
+      <w:r>
+        <w:t>;</w:t>
+      </w:r>
+      <w:r>
+        <w:t xml:space="preserve"> es una competencia indispensable para proteger al trabajador, al empleador y a la organización frente a las consecuencias del incumplimiento.</w:t>
       </w:r>
     </w:p>
     <w:p>
@@ -11752,7 +11935,7 @@
         <w:pStyle w:val="Prrafodelista"/>
         <w:numPr>
           <w:ilvl w:val="0"/>
-          <w:numId w:val="39"/>
+          <w:numId w:val="41"/>
         </w:numPr>
         <w:rPr>
           <w:b/>
@@ -11770,16 +11953,19 @@
         <w:t>E</w:t>
       </w:r>
       <w:r>
-        <w:t xml:space="preserve">ntidad creada por la Ley 1151 de 2007, adscrita al Ministerio de Hacienda y Crédito Público, cuya función principal es adelantar procesos de determinación, cobro y cobro coactivo de los aportes al sistema de protección social que no se hayan pagado o que se hayan liquidado por un valor inferior al debido. Ejemplo: una empresa que liquida los aportes de un trabajador sobre un salario inferior al real puede recibir una liquidación oficial de la UGPP por la diferencia, más los intereses moratorios causados. </w:t>
-      </w:r>
-    </w:p>
-    <w:p/>
+        <w:t xml:space="preserve">ntidad creada por la Ley 1151 de 2007, adscrita al Ministerio de Hacienda y Crédito Público, cuya función principal es adelantar procesos de determinación, cobro y cobro coactivo de los aportes al sistema de protección social que no se hayan pagado o que se hayan liquidado por un valor inferior al debido. Ejemplo: una empresa que </w:t>
+      </w:r>
+      <w:r>
+        <w:lastRenderedPageBreak/>
+        <w:t xml:space="preserve">liquida los aportes de un trabajador sobre un salario inferior al real puede recibir una liquidación oficial de la UGPP por la diferencia, más los intereses moratorios causados. </w:t>
+      </w:r>
+    </w:p>
     <w:p>
       <w:pPr>
         <w:pStyle w:val="Prrafodelista"/>
         <w:numPr>
           <w:ilvl w:val="0"/>
-          <w:numId w:val="39"/>
+          <w:numId w:val="41"/>
         </w:numPr>
         <w:rPr>
           <w:b/>
@@ -11789,7 +11975,6 @@
         <w:rPr>
           <w:b/>
         </w:rPr>
-        <w:lastRenderedPageBreak/>
         <w:t>Alcance de la investigación</w:t>
       </w:r>
     </w:p>
@@ -11806,7 +11991,7 @@
         <w:pStyle w:val="Prrafodelista"/>
         <w:numPr>
           <w:ilvl w:val="0"/>
-          <w:numId w:val="39"/>
+          <w:numId w:val="41"/>
         </w:numPr>
         <w:rPr>
           <w:b/>
@@ -11824,7 +12009,13 @@
         <w:t>S</w:t>
       </w:r>
       <w:r>
-        <w:t xml:space="preserve">e desarrolla en etapas sucesivas, requerimiento de información, análisis de soportes, requerimiento para declarar o corregir, requerimiento de explicaciones, liquidación oficial y recursos de ley ante la jurisdicción contencioso-administrativa. Ejemplo: un empleador que recibe un requerimiento de información tiene un plazo legal para responder; si no lo hace, la UGPP avanza a la siguiente etapa sin considerar sus argumentos. </w:t>
+        <w:t>e desarrolla en etapas sucesivas</w:t>
+      </w:r>
+      <w:r>
+        <w:t>:</w:t>
+      </w:r>
+      <w:r>
+        <w:t xml:space="preserve"> requerimiento de información, análisis de soportes, requerimiento para declarar o corregir, requerimiento de explicaciones, liquidación oficial y recursos de ley ante la jurisdicción contencioso-administrativa. Ejemplo: un empleador que recibe un requerimiento de información tiene un plazo legal para responder; si no lo hace, la UGPP avanza a la siguiente etapa sin considerar sus argumentos. </w:t>
       </w:r>
     </w:p>
     <w:p>
@@ -11832,7 +12023,7 @@
         <w:pStyle w:val="Prrafodelista"/>
         <w:numPr>
           <w:ilvl w:val="0"/>
-          <w:numId w:val="39"/>
+          <w:numId w:val="41"/>
         </w:numPr>
         <w:rPr>
           <w:b/>
@@ -11853,14 +12044,12 @@
         <w:t xml:space="preserve">omprenden la liquidación oficial de los aportes omitidos, los intereses moratorios desde la fecha en que debieron pagarse, la sanción por inexactitud de hasta el 160 % del mayor valor determinado y multas entre 1 y 20.000 UVT por no entregar información o hacerlo de forma errónea. Ejemplo: una empresa que reportó el IBC de diez trabajadores durante tres años puede enfrentar un pasivo que supera el valor de varios meses de nómina, incluyendo intereses y sanciones. </w:t>
       </w:r>
     </w:p>
-    <w:p/>
-    <w:p/>
     <w:p>
       <w:pPr>
         <w:pStyle w:val="Prrafodelista"/>
         <w:numPr>
           <w:ilvl w:val="0"/>
-          <w:numId w:val="39"/>
+          <w:numId w:val="41"/>
         </w:numPr>
         <w:rPr>
           <w:b/>
@@ -11882,7 +12071,13 @@
     </w:p>
     <w:p>
       <w:r>
-        <w:t xml:space="preserve"> el incumplimiento puede generar investigaciones del Ministerio del Trabajo, demandas laborales de los trabajadores afectados y, en ciertos casos, responsabilidad penal cuando el empleador descuenta aportes del salario del trabajador y no los traslada al sistema. Ejemplo: un empleador que retiene el descuento de salud de sus trabajadores y no lo gira a la EPS puede ser investigado penalmente por apropiación de recursos del sistema de seguridad social. </w:t>
+        <w:t xml:space="preserve"> </w:t>
+      </w:r>
+      <w:r>
+        <w:t>E</w:t>
+      </w:r>
+      <w:r>
+        <w:t xml:space="preserve">l incumplimiento puede generar investigaciones del Ministerio del Trabajo, demandas laborales de los trabajadores afectados y, en ciertos casos, responsabilidad penal cuando el empleador descuenta aportes del salario del trabajador y no los traslada al sistema. Ejemplo: un empleador que retiene el descuento de salud de sus trabajadores y no lo gira a la EPS puede ser investigado penalmente por apropiación de recursos del sistema de seguridad social. </w:t>
       </w:r>
     </w:p>
     <w:p>
@@ -11890,7 +12085,7 @@
         <w:pStyle w:val="Prrafodelista"/>
         <w:numPr>
           <w:ilvl w:val="0"/>
-          <w:numId w:val="39"/>
+          <w:numId w:val="41"/>
         </w:numPr>
         <w:rPr>
           <w:b/>
@@ -11916,7 +12111,7 @@
         <w:pStyle w:val="Prrafodelista"/>
         <w:numPr>
           <w:ilvl w:val="0"/>
-          <w:numId w:val="39"/>
+          <w:numId w:val="41"/>
         </w:numPr>
         <w:rPr>
           <w:b/>
@@ -11950,7 +12145,7 @@
         <w:pStyle w:val="Prrafodelista"/>
         <w:numPr>
           <w:ilvl w:val="0"/>
-          <w:numId w:val="39"/>
+          <w:numId w:val="43"/>
         </w:numPr>
         <w:rPr>
           <w:b/>
@@ -11980,8 +12175,9 @@
         <w:pStyle w:val="Prrafodelista"/>
         <w:numPr>
           <w:ilvl w:val="0"/>
-          <w:numId w:val="39"/>
+          <w:numId w:val="42"/>
         </w:numPr>
+        <w:ind w:left="1418"/>
         <w:rPr>
           <w:b/>
         </w:rPr>
@@ -12007,8 +12203,9 @@
         <w:pStyle w:val="Prrafodelista"/>
         <w:numPr>
           <w:ilvl w:val="0"/>
-          <w:numId w:val="39"/>
+          <w:numId w:val="42"/>
         </w:numPr>
+        <w:ind w:left="1418"/>
         <w:rPr>
           <w:b/>
         </w:rPr>
@@ -12033,8 +12230,9 @@
         <w:pStyle w:val="Prrafodelista"/>
         <w:numPr>
           <w:ilvl w:val="0"/>
-          <w:numId w:val="39"/>
+          <w:numId w:val="42"/>
         </w:numPr>
+        <w:ind w:left="1418"/>
         <w:rPr>
           <w:b/>
         </w:rPr>
@@ -12059,8 +12257,9 @@
         <w:pStyle w:val="Prrafodelista"/>
         <w:numPr>
           <w:ilvl w:val="0"/>
-          <w:numId w:val="39"/>
+          <w:numId w:val="42"/>
         </w:numPr>
+        <w:ind w:left="1418"/>
         <w:rPr>
           <w:b/>
         </w:rPr>
@@ -12098,8 +12297,9 @@
         <w:pStyle w:val="Prrafodelista"/>
         <w:numPr>
           <w:ilvl w:val="0"/>
-          <w:numId w:val="39"/>
+          <w:numId w:val="42"/>
         </w:numPr>
+        <w:ind w:left="1418"/>
         <w:rPr>
           <w:b/>
         </w:rPr>
@@ -12124,8 +12324,9 @@
         <w:pStyle w:val="Prrafodelista"/>
         <w:numPr>
           <w:ilvl w:val="0"/>
-          <w:numId w:val="39"/>
+          <w:numId w:val="42"/>
         </w:numPr>
+        <w:ind w:left="1418"/>
         <w:rPr>
           <w:b/>
         </w:rPr>
@@ -12150,8 +12351,9 @@
         <w:pStyle w:val="Prrafodelista"/>
         <w:numPr>
           <w:ilvl w:val="0"/>
-          <w:numId w:val="39"/>
+          <w:numId w:val="42"/>
         </w:numPr>
+        <w:ind w:left="1418"/>
         <w:rPr>
           <w:b/>
         </w:rPr>
@@ -12176,8 +12378,9 @@
         <w:pStyle w:val="Prrafodelista"/>
         <w:numPr>
           <w:ilvl w:val="0"/>
-          <w:numId w:val="39"/>
+          <w:numId w:val="42"/>
         </w:numPr>
+        <w:ind w:left="1418"/>
         <w:rPr>
           <w:b/>
         </w:rPr>
@@ -12203,7 +12406,13 @@
       </w:r>
       <w:r>
         <w:lastRenderedPageBreak/>
-        <w:t>en multas adicionales, y en casos extremos, responsabilidad penal por omisión del agente retenedor.</w:t>
+        <w:t>en multas adicionales y</w:t>
+      </w:r>
+      <w:r>
+        <w:t>,</w:t>
+      </w:r>
+      <w:r>
+        <w:t xml:space="preserve"> en casos extremos, responsabilidad penal por omisión del agente retenedor.</w:t>
       </w:r>
     </w:p>
     <w:p>
@@ -12213,7 +12422,13 @@
     </w:p>
     <w:p>
       <w:r>
-        <w:t>La mejor estrategia para enfrentar una investigación de la UGPP es haberla prevenido mediante el cumplimiento riguroso de las obligaciones de nómina. Cuando se detectan inconsistencias antes de recibir una notificación de la entidad, es conveniente optar por la corrección voluntaria, pagar los aportes omitidos con sus intereses moratorios antes de que la UGPP inicie la investigación puede reducir significativamente las sanciones aplicables, pues las multas por inexactitud y las penalidades adicionales no proceden cuando la corrección es voluntaria y oportuna. Esta práctica es, además, un indicador de la cultura de cumplimiento de la organización, que puede ser valorada favorablemente en futuras investigaciones.</w:t>
+        <w:t>La mejor estrategia para enfrentar una investigación de la UGPP es haberla prevenido mediante el cumplimiento riguroso de las obligaciones de nómina. Cuando se detectan inconsistencias antes de recibir una notificación de la entidad, es conveniente optar por la corrección voluntaria</w:t>
+      </w:r>
+      <w:r>
+        <w:t>;</w:t>
+      </w:r>
+      <w:r>
+        <w:t xml:space="preserve"> pagar los aportes omitidos con sus intereses moratorios antes de que la UGPP inicie la investigación puede reducir significativamente las sanciones aplicables, pues las multas por inexactitud y las penalidades adicionales no proceden cuando la corrección es voluntaria y oportuna. Esta práctica es, además, un indicador de la cultura de cumplimiento de la organización, que puede ser valorada favorablemente en futuras investigaciones.</w:t>
       </w:r>
     </w:p>
     <w:p>
@@ -12238,11 +12453,11 @@
         <w:lastRenderedPageBreak/>
         <w:t xml:space="preserve"> </w:t>
       </w:r>
-      <w:bookmarkStart w:id="21" w:name="_Toc233356606"/>
+      <w:bookmarkStart w:id="20" w:name="_Toc233356606"/>
       <w:r>
         <w:t>Casos prácticos: aplicación en nómina</w:t>
       </w:r>
-      <w:bookmarkEnd w:id="21"/>
+      <w:bookmarkEnd w:id="20"/>
     </w:p>
     <w:p>
       <w:r>
@@ -12261,7 +12476,7 @@
     </w:p>
     <w:p>
       <w:r>
-        <w:t xml:space="preserve">En la práctica de la nómina colombiana, cada período de liquidación puede presentar eventos que alteran el valor del IBC o modifican las responsabilidades frente al sistema: un trabajador que inicia en la mitad del mes, una incapacidad que distribuye el pago entre el empleador y la EPS, un contratista que cotiza sobre el cuarenta por ciento de sus honorarios, o un retiro que exige el cálculo proporcional de los aportes finales. Reconocer estas situaciones, aplicar la norma correcta y reportar el código preciso en la Planilla Integrada de Liquidación de Aportes (PILA) es la competencia que </w:t>
+        <w:t xml:space="preserve">En la práctica de la nómina colombiana, cada período de liquidación puede presentar eventos que alteran el valor del IBC o modifican las responsabilidades frente al sistema: un trabajador que inicia en la mitad del mes, una incapacidad que distribuye el pago entre el empleador y la EPS, un contratista que cotiza sobre el cuarenta por ciento de sus honorarios o un retiro que exige el cálculo proporcional de los aportes finales. Reconocer estas situaciones, aplicar la norma correcta y reportar el código preciso en la Planilla Integrada de Liquidación de Aportes (PILA) es la competencia que </w:t>
       </w:r>
       <w:r>
         <w:lastRenderedPageBreak/>
@@ -12273,11 +12488,11 @@
       <w:pPr>
         <w:pStyle w:val="Ttulo2"/>
       </w:pPr>
-      <w:bookmarkStart w:id="22" w:name="_Toc233356607"/>
+      <w:bookmarkStart w:id="21" w:name="_Toc233356607"/>
       <w:r>
         <w:t>Simulación de novedades en seguridad social</w:t>
       </w:r>
-      <w:bookmarkEnd w:id="22"/>
+      <w:bookmarkEnd w:id="21"/>
     </w:p>
     <w:p>
       <w:r>
@@ -12289,7 +12504,7 @@
         <w:pStyle w:val="Prrafodelista"/>
         <w:numPr>
           <w:ilvl w:val="0"/>
-          <w:numId w:val="39"/>
+          <w:numId w:val="41"/>
         </w:numPr>
       </w:pPr>
       <w:r>
@@ -12301,7 +12516,7 @@
         <w:pStyle w:val="Prrafodelista"/>
         <w:numPr>
           <w:ilvl w:val="0"/>
-          <w:numId w:val="39"/>
+          <w:numId w:val="41"/>
         </w:numPr>
       </w:pPr>
       <w:r>
@@ -12313,7 +12528,7 @@
         <w:pStyle w:val="Prrafodelista"/>
         <w:numPr>
           <w:ilvl w:val="0"/>
-          <w:numId w:val="39"/>
+          <w:numId w:val="41"/>
         </w:numPr>
       </w:pPr>
       <w:r>
@@ -12325,7 +12540,7 @@
         <w:pStyle w:val="Prrafodelista"/>
         <w:numPr>
           <w:ilvl w:val="0"/>
-          <w:numId w:val="39"/>
+          <w:numId w:val="41"/>
         </w:numPr>
       </w:pPr>
       <w:r>
@@ -12416,7 +12631,13 @@
     </w:p>
     <w:p>
       <w:r>
-        <w:t>La firma Consultora Asesorías Jurídicas del Tolima S. A. S. contrata a Patricia Hernández mediante contrato de prestación de servicios por $12.000.000, con una duración de tres meses. Para calcular los aportes, primero se determina el valor mensualizado del contrato, que corresponde a $4.000.000. Luego, se calcula el IBC sobre el 40 % de ese valor, es decir, $1.600.000. Sobre esta base, la contratista debe realizar sus aportes a salud y pensión, porque en esta modalidad no existe empleador ni relación laboral subordinada. Antes de pagar los honorarios mensuales, el contratante debe verificar el comprobante de pago de aportes. Esta revisión permite confirmar que la contratista está al día y reduce riesgos frente a posibles requerimientos de control.</w:t>
+        <w:t xml:space="preserve">La firma </w:t>
+      </w:r>
+      <w:r>
+        <w:t>c</w:t>
+      </w:r>
+      <w:r>
+        <w:t>onsultora Asesorías Jurídicas del Tolima S. A. S. contrata a Patricia Hernández mediante contrato de prestación de servicios por $12.000.000, con una duración de tres meses. Para calcular los aportes, primero se determina el valor mensualizado del contrato, que corresponde a $4.000.000. Luego, se calcula el IBC sobre el 40 % de ese valor, es decir, $1.600.000. Sobre esta base, la contratista debe realizar sus aportes a salud y pensión, porque en esta modalidad no existe empleador ni relación laboral subordinada. Antes de pagar los honorarios mensuales, el contratante debe verificar el comprobante de pago de aportes. Esta revisión permite confirmar que la contratista está al día y reduce riesgos frente a posibles requerimientos de control.</w:t>
       </w:r>
     </w:p>
     <w:p>
@@ -12458,11 +12679,11 @@
       <w:pPr>
         <w:pStyle w:val="Ttulo2"/>
       </w:pPr>
-      <w:bookmarkStart w:id="23" w:name="_Toc233356608"/>
+      <w:bookmarkStart w:id="22" w:name="_Toc233356608"/>
       <w:r>
         <w:t>Lecciones aprendidas y recomendaciones</w:t>
       </w:r>
-      <w:bookmarkEnd w:id="23"/>
+      <w:bookmarkEnd w:id="22"/>
     </w:p>
     <w:p>
       <w:r>
@@ -12634,7 +12855,13 @@
     </w:p>
     <w:p>
       <w:r>
-        <w:t xml:space="preserve">Aprender a liquidar la seguridad social no termina con dominar una fórmula o conocer un porcentaje, termina cuando el profesional comprende por qué cada dato importa, qué consecuencias tiene un error y cómo prevenirlo. Los cuatro casos de esta sección demostraron que detrás de cada número hay una persona cuya salud, pensión y protección laboral dependen de que la nómina se liquide bien. Conocer la norma, verificar los cálculos, guardar los soportes y mantenerse actualizado no son tareas adicionales, son el núcleo de la responsabilidad profesional. </w:t>
+        <w:t>Aprender a liquidar la seguridad social no termina con dominar una fórmula o conocer un porcentaje</w:t>
+      </w:r>
+      <w:r>
+        <w:t>;</w:t>
+      </w:r>
+      <w:r>
+        <w:t xml:space="preserve"> termina cuando el profesional comprende por qué cada dato importa, qué consecuencias tiene un error y cómo prevenirlo. Los cuatro casos de esta sección demostraron que detrás de cada número hay una persona cuya salud, pensión y protección laboral dependen de que la nómina se liquide bien. Conocer la norma, verificar los cálculos, guardar los soportes y mantenerse actualizado no son tareas adicionales, son el núcleo de la responsabilidad profesional. </w:t>
       </w:r>
     </w:p>
     <w:p>
@@ -12651,12 +12878,12 @@
           <w:u w:val="single"/>
         </w:rPr>
       </w:pPr>
-      <w:bookmarkStart w:id="24" w:name="_Toc233356609"/>
+      <w:bookmarkStart w:id="23" w:name="_Toc233356609"/>
       <w:r>
         <w:lastRenderedPageBreak/>
         <w:t>Síntesis</w:t>
       </w:r>
-      <w:bookmarkEnd w:id="24"/>
+      <w:bookmarkEnd w:id="23"/>
       <w:r>
         <w:t xml:space="preserve"> </w:t>
       </w:r>
@@ -12693,26 +12920,24 @@
           <w:lang w:eastAsia="es-CO"/>
         </w:rPr>
       </w:pPr>
-    </w:p>
-    <w:p>
-      <w:pPr>
-        <w:ind w:firstLine="0"/>
+      <w:r>
         <w:rPr>
           <w:noProof/>
           <w:lang w:eastAsia="es-CO"/>
         </w:rPr>
-      </w:pPr>
-      <w:r>
-        <w:rPr>
-          <w:noProof/>
-          <w:lang w:eastAsia="es-CO"/>
-        </w:rPr>
-        <w:lastRenderedPageBreak/>
         <w:drawing>
-          <wp:inline distT="0" distB="0" distL="0" distR="0" wp14:anchorId="21B62E4A" wp14:editId="6FD10000">
-            <wp:extent cx="6313667" cy="3357349"/>
-            <wp:effectExtent l="0" t="0" r="0" b="0"/>
-            <wp:docPr id="1" name="Imagen 1" descr="El mapa conceptual titulado &quot;Normativa y novedades en seguridad social integral&quot; organiza el tema en cuatro ejes: contratos de trabajo, normativa del sistema, obligaciones del empleador y casos prácticos. Cada eje aporta herramientas esenciales para la gestión de la nómina: el primero permite reconocer el tipo de vínculo contractual y sus obligaciones frente al sistema; el segundo brinda el marco normativo que regula los aportes a salud, pensión y riesgos laborales; el tercero orienta el proceso de afiliación, el cálculo del IBC, el reporte en la PILA y la prevención de sanciones ante la UGPP; y el cuarto aplica estos conocimientos en casos reales de ingreso, incapacidad, contratista y retiro. "/>
+          <wp:anchor distT="0" distB="0" distL="114300" distR="114300" simplePos="0" relativeHeight="251664384" behindDoc="0" locked="0" layoutInCell="1" allowOverlap="1" wp14:anchorId="24CC8A75" wp14:editId="7E66B270">
+            <wp:simplePos x="0" y="0"/>
+            <wp:positionH relativeFrom="column">
+              <wp:posOffset>0</wp:posOffset>
+            </wp:positionH>
+            <wp:positionV relativeFrom="paragraph">
+              <wp:posOffset>-635</wp:posOffset>
+            </wp:positionV>
+            <wp:extent cx="6332220" cy="3367405"/>
+            <wp:effectExtent l="0" t="0" r="0" b="4445"/>
+            <wp:wrapNone/>
+            <wp:docPr id="3" name="Gráfico 3" descr="El mapa conceptual titulado &quot;Normativa y novedades en seguridad social integral&quot; organiza el tema en cuatro ejes: contratos de trabajo, normativa del sistema, obligaciones del empleador y casos prácticos. Cada eje aporta herramientas esenciales para la gestión de la nómina: el primero permite reconocer el tipo de vínculo contractual y sus obligaciones frente al sistema; el segundo brinda el marco normativo que regula los aportes a salud, pensión y riesgos laborales; el tercero orienta el proceso de afiliación, el cálculo del IBC, el reporte en la PILA y la prevención de sanciones ante la UGPP; y el cuarto aplica estos conocimientos en casos reales de ingreso, incapacidad, contratista y retiro. "/>
             <wp:cNvGraphicFramePr>
               <a:graphicFrameLocks xmlns:a="http://schemas.openxmlformats.org/drawingml/2006/main" noChangeAspect="1"/>
             </wp:cNvGraphicFramePr>
@@ -12720,10 +12945,8 @@
               <a:graphicData uri="http://schemas.openxmlformats.org/drawingml/2006/picture">
                 <pic:pic xmlns:pic="http://schemas.openxmlformats.org/drawingml/2006/picture">
                   <pic:nvPicPr>
-                    <pic:cNvPr id="0" name="Picture 2"/>
-                    <pic:cNvPicPr>
-                      <a:picLocks noChangeAspect="1" noChangeArrowheads="1"/>
-                    </pic:cNvPicPr>
+                    <pic:cNvPr id="3" name="sintesis.71e99717.svg"/>
+                    <pic:cNvPicPr/>
                   </pic:nvPicPr>
                   <pic:blipFill>
                     <a:blip r:embed="rId14">
@@ -12731,40 +12954,50 @@
                         <a:ext uri="{28A0092B-C50C-407E-A947-70E740481C1C}">
                           <a14:useLocalDpi xmlns:a14="http://schemas.microsoft.com/office/drawing/2010/main" val="0"/>
                         </a:ext>
+                        <a:ext uri="{96DAC541-7B7A-43D3-8B79-37D633B846F1}">
+                          <asvg:svgBlip xmlns:asvg="http://schemas.microsoft.com/office/drawing/2016/SVG/main" r:embed="rId15"/>
+                        </a:ext>
                       </a:extLst>
                     </a:blip>
-                    <a:srcRect/>
                     <a:stretch>
                       <a:fillRect/>
                     </a:stretch>
                   </pic:blipFill>
-                  <pic:spPr bwMode="auto">
+                  <pic:spPr>
                     <a:xfrm>
                       <a:off x="0" y="0"/>
-                      <a:ext cx="6330594" cy="3366350"/>
+                      <a:ext cx="6332220" cy="3367405"/>
                     </a:xfrm>
                     <a:prstGeom prst="rect">
                       <a:avLst/>
                     </a:prstGeom>
-                    <a:noFill/>
                   </pic:spPr>
                 </pic:pic>
               </a:graphicData>
             </a:graphic>
-          </wp:inline>
+          </wp:anchor>
         </w:drawing>
       </w:r>
     </w:p>
     <w:p>
       <w:pPr>
+        <w:ind w:firstLine="0"/>
+        <w:rPr>
+          <w:noProof/>
+          <w:lang w:eastAsia="es-CO"/>
+        </w:rPr>
+      </w:pPr>
+    </w:p>
+    <w:p>
+      <w:pPr>
         <w:pStyle w:val="Titulosgenerales"/>
       </w:pPr>
-      <w:bookmarkStart w:id="25" w:name="_Toc233356610"/>
+      <w:bookmarkStart w:id="24" w:name="_Toc233356610"/>
       <w:r>
         <w:lastRenderedPageBreak/>
         <w:t>Glosario</w:t>
       </w:r>
-      <w:bookmarkEnd w:id="25"/>
+      <w:bookmarkEnd w:id="24"/>
     </w:p>
     <w:p>
       <w:pPr>
@@ -13040,12 +13273,12 @@
       <w:pPr>
         <w:pStyle w:val="Titulosgenerales"/>
       </w:pPr>
-      <w:bookmarkStart w:id="26" w:name="_Toc233356611"/>
+      <w:bookmarkStart w:id="25" w:name="_Toc233356611"/>
       <w:r>
         <w:lastRenderedPageBreak/>
         <w:t>Referencias bibliográficas</w:t>
       </w:r>
-      <w:bookmarkEnd w:id="26"/>
+      <w:bookmarkEnd w:id="25"/>
       <w:r>
         <w:t xml:space="preserve"> </w:t>
       </w:r>
@@ -13132,12 +13365,12 @@
       <w:pPr>
         <w:pStyle w:val="Titulosgenerales"/>
       </w:pPr>
-      <w:bookmarkStart w:id="27" w:name="_Toc233356612"/>
+      <w:bookmarkStart w:id="26" w:name="_Toc233356612"/>
       <w:r>
         <w:lastRenderedPageBreak/>
         <w:t>Créditos</w:t>
       </w:r>
-      <w:bookmarkEnd w:id="27"/>
+      <w:bookmarkEnd w:id="26"/>
     </w:p>
     <w:tbl>
       <w:tblPr>
@@ -13385,24 +13618,7 @@
               </w:rPr>
             </w:pPr>
             <w:r>
-              <w:rPr>
-                <w:szCs w:val="24"/>
-              </w:rPr>
-              <w:t xml:space="preserve">Gloria Lida </w:t>
-            </w:r>
-            <w:proofErr w:type="spellStart"/>
-            <w:r>
-              <w:rPr>
-                <w:szCs w:val="24"/>
-              </w:rPr>
-              <w:t>Alzate</w:t>
-            </w:r>
-            <w:proofErr w:type="spellEnd"/>
-            <w:r>
-              <w:rPr>
-                <w:szCs w:val="24"/>
-              </w:rPr>
-              <w:t xml:space="preserve"> Suárez</w:t>
+              <w:t>Gustavo Ernesto Mariño Puentes</w:t>
             </w:r>
           </w:p>
         </w:tc>
@@ -13419,10 +13635,7 @@
               </w:rPr>
             </w:pPr>
             <w:r>
-              <w:rPr>
-                <w:szCs w:val="24"/>
-              </w:rPr>
-              <w:t xml:space="preserve">Evaluadora instruccional </w:t>
+              <w:t>Experto temático</w:t>
             </w:r>
           </w:p>
         </w:tc>
@@ -13439,9 +13652,6 @@
               </w:rPr>
             </w:pPr>
             <w:r>
-              <w:rPr>
-                <w:szCs w:val="24"/>
-              </w:rPr>
               <w:t>Centro de Comercio y Servicios - Regional Tolima</w:t>
             </w:r>
           </w:p>
@@ -13461,10 +13671,15 @@
               </w:rPr>
             </w:pPr>
             <w:r>
-              <w:rPr>
-                <w:szCs w:val="24"/>
-              </w:rPr>
-              <w:t xml:space="preserve">Gustavo Ernesto Mariño Puentes </w:t>
+              <w:t xml:space="preserve">Gloria Lida </w:t>
+            </w:r>
+            <w:proofErr w:type="spellStart"/>
+            <w:r>
+              <w:t>Alzate</w:t>
+            </w:r>
+            <w:proofErr w:type="spellEnd"/>
+            <w:r>
+              <w:t xml:space="preserve"> Suárez</w:t>
             </w:r>
           </w:p>
         </w:tc>
@@ -13481,10 +13696,7 @@
               </w:rPr>
             </w:pPr>
             <w:r>
-              <w:rPr>
-                <w:szCs w:val="24"/>
-              </w:rPr>
-              <w:t xml:space="preserve">Gustavo Ernesto Mariño Puentes </w:t>
+              <w:t>Evaluador instruccional</w:t>
             </w:r>
           </w:p>
         </w:tc>
@@ -13501,10 +13713,7 @@
               </w:rPr>
             </w:pPr>
             <w:r>
-              <w:rPr>
-                <w:szCs w:val="24"/>
-              </w:rPr>
-              <w:t xml:space="preserve">Gustavo Ernesto Mariño Puentes </w:t>
+              <w:t>Centro de Comercio y Servicios - Regional Tolima</w:t>
             </w:r>
           </w:p>
         </w:tc>
@@ -13526,9 +13735,6 @@
               </w:rPr>
             </w:pPr>
             <w:r>
-              <w:rPr>
-                <w:szCs w:val="24"/>
-              </w:rPr>
               <w:t>Juan Daniel Polanco Muñoz</w:t>
             </w:r>
           </w:p>
@@ -13546,9 +13752,6 @@
               </w:rPr>
             </w:pPr>
             <w:r>
-              <w:rPr>
-                <w:szCs w:val="24"/>
-              </w:rPr>
               <w:t>Diseñador de contenidos digitales</w:t>
             </w:r>
           </w:p>
@@ -13566,9 +13769,6 @@
               </w:rPr>
             </w:pPr>
             <w:r>
-              <w:rPr>
-                <w:szCs w:val="24"/>
-              </w:rPr>
               <w:t>Centro de Comercio y Servicios - Regional Tolima</w:t>
             </w:r>
           </w:p>
@@ -13589,17 +13789,11 @@
             </w:pPr>
             <w:proofErr w:type="spellStart"/>
             <w:r>
-              <w:rPr>
-                <w:szCs w:val="24"/>
-              </w:rPr>
               <w:t>Veimar</w:t>
             </w:r>
             <w:proofErr w:type="spellEnd"/>
             <w:r>
-              <w:rPr>
-                <w:szCs w:val="24"/>
-              </w:rPr>
-              <w:t xml:space="preserve"> Celis Meléndez </w:t>
+              <w:t xml:space="preserve"> Celis Meléndez</w:t>
             </w:r>
           </w:p>
         </w:tc>
@@ -13616,15 +13810,11 @@
               </w:rPr>
             </w:pPr>
             <w:r>
-              <w:rPr>
-                <w:szCs w:val="24"/>
-              </w:rPr>
               <w:t xml:space="preserve">Desarrollador </w:t>
             </w:r>
             <w:r>
               <w:rPr>
                 <w:rStyle w:val="Extranjerismo"/>
-                <w:szCs w:val="24"/>
               </w:rPr>
               <w:t>full stack</w:t>
             </w:r>
@@ -13643,9 +13833,6 @@
               </w:rPr>
             </w:pPr>
             <w:r>
-              <w:rPr>
-                <w:szCs w:val="24"/>
-              </w:rPr>
               <w:t>Centro de Comercio y Servicios - Regional Tolima</w:t>
             </w:r>
           </w:p>
@@ -13667,25 +13854,13 @@
               </w:rPr>
             </w:pPr>
             <w:r>
-              <w:rPr>
-                <w:szCs w:val="24"/>
-              </w:rPr>
               <w:t xml:space="preserve">Ernesto Navarro </w:t>
             </w:r>
             <w:proofErr w:type="spellStart"/>
             <w:r>
-              <w:rPr>
-                <w:szCs w:val="24"/>
-              </w:rPr>
               <w:t>Jaimes</w:t>
             </w:r>
             <w:proofErr w:type="spellEnd"/>
-            <w:r>
-              <w:rPr>
-                <w:szCs w:val="24"/>
-              </w:rPr>
-              <w:t xml:space="preserve"> </w:t>
-            </w:r>
           </w:p>
         </w:tc>
         <w:tc>
@@ -13701,9 +13876,6 @@
               </w:rPr>
             </w:pPr>
             <w:r>
-              <w:rPr>
-                <w:szCs w:val="24"/>
-              </w:rPr>
               <w:t>Animador y productor multimedia</w:t>
             </w:r>
           </w:p>
@@ -13721,9 +13893,6 @@
               </w:rPr>
             </w:pPr>
             <w:r>
-              <w:rPr>
-                <w:szCs w:val="24"/>
-              </w:rPr>
               <w:t>Centro de Comercio y Servicios - Regional Tolima</w:t>
             </w:r>
           </w:p>
@@ -13861,10 +14030,12 @@
           <w:lang w:eastAsia="es-CO"/>
         </w:rPr>
       </w:pPr>
+      <w:bookmarkStart w:id="27" w:name="_GoBack"/>
+      <w:bookmarkEnd w:id="27"/>
     </w:p>
     <w:sectPr>
-      <w:headerReference w:type="default" r:id="rId15"/>
-      <w:footerReference w:type="default" r:id="rId16"/>
+      <w:headerReference w:type="default" r:id="rId16"/>
+      <w:footerReference w:type="default" r:id="rId17"/>
       <w:pgSz w:w="12240" w:h="15840"/>
       <w:pgMar w:top="1701" w:right="1134" w:bottom="1134" w:left="1134" w:header="709" w:footer="737" w:gutter="0"/>
       <w:pgNumType w:start="1"/>
@@ -14847,17 +15018,17 @@
   <w:abstractNum w:abstractNumId="8" w15:restartNumberingAfterBreak="0">
     <w:nsid w:val="18E41EFD"/>
     <w:multiLevelType w:val="hybridMultilevel"/>
-    <w:tmpl w:val="B9A685AE"/>
-    <w:lvl w:ilvl="0" w:tplc="240A0001">
-      <w:start w:val="1"/>
-      <w:numFmt w:val="bullet"/>
-      <w:lvlText w:val=""/>
+    <w:tmpl w:val="87985CB8"/>
+    <w:lvl w:ilvl="0" w:tplc="240A0017">
+      <w:start w:val="1"/>
+      <w:numFmt w:val="lowerLetter"/>
+      <w:lvlText w:val="%1)"/>
       <w:lvlJc w:val="left"/>
       <w:pPr>
         <w:ind w:left="1429" w:hanging="360"/>
       </w:pPr>
       <w:rPr>
-        <w:rFonts w:ascii="Symbol" w:hAnsi="Symbol" w:hint="default"/>
+        <w:rFonts w:hint="default"/>
       </w:rPr>
     </w:lvl>
     <w:lvl w:ilvl="1" w:tplc="240A0003" w:tentative="1">
@@ -16499,9 +16670,122 @@
     </w:lvl>
   </w:abstractNum>
   <w:abstractNum w:abstractNumId="23" w15:restartNumberingAfterBreak="0">
+    <w:nsid w:val="37173E06"/>
+    <w:multiLevelType w:val="hybridMultilevel"/>
+    <w:tmpl w:val="87985CB8"/>
+    <w:lvl w:ilvl="0" w:tplc="240A0017">
+      <w:start w:val="1"/>
+      <w:numFmt w:val="lowerLetter"/>
+      <w:lvlText w:val="%1)"/>
+      <w:lvlJc w:val="left"/>
+      <w:pPr>
+        <w:ind w:left="1429" w:hanging="360"/>
+      </w:pPr>
+      <w:rPr>
+        <w:rFonts w:hint="default"/>
+      </w:rPr>
+    </w:lvl>
+    <w:lvl w:ilvl="1" w:tplc="240A0003" w:tentative="1">
+      <w:start w:val="1"/>
+      <w:numFmt w:val="bullet"/>
+      <w:lvlText w:val="o"/>
+      <w:lvlJc w:val="left"/>
+      <w:pPr>
+        <w:ind w:left="2149" w:hanging="360"/>
+      </w:pPr>
+      <w:rPr>
+        <w:rFonts w:ascii="Courier New" w:hAnsi="Courier New" w:cs="Courier New" w:hint="default"/>
+      </w:rPr>
+    </w:lvl>
+    <w:lvl w:ilvl="2" w:tplc="240A0005" w:tentative="1">
+      <w:start w:val="1"/>
+      <w:numFmt w:val="bullet"/>
+      <w:lvlText w:val=""/>
+      <w:lvlJc w:val="left"/>
+      <w:pPr>
+        <w:ind w:left="2869" w:hanging="360"/>
+      </w:pPr>
+      <w:rPr>
+        <w:rFonts w:ascii="Wingdings" w:hAnsi="Wingdings" w:hint="default"/>
+      </w:rPr>
+    </w:lvl>
+    <w:lvl w:ilvl="3" w:tplc="240A0001" w:tentative="1">
+      <w:start w:val="1"/>
+      <w:numFmt w:val="bullet"/>
+      <w:lvlText w:val=""/>
+      <w:lvlJc w:val="left"/>
+      <w:pPr>
+        <w:ind w:left="3589" w:hanging="360"/>
+      </w:pPr>
+      <w:rPr>
+        <w:rFonts w:ascii="Symbol" w:hAnsi="Symbol" w:hint="default"/>
+      </w:rPr>
+    </w:lvl>
+    <w:lvl w:ilvl="4" w:tplc="240A0003" w:tentative="1">
+      <w:start w:val="1"/>
+      <w:numFmt w:val="bullet"/>
+      <w:lvlText w:val="o"/>
+      <w:lvlJc w:val="left"/>
+      <w:pPr>
+        <w:ind w:left="4309" w:hanging="360"/>
+      </w:pPr>
+      <w:rPr>
+        <w:rFonts w:ascii="Courier New" w:hAnsi="Courier New" w:cs="Courier New" w:hint="default"/>
+      </w:rPr>
+    </w:lvl>
+    <w:lvl w:ilvl="5" w:tplc="240A0005" w:tentative="1">
+      <w:start w:val="1"/>
+      <w:numFmt w:val="bullet"/>
+      <w:lvlText w:val=""/>
+      <w:lvlJc w:val="left"/>
+      <w:pPr>
+        <w:ind w:left="5029" w:hanging="360"/>
+      </w:pPr>
+      <w:rPr>
+        <w:rFonts w:ascii="Wingdings" w:hAnsi="Wingdings" w:hint="default"/>
+      </w:rPr>
+    </w:lvl>
+    <w:lvl w:ilvl="6" w:tplc="240A0001" w:tentative="1">
+      <w:start w:val="1"/>
+      <w:numFmt w:val="bullet"/>
+      <w:lvlText w:val=""/>
+      <w:lvlJc w:val="left"/>
+      <w:pPr>
+        <w:ind w:left="5749" w:hanging="360"/>
+      </w:pPr>
+      <w:rPr>
+        <w:rFonts w:ascii="Symbol" w:hAnsi="Symbol" w:hint="default"/>
+      </w:rPr>
+    </w:lvl>
+    <w:lvl w:ilvl="7" w:tplc="240A0003" w:tentative="1">
+      <w:start w:val="1"/>
+      <w:numFmt w:val="bullet"/>
+      <w:lvlText w:val="o"/>
+      <w:lvlJc w:val="left"/>
+      <w:pPr>
+        <w:ind w:left="6469" w:hanging="360"/>
+      </w:pPr>
+      <w:rPr>
+        <w:rFonts w:ascii="Courier New" w:hAnsi="Courier New" w:cs="Courier New" w:hint="default"/>
+      </w:rPr>
+    </w:lvl>
+    <w:lvl w:ilvl="8" w:tplc="240A0005" w:tentative="1">
+      <w:start w:val="1"/>
+      <w:numFmt w:val="bullet"/>
+      <w:lvlText w:val=""/>
+      <w:lvlJc w:val="left"/>
+      <w:pPr>
+        <w:ind w:left="7189" w:hanging="360"/>
+      </w:pPr>
+      <w:rPr>
+        <w:rFonts w:ascii="Wingdings" w:hAnsi="Wingdings" w:hint="default"/>
+      </w:rPr>
+    </w:lvl>
+  </w:abstractNum>
+  <w:abstractNum w:abstractNumId="24" w15:restartNumberingAfterBreak="0">
     <w:nsid w:val="39F6416D"/>
     <w:multiLevelType w:val="hybridMultilevel"/>
-    <w:tmpl w:val="2FB481F6"/>
+    <w:tmpl w:val="0D0C0BFA"/>
     <w:lvl w:ilvl="0" w:tplc="240A0001">
       <w:start w:val="1"/>
       <w:numFmt w:val="bullet"/>
@@ -16611,7 +16895,7 @@
       </w:rPr>
     </w:lvl>
   </w:abstractNum>
-  <w:abstractNum w:abstractNumId="24" w15:restartNumberingAfterBreak="0">
+  <w:abstractNum w:abstractNumId="25" w15:restartNumberingAfterBreak="0">
     <w:nsid w:val="3BE73FF1"/>
     <w:multiLevelType w:val="hybridMultilevel"/>
     <w:tmpl w:val="764E251A"/>
@@ -16724,7 +17008,7 @@
       </w:rPr>
     </w:lvl>
   </w:abstractNum>
-  <w:abstractNum w:abstractNumId="25" w15:restartNumberingAfterBreak="0">
+  <w:abstractNum w:abstractNumId="26" w15:restartNumberingAfterBreak="0">
     <w:nsid w:val="3DDF6562"/>
     <w:multiLevelType w:val="multilevel"/>
     <w:tmpl w:val="6C7AF928"/>
@@ -16845,7 +17129,7 @@
       </w:rPr>
     </w:lvl>
   </w:abstractNum>
-  <w:abstractNum w:abstractNumId="26" w15:restartNumberingAfterBreak="0">
+  <w:abstractNum w:abstractNumId="27" w15:restartNumberingAfterBreak="0">
     <w:nsid w:val="40607099"/>
     <w:multiLevelType w:val="hybridMultilevel"/>
     <w:tmpl w:val="BBB45DF0"/>
@@ -16958,7 +17242,120 @@
       </w:rPr>
     </w:lvl>
   </w:abstractNum>
-  <w:abstractNum w:abstractNumId="27" w15:restartNumberingAfterBreak="0">
+  <w:abstractNum w:abstractNumId="28" w15:restartNumberingAfterBreak="0">
+    <w:nsid w:val="41E10C84"/>
+    <w:multiLevelType w:val="hybridMultilevel"/>
+    <w:tmpl w:val="00E474AA"/>
+    <w:lvl w:ilvl="0" w:tplc="240A0001">
+      <w:start w:val="1"/>
+      <w:numFmt w:val="bullet"/>
+      <w:lvlText w:val=""/>
+      <w:lvlJc w:val="left"/>
+      <w:pPr>
+        <w:ind w:left="2149" w:hanging="360"/>
+      </w:pPr>
+      <w:rPr>
+        <w:rFonts w:ascii="Symbol" w:hAnsi="Symbol" w:hint="default"/>
+      </w:rPr>
+    </w:lvl>
+    <w:lvl w:ilvl="1" w:tplc="240A0003" w:tentative="1">
+      <w:start w:val="1"/>
+      <w:numFmt w:val="bullet"/>
+      <w:lvlText w:val="o"/>
+      <w:lvlJc w:val="left"/>
+      <w:pPr>
+        <w:ind w:left="2869" w:hanging="360"/>
+      </w:pPr>
+      <w:rPr>
+        <w:rFonts w:ascii="Courier New" w:hAnsi="Courier New" w:cs="Courier New" w:hint="default"/>
+      </w:rPr>
+    </w:lvl>
+    <w:lvl w:ilvl="2" w:tplc="240A0005" w:tentative="1">
+      <w:start w:val="1"/>
+      <w:numFmt w:val="bullet"/>
+      <w:lvlText w:val=""/>
+      <w:lvlJc w:val="left"/>
+      <w:pPr>
+        <w:ind w:left="3589" w:hanging="360"/>
+      </w:pPr>
+      <w:rPr>
+        <w:rFonts w:ascii="Wingdings" w:hAnsi="Wingdings" w:hint="default"/>
+      </w:rPr>
+    </w:lvl>
+    <w:lvl w:ilvl="3" w:tplc="240A0001" w:tentative="1">
+      <w:start w:val="1"/>
+      <w:numFmt w:val="bullet"/>
+      <w:lvlText w:val=""/>
+      <w:lvlJc w:val="left"/>
+      <w:pPr>
+        <w:ind w:left="4309" w:hanging="360"/>
+      </w:pPr>
+      <w:rPr>
+        <w:rFonts w:ascii="Symbol" w:hAnsi="Symbol" w:hint="default"/>
+      </w:rPr>
+    </w:lvl>
+    <w:lvl w:ilvl="4" w:tplc="240A0003" w:tentative="1">
+      <w:start w:val="1"/>
+      <w:numFmt w:val="bullet"/>
+      <w:lvlText w:val="o"/>
+      <w:lvlJc w:val="left"/>
+      <w:pPr>
+        <w:ind w:left="5029" w:hanging="360"/>
+      </w:pPr>
+      <w:rPr>
+        <w:rFonts w:ascii="Courier New" w:hAnsi="Courier New" w:cs="Courier New" w:hint="default"/>
+      </w:rPr>
+    </w:lvl>
+    <w:lvl w:ilvl="5" w:tplc="240A0005" w:tentative="1">
+      <w:start w:val="1"/>
+      <w:numFmt w:val="bullet"/>
+      <w:lvlText w:val=""/>
+      <w:lvlJc w:val="left"/>
+      <w:pPr>
+        <w:ind w:left="5749" w:hanging="360"/>
+      </w:pPr>
+      <w:rPr>
+        <w:rFonts w:ascii="Wingdings" w:hAnsi="Wingdings" w:hint="default"/>
+      </w:rPr>
+    </w:lvl>
+    <w:lvl w:ilvl="6" w:tplc="240A0001" w:tentative="1">
+      <w:start w:val="1"/>
+      <w:numFmt w:val="bullet"/>
+      <w:lvlText w:val=""/>
+      <w:lvlJc w:val="left"/>
+      <w:pPr>
+        <w:ind w:left="6469" w:hanging="360"/>
+      </w:pPr>
+      <w:rPr>
+        <w:rFonts w:ascii="Symbol" w:hAnsi="Symbol" w:hint="default"/>
+      </w:rPr>
+    </w:lvl>
+    <w:lvl w:ilvl="7" w:tplc="240A0003" w:tentative="1">
+      <w:start w:val="1"/>
+      <w:numFmt w:val="bullet"/>
+      <w:lvlText w:val="o"/>
+      <w:lvlJc w:val="left"/>
+      <w:pPr>
+        <w:ind w:left="7189" w:hanging="360"/>
+      </w:pPr>
+      <w:rPr>
+        <w:rFonts w:ascii="Courier New" w:hAnsi="Courier New" w:cs="Courier New" w:hint="default"/>
+      </w:rPr>
+    </w:lvl>
+    <w:lvl w:ilvl="8" w:tplc="240A0005" w:tentative="1">
+      <w:start w:val="1"/>
+      <w:numFmt w:val="bullet"/>
+      <w:lvlText w:val=""/>
+      <w:lvlJc w:val="left"/>
+      <w:pPr>
+        <w:ind w:left="7909" w:hanging="360"/>
+      </w:pPr>
+      <w:rPr>
+        <w:rFonts w:ascii="Wingdings" w:hAnsi="Wingdings" w:hint="default"/>
+      </w:rPr>
+    </w:lvl>
+  </w:abstractNum>
+  <w:abstractNum w:abstractNumId="29" w15:restartNumberingAfterBreak="0">
     <w:nsid w:val="43CD5A89"/>
     <w:multiLevelType w:val="hybridMultilevel"/>
     <w:tmpl w:val="2AEE44C8"/>
@@ -17071,7 +17468,93 @@
       </w:rPr>
     </w:lvl>
   </w:abstractNum>
-  <w:abstractNum w:abstractNumId="28" w15:restartNumberingAfterBreak="0">
+  <w:abstractNum w:abstractNumId="30" w15:restartNumberingAfterBreak="0">
+    <w:nsid w:val="480B13F4"/>
+    <w:multiLevelType w:val="hybridMultilevel"/>
+    <w:tmpl w:val="5F98CACA"/>
+    <w:lvl w:ilvl="0" w:tplc="240A0015">
+      <w:start w:val="1"/>
+      <w:numFmt w:val="upperLetter"/>
+      <w:lvlText w:val="%1."/>
+      <w:lvlJc w:val="left"/>
+      <w:pPr>
+        <w:ind w:left="1429" w:hanging="360"/>
+      </w:pPr>
+    </w:lvl>
+    <w:lvl w:ilvl="1" w:tplc="240A0019" w:tentative="1">
+      <w:start w:val="1"/>
+      <w:numFmt w:val="lowerLetter"/>
+      <w:lvlText w:val="%2."/>
+      <w:lvlJc w:val="left"/>
+      <w:pPr>
+        <w:ind w:left="2149" w:hanging="360"/>
+      </w:pPr>
+    </w:lvl>
+    <w:lvl w:ilvl="2" w:tplc="240A001B" w:tentative="1">
+      <w:start w:val="1"/>
+      <w:numFmt w:val="lowerRoman"/>
+      <w:lvlText w:val="%3."/>
+      <w:lvlJc w:val="right"/>
+      <w:pPr>
+        <w:ind w:left="2869" w:hanging="180"/>
+      </w:pPr>
+    </w:lvl>
+    <w:lvl w:ilvl="3" w:tplc="240A000F" w:tentative="1">
+      <w:start w:val="1"/>
+      <w:numFmt w:val="decimal"/>
+      <w:lvlText w:val="%4."/>
+      <w:lvlJc w:val="left"/>
+      <w:pPr>
+        <w:ind w:left="3589" w:hanging="360"/>
+      </w:pPr>
+    </w:lvl>
+    <w:lvl w:ilvl="4" w:tplc="240A0019" w:tentative="1">
+      <w:start w:val="1"/>
+      <w:numFmt w:val="lowerLetter"/>
+      <w:lvlText w:val="%5."/>
+      <w:lvlJc w:val="left"/>
+      <w:pPr>
+        <w:ind w:left="4309" w:hanging="360"/>
+      </w:pPr>
+    </w:lvl>
+    <w:lvl w:ilvl="5" w:tplc="240A001B" w:tentative="1">
+      <w:start w:val="1"/>
+      <w:numFmt w:val="lowerRoman"/>
+      <w:lvlText w:val="%6."/>
+      <w:lvlJc w:val="right"/>
+      <w:pPr>
+        <w:ind w:left="5029" w:hanging="180"/>
+      </w:pPr>
+    </w:lvl>
+    <w:lvl w:ilvl="6" w:tplc="240A000F" w:tentative="1">
+      <w:start w:val="1"/>
+      <w:numFmt w:val="decimal"/>
+      <w:lvlText w:val="%7."/>
+      <w:lvlJc w:val="left"/>
+      <w:pPr>
+        <w:ind w:left="5749" w:hanging="360"/>
+      </w:pPr>
+    </w:lvl>
+    <w:lvl w:ilvl="7" w:tplc="240A0019" w:tentative="1">
+      <w:start w:val="1"/>
+      <w:numFmt w:val="lowerLetter"/>
+      <w:lvlText w:val="%8."/>
+      <w:lvlJc w:val="left"/>
+      <w:pPr>
+        <w:ind w:left="6469" w:hanging="360"/>
+      </w:pPr>
+    </w:lvl>
+    <w:lvl w:ilvl="8" w:tplc="240A001B" w:tentative="1">
+      <w:start w:val="1"/>
+      <w:numFmt w:val="lowerRoman"/>
+      <w:lvlText w:val="%9."/>
+      <w:lvlJc w:val="right"/>
+      <w:pPr>
+        <w:ind w:left="7189" w:hanging="180"/>
+      </w:pPr>
+    </w:lvl>
+  </w:abstractNum>
+  <w:abstractNum w:abstractNumId="31" w15:restartNumberingAfterBreak="0">
     <w:nsid w:val="481C1C9A"/>
     <w:multiLevelType w:val="hybridMultilevel"/>
     <w:tmpl w:val="EC68FB54"/>
@@ -17184,7 +17667,7 @@
       </w:rPr>
     </w:lvl>
   </w:abstractNum>
-  <w:abstractNum w:abstractNumId="29" w15:restartNumberingAfterBreak="0">
+  <w:abstractNum w:abstractNumId="32" w15:restartNumberingAfterBreak="0">
     <w:nsid w:val="4D4C287F"/>
     <w:multiLevelType w:val="hybridMultilevel"/>
     <w:tmpl w:val="79ECBC36"/>
@@ -17297,7 +17780,7 @@
       </w:rPr>
     </w:lvl>
   </w:abstractNum>
-  <w:abstractNum w:abstractNumId="30" w15:restartNumberingAfterBreak="0">
+  <w:abstractNum w:abstractNumId="33" w15:restartNumberingAfterBreak="0">
     <w:nsid w:val="4EBE1EF6"/>
     <w:multiLevelType w:val="hybridMultilevel"/>
     <w:tmpl w:val="AF3C2E24"/>
@@ -17388,7 +17871,7 @@
       </w:pPr>
     </w:lvl>
   </w:abstractNum>
-  <w:abstractNum w:abstractNumId="31" w15:restartNumberingAfterBreak="0">
+  <w:abstractNum w:abstractNumId="34" w15:restartNumberingAfterBreak="0">
     <w:nsid w:val="4F7F0F60"/>
     <w:multiLevelType w:val="hybridMultilevel"/>
     <w:tmpl w:val="9DEC123E"/>
@@ -17501,7 +17984,7 @@
       </w:rPr>
     </w:lvl>
   </w:abstractNum>
-  <w:abstractNum w:abstractNumId="32" w15:restartNumberingAfterBreak="0">
+  <w:abstractNum w:abstractNumId="35" w15:restartNumberingAfterBreak="0">
     <w:nsid w:val="54853A85"/>
     <w:multiLevelType w:val="hybridMultilevel"/>
     <w:tmpl w:val="784EDD04"/>
@@ -17614,7 +18097,7 @@
       </w:rPr>
     </w:lvl>
   </w:abstractNum>
-  <w:abstractNum w:abstractNumId="33" w15:restartNumberingAfterBreak="0">
+  <w:abstractNum w:abstractNumId="36" w15:restartNumberingAfterBreak="0">
     <w:nsid w:val="558A6954"/>
     <w:multiLevelType w:val="hybridMultilevel"/>
     <w:tmpl w:val="F48AD82E"/>
@@ -17727,7 +18210,7 @@
       </w:rPr>
     </w:lvl>
   </w:abstractNum>
-  <w:abstractNum w:abstractNumId="34" w15:restartNumberingAfterBreak="0">
+  <w:abstractNum w:abstractNumId="37" w15:restartNumberingAfterBreak="0">
     <w:nsid w:val="577F79A8"/>
     <w:multiLevelType w:val="hybridMultilevel"/>
     <w:tmpl w:val="FE6C2E82"/>
@@ -17840,7 +18323,7 @@
       </w:rPr>
     </w:lvl>
   </w:abstractNum>
-  <w:abstractNum w:abstractNumId="35" w15:restartNumberingAfterBreak="0">
+  <w:abstractNum w:abstractNumId="38" w15:restartNumberingAfterBreak="0">
     <w:nsid w:val="5ADD17D0"/>
     <w:multiLevelType w:val="hybridMultilevel"/>
     <w:tmpl w:val="85BAD260"/>
@@ -17930,7 +18413,7 @@
       </w:pPr>
     </w:lvl>
   </w:abstractNum>
-  <w:abstractNum w:abstractNumId="36" w15:restartNumberingAfterBreak="0">
+  <w:abstractNum w:abstractNumId="39" w15:restartNumberingAfterBreak="0">
     <w:nsid w:val="70CC1547"/>
     <w:multiLevelType w:val="hybridMultilevel"/>
     <w:tmpl w:val="0018E6A6"/>
@@ -18043,7 +18526,7 @@
       </w:rPr>
     </w:lvl>
   </w:abstractNum>
-  <w:abstractNum w:abstractNumId="37" w15:restartNumberingAfterBreak="0">
+  <w:abstractNum w:abstractNumId="40" w15:restartNumberingAfterBreak="0">
     <w:nsid w:val="72C376A0"/>
     <w:multiLevelType w:val="hybridMultilevel"/>
     <w:tmpl w:val="3692CE3E"/>
@@ -18156,7 +18639,7 @@
       </w:rPr>
     </w:lvl>
   </w:abstractNum>
-  <w:abstractNum w:abstractNumId="38" w15:restartNumberingAfterBreak="0">
+  <w:abstractNum w:abstractNumId="41" w15:restartNumberingAfterBreak="0">
     <w:nsid w:val="7C4943EE"/>
     <w:multiLevelType w:val="hybridMultilevel"/>
     <w:tmpl w:val="A58EA9AA"/>
@@ -18269,7 +18752,7 @@
       </w:rPr>
     </w:lvl>
   </w:abstractNum>
-  <w:abstractNum w:abstractNumId="39" w15:restartNumberingAfterBreak="0">
+  <w:abstractNum w:abstractNumId="42" w15:restartNumberingAfterBreak="0">
     <w:nsid w:val="7EFD7F56"/>
     <w:multiLevelType w:val="hybridMultilevel"/>
     <w:tmpl w:val="8514E01A"/>
@@ -18389,34 +18872,34 @@
     <w:abstractNumId w:val="15"/>
   </w:num>
   <w:num w:numId="3">
-    <w:abstractNumId w:val="30"/>
+    <w:abstractNumId w:val="33"/>
   </w:num>
   <w:num w:numId="4">
     <w:abstractNumId w:val="22"/>
   </w:num>
   <w:num w:numId="5">
-    <w:abstractNumId w:val="25"/>
+    <w:abstractNumId w:val="26"/>
   </w:num>
   <w:num w:numId="6">
     <w:abstractNumId w:val="16"/>
   </w:num>
   <w:num w:numId="7">
-    <w:abstractNumId w:val="33"/>
+    <w:abstractNumId w:val="36"/>
   </w:num>
   <w:num w:numId="8">
-    <w:abstractNumId w:val="26"/>
+    <w:abstractNumId w:val="27"/>
   </w:num>
   <w:num w:numId="9">
     <w:abstractNumId w:val="11"/>
   </w:num>
   <w:num w:numId="10">
-    <w:abstractNumId w:val="38"/>
+    <w:abstractNumId w:val="41"/>
   </w:num>
   <w:num w:numId="11">
     <w:abstractNumId w:val="19"/>
   </w:num>
   <w:num w:numId="12">
-    <w:abstractNumId w:val="24"/>
+    <w:abstractNumId w:val="25"/>
   </w:num>
   <w:num w:numId="13">
     <w:abstractNumId w:val="14"/>
@@ -18434,31 +18917,31 @@
     <w:abstractNumId w:val="12"/>
   </w:num>
   <w:num w:numId="18">
-    <w:abstractNumId w:val="34"/>
+    <w:abstractNumId w:val="37"/>
   </w:num>
   <w:num w:numId="19">
-    <w:abstractNumId w:val="27"/>
+    <w:abstractNumId w:val="29"/>
   </w:num>
   <w:num w:numId="20">
-    <w:abstractNumId w:val="29"/>
+    <w:abstractNumId w:val="32"/>
   </w:num>
   <w:num w:numId="21">
-    <w:abstractNumId w:val="35"/>
+    <w:abstractNumId w:val="38"/>
   </w:num>
   <w:num w:numId="22">
     <w:abstractNumId w:val="5"/>
   </w:num>
   <w:num w:numId="23">
-    <w:abstractNumId w:val="37"/>
+    <w:abstractNumId w:val="40"/>
   </w:num>
   <w:num w:numId="24">
-    <w:abstractNumId w:val="31"/>
+    <w:abstractNumId w:val="34"/>
   </w:num>
   <w:num w:numId="25">
     <w:abstractNumId w:val="13"/>
   </w:num>
   <w:num w:numId="26">
-    <w:abstractNumId w:val="32"/>
+    <w:abstractNumId w:val="35"/>
   </w:num>
   <w:num w:numId="27">
     <w:abstractNumId w:val="18"/>
@@ -18473,16 +18956,16 @@
     <w:abstractNumId w:val="1"/>
   </w:num>
   <w:num w:numId="31">
-    <w:abstractNumId w:val="28"/>
+    <w:abstractNumId w:val="31"/>
   </w:num>
   <w:num w:numId="32">
     <w:abstractNumId w:val="9"/>
   </w:num>
   <w:num w:numId="33">
-    <w:abstractNumId w:val="36"/>
+    <w:abstractNumId w:val="39"/>
   </w:num>
   <w:num w:numId="34">
-    <w:abstractNumId w:val="39"/>
+    <w:abstractNumId w:val="42"/>
   </w:num>
   <w:num w:numId="35">
     <w:abstractNumId w:val="17"/>
@@ -18491,7 +18974,7 @@
     <w:abstractNumId w:val="21"/>
   </w:num>
   <w:num w:numId="37">
-    <w:abstractNumId w:val="23"/>
+    <w:abstractNumId w:val="24"/>
   </w:num>
   <w:num w:numId="38">
     <w:abstractNumId w:val="10"/>
@@ -18501,6 +18984,15 @@
   </w:num>
   <w:num w:numId="40">
     <w:abstractNumId w:val="20"/>
+  </w:num>
+  <w:num w:numId="41">
+    <w:abstractNumId w:val="23"/>
+  </w:num>
+  <w:num w:numId="42">
+    <w:abstractNumId w:val="28"/>
+  </w:num>
+  <w:num w:numId="43">
+    <w:abstractNumId w:val="30"/>
   </w:num>
   <w:numIdMacAtCleanup w:val="21"/>
 </w:numbering>
@@ -20572,7 +21064,7 @@
 </file>
 
 <file path=customXml/itemProps4.xml><?xml version="1.0" encoding="utf-8"?>
-<ds:datastoreItem xmlns:ds="http://schemas.openxmlformats.org/officeDocument/2006/customXml" ds:itemID="{09BE4B32-72AC-4683-B809-758D18156C86}">
+<ds:datastoreItem xmlns:ds="http://schemas.openxmlformats.org/officeDocument/2006/customXml" ds:itemID="{BF5B0F30-3683-4C85-9968-AEA835874948}">
   <ds:schemaRefs>
     <ds:schemaRef ds:uri="http://schemas.openxmlformats.org/officeDocument/2006/bibliography"/>
   </ds:schemaRefs>

--- a/fuentes/CFA1_13350039_DU.docx
+++ b/fuentes/CFA1_13350039_DU.docx
@@ -573,7 +573,7 @@
           <w:r>
             <w:fldChar w:fldCharType="separate"/>
           </w:r>
-          <w:hyperlink w:anchor="_Toc233356586" w:history="1">
+          <w:hyperlink w:anchor="_Toc236218321" w:history="1">
             <w:r>
               <w:rPr>
                 <w:rStyle w:val="Hipervnculo"/>
@@ -600,7 +600,7 @@
                 <w:noProof/>
                 <w:webHidden/>
               </w:rPr>
-              <w:instrText xml:space="preserve"> PAGEREF _Toc233356586 \h </w:instrText>
+              <w:instrText xml:space="preserve"> PAGEREF _Toc236218321 \h </w:instrText>
             </w:r>
             <w:r>
               <w:rPr>
@@ -646,7 +646,7 @@
               <w14:ligatures w14:val="none"/>
             </w:rPr>
           </w:pPr>
-          <w:hyperlink w:anchor="_Toc233356587" w:history="1">
+          <w:hyperlink w:anchor="_Toc236218322" w:history="1">
             <w:r>
               <w:rPr>
                 <w:rStyle w:val="Hipervnculo"/>
@@ -674,7 +674,7 @@
                 <w:noProof/>
                 <w:webHidden/>
               </w:rPr>
-              <w:instrText xml:space="preserve"> PAGEREF _Toc233356587 \h </w:instrText>
+              <w:instrText xml:space="preserve"> PAGEREF _Toc236218322 \h </w:instrText>
             </w:r>
             <w:r>
               <w:rPr>
@@ -720,7 +720,7 @@
               <w14:ligatures w14:val="none"/>
             </w:rPr>
           </w:pPr>
-          <w:hyperlink w:anchor="_Toc233356588" w:history="1">
+          <w:hyperlink w:anchor="_Toc236218323" w:history="1">
             <w:r>
               <w:rPr>
                 <w:rStyle w:val="Hipervnculo"/>
@@ -747,7 +747,7 @@
                 <w:noProof/>
                 <w:webHidden/>
               </w:rPr>
-              <w:instrText xml:space="preserve"> PAGEREF _Toc233356588 \h </w:instrText>
+              <w:instrText xml:space="preserve"> PAGEREF _Toc236218323 \h </w:instrText>
             </w:r>
             <w:r>
               <w:rPr>
@@ -767,7 +767,7 @@
                 <w:noProof/>
                 <w:webHidden/>
               </w:rPr>
-              <w:t>12</w:t>
+              <w:t>13</w:t>
             </w:r>
             <w:r>
               <w:rPr>
@@ -793,13 +793,22 @@
               <w14:ligatures w14:val="none"/>
             </w:rPr>
           </w:pPr>
-          <w:hyperlink w:anchor="_Toc233356589" w:history="1">
+          <w:hyperlink w:anchor="_Toc236218324" w:history="1">
             <w:r>
               <w:rPr>
                 <w:rStyle w:val="Hipervnculo"/>
                 <w:noProof/>
               </w:rPr>
-              <w:t>1.2. Clasificación de contratos</w:t>
+              <w:t>1.2. Clasificación de</w:t>
+            </w:r>
+            <w:bookmarkStart w:id="0" w:name="_GoBack"/>
+            <w:bookmarkEnd w:id="0"/>
+            <w:r>
+              <w:rPr>
+                <w:rStyle w:val="Hipervnculo"/>
+                <w:noProof/>
+              </w:rPr>
+              <w:t xml:space="preserve"> contratos</w:t>
             </w:r>
             <w:r>
               <w:rPr>
@@ -820,7 +829,7 @@
                 <w:noProof/>
                 <w:webHidden/>
               </w:rPr>
-              <w:instrText xml:space="preserve"> PAGEREF _Toc233356589 \h </w:instrText>
+              <w:instrText xml:space="preserve"> PAGEREF _Toc236218324 \h </w:instrText>
             </w:r>
             <w:r>
               <w:rPr>
@@ -866,7 +875,7 @@
               <w14:ligatures w14:val="none"/>
             </w:rPr>
           </w:pPr>
-          <w:hyperlink w:anchor="_Toc233356590" w:history="1">
+          <w:hyperlink w:anchor="_Toc236218325" w:history="1">
             <w:r>
               <w:rPr>
                 <w:rStyle w:val="Hipervnculo"/>
@@ -893,7 +902,7 @@
                 <w:noProof/>
                 <w:webHidden/>
               </w:rPr>
-              <w:instrText xml:space="preserve"> PAGEREF _Toc233356590 \h </w:instrText>
+              <w:instrText xml:space="preserve"> PAGEREF _Toc236218325 \h </w:instrText>
             </w:r>
             <w:r>
               <w:rPr>
@@ -913,7 +922,7 @@
                 <w:noProof/>
                 <w:webHidden/>
               </w:rPr>
-              <w:t>21</w:t>
+              <w:t>22</w:t>
             </w:r>
             <w:r>
               <w:rPr>
@@ -939,7 +948,7 @@
               <w14:ligatures w14:val="none"/>
             </w:rPr>
           </w:pPr>
-          <w:hyperlink w:anchor="_Toc233356591" w:history="1">
+          <w:hyperlink w:anchor="_Toc236218326" w:history="1">
             <w:r>
               <w:rPr>
                 <w:rStyle w:val="Hipervnculo"/>
@@ -966,7 +975,7 @@
                 <w:noProof/>
                 <w:webHidden/>
               </w:rPr>
-              <w:instrText xml:space="preserve"> PAGEREF _Toc233356591 \h </w:instrText>
+              <w:instrText xml:space="preserve"> PAGEREF _Toc236218326 \h </w:instrText>
             </w:r>
             <w:r>
               <w:rPr>
@@ -1012,7 +1021,7 @@
               <w14:ligatures w14:val="none"/>
             </w:rPr>
           </w:pPr>
-          <w:hyperlink w:anchor="_Toc233356592" w:history="1">
+          <w:hyperlink w:anchor="_Toc236218327" w:history="1">
             <w:r>
               <w:rPr>
                 <w:rStyle w:val="Hipervnculo"/>
@@ -1039,7 +1048,7 @@
                 <w:noProof/>
                 <w:webHidden/>
               </w:rPr>
-              <w:instrText xml:space="preserve"> PAGEREF _Toc233356592 \h </w:instrText>
+              <w:instrText xml:space="preserve"> PAGEREF _Toc236218327 \h </w:instrText>
             </w:r>
             <w:r>
               <w:rPr>
@@ -1059,7 +1068,7 @@
                 <w:noProof/>
                 <w:webHidden/>
               </w:rPr>
-              <w:t>34</w:t>
+              <w:t>35</w:t>
             </w:r>
             <w:r>
               <w:rPr>
@@ -1085,7 +1094,7 @@
               <w14:ligatures w14:val="none"/>
             </w:rPr>
           </w:pPr>
-          <w:hyperlink w:anchor="_Toc233356593" w:history="1">
+          <w:hyperlink w:anchor="_Toc236218328" w:history="1">
             <w:r>
               <w:rPr>
                 <w:rStyle w:val="Hipervnculo"/>
@@ -1112,7 +1121,7 @@
                 <w:noProof/>
                 <w:webHidden/>
               </w:rPr>
-              <w:instrText xml:space="preserve"> PAGEREF _Toc233356593 \h </w:instrText>
+              <w:instrText xml:space="preserve"> PAGEREF _Toc236218328 \h </w:instrText>
             </w:r>
             <w:r>
               <w:rPr>
@@ -1132,7 +1141,7 @@
                 <w:noProof/>
                 <w:webHidden/>
               </w:rPr>
-              <w:t>42</w:t>
+              <w:t>43</w:t>
             </w:r>
             <w:r>
               <w:rPr>
@@ -1158,7 +1167,7 @@
               <w14:ligatures w14:val="none"/>
             </w:rPr>
           </w:pPr>
-          <w:hyperlink w:anchor="_Toc233356594" w:history="1">
+          <w:hyperlink w:anchor="_Toc236218329" w:history="1">
             <w:r>
               <w:rPr>
                 <w:rStyle w:val="Hipervnculo"/>
@@ -1185,7 +1194,7 @@
                 <w:noProof/>
                 <w:webHidden/>
               </w:rPr>
-              <w:instrText xml:space="preserve"> PAGEREF _Toc233356594 \h </w:instrText>
+              <w:instrText xml:space="preserve"> PAGEREF _Toc236218329 \h </w:instrText>
             </w:r>
             <w:r>
               <w:rPr>
@@ -1205,7 +1214,7 @@
                 <w:noProof/>
                 <w:webHidden/>
               </w:rPr>
-              <w:t>44</w:t>
+              <w:t>45</w:t>
             </w:r>
             <w:r>
               <w:rPr>
@@ -1231,7 +1240,7 @@
               <w14:ligatures w14:val="none"/>
             </w:rPr>
           </w:pPr>
-          <w:hyperlink w:anchor="_Toc233356595" w:history="1">
+          <w:hyperlink w:anchor="_Toc236218330" w:history="1">
             <w:r>
               <w:rPr>
                 <w:rStyle w:val="Hipervnculo"/>
@@ -1258,7 +1267,7 @@
                 <w:noProof/>
                 <w:webHidden/>
               </w:rPr>
-              <w:instrText xml:space="preserve"> PAGEREF _Toc233356595 \h </w:instrText>
+              <w:instrText xml:space="preserve"> PAGEREF _Toc236218330 \h </w:instrText>
             </w:r>
             <w:r>
               <w:rPr>
@@ -1278,7 +1287,7 @@
                 <w:noProof/>
                 <w:webHidden/>
               </w:rPr>
-              <w:t>47</w:t>
+              <w:t>48</w:t>
             </w:r>
             <w:r>
               <w:rPr>
@@ -1304,7 +1313,7 @@
               <w14:ligatures w14:val="none"/>
             </w:rPr>
           </w:pPr>
-          <w:hyperlink w:anchor="_Toc233356596" w:history="1">
+          <w:hyperlink w:anchor="_Toc236218331" w:history="1">
             <w:r>
               <w:rPr>
                 <w:rStyle w:val="Hipervnculo"/>
@@ -1331,7 +1340,7 @@
                 <w:noProof/>
                 <w:webHidden/>
               </w:rPr>
-              <w:instrText xml:space="preserve"> PAGEREF _Toc233356596 \h </w:instrText>
+              <w:instrText xml:space="preserve"> PAGEREF _Toc236218331 \h </w:instrText>
             </w:r>
             <w:r>
               <w:rPr>
@@ -1351,7 +1360,7 @@
                 <w:noProof/>
                 <w:webHidden/>
               </w:rPr>
-              <w:t>51</w:t>
+              <w:t>52</w:t>
             </w:r>
             <w:r>
               <w:rPr>
@@ -1377,7 +1386,7 @@
               <w14:ligatures w14:val="none"/>
             </w:rPr>
           </w:pPr>
-          <w:hyperlink w:anchor="_Toc233356597" w:history="1">
+          <w:hyperlink w:anchor="_Toc236218332" w:history="1">
             <w:r>
               <w:rPr>
                 <w:rStyle w:val="Hipervnculo"/>
@@ -1404,7 +1413,7 @@
                 <w:noProof/>
                 <w:webHidden/>
               </w:rPr>
-              <w:instrText xml:space="preserve"> PAGEREF _Toc233356597 \h </w:instrText>
+              <w:instrText xml:space="preserve"> PAGEREF _Toc236218332 \h </w:instrText>
             </w:r>
             <w:r>
               <w:rPr>
@@ -1424,7 +1433,7 @@
                 <w:noProof/>
                 <w:webHidden/>
               </w:rPr>
-              <w:t>54</w:t>
+              <w:t>55</w:t>
             </w:r>
             <w:r>
               <w:rPr>
@@ -1450,7 +1459,7 @@
               <w14:ligatures w14:val="none"/>
             </w:rPr>
           </w:pPr>
-          <w:hyperlink w:anchor="_Toc233356598" w:history="1">
+          <w:hyperlink w:anchor="_Toc236218333" w:history="1">
             <w:r>
               <w:rPr>
                 <w:rStyle w:val="Hipervnculo"/>
@@ -1477,7 +1486,7 @@
                 <w:noProof/>
                 <w:webHidden/>
               </w:rPr>
-              <w:instrText xml:space="preserve"> PAGEREF _Toc233356598 \h </w:instrText>
+              <w:instrText xml:space="preserve"> PAGEREF _Toc236218333 \h </w:instrText>
             </w:r>
             <w:r>
               <w:rPr>
@@ -1497,7 +1506,7 @@
                 <w:noProof/>
                 <w:webHidden/>
               </w:rPr>
-              <w:t>57</w:t>
+              <w:t>58</w:t>
             </w:r>
             <w:r>
               <w:rPr>
@@ -1523,7 +1532,7 @@
               <w14:ligatures w14:val="none"/>
             </w:rPr>
           </w:pPr>
-          <w:hyperlink w:anchor="_Toc233356599" w:history="1">
+          <w:hyperlink w:anchor="_Toc236218334" w:history="1">
             <w:r>
               <w:rPr>
                 <w:rStyle w:val="Hipervnculo"/>
@@ -1550,7 +1559,7 @@
                 <w:noProof/>
                 <w:webHidden/>
               </w:rPr>
-              <w:instrText xml:space="preserve"> PAGEREF _Toc233356599 \h </w:instrText>
+              <w:instrText xml:space="preserve"> PAGEREF _Toc236218334 \h </w:instrText>
             </w:r>
             <w:r>
               <w:rPr>
@@ -1570,7 +1579,7 @@
                 <w:noProof/>
                 <w:webHidden/>
               </w:rPr>
-              <w:t>61</w:t>
+              <w:t>62</w:t>
             </w:r>
             <w:r>
               <w:rPr>
@@ -1596,7 +1605,7 @@
               <w14:ligatures w14:val="none"/>
             </w:rPr>
           </w:pPr>
-          <w:hyperlink w:anchor="_Toc233356600" w:history="1">
+          <w:hyperlink w:anchor="_Toc236218335" w:history="1">
             <w:r>
               <w:rPr>
                 <w:rStyle w:val="Hipervnculo"/>
@@ -1623,7 +1632,7 @@
                 <w:noProof/>
                 <w:webHidden/>
               </w:rPr>
-              <w:instrText xml:space="preserve"> PAGEREF _Toc233356600 \h </w:instrText>
+              <w:instrText xml:space="preserve"> PAGEREF _Toc236218335 \h </w:instrText>
             </w:r>
             <w:r>
               <w:rPr>
@@ -1643,7 +1652,7 @@
                 <w:noProof/>
                 <w:webHidden/>
               </w:rPr>
-              <w:t>66</w:t>
+              <w:t>67</w:t>
             </w:r>
             <w:r>
               <w:rPr>
@@ -1669,7 +1678,7 @@
               <w14:ligatures w14:val="none"/>
             </w:rPr>
           </w:pPr>
-          <w:hyperlink w:anchor="_Toc233356601" w:history="1">
+          <w:hyperlink w:anchor="_Toc236218336" w:history="1">
             <w:r>
               <w:rPr>
                 <w:rStyle w:val="Hipervnculo"/>
@@ -1696,7 +1705,7 @@
                 <w:noProof/>
                 <w:webHidden/>
               </w:rPr>
-              <w:instrText xml:space="preserve"> PAGEREF _Toc233356601 \h </w:instrText>
+              <w:instrText xml:space="preserve"> PAGEREF _Toc236218336 \h </w:instrText>
             </w:r>
             <w:r>
               <w:rPr>
@@ -1716,7 +1725,7 @@
                 <w:noProof/>
                 <w:webHidden/>
               </w:rPr>
-              <w:t>68</w:t>
+              <w:t>69</w:t>
             </w:r>
             <w:r>
               <w:rPr>
@@ -1742,7 +1751,7 @@
               <w14:ligatures w14:val="none"/>
             </w:rPr>
           </w:pPr>
-          <w:hyperlink w:anchor="_Toc233356602" w:history="1">
+          <w:hyperlink w:anchor="_Toc236218337" w:history="1">
             <w:r>
               <w:rPr>
                 <w:rStyle w:val="Hipervnculo"/>
@@ -1769,7 +1778,7 @@
                 <w:noProof/>
                 <w:webHidden/>
               </w:rPr>
-              <w:instrText xml:space="preserve"> PAGEREF _Toc233356602 \h </w:instrText>
+              <w:instrText xml:space="preserve"> PAGEREF _Toc236218337 \h </w:instrText>
             </w:r>
             <w:r>
               <w:rPr>
@@ -1789,7 +1798,7 @@
                 <w:noProof/>
                 <w:webHidden/>
               </w:rPr>
-              <w:t>71</w:t>
+              <w:t>72</w:t>
             </w:r>
             <w:r>
               <w:rPr>
@@ -1815,7 +1824,7 @@
               <w14:ligatures w14:val="none"/>
             </w:rPr>
           </w:pPr>
-          <w:hyperlink w:anchor="_Toc233356603" w:history="1">
+          <w:hyperlink w:anchor="_Toc236218338" w:history="1">
             <w:r>
               <w:rPr>
                 <w:rStyle w:val="Hipervnculo"/>
@@ -1842,7 +1851,7 @@
                 <w:noProof/>
                 <w:webHidden/>
               </w:rPr>
-              <w:instrText xml:space="preserve"> PAGEREF _Toc233356603 \h </w:instrText>
+              <w:instrText xml:space="preserve"> PAGEREF _Toc236218338 \h </w:instrText>
             </w:r>
             <w:r>
               <w:rPr>
@@ -1862,7 +1871,7 @@
                 <w:noProof/>
                 <w:webHidden/>
               </w:rPr>
-              <w:t>74</w:t>
+              <w:t>75</w:t>
             </w:r>
             <w:r>
               <w:rPr>
@@ -1888,27 +1897,13 @@
               <w14:ligatures w14:val="none"/>
             </w:rPr>
           </w:pPr>
-          <w:hyperlink w:anchor="_Toc233356604" w:history="1">
+          <w:hyperlink w:anchor="_Toc236218339" w:history="1">
             <w:r>
               <w:rPr>
                 <w:rStyle w:val="Hipervnculo"/>
                 <w:noProof/>
               </w:rPr>
-              <w:t>3.4. N</w:t>
-            </w:r>
-            <w:r>
-              <w:rPr>
-                <w:rStyle w:val="Hipervnculo"/>
-                <w:noProof/>
-              </w:rPr>
-              <w:t>o</w:t>
-            </w:r>
-            <w:r>
-              <w:rPr>
-                <w:rStyle w:val="Hipervnculo"/>
-                <w:noProof/>
-              </w:rPr>
-              <w:t>vedades y PILA</w:t>
+              <w:t>3.4. Novedades y PILA</w:t>
             </w:r>
             <w:r>
               <w:rPr>
@@ -1929,7 +1924,7 @@
                 <w:noProof/>
                 <w:webHidden/>
               </w:rPr>
-              <w:instrText xml:space="preserve"> PAGEREF _Toc233356604 \h </w:instrText>
+              <w:instrText xml:space="preserve"> PAGEREF _Toc236218339 \h </w:instrText>
             </w:r>
             <w:r>
               <w:rPr>
@@ -1975,7 +1970,7 @@
               <w14:ligatures w14:val="none"/>
             </w:rPr>
           </w:pPr>
-          <w:hyperlink w:anchor="_Toc233356605" w:history="1">
+          <w:hyperlink w:anchor="_Toc236218340" w:history="1">
             <w:r>
               <w:rPr>
                 <w:rStyle w:val="Hipervnculo"/>
@@ -2002,7 +1997,7 @@
                 <w:noProof/>
                 <w:webHidden/>
               </w:rPr>
-              <w:instrText xml:space="preserve"> PAGEREF _Toc233356605 \h </w:instrText>
+              <w:instrText xml:space="preserve"> PAGEREF _Toc236218340 \h </w:instrText>
             </w:r>
             <w:r>
               <w:rPr>
@@ -2022,7 +2017,7 @@
                 <w:noProof/>
                 <w:webHidden/>
               </w:rPr>
-              <w:t>83</w:t>
+              <w:t>84</w:t>
             </w:r>
             <w:r>
               <w:rPr>
@@ -2048,7 +2043,7 @@
               <w14:ligatures w14:val="none"/>
             </w:rPr>
           </w:pPr>
-          <w:hyperlink w:anchor="_Toc233356606" w:history="1">
+          <w:hyperlink w:anchor="_Toc236218341" w:history="1">
             <w:r>
               <w:rPr>
                 <w:rStyle w:val="Hipervnculo"/>
@@ -2075,7 +2070,7 @@
                 <w:noProof/>
                 <w:webHidden/>
               </w:rPr>
-              <w:instrText xml:space="preserve"> PAGEREF _Toc233356606 \h </w:instrText>
+              <w:instrText xml:space="preserve"> PAGEREF _Toc236218341 \h </w:instrText>
             </w:r>
             <w:r>
               <w:rPr>
@@ -2095,7 +2090,7 @@
                 <w:noProof/>
                 <w:webHidden/>
               </w:rPr>
-              <w:t>90</w:t>
+              <w:t>91</w:t>
             </w:r>
             <w:r>
               <w:rPr>
@@ -2121,7 +2116,7 @@
               <w14:ligatures w14:val="none"/>
             </w:rPr>
           </w:pPr>
-          <w:hyperlink w:anchor="_Toc233356607" w:history="1">
+          <w:hyperlink w:anchor="_Toc236218342" w:history="1">
             <w:r>
               <w:rPr>
                 <w:rStyle w:val="Hipervnculo"/>
@@ -2148,7 +2143,7 @@
                 <w:noProof/>
                 <w:webHidden/>
               </w:rPr>
-              <w:instrText xml:space="preserve"> PAGEREF _Toc233356607 \h </w:instrText>
+              <w:instrText xml:space="preserve"> PAGEREF _Toc236218342 \h </w:instrText>
             </w:r>
             <w:r>
               <w:rPr>
@@ -2168,7 +2163,7 @@
                 <w:noProof/>
                 <w:webHidden/>
               </w:rPr>
-              <w:t>91</w:t>
+              <w:t>92</w:t>
             </w:r>
             <w:r>
               <w:rPr>
@@ -2194,7 +2189,7 @@
               <w14:ligatures w14:val="none"/>
             </w:rPr>
           </w:pPr>
-          <w:hyperlink w:anchor="_Toc233356608" w:history="1">
+          <w:hyperlink w:anchor="_Toc236218343" w:history="1">
             <w:r>
               <w:rPr>
                 <w:rStyle w:val="Hipervnculo"/>
@@ -2221,7 +2216,7 @@
                 <w:noProof/>
                 <w:webHidden/>
               </w:rPr>
-              <w:instrText xml:space="preserve"> PAGEREF _Toc233356608 \h </w:instrText>
+              <w:instrText xml:space="preserve"> PAGEREF _Toc236218343 \h </w:instrText>
             </w:r>
             <w:r>
               <w:rPr>
@@ -2241,7 +2236,7 @@
                 <w:noProof/>
                 <w:webHidden/>
               </w:rPr>
-              <w:t>94</w:t>
+              <w:t>95</w:t>
             </w:r>
             <w:r>
               <w:rPr>
@@ -2267,7 +2262,7 @@
               <w14:ligatures w14:val="none"/>
             </w:rPr>
           </w:pPr>
-          <w:hyperlink w:anchor="_Toc233356609" w:history="1">
+          <w:hyperlink w:anchor="_Toc236218344" w:history="1">
             <w:r>
               <w:rPr>
                 <w:rStyle w:val="Hipervnculo"/>
@@ -2294,7 +2289,7 @@
                 <w:noProof/>
                 <w:webHidden/>
               </w:rPr>
-              <w:instrText xml:space="preserve"> PAGEREF _Toc233356609 \h </w:instrText>
+              <w:instrText xml:space="preserve"> PAGEREF _Toc236218344 \h </w:instrText>
             </w:r>
             <w:r>
               <w:rPr>
@@ -2314,7 +2309,7 @@
                 <w:noProof/>
                 <w:webHidden/>
               </w:rPr>
-              <w:t>97</w:t>
+              <w:t>98</w:t>
             </w:r>
             <w:r>
               <w:rPr>
@@ -2340,7 +2335,7 @@
               <w14:ligatures w14:val="none"/>
             </w:rPr>
           </w:pPr>
-          <w:hyperlink w:anchor="_Toc233356610" w:history="1">
+          <w:hyperlink w:anchor="_Toc236218345" w:history="1">
             <w:r>
               <w:rPr>
                 <w:rStyle w:val="Hipervnculo"/>
@@ -2367,7 +2362,7 @@
                 <w:noProof/>
                 <w:webHidden/>
               </w:rPr>
-              <w:instrText xml:space="preserve"> PAGEREF _Toc233356610 \h </w:instrText>
+              <w:instrText xml:space="preserve"> PAGEREF _Toc236218345 \h </w:instrText>
             </w:r>
             <w:r>
               <w:rPr>
@@ -2387,7 +2382,7 @@
                 <w:noProof/>
                 <w:webHidden/>
               </w:rPr>
-              <w:t>98</w:t>
+              <w:t>99</w:t>
             </w:r>
             <w:r>
               <w:rPr>
@@ -2413,7 +2408,7 @@
               <w14:ligatures w14:val="none"/>
             </w:rPr>
           </w:pPr>
-          <w:hyperlink w:anchor="_Toc233356611" w:history="1">
+          <w:hyperlink w:anchor="_Toc236218346" w:history="1">
             <w:r>
               <w:rPr>
                 <w:rStyle w:val="Hipervnculo"/>
@@ -2440,7 +2435,7 @@
                 <w:noProof/>
                 <w:webHidden/>
               </w:rPr>
-              <w:instrText xml:space="preserve"> PAGEREF _Toc233356611 \h </w:instrText>
+              <w:instrText xml:space="preserve"> PAGEREF _Toc236218346 \h </w:instrText>
             </w:r>
             <w:r>
               <w:rPr>
@@ -2460,7 +2455,7 @@
                 <w:noProof/>
                 <w:webHidden/>
               </w:rPr>
-              <w:t>101</w:t>
+              <w:t>102</w:t>
             </w:r>
             <w:r>
               <w:rPr>
@@ -2486,7 +2481,7 @@
               <w14:ligatures w14:val="none"/>
             </w:rPr>
           </w:pPr>
-          <w:hyperlink w:anchor="_Toc233356612" w:history="1">
+          <w:hyperlink w:anchor="_Toc236218347" w:history="1">
             <w:r>
               <w:rPr>
                 <w:rStyle w:val="Hipervnculo"/>
@@ -2513,7 +2508,7 @@
                 <w:noProof/>
                 <w:webHidden/>
               </w:rPr>
-              <w:instrText xml:space="preserve"> PAGEREF _Toc233356612 \h </w:instrText>
+              <w:instrText xml:space="preserve"> PAGEREF _Toc236218347 \h </w:instrText>
             </w:r>
             <w:r>
               <w:rPr>
@@ -2533,7 +2528,7 @@
                 <w:noProof/>
                 <w:webHidden/>
               </w:rPr>
-              <w:t>103</w:t>
+              <w:t>104</w:t>
             </w:r>
             <w:r>
               <w:rPr>
@@ -2561,12 +2556,12 @@
       <w:pPr>
         <w:pStyle w:val="Titulosgenerales"/>
       </w:pPr>
-      <w:bookmarkStart w:id="0" w:name="_Toc233356586"/>
+      <w:bookmarkStart w:id="1" w:name="_Toc236218321"/>
       <w:r>
         <w:lastRenderedPageBreak/>
         <w:t>Introducción</w:t>
       </w:r>
-      <w:bookmarkEnd w:id="0"/>
+      <w:bookmarkEnd w:id="1"/>
     </w:p>
     <w:p>
       <w:r>
@@ -2895,7 +2890,7 @@
           <w:rFonts w:eastAsia="Calibri"/>
         </w:rPr>
       </w:pPr>
-      <w:bookmarkStart w:id="1" w:name="_Toc233356587"/>
+      <w:bookmarkStart w:id="2" w:name="_Toc236218322"/>
       <w:r>
         <w:rPr>
           <w:rFonts w:eastAsia="Calibri"/>
@@ -2903,7 +2898,7 @@
         <w:lastRenderedPageBreak/>
         <w:t>Contratos de trabajo</w:t>
       </w:r>
-      <w:bookmarkEnd w:id="1"/>
+      <w:bookmarkEnd w:id="2"/>
     </w:p>
     <w:p>
       <w:pPr>
@@ -2944,7 +2939,7 @@
         <w:pStyle w:val="Prrafodelista"/>
         <w:numPr>
           <w:ilvl w:val="0"/>
-          <w:numId w:val="24"/>
+          <w:numId w:val="6"/>
         </w:numPr>
         <w:rPr>
           <w:rFonts w:ascii="Calibri" w:eastAsia="Calibri" w:hAnsi="Calibri" w:cs="Times New Roman"/>
@@ -2992,7 +2987,7 @@
         <w:pStyle w:val="Prrafodelista"/>
         <w:numPr>
           <w:ilvl w:val="0"/>
-          <w:numId w:val="24"/>
+          <w:numId w:val="6"/>
         </w:numPr>
         <w:rPr>
           <w:rFonts w:ascii="Calibri" w:eastAsia="Calibri" w:hAnsi="Calibri" w:cs="Times New Roman"/>
@@ -3109,7 +3104,7 @@
         <w:pStyle w:val="Prrafodelista"/>
         <w:numPr>
           <w:ilvl w:val="0"/>
-          <w:numId w:val="24"/>
+          <w:numId w:val="6"/>
         </w:numPr>
         <w:rPr>
           <w:rFonts w:ascii="Calibri" w:eastAsia="Calibri" w:hAnsi="Calibri" w:cs="Times New Roman"/>
@@ -3140,7 +3135,7 @@
         <w:pStyle w:val="Prrafodelista"/>
         <w:numPr>
           <w:ilvl w:val="0"/>
-          <w:numId w:val="24"/>
+          <w:numId w:val="6"/>
         </w:numPr>
         <w:rPr>
           <w:rFonts w:ascii="Calibri" w:eastAsia="Calibri" w:hAnsi="Calibri" w:cs="Times New Roman"/>
@@ -3172,7 +3167,7 @@
         <w:pStyle w:val="Prrafodelista"/>
         <w:numPr>
           <w:ilvl w:val="0"/>
-          <w:numId w:val="24"/>
+          <w:numId w:val="6"/>
         </w:numPr>
         <w:rPr>
           <w:rFonts w:ascii="Calibri" w:eastAsia="Calibri" w:hAnsi="Calibri" w:cs="Times New Roman"/>
@@ -3237,7 +3232,7 @@
         <w:pStyle w:val="Prrafodelista"/>
         <w:numPr>
           <w:ilvl w:val="0"/>
-          <w:numId w:val="25"/>
+          <w:numId w:val="7"/>
         </w:numPr>
         <w:rPr>
           <w:rFonts w:ascii="Calibri" w:eastAsia="Calibri" w:hAnsi="Calibri" w:cs="Times New Roman"/>
@@ -3268,7 +3263,7 @@
         <w:pStyle w:val="Prrafodelista"/>
         <w:numPr>
           <w:ilvl w:val="0"/>
-          <w:numId w:val="25"/>
+          <w:numId w:val="7"/>
         </w:numPr>
         <w:rPr>
           <w:rFonts w:ascii="Calibri" w:eastAsia="Calibri" w:hAnsi="Calibri" w:cs="Times New Roman"/>
@@ -3300,7 +3295,7 @@
         <w:pStyle w:val="Prrafodelista"/>
         <w:numPr>
           <w:ilvl w:val="0"/>
-          <w:numId w:val="25"/>
+          <w:numId w:val="7"/>
         </w:numPr>
         <w:rPr>
           <w:rFonts w:ascii="Calibri" w:eastAsia="Calibri" w:hAnsi="Calibri" w:cs="Times New Roman"/>
@@ -3331,7 +3326,7 @@
         <w:pStyle w:val="Prrafodelista"/>
         <w:numPr>
           <w:ilvl w:val="0"/>
-          <w:numId w:val="25"/>
+          <w:numId w:val="7"/>
         </w:numPr>
         <w:rPr>
           <w:rFonts w:ascii="Calibri" w:eastAsia="Calibri" w:hAnsi="Calibri" w:cs="Times New Roman"/>
@@ -3362,7 +3357,7 @@
         <w:pStyle w:val="Prrafodelista"/>
         <w:numPr>
           <w:ilvl w:val="0"/>
-          <w:numId w:val="25"/>
+          <w:numId w:val="7"/>
         </w:numPr>
         <w:rPr>
           <w:rFonts w:ascii="Calibri" w:eastAsia="Calibri" w:hAnsi="Calibri" w:cs="Times New Roman"/>
@@ -3514,12 +3509,45 @@
           <w:p>
             <w:pPr>
               <w:pStyle w:val="TextoTablas"/>
+              <w:numPr>
+                <w:ilvl w:val="0"/>
+                <w:numId w:val="33"/>
+              </w:numPr>
+              <w:spacing w:line="360" w:lineRule="auto"/>
+              <w:ind w:left="291"/>
+            </w:pPr>
+            <w:r>
+              <w:rPr>
+                <w:b/>
+              </w:rPr>
+              <w:t>Laboral</w:t>
+            </w:r>
+            <w:r>
+              <w:t>: regido por el CST (Decreto 2663/1950).</w:t>
+            </w:r>
+          </w:p>
+          <w:p>
+            <w:pPr>
+              <w:pStyle w:val="TextoTablas"/>
+              <w:numPr>
+                <w:ilvl w:val="0"/>
+                <w:numId w:val="33"/>
+              </w:numPr>
+              <w:spacing w:line="360" w:lineRule="auto"/>
+              <w:ind w:left="291"/>
               <w:rPr>
                 <w:rFonts w:eastAsia="Calibri" w:cs="Times New Roman"/>
               </w:rPr>
             </w:pPr>
             <w:r>
-              <w:t xml:space="preserve">Laboral: regido por el CST (Decreto 2663/1950). </w:t>
+              <w:rPr>
+                <w:b/>
+              </w:rPr>
+              <w:lastRenderedPageBreak/>
+              <w:t>Prestación de servicios</w:t>
+            </w:r>
+            <w:r>
+              <w:t>: regido por el Código Civil y Comercial.</w:t>
             </w:r>
           </w:p>
         </w:tc>
@@ -3538,7 +3566,8 @@
               </w:rPr>
             </w:pPr>
             <w:r>
-              <w:t>Prestación de servicios: regido por el Código Civil y Comercial.</w:t>
+              <w:lastRenderedPageBreak/>
+              <w:t>Subordinación</w:t>
             </w:r>
           </w:p>
         </w:tc>
@@ -3549,11 +3578,45 @@
           <w:p>
             <w:pPr>
               <w:pStyle w:val="TextoTablas"/>
+              <w:numPr>
+                <w:ilvl w:val="0"/>
+                <w:numId w:val="26"/>
+              </w:numPr>
               <w:spacing w:line="360" w:lineRule="auto"/>
+              <w:ind w:left="291"/>
+            </w:pPr>
+            <w:r>
+              <w:rPr>
+                <w:b/>
+              </w:rPr>
+              <w:t>Laboral</w:t>
+            </w:r>
+            <w:r>
+              <w:t>: regido por el CST (Decreto 2663/1950).</w:t>
+            </w:r>
+          </w:p>
+          <w:p>
+            <w:pPr>
+              <w:pStyle w:val="TextoTablas"/>
+              <w:numPr>
+                <w:ilvl w:val="0"/>
+                <w:numId w:val="26"/>
+              </w:numPr>
+              <w:spacing w:line="360" w:lineRule="auto"/>
+              <w:ind w:left="291"/>
               <w:rPr>
                 <w:rFonts w:eastAsia="Calibri" w:cs="Times New Roman"/>
               </w:rPr>
             </w:pPr>
+            <w:r>
+              <w:rPr>
+                <w:b/>
+              </w:rPr>
+              <w:t>Prestación de servicios</w:t>
+            </w:r>
+            <w:r>
+              <w:t>: regido por el Código Civil y Comercial.</w:t>
+            </w:r>
           </w:p>
         </w:tc>
       </w:tr>
@@ -3574,8 +3637,7 @@
               </w:rPr>
             </w:pPr>
             <w:r>
-              <w:lastRenderedPageBreak/>
-              <w:t>Subordinación</w:t>
+              <w:t>Remuneración</w:t>
             </w:r>
           </w:p>
         </w:tc>
@@ -3586,13 +3648,44 @@
           <w:p>
             <w:pPr>
               <w:pStyle w:val="TextoTablas"/>
+              <w:numPr>
+                <w:ilvl w:val="0"/>
+                <w:numId w:val="27"/>
+              </w:numPr>
               <w:spacing w:line="360" w:lineRule="auto"/>
+              <w:ind w:left="291"/>
+            </w:pPr>
+            <w:r>
+              <w:rPr>
+                <w:b/>
+              </w:rPr>
+              <w:t>Laboral</w:t>
+            </w:r>
+            <w:r>
+              <w:t>: salario (mínimo 1 SMLMV).</w:t>
+            </w:r>
+          </w:p>
+          <w:p>
+            <w:pPr>
+              <w:pStyle w:val="TextoTablas"/>
+              <w:numPr>
+                <w:ilvl w:val="0"/>
+                <w:numId w:val="27"/>
+              </w:numPr>
+              <w:spacing w:line="360" w:lineRule="auto"/>
+              <w:ind w:left="291"/>
               <w:rPr>
                 <w:rFonts w:eastAsia="Calibri" w:cs="Times New Roman"/>
               </w:rPr>
             </w:pPr>
             <w:r>
-              <w:t>Laboral: el empleador dirige, supervisa y controla al trabajador. Prestación de servicios: el contratista actúa con plena autonomía técnica y directiva.</w:t>
+              <w:rPr>
+                <w:b/>
+              </w:rPr>
+              <w:t>Prestación de servicios</w:t>
+            </w:r>
+            <w:r>
+              <w:t>: honorarios libremente pactados entre las partes.</w:t>
             </w:r>
           </w:p>
         </w:tc>
@@ -3611,7 +3704,7 @@
               </w:rPr>
             </w:pPr>
             <w:r>
-              <w:t>Remuneración</w:t>
+              <w:t>Prestaciones sociales</w:t>
             </w:r>
           </w:p>
         </w:tc>
@@ -3622,13 +3715,64 @@
           <w:p>
             <w:pPr>
               <w:pStyle w:val="TextoTablas"/>
+              <w:numPr>
+                <w:ilvl w:val="0"/>
+                <w:numId w:val="28"/>
+              </w:numPr>
               <w:spacing w:line="360" w:lineRule="auto"/>
+              <w:ind w:left="291"/>
               <w:rPr>
                 <w:rFonts w:eastAsia="Calibri" w:cs="Times New Roman"/>
               </w:rPr>
             </w:pPr>
             <w:r>
-              <w:t xml:space="preserve">Laboral: salario (mínimo 1 SMLMV). </w:t>
+              <w:rPr>
+                <w:rFonts w:eastAsia="Calibri" w:cs="Times New Roman"/>
+                <w:b/>
+              </w:rPr>
+              <w:t>Laboral</w:t>
+            </w:r>
+            <w:r>
+              <w:rPr>
+                <w:rFonts w:eastAsia="Calibri" w:cs="Times New Roman"/>
+              </w:rPr>
+              <w:t>: prima, cesantías, intereses sobre cesantías, vacaciones.</w:t>
+            </w:r>
+          </w:p>
+          <w:p>
+            <w:pPr>
+              <w:pStyle w:val="TextoTablas"/>
+              <w:numPr>
+                <w:ilvl w:val="0"/>
+                <w:numId w:val="28"/>
+              </w:numPr>
+              <w:spacing w:line="360" w:lineRule="auto"/>
+              <w:ind w:left="291"/>
+              <w:rPr>
+                <w:rFonts w:eastAsia="Calibri" w:cs="Times New Roman"/>
+              </w:rPr>
+            </w:pPr>
+            <w:proofErr w:type="spellStart"/>
+            <w:r>
+              <w:rPr>
+                <w:rFonts w:eastAsia="Calibri" w:cs="Times New Roman"/>
+                <w:b/>
+              </w:rPr>
+              <w:t>restación</w:t>
+            </w:r>
+            <w:proofErr w:type="spellEnd"/>
+            <w:r>
+              <w:rPr>
+                <w:rFonts w:eastAsia="Calibri" w:cs="Times New Roman"/>
+                <w:b/>
+              </w:rPr>
+              <w:t xml:space="preserve"> de servicios</w:t>
+            </w:r>
+            <w:r>
+              <w:rPr>
+                <w:rFonts w:eastAsia="Calibri" w:cs="Times New Roman"/>
+              </w:rPr>
+              <w:t>: no genera prestaciones sociales.</w:t>
             </w:r>
           </w:p>
         </w:tc>
@@ -3650,7 +3794,7 @@
               </w:rPr>
             </w:pPr>
             <w:r>
-              <w:t>Prestación de servicios: honorarios libremente pactados entre las partes.</w:t>
+              <w:t>Distribución de aportes SS</w:t>
             </w:r>
           </w:p>
         </w:tc>
@@ -3661,11 +3805,45 @@
           <w:p>
             <w:pPr>
               <w:pStyle w:val="TextoTablas"/>
+              <w:numPr>
+                <w:ilvl w:val="0"/>
+                <w:numId w:val="29"/>
+              </w:numPr>
               <w:spacing w:line="360" w:lineRule="auto"/>
+              <w:ind w:left="291"/>
+            </w:pPr>
+            <w:r>
+              <w:rPr>
+                <w:b/>
+              </w:rPr>
+              <w:t>Laboral</w:t>
+            </w:r>
+            <w:r>
+              <w:t>: empleador asume 8.5 % salud y 12 % pensión; trabajador asume 4 % salud y 4 % pensión.</w:t>
+            </w:r>
+          </w:p>
+          <w:p>
+            <w:pPr>
+              <w:pStyle w:val="TextoTablas"/>
+              <w:numPr>
+                <w:ilvl w:val="0"/>
+                <w:numId w:val="29"/>
+              </w:numPr>
+              <w:spacing w:line="360" w:lineRule="auto"/>
+              <w:ind w:left="291"/>
               <w:rPr>
                 <w:rFonts w:eastAsia="Calibri" w:cs="Times New Roman"/>
               </w:rPr>
             </w:pPr>
+            <w:r>
+              <w:rPr>
+                <w:b/>
+              </w:rPr>
+              <w:t>Prestación de servicios</w:t>
+            </w:r>
+            <w:r>
+              <w:t>: el contratista asume el 100 %.</w:t>
+            </w:r>
           </w:p>
         </w:tc>
       </w:tr>
@@ -3683,7 +3861,7 @@
               </w:rPr>
             </w:pPr>
             <w:r>
-              <w:t>Prestaciones sociales</w:t>
+              <w:t>Base de cotización</w:t>
             </w:r>
           </w:p>
         </w:tc>
@@ -3694,13 +3872,45 @@
           <w:p>
             <w:pPr>
               <w:pStyle w:val="TextoTablas"/>
+              <w:numPr>
+                <w:ilvl w:val="0"/>
+                <w:numId w:val="30"/>
+              </w:numPr>
               <w:spacing w:line="360" w:lineRule="auto"/>
+              <w:ind w:left="291"/>
+            </w:pPr>
+            <w:r>
+              <w:rPr>
+                <w:b/>
+              </w:rPr>
+              <w:t>Laboral</w:t>
+            </w:r>
+            <w:r>
+              <w:t>: sobre el salario devengado (mín. 1 SMLMV, máx. 25 SMLMV).</w:t>
+            </w:r>
+          </w:p>
+          <w:p>
+            <w:pPr>
+              <w:pStyle w:val="TextoTablas"/>
+              <w:numPr>
+                <w:ilvl w:val="0"/>
+                <w:numId w:val="30"/>
+              </w:numPr>
+              <w:spacing w:line="360" w:lineRule="auto"/>
+              <w:ind w:left="291"/>
               <w:rPr>
                 <w:rFonts w:eastAsia="Calibri" w:cs="Times New Roman"/>
               </w:rPr>
             </w:pPr>
             <w:r>
-              <w:t>Laboral: prima, cesantías, intereses sobre cesantías, vacaciones. Prestación de servicios: no genera prestaciones sociales.</w:t>
+              <w:rPr>
+                <w:b/>
+              </w:rPr>
+              <w:lastRenderedPageBreak/>
+              <w:t>Prestación de servicios</w:t>
+            </w:r>
+            <w:r>
+              <w:t>: sobre el 40 % del valor mensualizado del contrato.</w:t>
             </w:r>
           </w:p>
         </w:tc>
@@ -3722,7 +3932,8 @@
               </w:rPr>
             </w:pPr>
             <w:r>
-              <w:t>Distribución de aportes SS</w:t>
+              <w:lastRenderedPageBreak/>
+              <w:t>ARL</w:t>
             </w:r>
           </w:p>
         </w:tc>
@@ -3733,37 +3944,55 @@
           <w:p>
             <w:pPr>
               <w:pStyle w:val="TextoTablas"/>
+              <w:numPr>
+                <w:ilvl w:val="0"/>
+                <w:numId w:val="31"/>
+              </w:numPr>
               <w:spacing w:line="360" w:lineRule="auto"/>
+              <w:ind w:left="291"/>
               <w:rPr>
                 <w:rFonts w:eastAsia="Calibri" w:cs="Times New Roman"/>
               </w:rPr>
             </w:pPr>
             <w:r>
-              <w:t>Laboral: empleador asume 8.5</w:t>
-            </w:r>
-            <w:r>
-              <w:t xml:space="preserve"> </w:t>
-            </w:r>
-            <w:r>
-              <w:t>% salud y 12</w:t>
-            </w:r>
-            <w:r>
-              <w:t xml:space="preserve"> </w:t>
-            </w:r>
-            <w:r>
-              <w:t>% pensión; trabajador asume 4</w:t>
-            </w:r>
-            <w:r>
-              <w:t xml:space="preserve"> </w:t>
-            </w:r>
-            <w:r>
-              <w:t>% salud y 4</w:t>
-            </w:r>
-            <w:r>
-              <w:t xml:space="preserve"> </w:t>
-            </w:r>
-            <w:r>
-              <w:t>% pensión.</w:t>
+              <w:rPr>
+                <w:rFonts w:eastAsia="Calibri" w:cs="Times New Roman"/>
+                <w:b/>
+              </w:rPr>
+              <w:t>Laboral</w:t>
+            </w:r>
+            <w:r>
+              <w:rPr>
+                <w:rFonts w:eastAsia="Calibri" w:cs="Times New Roman"/>
+              </w:rPr>
+              <w:t>: la afiliación y el 100 % del aporte son obligación del empleador.</w:t>
+            </w:r>
+          </w:p>
+          <w:p>
+            <w:pPr>
+              <w:pStyle w:val="TextoTablas"/>
+              <w:numPr>
+                <w:ilvl w:val="0"/>
+                <w:numId w:val="31"/>
+              </w:numPr>
+              <w:spacing w:line="360" w:lineRule="auto"/>
+              <w:ind w:left="291"/>
+              <w:rPr>
+                <w:rFonts w:eastAsia="Calibri" w:cs="Times New Roman"/>
+              </w:rPr>
+            </w:pPr>
+            <w:r>
+              <w:rPr>
+                <w:rFonts w:eastAsia="Calibri" w:cs="Times New Roman"/>
+                <w:b/>
+              </w:rPr>
+              <w:t>Prestación de servicios</w:t>
+            </w:r>
+            <w:r>
+              <w:rPr>
+                <w:rFonts w:eastAsia="Calibri" w:cs="Times New Roman"/>
+              </w:rPr>
+              <w:t>: según actividad; puede ser del contratante o del contratista.</w:t>
             </w:r>
           </w:p>
         </w:tc>
@@ -3777,18 +4006,9 @@
             <w:pPr>
               <w:pStyle w:val="TextoTablas"/>
               <w:spacing w:line="360" w:lineRule="auto"/>
-              <w:rPr>
-                <w:rFonts w:eastAsia="Calibri" w:cs="Times New Roman"/>
-              </w:rPr>
             </w:pPr>
             <w:r>
-              <w:t>Prestación de servicios: el contratista asume el 100</w:t>
-            </w:r>
-            <w:r>
-              <w:t xml:space="preserve"> </w:t>
-            </w:r>
-            <w:r>
-              <w:t>%.</w:t>
+              <w:t>Terminación anticipada</w:t>
             </w:r>
           </w:p>
         </w:tc>
@@ -3799,11 +4019,50 @@
           <w:p>
             <w:pPr>
               <w:pStyle w:val="TextoTablas"/>
+              <w:numPr>
+                <w:ilvl w:val="0"/>
+                <w:numId w:val="32"/>
+              </w:numPr>
               <w:spacing w:line="360" w:lineRule="auto"/>
+              <w:ind w:left="433"/>
               <w:rPr>
                 <w:rFonts w:eastAsia="Calibri" w:cs="Times New Roman"/>
               </w:rPr>
             </w:pPr>
+            <w:r>
+              <w:rPr>
+                <w:rFonts w:eastAsia="Calibri" w:cs="Times New Roman"/>
+              </w:rPr>
+              <w:t>Laboral: puede generar indemnización según el artículo 64 del CST.</w:t>
+            </w:r>
+          </w:p>
+          <w:p>
+            <w:pPr>
+              <w:pStyle w:val="TextoTablas"/>
+              <w:numPr>
+                <w:ilvl w:val="0"/>
+                <w:numId w:val="32"/>
+              </w:numPr>
+              <w:spacing w:line="360" w:lineRule="auto"/>
+              <w:ind w:left="433"/>
+              <w:rPr>
+                <w:rFonts w:eastAsia="Calibri" w:cs="Times New Roman"/>
+                <w:b/>
+              </w:rPr>
+            </w:pPr>
+            <w:r>
+              <w:rPr>
+                <w:rFonts w:eastAsia="Calibri" w:cs="Times New Roman"/>
+              </w:rPr>
+              <w:t>Prestación de servicios: se pagan honorarios causados más perjuicios demostrables</w:t>
+            </w:r>
+            <w:r>
+              <w:rPr>
+                <w:rFonts w:eastAsia="Calibri" w:cs="Times New Roman"/>
+                <w:b/>
+              </w:rPr>
+              <w:t>.</w:t>
+            </w:r>
           </w:p>
         </w:tc>
       </w:tr>
@@ -3821,36 +4080,27 @@
       <w:pPr>
         <w:pStyle w:val="Ttulo2"/>
       </w:pPr>
-      <w:bookmarkStart w:id="2" w:name="_Toc233356588"/>
+      <w:bookmarkStart w:id="3" w:name="_Toc236218323"/>
       <w:r>
         <w:t>Concepto y elementos esenciales</w:t>
       </w:r>
-      <w:bookmarkEnd w:id="2"/>
-    </w:p>
-    <w:p>
-      <w:pPr>
-        <w:rPr>
-          <w:rFonts w:ascii="Calibri" w:eastAsia="Calibri" w:hAnsi="Calibri" w:cs="Times New Roman"/>
-          <w:lang w:eastAsia="es-CO"/>
-          <w14:ligatures w14:val="none"/>
-        </w:rPr>
-      </w:pPr>
-      <w:r>
-        <w:rPr>
-          <w:rFonts w:ascii="Calibri" w:eastAsia="Calibri" w:hAnsi="Calibri" w:cs="Times New Roman"/>
-          <w:lang w:eastAsia="es-CO"/>
-          <w14:ligatures w14:val="none"/>
-        </w:rPr>
-        <w:t xml:space="preserve">El artículo 22 del Código Sustantivo del Trabajo define el contrato de trabajo como aquel por el cual una persona natural se obliga a prestar un servicio personal a otra persona natural o jurídica, bajo la continuada dependencia o subordinación de la segunda y mediante remuneración. Esta definición legal condensa los tres elementos </w:t>
-      </w:r>
-      <w:r>
-        <w:rPr>
-          <w:rFonts w:ascii="Calibri" w:eastAsia="Calibri" w:hAnsi="Calibri" w:cs="Times New Roman"/>
-          <w:lang w:eastAsia="es-CO"/>
-          <w14:ligatures w14:val="none"/>
-        </w:rPr>
-        <w:lastRenderedPageBreak/>
-        <w:t>que la doctrina y la jurisprudencia han identificado como condición sine qua non, es decir, como requisitos indispensables sin los cuales no puede reconocerse la existencia del contrato laboral:</w:t>
+      <w:bookmarkEnd w:id="3"/>
+    </w:p>
+    <w:p>
+      <w:pPr>
+        <w:rPr>
+          <w:rFonts w:ascii="Calibri" w:eastAsia="Calibri" w:hAnsi="Calibri" w:cs="Times New Roman"/>
+          <w:lang w:eastAsia="es-CO"/>
+          <w14:ligatures w14:val="none"/>
+        </w:rPr>
+      </w:pPr>
+      <w:r>
+        <w:rPr>
+          <w:rFonts w:ascii="Calibri" w:eastAsia="Calibri" w:hAnsi="Calibri" w:cs="Times New Roman"/>
+          <w:lang w:eastAsia="es-CO"/>
+          <w14:ligatures w14:val="none"/>
+        </w:rPr>
+        <w:t>El artículo 22 del Código Sustantivo del Trabajo define el contrato de trabajo como aquel por el cual una persona natural se obliga a prestar un servicio personal a otra persona natural o jurídica, bajo la continuada dependencia o subordinación de la segunda y mediante remuneración. Esta definición legal condensa los tres elementos que la doctrina y la jurisprudencia han identificado como condición sine qua non, es decir, como requisitos indispensables sin los cuales no puede reconocerse la existencia del contrato laboral:</w:t>
       </w:r>
     </w:p>
     <w:p>
@@ -3858,7 +4108,7 @@
         <w:pStyle w:val="Prrafodelista"/>
         <w:numPr>
           <w:ilvl w:val="0"/>
-          <w:numId w:val="26"/>
+          <w:numId w:val="8"/>
         </w:numPr>
         <w:rPr>
           <w:rFonts w:ascii="Calibri" w:eastAsia="Calibri" w:hAnsi="Calibri" w:cs="Times New Roman"/>
@@ -3880,7 +4130,7 @@
         <w:pStyle w:val="Prrafodelista"/>
         <w:numPr>
           <w:ilvl w:val="0"/>
-          <w:numId w:val="26"/>
+          <w:numId w:val="8"/>
         </w:numPr>
         <w:rPr>
           <w:rFonts w:ascii="Calibri" w:eastAsia="Calibri" w:hAnsi="Calibri" w:cs="Times New Roman"/>
@@ -3918,7 +4168,7 @@
         <w:pStyle w:val="Prrafodelista"/>
         <w:numPr>
           <w:ilvl w:val="0"/>
-          <w:numId w:val="26"/>
+          <w:numId w:val="8"/>
         </w:numPr>
         <w:rPr>
           <w:rFonts w:ascii="Calibri" w:eastAsia="Calibri" w:hAnsi="Calibri" w:cs="Times New Roman"/>
@@ -3932,6 +4182,7 @@
           <w:lang w:eastAsia="es-CO"/>
           <w14:ligatures w14:val="none"/>
         </w:rPr>
+        <w:lastRenderedPageBreak/>
         <w:t>Remuneración o salario.</w:t>
       </w:r>
     </w:p>
@@ -3983,16 +4234,7 @@
           <w:lang w:eastAsia="es-CO"/>
           <w14:ligatures w14:val="none"/>
         </w:rPr>
-        <w:t xml:space="preserve">La subordinación es el elemento más definitorio del contrato laboral y el que más controversias genera en la práctica. Se manifiesta en la facultad del empleador de impartir instrucciones sobre el modo, el tiempo y el lugar de ejecución del trabajo; fijar </w:t>
-      </w:r>
-      <w:r>
-        <w:rPr>
-          <w:rFonts w:ascii="Calibri" w:eastAsia="Calibri" w:hAnsi="Calibri" w:cs="Times New Roman"/>
-          <w:lang w:eastAsia="es-CO"/>
-          <w14:ligatures w14:val="none"/>
-        </w:rPr>
-        <w:lastRenderedPageBreak/>
-        <w:t xml:space="preserve">horarios; determinar el lugar de prestación; exigir el cumplimiento de reglamentos internos; y ejercer control disciplinario sobre el trabajador. </w:t>
+        <w:t xml:space="preserve">La subordinación es el elemento más definitorio del contrato laboral y el que más controversias genera en la práctica. Se manifiesta en la facultad del empleador de impartir instrucciones sobre el modo, el tiempo y el lugar de ejecución del trabajo; fijar horarios; determinar el lugar de prestación; exigir el cumplimiento de reglamentos internos; y ejercer control disciplinario sobre el trabajador. </w:t>
       </w:r>
     </w:p>
     <w:p>
@@ -4017,7 +4259,7 @@
         <w:pStyle w:val="Prrafodelista"/>
         <w:numPr>
           <w:ilvl w:val="0"/>
-          <w:numId w:val="27"/>
+          <w:numId w:val="9"/>
         </w:numPr>
         <w:rPr>
           <w:rFonts w:ascii="Calibri" w:eastAsia="Calibri" w:hAnsi="Calibri" w:cs="Times New Roman"/>
@@ -4032,6 +4274,7 @@
           <w:lang w:eastAsia="es-CO"/>
           <w14:ligatures w14:val="none"/>
         </w:rPr>
+        <w:lastRenderedPageBreak/>
         <w:t>Prestación personal del servicio</w:t>
       </w:r>
       <w:r>
@@ -4065,7 +4308,7 @@
         <w:pStyle w:val="Prrafodelista"/>
         <w:numPr>
           <w:ilvl w:val="0"/>
-          <w:numId w:val="27"/>
+          <w:numId w:val="9"/>
         </w:numPr>
         <w:rPr>
           <w:rFonts w:ascii="Calibri" w:eastAsia="Calibri" w:hAnsi="Calibri" w:cs="Times New Roman"/>
@@ -4147,7 +4390,7 @@
         <w:pStyle w:val="Prrafodelista"/>
         <w:numPr>
           <w:ilvl w:val="0"/>
-          <w:numId w:val="27"/>
+          <w:numId w:val="9"/>
         </w:numPr>
         <w:rPr>
           <w:rFonts w:ascii="Calibri" w:eastAsia="Calibri" w:hAnsi="Calibri" w:cs="Times New Roman"/>
@@ -4161,7 +4404,6 @@
           <w:lang w:eastAsia="es-CO"/>
           <w14:ligatures w14:val="none"/>
         </w:rPr>
-        <w:lastRenderedPageBreak/>
         <w:t xml:space="preserve">El sueldo básico que recibe el trabajador como pago principal por su labor. </w:t>
       </w:r>
     </w:p>
@@ -4170,7 +4412,7 @@
         <w:pStyle w:val="Prrafodelista"/>
         <w:numPr>
           <w:ilvl w:val="0"/>
-          <w:numId w:val="27"/>
+          <w:numId w:val="9"/>
         </w:numPr>
         <w:rPr>
           <w:rFonts w:ascii="Calibri" w:eastAsia="Calibri" w:hAnsi="Calibri" w:cs="Times New Roman"/>
@@ -4192,7 +4434,7 @@
         <w:pStyle w:val="Prrafodelista"/>
         <w:numPr>
           <w:ilvl w:val="0"/>
-          <w:numId w:val="27"/>
+          <w:numId w:val="9"/>
         </w:numPr>
         <w:rPr>
           <w:rFonts w:ascii="Calibri" w:eastAsia="Calibri" w:hAnsi="Calibri" w:cs="Times New Roman"/>
@@ -4214,7 +4456,7 @@
         <w:pStyle w:val="Prrafodelista"/>
         <w:numPr>
           <w:ilvl w:val="0"/>
-          <w:numId w:val="27"/>
+          <w:numId w:val="9"/>
         </w:numPr>
         <w:rPr>
           <w:rFonts w:ascii="Calibri" w:eastAsia="Calibri" w:hAnsi="Calibri" w:cs="Times New Roman"/>
@@ -4236,7 +4478,7 @@
         <w:pStyle w:val="Prrafodelista"/>
         <w:numPr>
           <w:ilvl w:val="0"/>
-          <w:numId w:val="27"/>
+          <w:numId w:val="9"/>
         </w:numPr>
         <w:rPr>
           <w:rFonts w:ascii="Calibri" w:eastAsia="Calibri" w:hAnsi="Calibri" w:cs="Times New Roman"/>
@@ -4250,6 +4492,7 @@
           <w:lang w:eastAsia="es-CO"/>
           <w14:ligatures w14:val="none"/>
         </w:rPr>
+        <w:lastRenderedPageBreak/>
         <w:t xml:space="preserve">Los recargos nocturnos causados por labores desarrolladas en horario nocturno. </w:t>
       </w:r>
     </w:p>
@@ -4258,7 +4501,7 @@
         <w:pStyle w:val="Prrafodelista"/>
         <w:numPr>
           <w:ilvl w:val="0"/>
-          <w:numId w:val="27"/>
+          <w:numId w:val="9"/>
         </w:numPr>
         <w:rPr>
           <w:rFonts w:ascii="Calibri" w:eastAsia="Calibri" w:hAnsi="Calibri" w:cs="Times New Roman"/>
@@ -4280,7 +4523,7 @@
         <w:pStyle w:val="Prrafodelista"/>
         <w:numPr>
           <w:ilvl w:val="0"/>
-          <w:numId w:val="27"/>
+          <w:numId w:val="9"/>
         </w:numPr>
         <w:rPr>
           <w:rFonts w:ascii="Calibri" w:eastAsia="Calibri" w:hAnsi="Calibri" w:cs="Times New Roman"/>
@@ -4302,7 +4545,7 @@
         <w:pStyle w:val="Prrafodelista"/>
         <w:numPr>
           <w:ilvl w:val="0"/>
-          <w:numId w:val="27"/>
+          <w:numId w:val="9"/>
         </w:numPr>
         <w:rPr>
           <w:rFonts w:ascii="Calibri" w:eastAsia="Calibri" w:hAnsi="Calibri" w:cs="Times New Roman"/>
@@ -4350,7 +4593,24 @@
           <w:lang w:eastAsia="es-CO"/>
           <w14:ligatures w14:val="none"/>
         </w:rPr>
-        <w:t xml:space="preserve">Es fundamental comprender que el artículo 23 del CST establece la presunción de que, si concurren los tres elementos descritos, el contrato es de trabajo y no deja de serlo por razón del nombre que le den las partes ni de otras condiciones o modalidades que se le agreguen. Esta disposición es el fundamento del principio del contrato realidad y constituye la herramienta jurídica más poderosa para proteger los derechos de los trabajadores que han sido vinculados bajo figuras civiles o comerciales que encubren verdaderas relaciones laborales. El profesional de nómina que identifica </w:t>
+        <w:t>Es fundamental comprender que el artículo 23 del CST establece la presunción de que, si concurren los tres elementos descritos, el contrato es de trabajo y no deja de serlo por razón del nombre que le den las partes ni de otras condiciones o modalidades que se le agreguen. Esta disposición es el fundamento del principio del contrato realidad y constituye la herramienta jurídica más poderosa para proteger los derechos de los trabajadores que han sido vinculados bajo figuras civiles o comerciales que encubren verdaderas relaciones laborales. El profesional de nómina que identifica correctamente estos elementos contribuye decisivamente a la protección de los derechos laborales y a la prevención de contingencias jurídicas en la organización.</w:t>
+      </w:r>
+    </w:p>
+    <w:p>
+      <w:pPr>
+        <w:rPr>
+          <w:rFonts w:ascii="Calibri" w:eastAsia="Calibri" w:hAnsi="Calibri" w:cs="Times New Roman"/>
+          <w:lang w:eastAsia="es-CO"/>
+          <w14:ligatures w14:val="none"/>
+        </w:rPr>
+      </w:pPr>
+      <w:r>
+        <w:rPr>
+          <w:rFonts w:ascii="Calibri" w:eastAsia="Calibri" w:hAnsi="Calibri" w:cs="Times New Roman"/>
+          <w:lang w:eastAsia="es-CO"/>
+          <w14:ligatures w14:val="none"/>
+        </w:rPr>
+        <w:t xml:space="preserve">Adicionalmente, el período de prueba merece una mención especial dentro del contrato de trabajo. Según el artículo 76 del Código Sustantivo del Trabajo (CST), este período no puede exceder de dos meses y permite que cualquiera de las partes termine </w:t>
       </w:r>
       <w:r>
         <w:rPr>
@@ -4359,24 +4619,7 @@
           <w14:ligatures w14:val="none"/>
         </w:rPr>
         <w:lastRenderedPageBreak/>
-        <w:t>correctamente estos elementos contribuye decisivamente a la protección de los derechos laborales y a la prevención de contingencias jurídicas en la organización.</w:t>
-      </w:r>
-    </w:p>
-    <w:p>
-      <w:pPr>
-        <w:rPr>
-          <w:rFonts w:ascii="Calibri" w:eastAsia="Calibri" w:hAnsi="Calibri" w:cs="Times New Roman"/>
-          <w:lang w:eastAsia="es-CO"/>
-          <w14:ligatures w14:val="none"/>
-        </w:rPr>
-      </w:pPr>
-      <w:r>
-        <w:rPr>
-          <w:rFonts w:ascii="Calibri" w:eastAsia="Calibri" w:hAnsi="Calibri" w:cs="Times New Roman"/>
-          <w:lang w:eastAsia="es-CO"/>
-          <w14:ligatures w14:val="none"/>
-        </w:rPr>
-        <w:t>Adicionalmente, el período de prueba merece una mención especial dentro del contrato de trabajo. Según el artículo 76 del Código Sustantivo del Trabajo (CST), este período no puede exceder de dos meses y permite que cualquiera de las partes termine el contrato sin previo aviso ni indemnización. Sin embargo, esta condición no suspende los derechos del trabajador frente al Sistema de Seguridad Social Integral.</w:t>
+        <w:t>el contrato sin previo aviso ni indemnización. Sin embargo, esta condición no suspende los derechos del trabajador frente al Sistema de Seguridad Social Integral.</w:t>
       </w:r>
     </w:p>
     <w:p>
@@ -4401,7 +4644,7 @@
         <w:pStyle w:val="Prrafodelista"/>
         <w:numPr>
           <w:ilvl w:val="0"/>
-          <w:numId w:val="28"/>
+          <w:numId w:val="10"/>
         </w:numPr>
         <w:rPr>
           <w:rFonts w:ascii="Calibri" w:eastAsia="Calibri" w:hAnsi="Calibri" w:cs="Times New Roman"/>
@@ -4432,7 +4675,7 @@
         <w:pStyle w:val="Prrafodelista"/>
         <w:numPr>
           <w:ilvl w:val="0"/>
-          <w:numId w:val="28"/>
+          <w:numId w:val="10"/>
         </w:numPr>
         <w:rPr>
           <w:rFonts w:ascii="Calibri" w:eastAsia="Calibri" w:hAnsi="Calibri" w:cs="Times New Roman"/>
@@ -4463,7 +4706,7 @@
         <w:pStyle w:val="Prrafodelista"/>
         <w:numPr>
           <w:ilvl w:val="0"/>
-          <w:numId w:val="28"/>
+          <w:numId w:val="10"/>
         </w:numPr>
         <w:rPr>
           <w:rFonts w:ascii="Calibri" w:eastAsia="Calibri" w:hAnsi="Calibri" w:cs="Times New Roman"/>
@@ -4519,28 +4762,36 @@
       <w:pPr>
         <w:pStyle w:val="Ttulo2"/>
       </w:pPr>
-      <w:bookmarkStart w:id="3" w:name="_Toc233356589"/>
-      <w:r>
+      <w:bookmarkStart w:id="4" w:name="_Toc236218324"/>
+      <w:r>
+        <w:t>Clasificación de contratos</w:t>
+      </w:r>
+      <w:bookmarkEnd w:id="4"/>
+    </w:p>
+    <w:p>
+      <w:pPr>
+        <w:rPr>
+          <w:rFonts w:ascii="Calibri" w:eastAsia="Calibri" w:hAnsi="Calibri" w:cs="Times New Roman"/>
+          <w:lang w:eastAsia="es-CO"/>
+          <w14:ligatures w14:val="none"/>
+        </w:rPr>
+      </w:pPr>
+      <w:r>
+        <w:rPr>
+          <w:rFonts w:ascii="Calibri" w:eastAsia="Calibri" w:hAnsi="Calibri" w:cs="Times New Roman"/>
+          <w:lang w:eastAsia="es-CO"/>
+          <w14:ligatures w14:val="none"/>
+        </w:rPr>
+        <w:t xml:space="preserve">La legislación colombiana reconoce diversas modalidades de contrato de trabajo, diferenciadas principalmente por su duración, la naturaleza de la actividad contratada y las condiciones pactadas entre las partes. Esta clasificación es relevante para la gestión de la seguridad social porque cada modalidad tiene implicaciones específicas en el período de vinculación, los momentos de reportar las novedades de ingreso y retiro en </w:t>
+      </w:r>
+      <w:r>
+        <w:rPr>
+          <w:rFonts w:ascii="Calibri" w:eastAsia="Calibri" w:hAnsi="Calibri" w:cs="Times New Roman"/>
+          <w:lang w:eastAsia="es-CO"/>
+          <w14:ligatures w14:val="none"/>
+        </w:rPr>
         <w:lastRenderedPageBreak/>
-        <w:t>Clasificación de contratos</w:t>
-      </w:r>
-      <w:bookmarkEnd w:id="3"/>
-    </w:p>
-    <w:p>
-      <w:pPr>
-        <w:rPr>
-          <w:rFonts w:ascii="Calibri" w:eastAsia="Calibri" w:hAnsi="Calibri" w:cs="Times New Roman"/>
-          <w:lang w:eastAsia="es-CO"/>
-          <w14:ligatures w14:val="none"/>
-        </w:rPr>
-      </w:pPr>
-      <w:r>
-        <w:rPr>
-          <w:rFonts w:ascii="Calibri" w:eastAsia="Calibri" w:hAnsi="Calibri" w:cs="Times New Roman"/>
-          <w:lang w:eastAsia="es-CO"/>
-          <w14:ligatures w14:val="none"/>
-        </w:rPr>
-        <w:t>La legislación colombiana reconoce diversas modalidades de contrato de trabajo, diferenciadas principalmente por su duración, la naturaleza de la actividad contratada y las condiciones pactadas entre las partes. Esta clasificación es relevante para la gestión de la seguridad social porque cada modalidad tiene implicaciones específicas en el período de vinculación, los momentos de reportar las novedades de ingreso y retiro en la PILA, y los derechos que el trabajador acumula durante la relación laboral. Un error en la identificación de la modalidad contractual puede generar reportes incorrectos que a su vez produzcan inconsistencias en el historial de cotizaciones del trabajador.</w:t>
+        <w:t>la PILA y los derechos que el trabajador acumula durante la relación laboral. Un error en la identificación de la modalidad contractual puede generar reportes incorrectos que a su vez produzcan inconsistencias en el historial de cotizaciones del trabajador.</w:t>
       </w:r>
     </w:p>
     <w:p>
@@ -4565,7 +4816,7 @@
         <w:pStyle w:val="Prrafodelista"/>
         <w:numPr>
           <w:ilvl w:val="0"/>
-          <w:numId w:val="29"/>
+          <w:numId w:val="11"/>
         </w:numPr>
         <w:rPr>
           <w:rFonts w:ascii="Calibri" w:eastAsia="Calibri" w:hAnsi="Calibri" w:cs="Times New Roman"/>
@@ -4623,7 +4874,7 @@
         <w:pStyle w:val="Prrafodelista"/>
         <w:numPr>
           <w:ilvl w:val="0"/>
-          <w:numId w:val="29"/>
+          <w:numId w:val="11"/>
         </w:numPr>
         <w:rPr>
           <w:rFonts w:ascii="Calibri" w:eastAsia="Calibri" w:hAnsi="Calibri" w:cs="Times New Roman"/>
@@ -4656,16 +4907,7 @@
           <w:lang w:eastAsia="es-CO"/>
           <w14:ligatures w14:val="none"/>
         </w:rPr>
-        <w:t xml:space="preserve">El contrato a término indefinido no tiene fecha de terminación preestablecida y ofrece mayor estabilidad al trabajador. Si el empleador lo termina sin justa causa, debe </w:t>
-      </w:r>
-      <w:r>
-        <w:rPr>
-          <w:rFonts w:ascii="Calibri" w:eastAsia="Calibri" w:hAnsi="Calibri" w:cs="Times New Roman"/>
-          <w:lang w:eastAsia="es-CO"/>
-          <w14:ligatures w14:val="none"/>
-        </w:rPr>
-        <w:lastRenderedPageBreak/>
-        <w:t>pagar una indemnización según la antigüedad, conforme al artículo 64 del Código Sustantivo del Trabajo.</w:t>
+        <w:t>El contrato a término indefinido no tiene fecha de terminación preestablecida y ofrece mayor estabilidad al trabajador. Si el empleador lo termina sin justa causa, debe pagar una indemnización según la antigüedad, conforme al artículo 64 del Código Sustantivo del Trabajo.</w:t>
       </w:r>
     </w:p>
     <w:p>
@@ -4684,13 +4926,31 @@
         </w:rPr>
         <w:t>Ejemplo: una entidad vincula de forma permanente a una asistente de nómina. Cada mes debe afiliarla, cotizar y reportar novedades salariales o ausencias.</w:t>
       </w:r>
+    </w:p>
+    <w:p>
+      <w:pPr>
+        <w:rPr>
+          <w:rFonts w:ascii="Calibri" w:eastAsia="Calibri" w:hAnsi="Calibri" w:cs="Times New Roman"/>
+          <w:lang w:eastAsia="es-CO"/>
+          <w14:ligatures w14:val="none"/>
+        </w:rPr>
+      </w:pPr>
+    </w:p>
+    <w:p>
+      <w:pPr>
+        <w:rPr>
+          <w:rFonts w:ascii="Calibri" w:eastAsia="Calibri" w:hAnsi="Calibri" w:cs="Times New Roman"/>
+          <w:lang w:eastAsia="es-CO"/>
+          <w14:ligatures w14:val="none"/>
+        </w:rPr>
+      </w:pPr>
     </w:p>
     <w:p>
       <w:pPr>
         <w:pStyle w:val="Prrafodelista"/>
         <w:numPr>
           <w:ilvl w:val="0"/>
-          <w:numId w:val="29"/>
+          <w:numId w:val="11"/>
         </w:numPr>
         <w:rPr>
           <w:rFonts w:ascii="Calibri" w:eastAsia="Calibri" w:hAnsi="Calibri" w:cs="Times New Roman"/>
@@ -4748,7 +5008,7 @@
         <w:pStyle w:val="Prrafodelista"/>
         <w:numPr>
           <w:ilvl w:val="0"/>
-          <w:numId w:val="29"/>
+          <w:numId w:val="11"/>
         </w:numPr>
         <w:rPr>
           <w:rFonts w:ascii="Calibri" w:eastAsia="Calibri" w:hAnsi="Calibri" w:cs="Times New Roman"/>
@@ -4806,7 +5066,7 @@
         <w:pStyle w:val="Prrafodelista"/>
         <w:numPr>
           <w:ilvl w:val="0"/>
-          <w:numId w:val="29"/>
+          <w:numId w:val="11"/>
         </w:numPr>
         <w:rPr>
           <w:rFonts w:ascii="Calibri" w:eastAsia="Calibri" w:hAnsi="Calibri" w:cs="Times New Roman"/>
@@ -4856,7 +5116,6 @@
           <w:lang w:eastAsia="es-CO"/>
           <w14:ligatures w14:val="none"/>
         </w:rPr>
-        <w:lastRenderedPageBreak/>
         <w:t>Ejemplo: un aprendiz SENA realiza su etapa productiva en el área administrativa de una empresa. Durante esa fase, la empresa debe gestionar sus afiliaciones y aportes según el régimen aplicable.</w:t>
       </w:r>
     </w:p>
@@ -4865,7 +5124,7 @@
         <w:pStyle w:val="Prrafodelista"/>
         <w:numPr>
           <w:ilvl w:val="0"/>
-          <w:numId w:val="29"/>
+          <w:numId w:val="11"/>
         </w:numPr>
         <w:rPr>
           <w:rFonts w:ascii="Calibri" w:eastAsia="Calibri" w:hAnsi="Calibri" w:cs="Times New Roman"/>
@@ -4881,6 +5140,7 @@
           <w:lang w:eastAsia="es-CO"/>
           <w14:ligatures w14:val="none"/>
         </w:rPr>
+        <w:lastRenderedPageBreak/>
         <w:t>Período de prueba</w:t>
       </w:r>
     </w:p>
@@ -4926,15 +5186,6 @@
           <w14:ligatures w14:val="none"/>
         </w:rPr>
       </w:pPr>
-    </w:p>
-    <w:p>
-      <w:pPr>
-        <w:rPr>
-          <w:rFonts w:ascii="Calibri" w:eastAsia="Calibri" w:hAnsi="Calibri" w:cs="Times New Roman"/>
-          <w:lang w:eastAsia="es-CO"/>
-          <w14:ligatures w14:val="none"/>
-        </w:rPr>
-      </w:pPr>
       <w:r>
         <w:rPr>
           <w:rFonts w:ascii="Calibri" w:eastAsia="Calibri" w:hAnsi="Calibri" w:cs="Times New Roman"/>
@@ -4981,7 +5232,6 @@
         <w:rPr>
           <w:lang w:eastAsia="es-CO"/>
         </w:rPr>
-        <w:lastRenderedPageBreak/>
         <w:t>Clasificación de los contratos laborales en Colombia</w:t>
       </w:r>
     </w:p>
@@ -5101,7 +5351,11 @@
               </w:rPr>
             </w:pPr>
             <w:r>
-              <w:t>Mismas obligaciones de seguridad social que el contrato indefinido. Renovación automática si no se notifica con 30 días de anticipación.</w:t>
+              <w:t xml:space="preserve">Mismas obligaciones de seguridad social que el contrato indefinido. Renovación </w:t>
+            </w:r>
+            <w:r>
+              <w:lastRenderedPageBreak/>
+              <w:t>automática si no se notifica con 30 días de anticipación.</w:t>
             </w:r>
           </w:p>
         </w:tc>
@@ -5120,6 +5374,7 @@
               </w:rPr>
             </w:pPr>
             <w:r>
+              <w:lastRenderedPageBreak/>
               <w:t>A término indefinido</w:t>
             </w:r>
           </w:p>
@@ -5401,8 +5656,16 @@
           <w:lang w:eastAsia="es-CO"/>
           <w14:ligatures w14:val="none"/>
         </w:rPr>
+        <w:t xml:space="preserve">La información presentada permite reconocer que cada modalidad contractual tiene condiciones específicas de duración, terminación y reporte. Esta diferenciación es clave para evitar inconsistencias en la afiliación, la cotización y el registro de novedades </w:t>
+      </w:r>
+      <w:r>
+        <w:rPr>
+          <w:rFonts w:ascii="Calibri" w:eastAsia="Calibri" w:hAnsi="Calibri" w:cs="Times New Roman"/>
+          <w:lang w:eastAsia="es-CO"/>
+          <w14:ligatures w14:val="none"/>
+        </w:rPr>
         <w:lastRenderedPageBreak/>
-        <w:t>La información presentada permite reconocer que cada modalidad contractual tiene condiciones específicas de duración, terminación y reporte. Esta diferenciación es clave para evitar inconsistencias en la afiliación, la cotización y el registro de novedades en la PILA, especialmente cuando se presentan ingresos, retiros, prórrogas o finalización de la obra contratada.</w:t>
+        <w:t>en la PILA, especialmente cuando se presentan ingresos, retiros, prórrogas o finalización de la obra contratada.</w:t>
       </w:r>
     </w:p>
     <w:p>
@@ -5452,11 +5715,11 @@
       <w:pPr>
         <w:pStyle w:val="Ttulo2"/>
       </w:pPr>
-      <w:bookmarkStart w:id="4" w:name="_Toc233356590"/>
+      <w:bookmarkStart w:id="5" w:name="_Toc236218325"/>
       <w:r>
         <w:t>Características del contrato</w:t>
       </w:r>
-      <w:bookmarkEnd w:id="4"/>
+      <w:bookmarkEnd w:id="5"/>
       <w:r>
         <w:t xml:space="preserve"> </w:t>
       </w:r>
@@ -5475,7 +5738,24 @@
           <w:lang w:eastAsia="es-CO"/>
           <w14:ligatures w14:val="none"/>
         </w:rPr>
-        <w:t xml:space="preserve">El contrato a término fijo se caracteriza por la certeza temporal que ofrece a ambas partes, el empleador puede planificar sus costos laborales con mayor precisión y el trabajador conoce de antemano la duración de su vinculación. No obstante, esta modalidad no implica en ningún caso derechos laborales o de seguridad social reducidos, durante su vigencia, el trabajador goza exactamente de los mismos derechos que cualquier trabajador bajo contrato indefinido, incluyendo el derecho a todos los </w:t>
+        <w:t>El contrato a término fijo se caracteriza por la certeza temporal que ofrece a ambas partes, el empleador puede planificar sus costos laborales con mayor precisión y el trabajador conoce de antemano la duración de su vinculación. No obstante, esta modalidad no implica en ningún caso derechos laborales o de seguridad social reducidos, durante su vigencia, el trabajador goza exactamente de los mismos derechos que cualquier trabajador bajo contrato indefinido, incluyendo el derecho a todos los componentes del sistema de seguridad social, a las prestaciones sociales y a la estabilidad reforzada en los casos que la ley contempla.</w:t>
+      </w:r>
+    </w:p>
+    <w:p>
+      <w:pPr>
+        <w:rPr>
+          <w:rFonts w:ascii="Calibri" w:eastAsia="Calibri" w:hAnsi="Calibri" w:cs="Times New Roman"/>
+          <w:lang w:eastAsia="es-CO"/>
+          <w14:ligatures w14:val="none"/>
+        </w:rPr>
+      </w:pPr>
+      <w:r>
+        <w:rPr>
+          <w:rFonts w:ascii="Calibri" w:eastAsia="Calibri" w:hAnsi="Calibri" w:cs="Times New Roman"/>
+          <w:lang w:eastAsia="es-CO"/>
+          <w14:ligatures w14:val="none"/>
+        </w:rPr>
+        <w:t xml:space="preserve">Al revisar las características del contrato laboral, es importante reconocer que la duración del vínculo incide directamente en la gestión de nómina y seguridad social. En </w:t>
       </w:r>
       <w:r>
         <w:rPr>
@@ -5484,24 +5764,7 @@
           <w14:ligatures w14:val="none"/>
         </w:rPr>
         <w:lastRenderedPageBreak/>
-        <w:t>componentes del sistema de seguridad social, a las prestaciones sociales y a la estabilidad reforzada en los casos que la ley contempla.</w:t>
-      </w:r>
-    </w:p>
-    <w:p>
-      <w:pPr>
-        <w:rPr>
-          <w:rFonts w:ascii="Calibri" w:eastAsia="Calibri" w:hAnsi="Calibri" w:cs="Times New Roman"/>
-          <w:lang w:eastAsia="es-CO"/>
-          <w14:ligatures w14:val="none"/>
-        </w:rPr>
-      </w:pPr>
-      <w:r>
-        <w:rPr>
-          <w:rFonts w:ascii="Calibri" w:eastAsia="Calibri" w:hAnsi="Calibri" w:cs="Times New Roman"/>
-          <w:lang w:eastAsia="es-CO"/>
-          <w14:ligatures w14:val="none"/>
-        </w:rPr>
-        <w:t>Al revisar las características del contrato laboral, es importante reconocer que la duración del vínculo incide directamente en la gestión de nómina y seguridad social. En especial, el contrato a término fijo y el contrato a término indefinido presentan diferencias en la terminación, la estabilidad laboral, el reporte de novedades y el seguimiento de los aportes en la PILA. A continuación, se explican estas dos modalidades con sus principales implicaciones y un ejemplo aplicado:</w:t>
+        <w:t>especial, el contrato a término fijo y el contrato a término indefinido presentan diferencias en la terminación, la estabilidad laboral, el reporte de novedades y el seguimiento de los aportes en la PILA. A continuación, se explican estas dos modalidades con sus principales implicaciones y un ejemplo aplicado:</w:t>
       </w:r>
     </w:p>
     <w:p>
@@ -5509,7 +5772,7 @@
         <w:pStyle w:val="Prrafodelista"/>
         <w:numPr>
           <w:ilvl w:val="0"/>
-          <w:numId w:val="29"/>
+          <w:numId w:val="11"/>
         </w:numPr>
         <w:rPr>
           <w:rFonts w:ascii="Calibri" w:eastAsia="Calibri" w:hAnsi="Calibri" w:cs="Times New Roman"/>
@@ -5575,7 +5838,7 @@
         <w:pStyle w:val="Prrafodelista"/>
         <w:numPr>
           <w:ilvl w:val="0"/>
-          <w:numId w:val="29"/>
+          <w:numId w:val="11"/>
         </w:numPr>
         <w:rPr>
           <w:rFonts w:ascii="Calibri" w:eastAsia="Calibri" w:hAnsi="Calibri" w:cs="Times New Roman"/>
@@ -5616,8 +5879,34 @@
           <w:lang w:eastAsia="es-CO"/>
           <w14:ligatures w14:val="none"/>
         </w:rPr>
-        <w:t xml:space="preserve">l contrato a término indefinido no tiene una fecha de finalización establecida y se caracteriza por su vocación de permanencia. Esta modalidad requiere seguimiento continuo de novedades como variaciones salariales, incapacidades, licencias, suspensiones y retiros. Cuando se presenta un aumento salarial, debe actualizarse el </w:t>
-      </w:r>
+        <w:t>l contrato a término indefinido no tiene una fecha de finalización establecida y se caracteriza por su vocación de permanencia. Esta modalidad requiere seguimiento continuo de novedades como variaciones salariales, incapacidades, licencias, suspensiones y retiros. Cuando se presenta un aumento salarial, debe actualizarse el Ingreso Base de Cotización (IBC) en la PILA desde el período correspondiente, para evitar aportes incompletos o inconsistencias en la historia laboral del trabajador.</w:t>
+      </w:r>
+    </w:p>
+    <w:p>
+      <w:pPr>
+        <w:rPr>
+          <w:rFonts w:ascii="Calibri" w:eastAsia="Calibri" w:hAnsi="Calibri" w:cs="Times New Roman"/>
+          <w:lang w:eastAsia="es-CO"/>
+          <w14:ligatures w14:val="none"/>
+        </w:rPr>
+      </w:pPr>
+      <w:r>
+        <w:rPr>
+          <w:rFonts w:ascii="Calibri" w:eastAsia="Calibri" w:hAnsi="Calibri" w:cs="Times New Roman"/>
+          <w:lang w:eastAsia="es-CO"/>
+          <w14:ligatures w14:val="none"/>
+        </w:rPr>
+        <w:t>Ejemplo: si una trabajadora recibe un ascenso con aumento de salario, la nómina debe reflejar el nuevo IBC en el período respectivo.</w:t>
+      </w:r>
+    </w:p>
+    <w:p>
+      <w:pPr>
+        <w:rPr>
+          <w:rFonts w:ascii="Calibri" w:eastAsia="Calibri" w:hAnsi="Calibri" w:cs="Times New Roman"/>
+          <w:lang w:eastAsia="es-CO"/>
+          <w14:ligatures w14:val="none"/>
+        </w:rPr>
+      </w:pPr>
       <w:r>
         <w:rPr>
           <w:rFonts w:ascii="Calibri" w:eastAsia="Calibri" w:hAnsi="Calibri" w:cs="Times New Roman"/>
@@ -5625,49 +5914,6 @@
           <w14:ligatures w14:val="none"/>
         </w:rPr>
         <w:lastRenderedPageBreak/>
-        <w:t>Ingreso Base de Cotización (IBC) en la PILA desde el período correspondiente, para evitar aportes incompletos o inconsistencias en la historia laboral del trabajador.</w:t>
-      </w:r>
-    </w:p>
-    <w:p>
-      <w:pPr>
-        <w:rPr>
-          <w:rFonts w:ascii="Calibri" w:eastAsia="Calibri" w:hAnsi="Calibri" w:cs="Times New Roman"/>
-          <w:lang w:eastAsia="es-CO"/>
-          <w14:ligatures w14:val="none"/>
-        </w:rPr>
-      </w:pPr>
-      <w:r>
-        <w:rPr>
-          <w:rFonts w:ascii="Calibri" w:eastAsia="Calibri" w:hAnsi="Calibri" w:cs="Times New Roman"/>
-          <w:lang w:eastAsia="es-CO"/>
-          <w14:ligatures w14:val="none"/>
-        </w:rPr>
-        <w:t>Ejemplo: si una trabajadora recibe un ascenso con aumento de salario, la nómina debe reflejar el nuevo IBC en el período respectivo.</w:t>
-      </w:r>
-    </w:p>
-    <w:p>
-      <w:pPr>
-        <w:rPr>
-          <w:rFonts w:ascii="Calibri" w:eastAsia="Calibri" w:hAnsi="Calibri" w:cs="Times New Roman"/>
-          <w:lang w:eastAsia="es-CO"/>
-          <w14:ligatures w14:val="none"/>
-        </w:rPr>
-      </w:pPr>
-    </w:p>
-    <w:p>
-      <w:pPr>
-        <w:rPr>
-          <w:rFonts w:ascii="Calibri" w:eastAsia="Calibri" w:hAnsi="Calibri" w:cs="Times New Roman"/>
-          <w:lang w:eastAsia="es-CO"/>
-          <w14:ligatures w14:val="none"/>
-        </w:rPr>
-      </w:pPr>
-      <w:r>
-        <w:rPr>
-          <w:rFonts w:ascii="Calibri" w:eastAsia="Calibri" w:hAnsi="Calibri" w:cs="Times New Roman"/>
-          <w:lang w:eastAsia="es-CO"/>
-          <w14:ligatures w14:val="none"/>
-        </w:rPr>
         <w:t>Estas dos modalidades evidencian que la duración del contrato influye en el seguimiento de la nómina y en el reporte de novedades ante la PILA. Mientras el contrato a término fijo exige controlar fechas de vencimiento, prórrogas y retiros, el contrato a término indefinido requiere verificar de manera continua cambios salariales, incapacidades, licencias y demás situaciones que puedan afectar la cotización.</w:t>
       </w:r>
     </w:p>
@@ -5719,25 +5965,33 @@
           <w:lang w:eastAsia="es-CO"/>
           <w14:ligatures w14:val="none"/>
         </w:rPr>
+        <w:t>La actualización oportuna de salarios, novedades y fechas contractuales permite liquidar correctamente los aportes y proteger la historia laboral del trabajador en el Sistema de Seguridad Social Integral.</w:t>
+      </w:r>
+    </w:p>
+    <w:p>
+      <w:pPr>
+        <w:rPr>
+          <w:rFonts w:ascii="Calibri" w:eastAsia="Calibri" w:hAnsi="Calibri" w:cs="Times New Roman"/>
+          <w:lang w:eastAsia="es-CO"/>
+          <w14:ligatures w14:val="none"/>
+        </w:rPr>
+      </w:pPr>
+      <w:r>
+        <w:rPr>
+          <w:rFonts w:ascii="Calibri" w:eastAsia="Calibri" w:hAnsi="Calibri" w:cs="Times New Roman"/>
+          <w:lang w:eastAsia="es-CO"/>
+          <w14:ligatures w14:val="none"/>
+        </w:rPr>
+        <w:t xml:space="preserve">La gestión de nómina exige un seguimiento permanente de los contratos y de las novedades que afectan la cotización al Sistema de Seguridad Social Integral. Para realizar este proceso de forma correcta, es necesario controlar los vencimientos, los </w:t>
+      </w:r>
+      <w:r>
+        <w:rPr>
+          <w:rFonts w:ascii="Calibri" w:eastAsia="Calibri" w:hAnsi="Calibri" w:cs="Times New Roman"/>
+          <w:lang w:eastAsia="es-CO"/>
+          <w14:ligatures w14:val="none"/>
+        </w:rPr>
         <w:lastRenderedPageBreak/>
-        <w:t>La actualización oportuna de salarios, novedades y fechas contractuales permite liquidar correctamente los aportes y proteger la historia laboral del trabajador en el Sistema de Seguridad Social Integral.</w:t>
-      </w:r>
-    </w:p>
-    <w:p>
-      <w:pPr>
-        <w:rPr>
-          <w:rFonts w:ascii="Calibri" w:eastAsia="Calibri" w:hAnsi="Calibri" w:cs="Times New Roman"/>
-          <w:lang w:eastAsia="es-CO"/>
-          <w14:ligatures w14:val="none"/>
-        </w:rPr>
-      </w:pPr>
-      <w:r>
-        <w:rPr>
-          <w:rFonts w:ascii="Calibri" w:eastAsia="Calibri" w:hAnsi="Calibri" w:cs="Times New Roman"/>
-          <w:lang w:eastAsia="es-CO"/>
-          <w14:ligatures w14:val="none"/>
-        </w:rPr>
-        <w:t>La gestión de nómina exige un seguimiento permanente de los contratos y de las novedades que afectan la cotización al Sistema de Seguridad Social Integral. Para realizar este proceso de forma correcta, es necesario controlar los vencimientos, los cambios salariales y la información que debe reportarse en la planilla de aportes. A continuación, se presentan los aspectos clave que orientan este seguimiento y fortalecen la calidad del proceso.</w:t>
+        <w:t>cambios salariales y la información que debe reportarse en la planilla de aportes. A continuación, se presentan los aspectos clave que orientan este seguimiento y fortalecen la calidad del proceso.</w:t>
       </w:r>
     </w:p>
     <w:p>
@@ -5745,7 +5999,7 @@
         <w:pStyle w:val="Prrafodelista"/>
         <w:numPr>
           <w:ilvl w:val="0"/>
-          <w:numId w:val="29"/>
+          <w:numId w:val="11"/>
         </w:numPr>
         <w:rPr>
           <w:rFonts w:ascii="Calibri" w:eastAsia="Calibri" w:hAnsi="Calibri" w:cs="Times New Roman"/>
@@ -5793,7 +6047,7 @@
         <w:pStyle w:val="Prrafodelista"/>
         <w:numPr>
           <w:ilvl w:val="0"/>
-          <w:numId w:val="29"/>
+          <w:numId w:val="11"/>
         </w:numPr>
         <w:rPr>
           <w:rFonts w:ascii="Calibri" w:eastAsia="Calibri" w:hAnsi="Calibri" w:cs="Times New Roman"/>
@@ -5841,7 +6095,7 @@
         <w:pStyle w:val="Prrafodelista"/>
         <w:numPr>
           <w:ilvl w:val="0"/>
-          <w:numId w:val="29"/>
+          <w:numId w:val="11"/>
         </w:numPr>
         <w:rPr>
           <w:rFonts w:ascii="Calibri" w:eastAsia="Calibri" w:hAnsi="Calibri" w:cs="Times New Roman"/>
@@ -5883,22 +6137,13 @@
         </w:rPr>
         <w:t xml:space="preserve">on los cambios que deben reportarse al sistema, como retiros, ingresos, variaciones salariales, incapacidades o licencias. Su identificación oportuna evita inconsistencias en la historia de aportes del trabajador. </w:t>
       </w:r>
-    </w:p>
-    <w:p>
-      <w:pPr>
-        <w:rPr>
-          <w:rFonts w:ascii="Calibri" w:eastAsia="Calibri" w:hAnsi="Calibri" w:cs="Times New Roman"/>
-          <w:lang w:eastAsia="es-CO"/>
-          <w14:ligatures w14:val="none"/>
-        </w:rPr>
-      </w:pPr>
     </w:p>
     <w:p>
       <w:pPr>
         <w:pStyle w:val="Prrafodelista"/>
         <w:numPr>
           <w:ilvl w:val="0"/>
-          <w:numId w:val="29"/>
+          <w:numId w:val="11"/>
         </w:numPr>
         <w:rPr>
           <w:rFonts w:ascii="Calibri" w:eastAsia="Calibri" w:hAnsi="Calibri" w:cs="Times New Roman"/>
@@ -5913,7 +6158,6 @@
           <w:lang w:eastAsia="es-CO"/>
           <w14:ligatures w14:val="none"/>
         </w:rPr>
-        <w:lastRenderedPageBreak/>
         <w:t>Automatización de procesos</w:t>
       </w:r>
     </w:p>
@@ -5941,13 +6185,31 @@
         </w:rPr>
         <w:t xml:space="preserve">ace referencia al uso de software de nómina para apoyar el cálculo de aportes y el control de novedades. Esta herramienta agiliza la gestión, pero sus resultados deben ser revisados para garantizar que la liquidación sea correcta. </w:t>
       </w:r>
+    </w:p>
+    <w:p>
+      <w:pPr>
+        <w:rPr>
+          <w:rFonts w:ascii="Calibri" w:eastAsia="Calibri" w:hAnsi="Calibri" w:cs="Times New Roman"/>
+          <w:lang w:eastAsia="es-CO"/>
+          <w14:ligatures w14:val="none"/>
+        </w:rPr>
+      </w:pPr>
+    </w:p>
+    <w:p>
+      <w:pPr>
+        <w:rPr>
+          <w:rFonts w:ascii="Calibri" w:eastAsia="Calibri" w:hAnsi="Calibri" w:cs="Times New Roman"/>
+          <w:lang w:eastAsia="es-CO"/>
+          <w14:ligatures w14:val="none"/>
+        </w:rPr>
+      </w:pPr>
     </w:p>
     <w:p>
       <w:pPr>
         <w:pStyle w:val="Prrafodelista"/>
         <w:numPr>
           <w:ilvl w:val="0"/>
-          <w:numId w:val="29"/>
+          <w:numId w:val="11"/>
         </w:numPr>
         <w:rPr>
           <w:rFonts w:ascii="Calibri" w:eastAsia="Calibri" w:hAnsi="Calibri" w:cs="Times New Roman"/>
@@ -5962,6 +6224,7 @@
           <w:lang w:eastAsia="es-CO"/>
           <w14:ligatures w14:val="none"/>
         </w:rPr>
+        <w:lastRenderedPageBreak/>
         <w:t>Validación normativa</w:t>
       </w:r>
     </w:p>
@@ -6009,7 +6272,7 @@
         <w:pStyle w:val="Prrafodelista"/>
         <w:numPr>
           <w:ilvl w:val="0"/>
-          <w:numId w:val="29"/>
+          <w:numId w:val="11"/>
         </w:numPr>
         <w:rPr>
           <w:rFonts w:ascii="Calibri" w:eastAsia="Calibri" w:hAnsi="Calibri" w:cs="Times New Roman"/>
@@ -6099,28 +6362,52 @@
       <w:pPr>
         <w:pStyle w:val="Ttulo2"/>
       </w:pPr>
-      <w:bookmarkStart w:id="5" w:name="_Toc233356591"/>
-      <w:r>
+      <w:bookmarkStart w:id="6" w:name="_Toc236218326"/>
+      <w:r>
+        <w:t>Contrato de prestación de servicios</w:t>
+      </w:r>
+      <w:bookmarkEnd w:id="6"/>
+    </w:p>
+    <w:p>
+      <w:pPr>
+        <w:rPr>
+          <w:rFonts w:ascii="Calibri" w:eastAsia="Calibri" w:hAnsi="Calibri" w:cs="Times New Roman"/>
+          <w:lang w:eastAsia="es-CO"/>
+          <w14:ligatures w14:val="none"/>
+        </w:rPr>
+      </w:pPr>
+      <w:r>
+        <w:rPr>
+          <w:rFonts w:ascii="Calibri" w:eastAsia="Calibri" w:hAnsi="Calibri" w:cs="Times New Roman"/>
+          <w:lang w:eastAsia="es-CO"/>
+          <w14:ligatures w14:val="none"/>
+        </w:rPr>
+        <w:t xml:space="preserve">El contrato de prestación de servicios es un acuerdo de naturaleza civil o comercial mediante el cual una persona natural o jurídica (el contratista) se compromete a ejecutar una actividad específica para otra parte (el contratante), de </w:t>
+      </w:r>
+      <w:r>
+        <w:rPr>
+          <w:rFonts w:ascii="Calibri" w:eastAsia="Calibri" w:hAnsi="Calibri" w:cs="Times New Roman"/>
+          <w:lang w:eastAsia="es-CO"/>
+          <w14:ligatures w14:val="none"/>
+        </w:rPr>
         <w:lastRenderedPageBreak/>
-        <w:t>Contrato de prestación de servicios</w:t>
-      </w:r>
-      <w:bookmarkEnd w:id="5"/>
-    </w:p>
-    <w:p>
-      <w:pPr>
-        <w:rPr>
-          <w:rFonts w:ascii="Calibri" w:eastAsia="Calibri" w:hAnsi="Calibri" w:cs="Times New Roman"/>
-          <w:lang w:eastAsia="es-CO"/>
-          <w14:ligatures w14:val="none"/>
-        </w:rPr>
-      </w:pPr>
-      <w:r>
-        <w:rPr>
-          <w:rFonts w:ascii="Calibri" w:eastAsia="Calibri" w:hAnsi="Calibri" w:cs="Times New Roman"/>
-          <w:lang w:eastAsia="es-CO"/>
-          <w14:ligatures w14:val="none"/>
-        </w:rPr>
-        <w:t>El contrato de prestación de servicios es un acuerdo de naturaleza civil o comercial mediante el cual una persona natural o jurídica (el contratista) se compromete a ejecutar una actividad específica para otra parte (el contratante), de manera autónoma e independiente, a cambio del pago de honorarios previamente pactados. La característica definitoria de este contrato es la ausencia de subordinación, el contratista conserva plena autonomía en la determinación de los métodos, los horarios y los recursos que utilizará para ejecutar la tarea encomendada, siempre que entregue el resultado acordado en el tiempo y bajo las condiciones pactadas. Esta autonomía es precisamente lo que diferencia al contratista del trabajador dependiente y lo que justifica el tratamiento diferenciado en materia de seguridad social.</w:t>
+        <w:t>manera autónoma e independiente, a cambio del pago de honorarios previamente pactados. La característica definitoria de este contrato es la ausencia de subordinación</w:t>
+      </w:r>
+      <w:r>
+        <w:rPr>
+          <w:rFonts w:ascii="Calibri" w:eastAsia="Calibri" w:hAnsi="Calibri" w:cs="Times New Roman"/>
+          <w:lang w:eastAsia="es-CO"/>
+          <w14:ligatures w14:val="none"/>
+        </w:rPr>
+        <w:t>;</w:t>
+      </w:r>
+      <w:r>
+        <w:rPr>
+          <w:rFonts w:ascii="Calibri" w:eastAsia="Calibri" w:hAnsi="Calibri" w:cs="Times New Roman"/>
+          <w:lang w:eastAsia="es-CO"/>
+          <w14:ligatures w14:val="none"/>
+        </w:rPr>
+        <w:t xml:space="preserve"> el contratista conserva plena autonomía en la determinación de los métodos, los horarios y los recursos que utilizará para ejecutar la tarea encomendada, siempre que entregue el resultado acordado en el tiempo y bajo las condiciones pactadas. Esta autonomía es precisamente lo que diferencia al contratista del trabajador dependiente y lo que justifica el tratamiento diferenciado en materia de seguridad social.</w:t>
       </w:r>
     </w:p>
     <w:p>
@@ -6145,7 +6432,7 @@
         <w:pStyle w:val="Prrafodelista"/>
         <w:numPr>
           <w:ilvl w:val="0"/>
-          <w:numId w:val="29"/>
+          <w:numId w:val="11"/>
         </w:numPr>
         <w:rPr>
           <w:rFonts w:ascii="Calibri" w:eastAsia="Calibri" w:hAnsi="Calibri" w:cs="Times New Roman"/>
@@ -6193,7 +6480,7 @@
         <w:pStyle w:val="Prrafodelista"/>
         <w:numPr>
           <w:ilvl w:val="0"/>
-          <w:numId w:val="29"/>
+          <w:numId w:val="11"/>
         </w:numPr>
         <w:rPr>
           <w:rFonts w:ascii="Calibri" w:eastAsia="Calibri" w:hAnsi="Calibri" w:cs="Times New Roman"/>
@@ -6208,33 +6495,41 @@
           <w:lang w:eastAsia="es-CO"/>
           <w14:ligatures w14:val="none"/>
         </w:rPr>
+        <w:t>Materiales y equipos</w:t>
+      </w:r>
+    </w:p>
+    <w:p>
+      <w:pPr>
+        <w:rPr>
+          <w:rFonts w:ascii="Calibri" w:eastAsia="Calibri" w:hAnsi="Calibri" w:cs="Times New Roman"/>
+          <w:lang w:eastAsia="es-CO"/>
+          <w14:ligatures w14:val="none"/>
+        </w:rPr>
+      </w:pPr>
+      <w:r>
+        <w:rPr>
+          <w:rFonts w:ascii="Calibri" w:eastAsia="Calibri" w:hAnsi="Calibri" w:cs="Times New Roman"/>
+          <w:lang w:eastAsia="es-CO"/>
+          <w14:ligatures w14:val="none"/>
+        </w:rPr>
+        <w:t>I</w:t>
+      </w:r>
+      <w:r>
+        <w:rPr>
+          <w:rFonts w:ascii="Calibri" w:eastAsia="Calibri" w:hAnsi="Calibri" w:cs="Times New Roman"/>
+          <w:lang w:eastAsia="es-CO"/>
+          <w14:ligatures w14:val="none"/>
+        </w:rPr>
+        <w:t xml:space="preserve">nversión en herramientas, equipos tecnológicos, insumos y demás recursos que el contratista requiere para cumplir el objeto del contrato. A diferencia del trabajador </w:t>
+      </w:r>
+      <w:r>
+        <w:rPr>
+          <w:rFonts w:ascii="Calibri" w:eastAsia="Calibri" w:hAnsi="Calibri" w:cs="Times New Roman"/>
+          <w:lang w:eastAsia="es-CO"/>
+          <w14:ligatures w14:val="none"/>
+        </w:rPr>
         <w:lastRenderedPageBreak/>
-        <w:t>Materiales y equipos</w:t>
-      </w:r>
-    </w:p>
-    <w:p>
-      <w:pPr>
-        <w:rPr>
-          <w:rFonts w:ascii="Calibri" w:eastAsia="Calibri" w:hAnsi="Calibri" w:cs="Times New Roman"/>
-          <w:lang w:eastAsia="es-CO"/>
-          <w14:ligatures w14:val="none"/>
-        </w:rPr>
-      </w:pPr>
-      <w:r>
-        <w:rPr>
-          <w:rFonts w:ascii="Calibri" w:eastAsia="Calibri" w:hAnsi="Calibri" w:cs="Times New Roman"/>
-          <w:lang w:eastAsia="es-CO"/>
-          <w14:ligatures w14:val="none"/>
-        </w:rPr>
-        <w:t>I</w:t>
-      </w:r>
-      <w:r>
-        <w:rPr>
-          <w:rFonts w:ascii="Calibri" w:eastAsia="Calibri" w:hAnsi="Calibri" w:cs="Times New Roman"/>
-          <w:lang w:eastAsia="es-CO"/>
-          <w14:ligatures w14:val="none"/>
-        </w:rPr>
-        <w:t xml:space="preserve">nversión en herramientas, equipos tecnológicos, insumos y demás recursos que el contratista requiere para cumplir el objeto del contrato. A diferencia del trabajador dependiente, el contratista adquiere y mantiene estos recursos con cargo a sus propios ingresos. </w:t>
+        <w:t xml:space="preserve">dependiente, el contratista adquiere y mantiene estos recursos con cargo a sus propios ingresos. </w:t>
       </w:r>
     </w:p>
     <w:p>
@@ -6242,7 +6537,7 @@
         <w:pStyle w:val="Prrafodelista"/>
         <w:numPr>
           <w:ilvl w:val="0"/>
-          <w:numId w:val="29"/>
+          <w:numId w:val="11"/>
         </w:numPr>
         <w:rPr>
           <w:rFonts w:ascii="Calibri" w:eastAsia="Calibri" w:hAnsi="Calibri" w:cs="Times New Roman"/>
@@ -6350,8 +6645,16 @@
           <w:lang w:eastAsia="es-CO"/>
           <w14:ligatures w14:val="none"/>
         </w:rPr>
+        <w:t xml:space="preserve">Es importante precisar que el contratista bajo esta modalidad no genera derecho a prima de servicios, cesantías, intereses sobre cesantías ni vacaciones remuneradas, pues estas prestaciones son exclusivas del contrato de trabajo. Tampoco tiene derecho </w:t>
+      </w:r>
+      <w:r>
+        <w:rPr>
+          <w:rFonts w:ascii="Calibri" w:eastAsia="Calibri" w:hAnsi="Calibri" w:cs="Times New Roman"/>
+          <w:lang w:eastAsia="es-CO"/>
+          <w14:ligatures w14:val="none"/>
+        </w:rPr>
         <w:lastRenderedPageBreak/>
-        <w:t>Es importante precisar que el contratista bajo esta modalidad no genera derecho a prima de servicios, cesantías, intereses sobre cesantías ni vacaciones remuneradas, pues estas prestaciones son exclusivas del contrato de trabajo. Tampoco tiene derecho al pago de horas extras, recargos nocturnos ni a la indemnización por terminación sin justa causa establecida en el CST. Sin embargo, si durante la ejecución del contrato se comprueba que en la práctica existió subordinación y que el contratista ejecutó sus funciones bajo las órdenes e instrucciones del contratante, un juez laboral puede declarar la existencia de un contrato realidad y ordenar el pago retroactivo de todas las prestaciones y aportes adeudados.</w:t>
+        <w:t>al pago de horas extras, recargos nocturnos ni a la indemnización por terminación sin justa causa establecida en el CST. Sin embargo, si durante la ejecución del contrato se comprueba que en la práctica existió subordinación y que el contratista ejecutó sus funciones bajo las órdenes e instrucciones del contratante, un juez laboral puede declarar la existencia de un contrato realidad y ordenar el pago retroactivo de todas las prestaciones y aportes adeudados.</w:t>
       </w:r>
     </w:p>
     <w:p>
@@ -6376,7 +6679,7 @@
         <w:pStyle w:val="Prrafodelista"/>
         <w:numPr>
           <w:ilvl w:val="0"/>
-          <w:numId w:val="29"/>
+          <w:numId w:val="11"/>
         </w:numPr>
         <w:rPr>
           <w:rFonts w:ascii="Calibri" w:eastAsia="Calibri" w:hAnsi="Calibri" w:cs="Times New Roman"/>
@@ -6424,7 +6727,7 @@
         <w:pStyle w:val="Prrafodelista"/>
         <w:numPr>
           <w:ilvl w:val="0"/>
-          <w:numId w:val="29"/>
+          <w:numId w:val="11"/>
         </w:numPr>
         <w:rPr>
           <w:rFonts w:ascii="Calibri" w:eastAsia="Calibri" w:hAnsi="Calibri" w:cs="Times New Roman"/>
@@ -6466,22 +6769,13 @@
         </w:rPr>
         <w:t>l contrato de prestación de servicios no genera prima de servicios, cesantías, intereses sobre cesantías ni vacaciones remuneradas. Estas prestaciones son exclusivas del contrato de trabajo y no pueden reclamarse bajo esta modalidad contractual.</w:t>
       </w:r>
-    </w:p>
-    <w:p>
-      <w:pPr>
-        <w:rPr>
-          <w:rFonts w:ascii="Calibri" w:eastAsia="Calibri" w:hAnsi="Calibri" w:cs="Times New Roman"/>
-          <w:lang w:eastAsia="es-CO"/>
-          <w14:ligatures w14:val="none"/>
-        </w:rPr>
-      </w:pPr>
     </w:p>
     <w:p>
       <w:pPr>
         <w:pStyle w:val="Prrafodelista"/>
         <w:numPr>
           <w:ilvl w:val="0"/>
-          <w:numId w:val="29"/>
+          <w:numId w:val="11"/>
         </w:numPr>
         <w:rPr>
           <w:rFonts w:ascii="Calibri" w:eastAsia="Calibri" w:hAnsi="Calibri" w:cs="Times New Roman"/>
@@ -6496,33 +6790,41 @@
           <w:lang w:eastAsia="es-CO"/>
           <w14:ligatures w14:val="none"/>
         </w:rPr>
+        <w:t>Sin recargos ni indemnización</w:t>
+      </w:r>
+    </w:p>
+    <w:p>
+      <w:pPr>
+        <w:rPr>
+          <w:rFonts w:ascii="Calibri" w:eastAsia="Calibri" w:hAnsi="Calibri" w:cs="Times New Roman"/>
+          <w:lang w:eastAsia="es-CO"/>
+          <w14:ligatures w14:val="none"/>
+        </w:rPr>
+      </w:pPr>
+      <w:r>
+        <w:rPr>
+          <w:rFonts w:ascii="Calibri" w:eastAsia="Calibri" w:hAnsi="Calibri" w:cs="Times New Roman"/>
+          <w:lang w:eastAsia="es-CO"/>
+          <w14:ligatures w14:val="none"/>
+        </w:rPr>
+        <w:t>E</w:t>
+      </w:r>
+      <w:r>
+        <w:rPr>
+          <w:rFonts w:ascii="Calibri" w:eastAsia="Calibri" w:hAnsi="Calibri" w:cs="Times New Roman"/>
+          <w:lang w:eastAsia="es-CO"/>
+          <w14:ligatures w14:val="none"/>
+        </w:rPr>
+        <w:t xml:space="preserve">l contratista no tiene derecho al pago de horas extras, recargos nocturnos ni a la indemnización por terminación sin justa causa. Su vínculo termina al cumplirse el </w:t>
+      </w:r>
+      <w:r>
+        <w:rPr>
+          <w:rFonts w:ascii="Calibri" w:eastAsia="Calibri" w:hAnsi="Calibri" w:cs="Times New Roman"/>
+          <w:lang w:eastAsia="es-CO"/>
+          <w14:ligatures w14:val="none"/>
+        </w:rPr>
         <w:lastRenderedPageBreak/>
-        <w:t>Sin recargos ni indemnización</w:t>
-      </w:r>
-    </w:p>
-    <w:p>
-      <w:pPr>
-        <w:rPr>
-          <w:rFonts w:ascii="Calibri" w:eastAsia="Calibri" w:hAnsi="Calibri" w:cs="Times New Roman"/>
-          <w:lang w:eastAsia="es-CO"/>
-          <w14:ligatures w14:val="none"/>
-        </w:rPr>
-      </w:pPr>
-      <w:r>
-        <w:rPr>
-          <w:rFonts w:ascii="Calibri" w:eastAsia="Calibri" w:hAnsi="Calibri" w:cs="Times New Roman"/>
-          <w:lang w:eastAsia="es-CO"/>
-          <w14:ligatures w14:val="none"/>
-        </w:rPr>
-        <w:t>E</w:t>
-      </w:r>
-      <w:r>
-        <w:rPr>
-          <w:rFonts w:ascii="Calibri" w:eastAsia="Calibri" w:hAnsi="Calibri" w:cs="Times New Roman"/>
-          <w:lang w:eastAsia="es-CO"/>
-          <w14:ligatures w14:val="none"/>
-        </w:rPr>
-        <w:t>l contratista no tiene derecho al pago de horas extras, recargos nocturnos ni a la indemnización por terminación sin justa causa. Su vínculo termina al cumplirse el objeto del contrato o en la fecha pactada, sin que ello genere obligación indemnizatoria para el contratante.</w:t>
+        <w:t>objeto del contrato o en la fecha pactada, sin que ello genere obligación indemnizatoria para el contratante.</w:t>
       </w:r>
     </w:p>
     <w:p>
@@ -6530,7 +6832,7 @@
         <w:pStyle w:val="Prrafodelista"/>
         <w:numPr>
           <w:ilvl w:val="0"/>
-          <w:numId w:val="29"/>
+          <w:numId w:val="11"/>
         </w:numPr>
         <w:rPr>
           <w:rFonts w:ascii="Calibri" w:eastAsia="Calibri" w:hAnsi="Calibri" w:cs="Times New Roman"/>
@@ -6578,7 +6880,7 @@
         <w:pStyle w:val="Prrafodelista"/>
         <w:numPr>
           <w:ilvl w:val="0"/>
-          <w:numId w:val="29"/>
+          <w:numId w:val="11"/>
         </w:numPr>
         <w:rPr>
           <w:rFonts w:ascii="Calibri" w:eastAsia="Calibri" w:hAnsi="Calibri" w:cs="Times New Roman"/>
@@ -6626,7 +6928,7 @@
         <w:pStyle w:val="Prrafodelista"/>
         <w:numPr>
           <w:ilvl w:val="0"/>
-          <w:numId w:val="29"/>
+          <w:numId w:val="11"/>
         </w:numPr>
         <w:rPr>
           <w:rFonts w:ascii="Calibri" w:eastAsia="Calibri" w:hAnsi="Calibri" w:cs="Times New Roman"/>
@@ -6683,8 +6985,17 @@
           <w:lang w:eastAsia="es-CO"/>
           <w14:ligatures w14:val="none"/>
         </w:rPr>
-        <w:t xml:space="preserve">La documentación adecuada de la autonomía del contratista (actas de entregables, informes de avance y comunicaciones que evidencien la ausencia de </w:t>
-      </w:r>
+        <w:t>La documentación adecuada de la autonomía del contratista (actas de entregables, informes de avance y comunicaciones que evidencien la ausencia de subordinación) es también una práctica indispensable para reducir el riesgo de investigaciones futuras y proteger a la organización frente a posibles reclamaciones laborales.</w:t>
+      </w:r>
+    </w:p>
+    <w:p>
+      <w:pPr>
+        <w:rPr>
+          <w:rFonts w:ascii="Calibri" w:eastAsia="Calibri" w:hAnsi="Calibri" w:cs="Times New Roman"/>
+          <w:lang w:eastAsia="es-CO"/>
+          <w14:ligatures w14:val="none"/>
+        </w:rPr>
+      </w:pPr>
       <w:r>
         <w:rPr>
           <w:rFonts w:ascii="Calibri" w:eastAsia="Calibri" w:hAnsi="Calibri" w:cs="Times New Roman"/>
@@ -6692,23 +7003,6 @@
           <w14:ligatures w14:val="none"/>
         </w:rPr>
         <w:lastRenderedPageBreak/>
-        <w:t>subordinación) es también una práctica indispensable para reducir el riesgo de investigaciones futuras y proteger a la organización frente a posibles reclamaciones laborales.</w:t>
-      </w:r>
-    </w:p>
-    <w:p>
-      <w:pPr>
-        <w:rPr>
-          <w:rFonts w:ascii="Calibri" w:eastAsia="Calibri" w:hAnsi="Calibri" w:cs="Times New Roman"/>
-          <w:lang w:eastAsia="es-CO"/>
-          <w14:ligatures w14:val="none"/>
-        </w:rPr>
-      </w:pPr>
-      <w:r>
-        <w:rPr>
-          <w:rFonts w:ascii="Calibri" w:eastAsia="Calibri" w:hAnsi="Calibri" w:cs="Times New Roman"/>
-          <w:lang w:eastAsia="es-CO"/>
-          <w14:ligatures w14:val="none"/>
-        </w:rPr>
         <w:t>Para el profesional de nómina y seguridad social, la gestión de los contratos de prestación de servicios requiere la implementación de tres controles específicos que deben aplicarse de manera sistemática en cada período:</w:t>
       </w:r>
     </w:p>
@@ -6717,7 +7011,7 @@
         <w:pStyle w:val="Prrafodelista"/>
         <w:numPr>
           <w:ilvl w:val="0"/>
-          <w:numId w:val="29"/>
+          <w:numId w:val="11"/>
         </w:numPr>
         <w:rPr>
           <w:rFonts w:ascii="Calibri" w:eastAsia="Calibri" w:hAnsi="Calibri" w:cs="Times New Roman"/>
@@ -6765,7 +7059,7 @@
         <w:pStyle w:val="Prrafodelista"/>
         <w:numPr>
           <w:ilvl w:val="0"/>
-          <w:numId w:val="29"/>
+          <w:numId w:val="11"/>
         </w:numPr>
         <w:rPr>
           <w:rFonts w:ascii="Calibri" w:eastAsia="Calibri" w:hAnsi="Calibri" w:cs="Times New Roman"/>
@@ -6813,7 +7107,7 @@
         <w:pStyle w:val="Prrafodelista"/>
         <w:numPr>
           <w:ilvl w:val="0"/>
-          <w:numId w:val="29"/>
+          <w:numId w:val="11"/>
         </w:numPr>
         <w:rPr>
           <w:rFonts w:ascii="Calibri" w:eastAsia="Calibri" w:hAnsi="Calibri" w:cs="Times New Roman"/>
@@ -6895,8 +7189,16 @@
           <w:lang w:eastAsia="es-CO"/>
           <w14:ligatures w14:val="none"/>
         </w:rPr>
+        <w:t xml:space="preserve">Desde una perspectiva práctica, es frecuente que las empresas utilicen simultáneamente contratos laborales y contratos de prestación de servicios para gestionar su fuerza laboral. Esta combinación es perfectamente legal siempre que cada </w:t>
+      </w:r>
+      <w:r>
+        <w:rPr>
+          <w:rFonts w:ascii="Calibri" w:eastAsia="Calibri" w:hAnsi="Calibri" w:cs="Times New Roman"/>
+          <w:lang w:eastAsia="es-CO"/>
+          <w14:ligatures w14:val="none"/>
+        </w:rPr>
         <w:lastRenderedPageBreak/>
-        <w:t>Desde una perspectiva práctica, es frecuente que las empresas utilicen simultáneamente contratos laborales y contratos de prestación de servicios para gestionar su fuerza laboral. Esta combinación es perfectamente legal siempre que cada modalidad se aplique correctamente según las características de la relación: si existe subordinación, debe formalizarse mediante contrato laboral; si existe verdadera autonomía, puede utilizarse el contrato de prestación de servicios. El error más común es usar el contrato de prestación de servicios para funciones que en la práctica se ejecutan bajo subordinación, buscando reducir los costos laborales. Esta práctica, además de ser ilegal, expone a la organización a las consecuencias del contrato realidad y a las sanciones de la UGPP.</w:t>
+        <w:t>modalidad se aplique correctamente según las características de la relación: si existe subordinación, debe formalizarse mediante contrato laboral; si existe verdadera autonomía, puede utilizarse el contrato de prestación de servicios. El error más común es usar el contrato de prestación de servicios para funciones que en la práctica se ejecutan bajo subordinación, buscando reducir los costos laborales. Esta práctica, además de ser ilegal, expone a la organización a las consecuencias del contrato realidad y a las sanciones de la UGPP.</w:t>
       </w:r>
     </w:p>
     <w:p>
@@ -6987,7 +7289,6 @@
               <w:rPr>
                 <w:b/>
               </w:rPr>
-              <w:lastRenderedPageBreak/>
               <w:t>Hombre</w:t>
             </w:r>
             <w:r>
@@ -7002,6 +7303,7 @@
               <w:rPr>
                 <w:b/>
               </w:rPr>
+              <w:lastRenderedPageBreak/>
               <w:t>Mujer</w:t>
             </w:r>
             <w:r>
@@ -7081,11 +7383,7 @@
               <w:t>: e</w:t>
             </w:r>
             <w:r>
-              <w:t xml:space="preserve">sos aportes no se calculan sobre el total de los honorarios. Se calculan sobre el cuarenta por ciento de lo que se recibe al mes. Eso se llama Ingreso </w:t>
-            </w:r>
-            <w:r>
-              <w:lastRenderedPageBreak/>
-              <w:t>Base de Cotización, el IBC. Y nunca puede ser menor a un salario mínimo legal vigente.</w:t>
+              <w:t>sos aportes no se calculan sobre el total de los honorarios. Se calculan sobre el cuarenta por ciento de lo que se recibe al mes. Eso se llama Ingreso Base de Cotización, el IBC. Y nunca puede ser menor a un salario mínimo legal vigente.</w:t>
             </w:r>
           </w:p>
           <w:p>
@@ -7093,6 +7391,7 @@
               <w:rPr>
                 <w:b/>
               </w:rPr>
+              <w:lastRenderedPageBreak/>
               <w:t>Mujer</w:t>
             </w:r>
             <w:r>
@@ -7215,11 +7514,11 @@
       <w:pPr>
         <w:pStyle w:val="Ttulo2"/>
       </w:pPr>
-      <w:bookmarkStart w:id="6" w:name="_Toc233356592"/>
+      <w:bookmarkStart w:id="7" w:name="_Toc236218327"/>
       <w:r>
         <w:t>Principio del contrato realidad y sus implicaciones</w:t>
       </w:r>
-      <w:bookmarkEnd w:id="6"/>
+      <w:bookmarkEnd w:id="7"/>
     </w:p>
     <w:p>
       <w:r>
@@ -7240,7 +7539,7 @@
         <w:pStyle w:val="Prrafodelista"/>
         <w:numPr>
           <w:ilvl w:val="0"/>
-          <w:numId w:val="29"/>
+          <w:numId w:val="11"/>
         </w:numPr>
         <w:rPr>
           <w:b/>
@@ -7266,7 +7565,7 @@
         <w:pStyle w:val="Prrafodelista"/>
         <w:numPr>
           <w:ilvl w:val="0"/>
-          <w:numId w:val="29"/>
+          <w:numId w:val="11"/>
         </w:numPr>
         <w:rPr>
           <w:b/>
@@ -7292,7 +7591,7 @@
         <w:pStyle w:val="Prrafodelista"/>
         <w:numPr>
           <w:ilvl w:val="0"/>
-          <w:numId w:val="29"/>
+          <w:numId w:val="11"/>
         </w:numPr>
         <w:rPr>
           <w:b/>
@@ -7332,7 +7631,7 @@
         <w:pStyle w:val="Prrafodelista"/>
         <w:numPr>
           <w:ilvl w:val="0"/>
-          <w:numId w:val="29"/>
+          <w:numId w:val="11"/>
         </w:numPr>
         <w:rPr>
           <w:b/>
@@ -7358,7 +7657,7 @@
         <w:pStyle w:val="Prrafodelista"/>
         <w:numPr>
           <w:ilvl w:val="0"/>
-          <w:numId w:val="29"/>
+          <w:numId w:val="11"/>
         </w:numPr>
         <w:rPr>
           <w:b/>
@@ -7387,7 +7686,7 @@
         <w:pStyle w:val="Prrafodelista"/>
         <w:numPr>
           <w:ilvl w:val="0"/>
-          <w:numId w:val="29"/>
+          <w:numId w:val="11"/>
         </w:numPr>
         <w:rPr>
           <w:b/>
@@ -7414,7 +7713,7 @@
         <w:pStyle w:val="Prrafodelista"/>
         <w:numPr>
           <w:ilvl w:val="0"/>
-          <w:numId w:val="29"/>
+          <w:numId w:val="11"/>
         </w:numPr>
         <w:rPr>
           <w:b/>
@@ -7440,7 +7739,7 @@
         <w:pStyle w:val="Prrafodelista"/>
         <w:numPr>
           <w:ilvl w:val="0"/>
-          <w:numId w:val="29"/>
+          <w:numId w:val="11"/>
         </w:numPr>
         <w:rPr>
           <w:b/>
@@ -7466,7 +7765,7 @@
         <w:pStyle w:val="Prrafodelista"/>
         <w:numPr>
           <w:ilvl w:val="0"/>
-          <w:numId w:val="29"/>
+          <w:numId w:val="11"/>
         </w:numPr>
         <w:rPr>
           <w:b/>
@@ -7492,7 +7791,7 @@
         <w:pStyle w:val="Prrafodelista"/>
         <w:numPr>
           <w:ilvl w:val="0"/>
-          <w:numId w:val="29"/>
+          <w:numId w:val="11"/>
         </w:numPr>
         <w:rPr>
           <w:b/>
@@ -7534,7 +7833,7 @@
         <w:pStyle w:val="Prrafodelista"/>
         <w:numPr>
           <w:ilvl w:val="0"/>
-          <w:numId w:val="30"/>
+          <w:numId w:val="12"/>
         </w:numPr>
         <w:rPr>
           <w:b/>
@@ -7564,7 +7863,7 @@
         <w:pStyle w:val="Prrafodelista"/>
         <w:numPr>
           <w:ilvl w:val="0"/>
-          <w:numId w:val="29"/>
+          <w:numId w:val="11"/>
         </w:numPr>
       </w:pPr>
       <w:r>
@@ -7576,7 +7875,7 @@
         <w:pStyle w:val="Prrafodelista"/>
         <w:numPr>
           <w:ilvl w:val="0"/>
-          <w:numId w:val="29"/>
+          <w:numId w:val="11"/>
         </w:numPr>
       </w:pPr>
       <w:r>
@@ -7588,7 +7887,7 @@
         <w:pStyle w:val="Prrafodelista"/>
         <w:numPr>
           <w:ilvl w:val="0"/>
-          <w:numId w:val="29"/>
+          <w:numId w:val="11"/>
         </w:numPr>
       </w:pPr>
       <w:r>
@@ -7600,7 +7899,7 @@
         <w:pStyle w:val="Prrafodelista"/>
         <w:numPr>
           <w:ilvl w:val="0"/>
-          <w:numId w:val="29"/>
+          <w:numId w:val="11"/>
         </w:numPr>
       </w:pPr>
       <w:r>
@@ -7612,7 +7911,7 @@
         <w:pStyle w:val="Prrafodelista"/>
         <w:numPr>
           <w:ilvl w:val="0"/>
-          <w:numId w:val="29"/>
+          <w:numId w:val="11"/>
         </w:numPr>
       </w:pPr>
       <w:r>
@@ -7630,7 +7929,7 @@
         <w:pStyle w:val="Prrafodelista"/>
         <w:numPr>
           <w:ilvl w:val="0"/>
-          <w:numId w:val="30"/>
+          <w:numId w:val="12"/>
         </w:numPr>
         <w:rPr>
           <w:b/>
@@ -7662,7 +7961,7 @@
         <w:pStyle w:val="Prrafodelista"/>
         <w:numPr>
           <w:ilvl w:val="0"/>
-          <w:numId w:val="31"/>
+          <w:numId w:val="13"/>
         </w:numPr>
       </w:pPr>
       <w:r>
@@ -7674,7 +7973,7 @@
         <w:pStyle w:val="Prrafodelista"/>
         <w:numPr>
           <w:ilvl w:val="0"/>
-          <w:numId w:val="31"/>
+          <w:numId w:val="13"/>
         </w:numPr>
       </w:pPr>
       <w:r>
@@ -7686,7 +7985,7 @@
         <w:pStyle w:val="Prrafodelista"/>
         <w:numPr>
           <w:ilvl w:val="0"/>
-          <w:numId w:val="31"/>
+          <w:numId w:val="13"/>
         </w:numPr>
       </w:pPr>
       <w:r>
@@ -7698,7 +7997,7 @@
         <w:pStyle w:val="Prrafodelista"/>
         <w:numPr>
           <w:ilvl w:val="0"/>
-          <w:numId w:val="31"/>
+          <w:numId w:val="13"/>
         </w:numPr>
       </w:pPr>
       <w:r>
@@ -7710,7 +8009,7 @@
         <w:pStyle w:val="Prrafodelista"/>
         <w:numPr>
           <w:ilvl w:val="0"/>
-          <w:numId w:val="31"/>
+          <w:numId w:val="13"/>
         </w:numPr>
       </w:pPr>
       <w:r>
@@ -7723,7 +8022,7 @@
         <w:pStyle w:val="Prrafodelista"/>
         <w:numPr>
           <w:ilvl w:val="0"/>
-          <w:numId w:val="30"/>
+          <w:numId w:val="12"/>
         </w:numPr>
         <w:rPr>
           <w:b/>
@@ -7746,7 +8045,7 @@
         <w:pStyle w:val="Prrafodelista"/>
         <w:numPr>
           <w:ilvl w:val="0"/>
-          <w:numId w:val="32"/>
+          <w:numId w:val="14"/>
         </w:numPr>
       </w:pPr>
       <w:r>
@@ -7758,7 +8057,7 @@
         <w:pStyle w:val="Prrafodelista"/>
         <w:numPr>
           <w:ilvl w:val="0"/>
-          <w:numId w:val="32"/>
+          <w:numId w:val="14"/>
         </w:numPr>
       </w:pPr>
       <w:r>
@@ -7771,7 +8070,7 @@
         <w:pStyle w:val="Prrafodelista"/>
         <w:numPr>
           <w:ilvl w:val="0"/>
-          <w:numId w:val="32"/>
+          <w:numId w:val="14"/>
         </w:numPr>
       </w:pPr>
       <w:r>
@@ -7783,7 +8082,7 @@
         <w:pStyle w:val="Prrafodelista"/>
         <w:numPr>
           <w:ilvl w:val="0"/>
-          <w:numId w:val="32"/>
+          <w:numId w:val="14"/>
         </w:numPr>
       </w:pPr>
       <w:r>
@@ -7795,7 +8094,7 @@
         <w:pStyle w:val="Prrafodelista"/>
         <w:numPr>
           <w:ilvl w:val="0"/>
-          <w:numId w:val="32"/>
+          <w:numId w:val="14"/>
         </w:numPr>
       </w:pPr>
       <w:r>
@@ -7807,7 +8106,7 @@
         <w:pStyle w:val="Prrafodelista"/>
         <w:numPr>
           <w:ilvl w:val="0"/>
-          <w:numId w:val="32"/>
+          <w:numId w:val="14"/>
         </w:numPr>
       </w:pPr>
       <w:r>
@@ -7825,7 +8124,7 @@
         <w:pStyle w:val="Prrafodelista"/>
         <w:numPr>
           <w:ilvl w:val="0"/>
-          <w:numId w:val="30"/>
+          <w:numId w:val="12"/>
         </w:numPr>
         <w:rPr>
           <w:b/>
@@ -7851,11 +8150,17 @@
         <w:pStyle w:val="Prrafodelista"/>
         <w:numPr>
           <w:ilvl w:val="0"/>
-          <w:numId w:val="33"/>
+          <w:numId w:val="15"/>
         </w:numPr>
       </w:pPr>
       <w:r>
-        <w:t>Clasificar correctamente el vínculo desde el inicio, si las condiciones del trabajo implican subordinación, el contrato debe ser laboral.</w:t>
+        <w:t>Clasificar correctamente el vínculo desde el inicio</w:t>
+      </w:r>
+      <w:r>
+        <w:t>:</w:t>
+      </w:r>
+      <w:r>
+        <w:t xml:space="preserve"> si las condiciones del trabajo implican subordinación, el contrato debe ser laboral.</w:t>
       </w:r>
     </w:p>
     <w:p>
@@ -7863,7 +8168,7 @@
         <w:pStyle w:val="Prrafodelista"/>
         <w:numPr>
           <w:ilvl w:val="0"/>
-          <w:numId w:val="33"/>
+          <w:numId w:val="15"/>
         </w:numPr>
       </w:pPr>
       <w:r>
@@ -7875,7 +8180,7 @@
         <w:pStyle w:val="Prrafodelista"/>
         <w:numPr>
           <w:ilvl w:val="0"/>
-          <w:numId w:val="33"/>
+          <w:numId w:val="15"/>
         </w:numPr>
       </w:pPr>
       <w:r>
@@ -7908,11 +8213,11 @@
         <w:lastRenderedPageBreak/>
         <w:t xml:space="preserve"> </w:t>
       </w:r>
-      <w:bookmarkStart w:id="7" w:name="_Toc233356593"/>
+      <w:bookmarkStart w:id="8" w:name="_Toc236218328"/>
       <w:r>
         <w:t>Normativa del sistema de seguridad social integral</w:t>
       </w:r>
-      <w:bookmarkEnd w:id="7"/>
+      <w:bookmarkEnd w:id="8"/>
     </w:p>
     <w:p>
       <w:r>
@@ -7929,7 +8234,7 @@
         <w:pStyle w:val="Prrafodelista"/>
         <w:numPr>
           <w:ilvl w:val="0"/>
-          <w:numId w:val="34"/>
+          <w:numId w:val="16"/>
         </w:numPr>
         <w:rPr>
           <w:b/>
@@ -7955,7 +8260,7 @@
         <w:pStyle w:val="Prrafodelista"/>
         <w:numPr>
           <w:ilvl w:val="0"/>
-          <w:numId w:val="34"/>
+          <w:numId w:val="16"/>
         </w:numPr>
         <w:rPr>
           <w:b/>
@@ -7985,7 +8290,7 @@
         <w:pStyle w:val="Prrafodelista"/>
         <w:numPr>
           <w:ilvl w:val="0"/>
-          <w:numId w:val="34"/>
+          <w:numId w:val="16"/>
         </w:numPr>
         <w:rPr>
           <w:b/>
@@ -8011,7 +8316,7 @@
         <w:pStyle w:val="Prrafodelista"/>
         <w:numPr>
           <w:ilvl w:val="0"/>
-          <w:numId w:val="34"/>
+          <w:numId w:val="16"/>
         </w:numPr>
         <w:rPr>
           <w:b/>
@@ -8053,11 +8358,11 @@
       <w:pPr>
         <w:pStyle w:val="Ttulo2"/>
       </w:pPr>
-      <w:bookmarkStart w:id="8" w:name="_Toc233356594"/>
+      <w:bookmarkStart w:id="9" w:name="_Toc236218329"/>
       <w:r>
         <w:t>Concepto, origen y principios</w:t>
       </w:r>
-      <w:bookmarkEnd w:id="8"/>
+      <w:bookmarkEnd w:id="9"/>
     </w:p>
     <w:p>
       <w:r>
@@ -8075,7 +8380,7 @@
         <w:pStyle w:val="Prrafodelista"/>
         <w:numPr>
           <w:ilvl w:val="0"/>
-          <w:numId w:val="34"/>
+          <w:numId w:val="16"/>
         </w:numPr>
         <w:rPr>
           <w:b/>
@@ -8102,7 +8407,7 @@
         <w:pStyle w:val="Prrafodelista"/>
         <w:numPr>
           <w:ilvl w:val="0"/>
-          <w:numId w:val="34"/>
+          <w:numId w:val="16"/>
         </w:numPr>
         <w:rPr>
           <w:b/>
@@ -8128,7 +8433,7 @@
         <w:pStyle w:val="Prrafodelista"/>
         <w:numPr>
           <w:ilvl w:val="0"/>
-          <w:numId w:val="34"/>
+          <w:numId w:val="16"/>
         </w:numPr>
         <w:rPr>
           <w:b/>
@@ -8154,7 +8459,7 @@
         <w:pStyle w:val="Prrafodelista"/>
         <w:numPr>
           <w:ilvl w:val="0"/>
-          <w:numId w:val="34"/>
+          <w:numId w:val="16"/>
         </w:numPr>
         <w:rPr>
           <w:b/>
@@ -8180,7 +8485,7 @@
         <w:pStyle w:val="Prrafodelista"/>
         <w:numPr>
           <w:ilvl w:val="0"/>
-          <w:numId w:val="34"/>
+          <w:numId w:val="16"/>
         </w:numPr>
         <w:rPr>
           <w:b/>
@@ -8210,7 +8515,7 @@
         <w:pStyle w:val="Prrafodelista"/>
         <w:numPr>
           <w:ilvl w:val="0"/>
-          <w:numId w:val="34"/>
+          <w:numId w:val="16"/>
         </w:numPr>
         <w:rPr>
           <w:b/>
@@ -8246,12 +8551,12 @@
       <w:pPr>
         <w:pStyle w:val="Ttulo2"/>
       </w:pPr>
-      <w:bookmarkStart w:id="9" w:name="_Toc233356595"/>
+      <w:bookmarkStart w:id="10" w:name="_Toc236218330"/>
       <w:r>
         <w:lastRenderedPageBreak/>
         <w:t>Ley 100 de 1993</w:t>
       </w:r>
-      <w:bookmarkEnd w:id="9"/>
+      <w:bookmarkEnd w:id="10"/>
     </w:p>
     <w:p>
       <w:r>
@@ -8268,7 +8573,7 @@
         <w:pStyle w:val="Prrafodelista"/>
         <w:numPr>
           <w:ilvl w:val="0"/>
-          <w:numId w:val="34"/>
+          <w:numId w:val="16"/>
         </w:numPr>
         <w:rPr>
           <w:b/>
@@ -8294,7 +8599,7 @@
         <w:pStyle w:val="Prrafodelista"/>
         <w:numPr>
           <w:ilvl w:val="0"/>
-          <w:numId w:val="34"/>
+          <w:numId w:val="16"/>
         </w:numPr>
         <w:rPr>
           <w:b/>
@@ -8321,7 +8626,7 @@
         <w:pStyle w:val="Prrafodelista"/>
         <w:numPr>
           <w:ilvl w:val="0"/>
-          <w:numId w:val="34"/>
+          <w:numId w:val="16"/>
         </w:numPr>
         <w:rPr>
           <w:b/>
@@ -8348,7 +8653,7 @@
         <w:pStyle w:val="Prrafodelista"/>
         <w:numPr>
           <w:ilvl w:val="0"/>
-          <w:numId w:val="34"/>
+          <w:numId w:val="16"/>
         </w:numPr>
         <w:rPr>
           <w:b/>
@@ -8384,7 +8689,7 @@
         <w:pStyle w:val="Prrafodelista"/>
         <w:numPr>
           <w:ilvl w:val="0"/>
-          <w:numId w:val="34"/>
+          <w:numId w:val="16"/>
         </w:numPr>
         <w:rPr>
           <w:b/>
@@ -8410,7 +8715,7 @@
         <w:pStyle w:val="Prrafodelista"/>
         <w:numPr>
           <w:ilvl w:val="0"/>
-          <w:numId w:val="34"/>
+          <w:numId w:val="16"/>
         </w:numPr>
         <w:rPr>
           <w:b/>
@@ -8437,7 +8742,7 @@
         <w:pStyle w:val="Prrafodelista"/>
         <w:numPr>
           <w:ilvl w:val="0"/>
-          <w:numId w:val="34"/>
+          <w:numId w:val="16"/>
         </w:numPr>
         <w:rPr>
           <w:b/>
@@ -8463,7 +8768,7 @@
         <w:pStyle w:val="Prrafodelista"/>
         <w:numPr>
           <w:ilvl w:val="0"/>
-          <w:numId w:val="34"/>
+          <w:numId w:val="16"/>
         </w:numPr>
         <w:rPr>
           <w:b/>
@@ -8481,7 +8786,13 @@
         <w:t>E</w:t>
       </w:r>
       <w:r>
-        <w:t>l empleador aporta el 9 % del total de la nómina, 4 % a la Caja de Compensación Familiar, 3 % al ICBF y 2 % al SENA. Los empleadores cuya nómina sea inferior a diez salarios mínimos están exentos de los aportes al ICBF y al SENA, conforme a la Ley 1607 de 2012.</w:t>
+        <w:t>l empleador aporta el 9 % del total de la nómina</w:t>
+      </w:r>
+      <w:r>
+        <w:t>:</w:t>
+      </w:r>
+      <w:r>
+        <w:t xml:space="preserve"> 4 % a la Caja de Compensación Familiar, 3 % al ICBF y 2 % al SENA. Los empleadores cuya nómina sea inferior a diez salarios mínimos están exentos de los aportes al ICBF y al SENA, conforme a la Ley 1607 de 2012.</w:t>
       </w:r>
     </w:p>
     <w:p>
@@ -8499,7 +8810,7 @@
         <w:pStyle w:val="Prrafodelista"/>
         <w:numPr>
           <w:ilvl w:val="0"/>
-          <w:numId w:val="34"/>
+          <w:numId w:val="16"/>
         </w:numPr>
         <w:rPr>
           <w:b/>
@@ -8529,7 +8840,7 @@
         <w:pStyle w:val="Prrafodelista"/>
         <w:numPr>
           <w:ilvl w:val="0"/>
-          <w:numId w:val="34"/>
+          <w:numId w:val="16"/>
         </w:numPr>
         <w:rPr>
           <w:b/>
@@ -8555,7 +8866,7 @@
         <w:pStyle w:val="Prrafodelista"/>
         <w:numPr>
           <w:ilvl w:val="0"/>
-          <w:numId w:val="34"/>
+          <w:numId w:val="16"/>
         </w:numPr>
         <w:rPr>
           <w:b/>
@@ -8581,7 +8892,7 @@
         <w:pStyle w:val="Prrafodelista"/>
         <w:numPr>
           <w:ilvl w:val="0"/>
-          <w:numId w:val="34"/>
+          <w:numId w:val="16"/>
         </w:numPr>
         <w:rPr>
           <w:b/>
@@ -8607,7 +8918,7 @@
         <w:pStyle w:val="Prrafodelista"/>
         <w:numPr>
           <w:ilvl w:val="0"/>
-          <w:numId w:val="34"/>
+          <w:numId w:val="16"/>
         </w:numPr>
         <w:rPr>
           <w:b/>
@@ -8625,7 +8936,13 @@
         <w:t>R</w:t>
       </w:r>
       <w:r>
-        <w:t xml:space="preserve">estructuró el sistema pensional colombiano mediante la creación de tres pilares: el Pilar Solidario, el Pilar </w:t>
+        <w:t>e</w:t>
+      </w:r>
+      <w:r>
+        <w:t>e</w:t>
+      </w:r>
+      <w:r>
+        <w:t xml:space="preserve">structuró el sistema pensional colombiano mediante la creación de tres pilares: el Pilar Solidario, el Pilar </w:t>
       </w:r>
       <w:proofErr w:type="spellStart"/>
       <w:r>
@@ -8650,11 +8967,11 @@
       <w:pPr>
         <w:pStyle w:val="Ttulo2"/>
       </w:pPr>
-      <w:bookmarkStart w:id="10" w:name="_Toc233356596"/>
+      <w:bookmarkStart w:id="11" w:name="_Toc236218331"/>
       <w:r>
         <w:t>Sistema General de Seguridad Social en Salud (SGSSS)</w:t>
       </w:r>
-      <w:bookmarkEnd w:id="10"/>
+      <w:bookmarkEnd w:id="11"/>
     </w:p>
     <w:p>
       <w:r>
@@ -8671,7 +8988,7 @@
         <w:pStyle w:val="Prrafodelista"/>
         <w:numPr>
           <w:ilvl w:val="0"/>
-          <w:numId w:val="34"/>
+          <w:numId w:val="16"/>
         </w:numPr>
         <w:rPr>
           <w:b/>
@@ -8697,7 +9014,7 @@
         <w:pStyle w:val="Prrafodelista"/>
         <w:numPr>
           <w:ilvl w:val="0"/>
-          <w:numId w:val="34"/>
+          <w:numId w:val="16"/>
         </w:numPr>
         <w:rPr>
           <w:b/>
@@ -8748,7 +9065,7 @@
         <w:pStyle w:val="Prrafodelista"/>
         <w:numPr>
           <w:ilvl w:val="0"/>
-          <w:numId w:val="34"/>
+          <w:numId w:val="16"/>
         </w:numPr>
       </w:pPr>
       <w:r>
@@ -8766,7 +9083,7 @@
         <w:pStyle w:val="Prrafodelista"/>
         <w:numPr>
           <w:ilvl w:val="0"/>
-          <w:numId w:val="34"/>
+          <w:numId w:val="16"/>
         </w:numPr>
       </w:pPr>
       <w:r>
@@ -8784,7 +9101,7 @@
         <w:pStyle w:val="Prrafodelista"/>
         <w:numPr>
           <w:ilvl w:val="0"/>
-          <w:numId w:val="34"/>
+          <w:numId w:val="16"/>
         </w:numPr>
       </w:pPr>
       <w:r>
@@ -8812,7 +9129,7 @@
         <w:pStyle w:val="Prrafodelista"/>
         <w:numPr>
           <w:ilvl w:val="0"/>
-          <w:numId w:val="35"/>
+          <w:numId w:val="17"/>
         </w:numPr>
         <w:rPr>
           <w:b/>
@@ -8839,7 +9156,7 @@
         <w:pStyle w:val="Prrafodelista"/>
         <w:numPr>
           <w:ilvl w:val="0"/>
-          <w:numId w:val="35"/>
+          <w:numId w:val="17"/>
         </w:numPr>
         <w:rPr>
           <w:b/>
@@ -8866,7 +9183,7 @@
         <w:pStyle w:val="Prrafodelista"/>
         <w:numPr>
           <w:ilvl w:val="0"/>
-          <w:numId w:val="35"/>
+          <w:numId w:val="17"/>
         </w:numPr>
         <w:rPr>
           <w:b/>
@@ -8902,11 +9219,11 @@
       <w:pPr>
         <w:pStyle w:val="Ttulo2"/>
       </w:pPr>
-      <w:bookmarkStart w:id="11" w:name="_Toc233356597"/>
+      <w:bookmarkStart w:id="12" w:name="_Toc236218332"/>
       <w:r>
         <w:t>Sistema General de Pensiones (SGP)</w:t>
       </w:r>
-      <w:bookmarkEnd w:id="11"/>
+      <w:bookmarkEnd w:id="12"/>
     </w:p>
     <w:p>
       <w:r>
@@ -8922,7 +9239,7 @@
         <w:pStyle w:val="Prrafodelista"/>
         <w:numPr>
           <w:ilvl w:val="0"/>
-          <w:numId w:val="35"/>
+          <w:numId w:val="17"/>
         </w:numPr>
         <w:rPr>
           <w:b/>
@@ -8948,7 +9265,7 @@
         <w:pStyle w:val="Prrafodelista"/>
         <w:numPr>
           <w:ilvl w:val="0"/>
-          <w:numId w:val="35"/>
+          <w:numId w:val="17"/>
         </w:numPr>
         <w:rPr>
           <w:b/>
@@ -8990,7 +9307,7 @@
         <w:pStyle w:val="Prrafodelista"/>
         <w:numPr>
           <w:ilvl w:val="0"/>
-          <w:numId w:val="35"/>
+          <w:numId w:val="17"/>
         </w:numPr>
       </w:pPr>
       <w:r>
@@ -9008,7 +9325,7 @@
         <w:pStyle w:val="Prrafodelista"/>
         <w:numPr>
           <w:ilvl w:val="0"/>
-          <w:numId w:val="35"/>
+          <w:numId w:val="17"/>
         </w:numPr>
       </w:pPr>
       <w:r>
@@ -9026,7 +9343,7 @@
         <w:pStyle w:val="Prrafodelista"/>
         <w:numPr>
           <w:ilvl w:val="0"/>
-          <w:numId w:val="35"/>
+          <w:numId w:val="17"/>
         </w:numPr>
       </w:pPr>
       <w:r>
@@ -9086,6 +9403,7 @@
           <w:p>
             <w:pPr>
               <w:pStyle w:val="TextoTablas"/>
+              <w:spacing w:line="360" w:lineRule="auto"/>
             </w:pPr>
             <w:r>
               <w:t>Característica</w:t>
@@ -9099,6 +9417,7 @@
           <w:p>
             <w:pPr>
               <w:pStyle w:val="TextoTablas"/>
+              <w:spacing w:line="360" w:lineRule="auto"/>
             </w:pPr>
             <w:r>
               <w:t>RPM – Colpensiones vs. RAIS – AFP Privadas</w:t>
@@ -9150,7 +9469,7 @@
               <w:spacing w:line="360" w:lineRule="auto"/>
             </w:pPr>
             <w:r>
-              <w:t>RAIS: ahorro individual (cada afiliado acumula su propio capital).</w:t>
+              <w:t>Pensión al retiro</w:t>
             </w:r>
           </w:p>
         </w:tc>
@@ -9163,6 +9482,9 @@
               <w:pStyle w:val="TextoTablas"/>
               <w:spacing w:line="360" w:lineRule="auto"/>
             </w:pPr>
+            <w:r>
+              <w:t>RPM: determinada por la ley según semanas y salario promedio. RAIS: depende del capital acumulado y los rendimientos del fondo.</w:t>
+            </w:r>
           </w:p>
         </w:tc>
       </w:tr>
@@ -9180,7 +9502,7 @@
               <w:spacing w:line="360" w:lineRule="auto"/>
             </w:pPr>
             <w:r>
-              <w:t>Pensión al retiro</w:t>
+              <w:t>Pensión mínima</w:t>
             </w:r>
           </w:p>
         </w:tc>
@@ -9194,7 +9516,7 @@
               <w:spacing w:line="360" w:lineRule="auto"/>
             </w:pPr>
             <w:r>
-              <w:t>RPM: determinada por la ley según semanas y salario promedio. RAIS: depende del capital acumulado y los rendimientos del fondo.</w:t>
+              <w:t>RPM: garantizada en 1 SMLMV si se cumplen requisitos. RAIS: garantía estatal de pensión mínima si se acreditan 1.150 semanas y el capital es insuficiente.</w:t>
             </w:r>
           </w:p>
         </w:tc>
@@ -9210,7 +9532,7 @@
               <w:spacing w:line="360" w:lineRule="auto"/>
             </w:pPr>
             <w:r>
-              <w:t>Pensión mínima</w:t>
+              <w:t>Requisitos vejez</w:t>
             </w:r>
           </w:p>
         </w:tc>
@@ -9224,7 +9546,7 @@
               <w:spacing w:line="360" w:lineRule="auto"/>
             </w:pPr>
             <w:r>
-              <w:t>RPM: garantizada en 1 SMLMV si se cumplen requisitos.</w:t>
+              <w:t>RPM: 62 años hombres / 57 años mujeres + 1.300 semanas cotizadas. RAIS: capital suficiente o 62/57 años con garantía de pensión mínima.</w:t>
             </w:r>
           </w:p>
         </w:tc>
@@ -9243,7 +9565,7 @@
               <w:spacing w:line="360" w:lineRule="auto"/>
             </w:pPr>
             <w:r>
-              <w:t>RAIS: garantía estatal de pensión mínima si se acreditan 1.150 semanas y el capital es insuficiente.</w:t>
+              <w:t>Restricción de traslado</w:t>
             </w:r>
           </w:p>
         </w:tc>
@@ -9256,6 +9578,9 @@
               <w:pStyle w:val="TextoTablas"/>
               <w:spacing w:line="360" w:lineRule="auto"/>
             </w:pPr>
+            <w:r>
+              <w:t>Hombres &gt; 52 años y mujeres &gt; 47 años no pueden trasladarse de régimen.</w:t>
+            </w:r>
           </w:p>
         </w:tc>
       </w:tr>
@@ -9270,7 +9595,7 @@
               <w:spacing w:line="360" w:lineRule="auto"/>
             </w:pPr>
             <w:r>
-              <w:t>Requisitos vejez</w:t>
+              <w:t>Herencia del capital</w:t>
             </w:r>
           </w:p>
         </w:tc>
@@ -9284,7 +9609,7 @@
               <w:spacing w:line="360" w:lineRule="auto"/>
             </w:pPr>
             <w:r>
-              <w:t xml:space="preserve">RPM: 62 años hombres / 57 años mujeres + 1.300 semanas cotizadas. </w:t>
+              <w:t>RPM: no aplica herencia del capital. RAIS: el saldo de la cuenta individual puede heredarse en caso de fallecimiento sin pensión.</w:t>
             </w:r>
           </w:p>
         </w:tc>
@@ -9295,19 +9620,19 @@
       <w:pPr>
         <w:pStyle w:val="Ttulo2"/>
       </w:pPr>
-      <w:bookmarkStart w:id="12" w:name="_Toc233356598"/>
+      <w:bookmarkStart w:id="13" w:name="_Toc236218333"/>
       <w:r>
         <w:t>Sistema General de Riesgos Laborales (SGRL)</w:t>
       </w:r>
-      <w:bookmarkEnd w:id="12"/>
-    </w:p>
-    <w:p>
-      <w:r>
-        <w:t xml:space="preserve">El Sistema General de Riesgos Laborales tiene como objeto principal prevenir, proteger y atender a los trabajadores de los efectos de las enfermedades y los accidentes que puedan ocurrirles con ocasión o como consecuencia del trabajo que desarrollan. Es el único componente del Sistema de Seguridad Social Integral cuyo </w:t>
+      <w:bookmarkEnd w:id="13"/>
+    </w:p>
+    <w:p>
+      <w:r>
+        <w:t xml:space="preserve">El Sistema General de Riesgos Laborales tiene como objeto principal prevenir, proteger y atender a los trabajadores de los efectos de las enfermedades y los </w:t>
       </w:r>
       <w:r>
         <w:lastRenderedPageBreak/>
-        <w:t>financiamiento recae exclusivamente en el empleador, sin que el trabajador realice ningún aporte. Esta característica refleja el principio de responsabilidad del empleador por los riesgos inherentes al proceso productivo y la obligación de garantizar condiciones de trabajo seguras.</w:t>
+        <w:t>accidentes que puedan ocurrirles con ocasión o como consecuencia del trabajo que desarrollan. Es el único componente del Sistema de Seguridad Social Integral cuyo financiamiento recae exclusivamente en el empleador, sin que el trabajador realice ningún aporte. Esta característica refleja el principio de responsabilidad del empleador por los riesgos inherentes al proceso productivo y la obligación de garantizar condiciones de trabajo seguras.</w:t>
       </w:r>
     </w:p>
     <w:p>
@@ -9320,7 +9645,7 @@
         <w:pStyle w:val="Prrafodelista"/>
         <w:numPr>
           <w:ilvl w:val="0"/>
-          <w:numId w:val="36"/>
+          <w:numId w:val="18"/>
         </w:numPr>
         <w:rPr>
           <w:b/>
@@ -9346,7 +9671,7 @@
         <w:pStyle w:val="Prrafodelista"/>
         <w:numPr>
           <w:ilvl w:val="0"/>
-          <w:numId w:val="36"/>
+          <w:numId w:val="18"/>
         </w:numPr>
         <w:rPr>
           <w:b/>
@@ -9372,7 +9697,7 @@
         <w:pStyle w:val="Prrafodelista"/>
         <w:numPr>
           <w:ilvl w:val="0"/>
-          <w:numId w:val="36"/>
+          <w:numId w:val="18"/>
         </w:numPr>
         <w:rPr>
           <w:b/>
@@ -9393,12 +9718,14 @@
         <w:t xml:space="preserve">arifa entre 1,044 % y 2,436 % del IBC. Incluye actividades industriales con exposición moderada a riesgos de origen químico, físico o biológico. </w:t>
       </w:r>
     </w:p>
+    <w:p/>
+    <w:p/>
     <w:p>
       <w:pPr>
         <w:pStyle w:val="Prrafodelista"/>
         <w:numPr>
           <w:ilvl w:val="0"/>
-          <w:numId w:val="36"/>
+          <w:numId w:val="18"/>
         </w:numPr>
         <w:rPr>
           <w:b/>
@@ -9408,6 +9735,7 @@
         <w:rPr>
           <w:b/>
         </w:rPr>
+        <w:lastRenderedPageBreak/>
         <w:t>Clase IV, riesgo alto</w:t>
       </w:r>
     </w:p>
@@ -9424,14 +9752,13 @@
         <w:pStyle w:val="Prrafodelista"/>
         <w:numPr>
           <w:ilvl w:val="0"/>
-          <w:numId w:val="36"/>
+          <w:numId w:val="18"/>
         </w:numPr>
       </w:pPr>
       <w:r>
         <w:rPr>
           <w:b/>
         </w:rPr>
-        <w:lastRenderedPageBreak/>
         <w:t>Clase V, riesgo máximo</w:t>
       </w:r>
     </w:p>
@@ -9463,13 +9790,14 @@
         <w:pStyle w:val="Prrafodelista"/>
         <w:numPr>
           <w:ilvl w:val="0"/>
-          <w:numId w:val="36"/>
+          <w:numId w:val="18"/>
         </w:numPr>
       </w:pPr>
       <w:r>
         <w:rPr>
           <w:b/>
         </w:rPr>
+        <w:lastRenderedPageBreak/>
         <w:t>Reporte a la ARL</w:t>
       </w:r>
       <w:r>
@@ -9481,7 +9809,7 @@
         <w:pStyle w:val="Prrafodelista"/>
         <w:numPr>
           <w:ilvl w:val="0"/>
-          <w:numId w:val="36"/>
+          <w:numId w:val="18"/>
         </w:numPr>
       </w:pPr>
       <w:r>
@@ -9499,14 +9827,13 @@
         <w:pStyle w:val="Prrafodelista"/>
         <w:numPr>
           <w:ilvl w:val="0"/>
-          <w:numId w:val="36"/>
+          <w:numId w:val="18"/>
         </w:numPr>
       </w:pPr>
       <w:r>
         <w:rPr>
           <w:b/>
         </w:rPr>
-        <w:lastRenderedPageBreak/>
         <w:t>Investigación del accidente</w:t>
       </w:r>
       <w:r>
@@ -9518,7 +9845,7 @@
         <w:pStyle w:val="Prrafodelista"/>
         <w:numPr>
           <w:ilvl w:val="0"/>
-          <w:numId w:val="36"/>
+          <w:numId w:val="18"/>
         </w:numPr>
       </w:pPr>
       <w:r>
@@ -9536,7 +9863,7 @@
         <w:pStyle w:val="Prrafodelista"/>
         <w:numPr>
           <w:ilvl w:val="0"/>
-          <w:numId w:val="36"/>
+          <w:numId w:val="18"/>
         </w:numPr>
       </w:pPr>
       <w:r>
@@ -9562,19 +9889,22 @@
     </w:p>
     <w:p>
       <w:r>
-        <w:t>El cumplimiento de estas obligaciones no opera de manera aislada, se articula con las disposiciones de otras normas del Sistema de Seguridad Social Integral y está sujeto a la vigilancia permanente de entidades como la UGPP, la Superintendencia Nacional de Salud y la Superintendencia Financiera de Colombia, cuyas facultades de fiscalización abarcan los tres componentes del sistema. Por ello, el profesional de nómina debe gestionar el SGRL con la misma rigurosidad con que administra los aportes a salud y pensión, reconociendo que todas las obligaciones hacen parte de un marco normativo integrado que se aborda en el siguiente apartado.</w:t>
+        <w:t xml:space="preserve">El cumplimiento de estas obligaciones no opera de manera aislada, se articula con las disposiciones de otras normas del Sistema de Seguridad Social Integral y está sujeto a la vigilancia permanente de entidades como la UGPP, la Superintendencia Nacional de Salud y la Superintendencia Financiera de Colombia, cuyas facultades de </w:t>
+      </w:r>
+      <w:r>
+        <w:lastRenderedPageBreak/>
+        <w:t>fiscalización abarcan los tres componentes del sistema. Por ello, el profesional de nómina debe gestionar el SGRL con la misma rigurosidad con que administra los aportes a salud y pensión, reconociendo que todas las obligaciones hacen parte de un marco normativo integrado que se aborda en el siguiente apartado.</w:t>
       </w:r>
     </w:p>
     <w:p>
       <w:pPr>
         <w:pStyle w:val="Ttulo2"/>
       </w:pPr>
-      <w:bookmarkStart w:id="13" w:name="_Toc233356599"/>
-      <w:r>
-        <w:lastRenderedPageBreak/>
+      <w:bookmarkStart w:id="14" w:name="_Toc236218334"/>
+      <w:r>
         <w:t>Otras normas y entidades de control</w:t>
       </w:r>
-      <w:bookmarkEnd w:id="13"/>
+      <w:bookmarkEnd w:id="14"/>
     </w:p>
     <w:p>
       <w:r>
@@ -9586,7 +9916,7 @@
         <w:pStyle w:val="Prrafodelista"/>
         <w:numPr>
           <w:ilvl w:val="0"/>
-          <w:numId w:val="37"/>
+          <w:numId w:val="19"/>
         </w:numPr>
         <w:rPr>
           <w:b/>
@@ -9612,7 +9942,7 @@
         <w:pStyle w:val="Prrafodelista"/>
         <w:numPr>
           <w:ilvl w:val="0"/>
-          <w:numId w:val="37"/>
+          <w:numId w:val="19"/>
         </w:numPr>
         <w:rPr>
           <w:b/>
@@ -9633,12 +9963,13 @@
         <w:t xml:space="preserve">odificó los requisitos para el reconocimiento de la pensión de invalidez en el Sistema General de Pensiones, estableciendo condiciones más estrictas en cuanto al número de semanas cotizadas en los períodos anteriores a la estructuración de la invalidez. </w:t>
       </w:r>
     </w:p>
+    <w:p/>
     <w:p>
       <w:pPr>
         <w:pStyle w:val="Prrafodelista"/>
         <w:numPr>
           <w:ilvl w:val="0"/>
-          <w:numId w:val="37"/>
+          <w:numId w:val="19"/>
         </w:numPr>
         <w:rPr>
           <w:b/>
@@ -9648,6 +9979,7 @@
         <w:rPr>
           <w:b/>
         </w:rPr>
+        <w:lastRenderedPageBreak/>
         <w:t>Ley 1562 de 2012</w:t>
       </w:r>
     </w:p>
@@ -9656,11 +9988,7 @@
         <w:t>I</w:t>
       </w:r>
       <w:r>
-        <w:t xml:space="preserve">ntrodujo reformas estructurales al SGRL, amplió la cobertura a los trabajadores independientes con contrato de prestación de servicios, actualizó las definiciones de accidente de trabajo y enfermedad laboral conforme a los estándares internacionales, fortaleció las obligaciones preventivas de empleadores y ARL, e introdujo el SG-SST </w:t>
-      </w:r>
-      <w:r>
-        <w:lastRenderedPageBreak/>
-        <w:t xml:space="preserve">como requisito obligatorio para todas las empresas. Adicionalmente, estableció que los empleadores que no afilien a sus trabajadores al SGRL deben asumir las prestaciones económicas y asistenciales que la ARL hubiera cubierto, eliminando la posibilidad de eludir esta responsabilidad. </w:t>
+        <w:t xml:space="preserve">ntrodujo reformas estructurales al SGRL, amplió la cobertura a los trabajadores independientes con contrato de prestación de servicios, actualizó las definiciones de accidente de trabajo y enfermedad laboral conforme a los estándares internacionales, fortaleció las obligaciones preventivas de empleadores y ARL, e introdujo el SG-SST como requisito obligatorio para todas las empresas. Adicionalmente, estableció que los empleadores que no afilien a sus trabajadores al SGRL deben asumir las prestaciones económicas y asistenciales que la ARL hubiera cubierto, eliminando la posibilidad de eludir esta responsabilidad. </w:t>
       </w:r>
     </w:p>
     <w:p>
@@ -9668,7 +9996,7 @@
         <w:pStyle w:val="Prrafodelista"/>
         <w:numPr>
           <w:ilvl w:val="0"/>
-          <w:numId w:val="37"/>
+          <w:numId w:val="19"/>
         </w:numPr>
         <w:rPr>
           <w:b/>
@@ -9691,7 +10019,7 @@
         <w:pStyle w:val="Prrafodelista"/>
         <w:numPr>
           <w:ilvl w:val="0"/>
-          <w:numId w:val="37"/>
+          <w:numId w:val="19"/>
         </w:numPr>
         <w:rPr>
           <w:b/>
@@ -9714,7 +10042,7 @@
         <w:pStyle w:val="Prrafodelista"/>
         <w:numPr>
           <w:ilvl w:val="0"/>
-          <w:numId w:val="37"/>
+          <w:numId w:val="19"/>
         </w:numPr>
         <w:rPr>
           <w:b/>
@@ -9732,17 +10060,19 @@
         <w:t>E</w:t>
       </w:r>
       <w:r>
-        <w:t xml:space="preserve">n el marco del Plan Nacional de Desarrollo 2018-2022, generó cambios importantes en la gestión de los contratos de prestación de servicios. Determinó que el IBC de los trabajadores independientes equivale al 40 % del valor mensualizado del contrato, estableció la obligación del contratante de verificar el pago de aportes antes de cada desembolso e introdujo las planillas PILA tipo T y tipo Y para facilitar la identificación y control de los trabajadores no dependientes y de los independientes sin contrato. </w:t>
-      </w:r>
-    </w:p>
-    <w:p/>
-    <w:p/>
+        <w:t xml:space="preserve">n el marco del Plan Nacional de Desarrollo 2018-2022, generó cambios importantes en la gestión de los contratos de prestación de servicios. Determinó que el IBC de los trabajadores independientes equivale al 40 % del valor mensualizado del contrato, estableció la obligación del contratante de verificar el pago de aportes antes </w:t>
+      </w:r>
+      <w:r>
+        <w:lastRenderedPageBreak/>
+        <w:t xml:space="preserve">de cada desembolso e introdujo las planillas PILA tipo T y tipo Y para facilitar la identificación y control de los trabajadores no dependientes y de los independientes sin contrato. </w:t>
+      </w:r>
+    </w:p>
     <w:p>
       <w:pPr>
         <w:pStyle w:val="Prrafodelista"/>
         <w:numPr>
           <w:ilvl w:val="0"/>
-          <w:numId w:val="37"/>
+          <w:numId w:val="19"/>
         </w:numPr>
         <w:rPr>
           <w:b/>
@@ -9752,52 +10082,53 @@
         <w:rPr>
           <w:b/>
         </w:rPr>
+        <w:t>Ley 2381 de 2024</w:t>
+      </w:r>
+    </w:p>
+    <w:p>
+      <w:r>
+        <w:t>R</w:t>
+      </w:r>
+      <w:r>
+        <w:t>e</w:t>
+      </w:r>
+      <w:r>
+        <w:t>e</w:t>
+      </w:r>
+      <w:r>
+        <w:t xml:space="preserve">structuró el sistema pensional colombiano mediante la creación de tres pilares: el Pilar Solidario, el Pilar </w:t>
+      </w:r>
+      <w:proofErr w:type="spellStart"/>
+      <w:r>
+        <w:t>Semicontributivo</w:t>
+      </w:r>
+      <w:proofErr w:type="spellEnd"/>
+      <w:r>
+        <w:t xml:space="preserve"> y el Pilar Contributivo, integrado por Colpensiones y los fondos privados de pensiones. Representa la reforma más significativa al sistema pensional desde la Ley 100 de 1993. Su entrada en vigencia se encuentra suspendida por orden de la Corte Constitucional mientras se decide sobre su constitucionalidad.</w:t>
+      </w:r>
+    </w:p>
+    <w:p>
+      <w:r>
+        <w:t>El cumplimiento de este marco normativo es objeto de vigilancia por parte de distintas entidades de control. La UGPP es la principal autoridad de fiscalización del pago correcto de los aportes; con base en los cruces de información entre la DIAN, el Ministerio de Trabajo, las EPS, las AFP y las ARL, identifica omisiones e inexactitudes en los reportes de la PILA y notifica a empleadores y contratantes para que expliquen las diferencias. Las investigaciones de la UGPP pueden abarcar hasta cinco años anteriores y derivar en liquidaciones oficiales de aportes que incluyen intereses moratorios y sanciones. Por su parte, la Superintendencia Nacional de Salud ejerce vigilancia sobre las EPS y la Superintendencia Financiera supervisa a los fondos de pensiones privados.</w:t>
+      </w:r>
+    </w:p>
+    <w:p>
+      <w:r>
+        <w:t>El dominio técnico de la liquidación de nómina no se limita al cálculo de salarios y prestaciones sociales. Para actuar con rigor profesional, quien gestiona la nómina en una organización colombiana debe conocer y aplicar correctamente el marco normativo que regula el Sistema de Seguridad Social Integral. Este conocimiento no es estático</w:t>
+      </w:r>
+      <w:r>
+        <w:t>;</w:t>
+      </w:r>
+      <w:r>
+        <w:t xml:space="preserve"> las </w:t>
+      </w:r>
+      <w:r>
         <w:lastRenderedPageBreak/>
-        <w:t>Ley 2381 de 2024</w:t>
-      </w:r>
-    </w:p>
-    <w:p>
-      <w:r>
-        <w:t>R</w:t>
-      </w:r>
-      <w:r>
-        <w:t>e</w:t>
-      </w:r>
-      <w:r>
-        <w:t>e</w:t>
-      </w:r>
-      <w:r>
-        <w:t xml:space="preserve">structuró el sistema pensional colombiano mediante la creación de tres pilares: el Pilar Solidario, el Pilar </w:t>
-      </w:r>
-      <w:proofErr w:type="spellStart"/>
-      <w:r>
-        <w:t>Semicontributivo</w:t>
-      </w:r>
-      <w:proofErr w:type="spellEnd"/>
-      <w:r>
-        <w:t xml:space="preserve"> y el Pilar Contributivo, integrado por Colpensiones y los fondos privados de pensiones. Representa la reforma más significativa al sistema pensional desde la Ley 100 de 1993. Su entrada en vigencia se encuentra suspendida por orden de la Corte Constitucional mientras se decide sobre su constitucionalidad.</w:t>
-      </w:r>
-    </w:p>
-    <w:p>
-      <w:r>
-        <w:t>El cumplimiento de este marco normativo es objeto de vigilancia por parte de distintas entidades de control. La UGPP es la principal autoridad de fiscalización del pago correcto de los aportes; con base en los cruces de información entre la DIAN, el Ministerio de Trabajo, las EPS, las AFP y las ARL, identifica omisiones e inexactitudes en los reportes de la PILA y notifica a empleadores y contratantes para que expliquen las diferencias. Las investigaciones de la UGPP pueden abarcar hasta cinco años anteriores y derivar en liquidaciones oficiales de aportes que incluyen intereses moratorios y sanciones. Por su parte, la Superintendencia Nacional de Salud ejerce vigilancia sobre las EPS y la Superintendencia Financiera supervisa a los fondos de pensiones privados.</w:t>
-      </w:r>
-    </w:p>
-    <w:p>
-      <w:r>
-        <w:t>El dominio técnico de la liquidación de nómina no se limita al cálculo de salarios y prestaciones sociales. Para actuar con rigor profesional, quien gestiona la nómina en una organización colombiana debe conocer y aplicar correctamente el marco normativo que regula el Sistema de Seguridad Social Integral. Este conocimiento no es estático</w:t>
-      </w:r>
-      <w:r>
-        <w:t>;</w:t>
-      </w:r>
-      <w:r>
-        <w:t xml:space="preserve"> las leyes se modifican, las entidades de control actualizan sus instrucciones y los criterios de fiscalización evolucionan. </w:t>
-      </w:r>
-    </w:p>
-    <w:p/>
-    <w:p>
-      <w:r>
-        <w:lastRenderedPageBreak/>
+        <w:t xml:space="preserve">leyes se modifican, las entidades de control actualizan sus instrucciones y los criterios de fiscalización evolucionan. </w:t>
+      </w:r>
+    </w:p>
+    <w:p>
+      <w:r>
         <w:t>Un profesional que desconoce las normas vigentes no solo pone en riesgo la estabilidad jurídica de la empresa, sino también los derechos de los trabajadores a cargo. Por ello, las siguientes competencias normativas deben formar parte del ejercicio cotidiano de la gestión de nómina:</w:t>
       </w:r>
     </w:p>
@@ -9806,7 +10137,7 @@
         <w:pStyle w:val="Prrafodelista"/>
         <w:numPr>
           <w:ilvl w:val="0"/>
-          <w:numId w:val="37"/>
+          <w:numId w:val="19"/>
         </w:numPr>
       </w:pPr>
       <w:r>
@@ -9824,7 +10155,7 @@
         <w:pStyle w:val="Prrafodelista"/>
         <w:numPr>
           <w:ilvl w:val="0"/>
-          <w:numId w:val="37"/>
+          <w:numId w:val="19"/>
         </w:numPr>
       </w:pPr>
       <w:r>
@@ -9842,7 +10173,7 @@
         <w:pStyle w:val="Prrafodelista"/>
         <w:numPr>
           <w:ilvl w:val="0"/>
-          <w:numId w:val="37"/>
+          <w:numId w:val="19"/>
         </w:numPr>
       </w:pPr>
       <w:r>
@@ -9860,7 +10191,7 @@
         <w:pStyle w:val="Prrafodelista"/>
         <w:numPr>
           <w:ilvl w:val="0"/>
-          <w:numId w:val="37"/>
+          <w:numId w:val="19"/>
         </w:numPr>
       </w:pPr>
       <w:r>
@@ -9878,7 +10209,7 @@
         <w:pStyle w:val="Prrafodelista"/>
         <w:numPr>
           <w:ilvl w:val="0"/>
-          <w:numId w:val="37"/>
+          <w:numId w:val="19"/>
         </w:numPr>
       </w:pPr>
       <w:r>
@@ -9896,7 +10227,7 @@
         <w:pStyle w:val="Prrafodelista"/>
         <w:numPr>
           <w:ilvl w:val="0"/>
-          <w:numId w:val="37"/>
+          <w:numId w:val="19"/>
         </w:numPr>
       </w:pPr>
       <w:r>
@@ -9909,7 +10240,6 @@
         <w:t>: el cumplimiento normativo protege tanto a la empresa como al trabajador, garantizando el acceso a las prestaciones de salud, pensión y riesgos laborales.</w:t>
       </w:r>
     </w:p>
-    <w:p/>
     <w:p>
       <w:r>
         <w:lastRenderedPageBreak/>
@@ -9944,11 +10274,11 @@
         <w:lastRenderedPageBreak/>
         <w:t xml:space="preserve"> </w:t>
       </w:r>
-      <w:bookmarkStart w:id="14" w:name="_Toc233356600"/>
+      <w:bookmarkStart w:id="15" w:name="_Toc236218335"/>
       <w:r>
         <w:t>Obligaciones del empleador</w:t>
       </w:r>
-      <w:bookmarkEnd w:id="14"/>
+      <w:bookmarkEnd w:id="15"/>
     </w:p>
     <w:p>
       <w:r>
@@ -9976,7 +10306,7 @@
         <w:pStyle w:val="Prrafodelista"/>
         <w:numPr>
           <w:ilvl w:val="0"/>
-          <w:numId w:val="38"/>
+          <w:numId w:val="20"/>
         </w:numPr>
         <w:rPr>
           <w:b/>
@@ -10012,7 +10342,7 @@
         <w:pStyle w:val="Prrafodelista"/>
         <w:numPr>
           <w:ilvl w:val="0"/>
-          <w:numId w:val="38"/>
+          <w:numId w:val="20"/>
         </w:numPr>
         <w:rPr>
           <w:b/>
@@ -10038,7 +10368,7 @@
         <w:pStyle w:val="Prrafodelista"/>
         <w:numPr>
           <w:ilvl w:val="0"/>
-          <w:numId w:val="38"/>
+          <w:numId w:val="20"/>
         </w:numPr>
         <w:rPr>
           <w:b/>
@@ -10083,11 +10413,11 @@
       <w:pPr>
         <w:pStyle w:val="Ttulo2"/>
       </w:pPr>
-      <w:bookmarkStart w:id="15" w:name="_Toc233356601"/>
+      <w:bookmarkStart w:id="16" w:name="_Toc236218336"/>
       <w:r>
         <w:t>Empleador y contratista</w:t>
       </w:r>
-      <w:bookmarkEnd w:id="15"/>
+      <w:bookmarkEnd w:id="16"/>
     </w:p>
     <w:p>
       <w:r>
@@ -10105,7 +10435,7 @@
         <w:pStyle w:val="Prrafodelista"/>
         <w:numPr>
           <w:ilvl w:val="0"/>
-          <w:numId w:val="38"/>
+          <w:numId w:val="20"/>
         </w:numPr>
         <w:rPr>
           <w:b/>
@@ -10131,7 +10461,7 @@
         <w:pStyle w:val="Prrafodelista"/>
         <w:numPr>
           <w:ilvl w:val="0"/>
-          <w:numId w:val="38"/>
+          <w:numId w:val="20"/>
         </w:numPr>
         <w:rPr>
           <w:b/>
@@ -10173,7 +10503,7 @@
         <w:pStyle w:val="Prrafodelista"/>
         <w:numPr>
           <w:ilvl w:val="0"/>
-          <w:numId w:val="38"/>
+          <w:numId w:val="20"/>
         </w:numPr>
         <w:rPr>
           <w:b/>
@@ -10200,7 +10530,7 @@
         <w:pStyle w:val="Prrafodelista"/>
         <w:numPr>
           <w:ilvl w:val="0"/>
-          <w:numId w:val="38"/>
+          <w:numId w:val="20"/>
         </w:numPr>
         <w:rPr>
           <w:b/>
@@ -10226,7 +10556,7 @@
         <w:pStyle w:val="Prrafodelista"/>
         <w:numPr>
           <w:ilvl w:val="0"/>
-          <w:numId w:val="38"/>
+          <w:numId w:val="20"/>
         </w:numPr>
         <w:rPr>
           <w:b/>
@@ -10277,11 +10607,11 @@
       <w:pPr>
         <w:pStyle w:val="Ttulo2"/>
       </w:pPr>
-      <w:bookmarkStart w:id="16" w:name="_Toc233356602"/>
+      <w:bookmarkStart w:id="17" w:name="_Toc236218337"/>
       <w:r>
         <w:t>Afiliaciones obligatorias: salud, pensión, ARL y caja de compensación</w:t>
       </w:r>
-      <w:bookmarkEnd w:id="16"/>
+      <w:bookmarkEnd w:id="17"/>
     </w:p>
     <w:p>
       <w:r>
@@ -10293,7 +10623,7 @@
         <w:pStyle w:val="Prrafodelista"/>
         <w:numPr>
           <w:ilvl w:val="0"/>
-          <w:numId w:val="38"/>
+          <w:numId w:val="20"/>
         </w:numPr>
         <w:rPr>
           <w:b/>
@@ -10323,7 +10653,7 @@
         <w:pStyle w:val="Prrafodelista"/>
         <w:numPr>
           <w:ilvl w:val="0"/>
-          <w:numId w:val="38"/>
+          <w:numId w:val="20"/>
         </w:numPr>
         <w:rPr>
           <w:b/>
@@ -10349,7 +10679,7 @@
         <w:pStyle w:val="Prrafodelista"/>
         <w:numPr>
           <w:ilvl w:val="0"/>
-          <w:numId w:val="38"/>
+          <w:numId w:val="20"/>
         </w:numPr>
         <w:rPr>
           <w:b/>
@@ -10375,7 +10705,7 @@
         <w:pStyle w:val="Prrafodelista"/>
         <w:numPr>
           <w:ilvl w:val="0"/>
-          <w:numId w:val="38"/>
+          <w:numId w:val="20"/>
         </w:numPr>
         <w:rPr>
           <w:b/>
@@ -10396,9 +10726,9 @@
         <w:t>a afiliación es obligatoria para todos los empleadores con trabajadores dependientes, con independencia del tamaño de la empresa y del valor de la nómina. Los aportes se calculan sobre el total de la nómina mensual a una tarifa del 4 % y dan derecho al trabajador y su familia a los servicios que cada caja ofrece en salud, educación, recreación, vivienda y crédito.</w:t>
       </w:r>
     </w:p>
-    <w:p/>
-    <w:p>
-      <w:r>
+    <w:p>
+      <w:r>
+        <w:lastRenderedPageBreak/>
         <w:t>El correcto diligenciamiento de cada uno de estos procesos garantiza que el trabajador quede protegido desde el primer día de la relación laboral. En la siguiente tabla se presenta un resumen comparativo del proceso de afiliación por componente, con indicación de la entidad responsable y los documentos requeridos.</w:t>
       </w:r>
     </w:p>
@@ -10653,11 +10983,11 @@
     <w:p/>
     <w:p>
       <w:r>
-        <w:t xml:space="preserve">El proceso de afiliación a los cuatro componentes del sistema no debe entenderse como una serie de trámites independientes que se realizan en momentos </w:t>
+        <w:t xml:space="preserve">El proceso de afiliación a los cuatro componentes del sistema no debe entenderse como una serie de trámites independientes que se realizan en momentos distintos. Por el contrario, constituye un proceso integral que el empleador debe </w:t>
       </w:r>
       <w:r>
         <w:lastRenderedPageBreak/>
-        <w:t>distintos. Por el contrario, constituye un proceso integral que el empleador debe gestionar de manera simultánea desde el primer día de la relación laboral, garantizando que el trabajador quede protegido frente a cualquier contingencia de salud, pensión o riesgo laboral desde el momento exacto en que inicia sus funciones. La omisión o el retraso en cualquiera de estas afiliaciones deja al trabajador desprotegido y traslada al empleador la responsabilidad directa de asumir las prestaciones que el sistema hubiera cubierto.</w:t>
+        <w:t>gestionar de manera simultánea desde el primer día de la relación laboral, garantizando que el trabajador quede protegido frente a cualquier contingencia de salud, pensión o riesgo laboral desde el momento exacto en que inicia sus funciones. La omisión o el retraso en cualquiera de estas afiliaciones deja al trabajador desprotegido y traslada al empleador la responsabilidad directa de asumir las prestaciones que el sistema hubiera cubierto.</w:t>
       </w:r>
     </w:p>
     <w:p>
@@ -10675,11 +11005,11 @@
       <w:pPr>
         <w:pStyle w:val="Ttulo2"/>
       </w:pPr>
-      <w:bookmarkStart w:id="17" w:name="_Toc233356603"/>
+      <w:bookmarkStart w:id="18" w:name="_Toc236218338"/>
       <w:r>
         <w:t>Distribución de aportes: porcentajes, IBC y topes</w:t>
       </w:r>
-      <w:bookmarkEnd w:id="17"/>
+      <w:bookmarkEnd w:id="18"/>
     </w:p>
     <w:p>
       <w:r>
@@ -10695,7 +11025,7 @@
         <w:pStyle w:val="Prrafodelista"/>
         <w:numPr>
           <w:ilvl w:val="0"/>
-          <w:numId w:val="38"/>
+          <w:numId w:val="20"/>
         </w:numPr>
       </w:pPr>
       <w:r>
@@ -10707,7 +11037,7 @@
         <w:pStyle w:val="Prrafodelista"/>
         <w:numPr>
           <w:ilvl w:val="0"/>
-          <w:numId w:val="38"/>
+          <w:numId w:val="20"/>
         </w:numPr>
       </w:pPr>
       <w:r>
@@ -10719,7 +11049,7 @@
         <w:pStyle w:val="Prrafodelista"/>
         <w:numPr>
           <w:ilvl w:val="0"/>
-          <w:numId w:val="38"/>
+          <w:numId w:val="20"/>
         </w:numPr>
       </w:pPr>
       <w:r>
@@ -10731,14 +11061,13 @@
         <w:pStyle w:val="Prrafodelista"/>
         <w:numPr>
           <w:ilvl w:val="0"/>
-          <w:numId w:val="38"/>
+          <w:numId w:val="20"/>
         </w:numPr>
       </w:pPr>
       <w:r>
         <w:t>Los beneficios extralegales pactados expresamente como no salariales en el contrato o en la convención colectiva tampoco hacen parte de la base de cotización.</w:t>
       </w:r>
     </w:p>
-    <w:p/>
     <w:p>
       <w:r>
         <w:t>La correcta identificación de los pagos que integran el IBC y de los que quedan excluidos es una de las competencias técnicas más importantes del profesional de nómina, dado que cualquier inclusión o exclusión indebida afecta directamente el valor de los aportes, las prestaciones económicas del trabajador y la base sobre la cual la UGPP adelanta sus procesos de fiscalización.</w:t>
@@ -10749,14 +11078,12 @@
         <w:t>Para aplicar correctamente la distribución de aportes en la liquidación de nómina, el profesional debe tener en cuenta las siguientes situaciones especiales que con frecuencia generan errores en el cálculo del IBC:</w:t>
       </w:r>
     </w:p>
-    <w:p/>
-    <w:p/>
     <w:p>
       <w:pPr>
         <w:pStyle w:val="Prrafodelista"/>
         <w:numPr>
           <w:ilvl w:val="0"/>
-          <w:numId w:val="39"/>
+          <w:numId w:val="21"/>
         </w:numPr>
         <w:rPr>
           <w:b/>
@@ -10766,16 +11093,19 @@
         <w:rPr>
           <w:b/>
         </w:rPr>
+        <w:t>Salario integral</w:t>
+      </w:r>
+    </w:p>
+    <w:p>
+      <w:r>
+        <w:t>L</w:t>
+      </w:r>
+      <w:r>
+        <w:t xml:space="preserve">os trabajadores que devengan un salario integral, equivalente a 10 SMLMV o más, cotizan sobre el 70 % de dicho salario, dado que el 30 % restante corresponde al factor prestacional ya incluido en la remuneración. Liquidar el aporte sobre el 100 % del </w:t>
+      </w:r>
+      <w:r>
         <w:lastRenderedPageBreak/>
-        <w:t>Salario integral</w:t>
-      </w:r>
-    </w:p>
-    <w:p>
-      <w:r>
-        <w:t>L</w:t>
-      </w:r>
-      <w:r>
-        <w:t>os trabajadores que devengan un salario integral, equivalente a 10 SMLMV o más, cotizan sobre el 70 % de dicho salario, dado que el 30 % restante corresponde al factor prestacional ya incluido en la remuneración. Liquidar el aporte sobre el 100 % del salario integral en lugar del 70 % es uno de los errores más frecuentes en la liquidación de nómina.</w:t>
+        <w:t>salario integral en lugar del 70 % es uno de los errores más frecuentes en la liquidación de nómina.</w:t>
       </w:r>
     </w:p>
     <w:p>
@@ -10783,7 +11113,7 @@
         <w:pStyle w:val="Prrafodelista"/>
         <w:numPr>
           <w:ilvl w:val="0"/>
-          <w:numId w:val="39"/>
+          <w:numId w:val="21"/>
         </w:numPr>
         <w:rPr>
           <w:b/>
@@ -10809,7 +11139,7 @@
         <w:pStyle w:val="Prrafodelista"/>
         <w:numPr>
           <w:ilvl w:val="0"/>
-          <w:numId w:val="39"/>
+          <w:numId w:val="21"/>
         </w:numPr>
         <w:rPr>
           <w:b/>
@@ -10835,7 +11165,7 @@
         <w:pStyle w:val="Prrafodelista"/>
         <w:numPr>
           <w:ilvl w:val="0"/>
-          <w:numId w:val="39"/>
+          <w:numId w:val="21"/>
         </w:numPr>
         <w:rPr>
           <w:b/>
@@ -10864,13 +11194,12 @@
         <w:t xml:space="preserve"> y genera diferencias que la UGPP puede detectar al cruzar la información de la PILA con las declaraciones de renta del empleador.</w:t>
       </w:r>
     </w:p>
-    <w:p/>
     <w:p>
       <w:pPr>
         <w:pStyle w:val="Prrafodelista"/>
         <w:numPr>
           <w:ilvl w:val="0"/>
-          <w:numId w:val="39"/>
+          <w:numId w:val="21"/>
         </w:numPr>
         <w:rPr>
           <w:b/>
@@ -10880,20 +11209,20 @@
         <w:rPr>
           <w:b/>
         </w:rPr>
+        <w:t>Fechas límite de pago</w:t>
+      </w:r>
+    </w:p>
+    <w:p>
+      <w:r>
+        <w:t>E</w:t>
+      </w:r>
+      <w:r>
+        <w:t>l pago de los aportes a través de la PILA debe realizarse dentro de los plazos establecidos por la Superintendencia Financiera, los cuales varían según el número de empleados de la empresa. El pago extemporáneo genera intereses de mora y puede activar un proceso de fiscalización por parte de la UGPP.</w:t>
+      </w:r>
+    </w:p>
+    <w:p>
+      <w:r>
         <w:lastRenderedPageBreak/>
-        <w:t>Fechas límite de pago</w:t>
-      </w:r>
-    </w:p>
-    <w:p>
-      <w:r>
-        <w:t>E</w:t>
-      </w:r>
-      <w:r>
-        <w:t>l pago de los aportes a través de la PILA debe realizarse dentro de los plazos establecidos por la Superintendencia Financiera, los cuales varían según el número de empleados de la empresa. El pago extemporáneo genera intereses de mora y puede activar un proceso de fiscalización por parte de la UGPP.</w:t>
-      </w:r>
-    </w:p>
-    <w:p>
-      <w:r>
         <w:t>El conocimiento de estas situaciones especiales permite al profesional de nómina anticipar errores que, de no corregirse antes de la presentación de la PILA, generan inconsistencias en la historia laboral del trabajador y pueden derivar en investigaciones por parte de la UGPP con consecuencias económicas significativas para la organización.</w:t>
       </w:r>
     </w:p>
@@ -11148,7 +11477,6 @@
               <w:pStyle w:val="TextoTablas"/>
             </w:pPr>
             <w:r>
-              <w:lastRenderedPageBreak/>
               <w:t>Riesgos Laborales (ARL)</w:t>
             </w:r>
           </w:p>
@@ -11275,6 +11603,7 @@
           <w:p>
             <w:pPr>
               <w:pStyle w:val="TextoTablas"/>
+              <w:spacing w:line="360" w:lineRule="auto"/>
             </w:pPr>
             <w:r>
               <w:t>2</w:t>
@@ -11320,6 +11649,7 @@
               <w:pStyle w:val="TextoTablas"/>
             </w:pPr>
             <w:r>
+              <w:lastRenderedPageBreak/>
               <w:t>ICBF</w:t>
             </w:r>
           </w:p>
@@ -11331,6 +11661,7 @@
           <w:p>
             <w:pPr>
               <w:pStyle w:val="TextoTablas"/>
+              <w:spacing w:line="360" w:lineRule="auto"/>
             </w:pPr>
             <w:r>
               <w:t>3</w:t>
@@ -11375,20 +11706,24 @@
         <w:t>Una vez comprendida esta distribución y los porcentajes aplicables a cada componente del sistema, el siguiente reto del profesional de nómina es garantizar que los eventos que modifican la situación laboral del trabajador durante el período de liquidación queden correctamente registrados y reportados en la PILA. Estos eventos, denominados novedades, determinan el IBC real de cada período, activan o suspenden coberturas y definen quién asume el pago de las prestaciones correspondientes. Su manejo preciso es lo que distingue una liquidación rigurosa de una que expone a la organización a riesgos innecesarios frente a las entidades de control.</w:t>
       </w:r>
     </w:p>
+    <w:p/>
     <w:p>
       <w:pPr>
         <w:pStyle w:val="Ttulo2"/>
       </w:pPr>
-      <w:bookmarkStart w:id="18" w:name="_Toc233356604"/>
+      <w:bookmarkStart w:id="19" w:name="_Toc236218339"/>
+      <w:r>
+        <w:t>Novedades y PILA</w:t>
+      </w:r>
+      <w:bookmarkEnd w:id="19"/>
+    </w:p>
+    <w:p>
+      <w:r>
+        <w:t xml:space="preserve">Las novedades de nómina son eventos que modifican la situación laboral de un trabajador durante un período de liquidación, afectando el valor del IBC, la condición de afiliado al sistema o los responsables del pago de sus prestaciones. Su correcta </w:t>
+      </w:r>
       <w:r>
         <w:lastRenderedPageBreak/>
-        <w:t>Novedades y PILA</w:t>
-      </w:r>
-      <w:bookmarkEnd w:id="18"/>
-    </w:p>
-    <w:p>
-      <w:r>
-        <w:t>Las novedades de nómina son eventos que modifican la situación laboral de un trabajador durante un período de liquidación, afectando el valor del IBC, la condición de afiliado al sistema o los responsables del pago de sus prestaciones. Su correcta identificación, registro y reporte en la PILA es fundamental para garantizar que los aportes al sistema reflejen fielmente la realidad de la relación laboral. Cada novedad tiene un código específico en la PILA, un impacto concreto en el IBC del período y una responsabilidad determinada sobre quién paga la prestación correspondiente. El dominio de estos aspectos es la competencia central del experto en novedades y liquidación de seguridad social.</w:t>
+        <w:t>identificación, registro y reporte en la PILA es fundamental para garantizar que los aportes al sistema reflejen fielmente la realidad de la relación laboral. Cada novedad tiene un código específico en la PILA, un impacto concreto en el IBC del período y una responsabilidad determinada sobre quién paga la prestación correspondiente. El dominio de estos aspectos es la competencia central del experto en novedades y liquidación de seguridad social.</w:t>
       </w:r>
     </w:p>
     <w:p>
@@ -11414,11 +11749,7 @@
         <w:t>D</w:t>
       </w:r>
       <w:r>
-        <w:t xml:space="preserve">ebe reportarse en la PILA del mes en que el trabajador inicia la relación laboral, con la fecha exacta de inicio. Si el ingreso ocurre en la mitad del mes, el IBC del período se calcula de manera proporcional a los días laborados. IBC diario = IBC mensual ÷ 30. Esta novedad activa la cobertura del sistema para el nuevo trabajador desde la fecha indicada. Es fundamental que el reporte se realice antes del pago de la PILA para garantizar que el trabajador quede con cobertura activa desde el día de inicio. Un </w:t>
-      </w:r>
-      <w:r>
-        <w:lastRenderedPageBreak/>
-        <w:t>ingreso reportado tarde puede dejar al trabajador sin cobertura durante el período de demora.</w:t>
+        <w:t>ebe reportarse en la PILA del mes en que el trabajador inicia la relación laboral, con la fecha exacta de inicio. Si el ingreso ocurre en la mitad del mes, el IBC del período se calcula de manera proporcional a los días laborados. IBC diario = IBC mensual ÷ 30. Esta novedad activa la cobertura del sistema para el nuevo trabajador desde la fecha indicada. Es fundamental que el reporte se realice antes del pago de la PILA para garantizar que el trabajador quede con cobertura activa desde el día de inicio. Un ingreso reportado tarde puede dejar al trabajador sin cobertura durante el período de demora.</w:t>
       </w:r>
     </w:p>
     <w:p>
@@ -11426,7 +11757,7 @@
         <w:pStyle w:val="Prrafodelista"/>
         <w:numPr>
           <w:ilvl w:val="0"/>
-          <w:numId w:val="39"/>
+          <w:numId w:val="21"/>
         </w:numPr>
         <w:rPr>
           <w:b/>
@@ -11444,7 +11775,11 @@
         <w:t>D</w:t>
       </w:r>
       <w:r>
-        <w:t xml:space="preserve">ebe reportarse en la PILA del mes en que termina la relación laboral, con la fecha exacta de terminación. El IBC del período final se calcula proporcionalmente a los días laborados. Después del retiro, la cobertura de salud del trabajador se mantiene activa durante un período de protección laboral que varía entre uno y tres meses, dependiendo del tiempo de cotización, conforme al artículo 77 de la Ley 1753 de 2015. Esta protección es importante para el trabajador que queda desempleado, pues </w:t>
+        <w:t xml:space="preserve">ebe reportarse en la PILA del mes en que termina la relación laboral, con la fecha exacta de terminación. El IBC del período final se calcula proporcionalmente a los </w:t>
+      </w:r>
+      <w:r>
+        <w:lastRenderedPageBreak/>
+        <w:t xml:space="preserve">días laborados. Después del retiro, la cobertura de salud del trabajador se mantiene activa durante un período de protección laboral que varía entre uno y tres meses, dependiendo del tiempo de cotización, conforme al artículo 77 de la Ley 1753 de 2015. Esta protección es importante para el trabajador que queda desempleado, pues </w:t>
       </w:r>
       <w:proofErr w:type="gramStart"/>
       <w:r>
@@ -11458,12 +11793,13 @@
         <w:t>garantiza el acceso a servicios de salud mientras busca un nuevo empleo.</w:t>
       </w:r>
     </w:p>
+    <w:p/>
     <w:p>
       <w:pPr>
         <w:pStyle w:val="Prrafodelista"/>
         <w:numPr>
           <w:ilvl w:val="0"/>
-          <w:numId w:val="39"/>
+          <w:numId w:val="21"/>
         </w:numPr>
         <w:rPr>
           <w:b/>
@@ -11487,14 +11823,12 @@
         <w:t>se gestionan de acuerdo con la duración de la incapacidad. El empleador asume los dos primeros días y, desde el día 3 hasta el día 180, la EPS reconoce la prestación económica. Durante los primeros 90 días se pagan las dos terceras partes del salario y, del día 91 al 180, la mitad, sin que el valor reconocido sea inferior al salario mínimo proporcional. A partir del día 181, la administradora de fondos de pensiones puede reconocer un subsidio hasta por 360 días adicionales, cuando exista concepto favorable de rehabilitación. Durante la incapacidad continúan los aportes a salud y pensión, pero no se causa cotización a riesgos laborales mientras no exista prestación del servicio (Código Sustantivo del Trabajo, 1950, art. 227; Decreto Ley 019 de 2012, art. 142; Decreto 780 de 2016).</w:t>
       </w:r>
     </w:p>
-    <w:p/>
-    <w:p/>
     <w:p>
       <w:pPr>
         <w:pStyle w:val="Prrafodelista"/>
         <w:numPr>
           <w:ilvl w:val="0"/>
-          <w:numId w:val="39"/>
+          <w:numId w:val="21"/>
         </w:numPr>
         <w:rPr>
           <w:b/>
@@ -11504,13 +11838,16 @@
         <w:rPr>
           <w:b/>
         </w:rPr>
+        <w:t>Las licencias de maternidad y paternidad</w:t>
+      </w:r>
+    </w:p>
+    <w:p>
+      <w:r>
+        <w:t xml:space="preserve">constituyen prestaciones económicas de especial protección legal. La licencia de maternidad tiene una duración general de 18 semanas y la licencia de paternidad corresponde, de manera general, a dos semanas. Ambas se reconocen con base en el ingreso reportado al Sistema General de Seguridad Social en Salud al inicio de la licencia. En el caso de trabajadores dependientes, el empleador tramita directamente </w:t>
+      </w:r>
+      <w:r>
         <w:lastRenderedPageBreak/>
-        <w:t>Las licencias de maternidad y paternidad</w:t>
-      </w:r>
-    </w:p>
-    <w:p>
-      <w:r>
-        <w:t xml:space="preserve">constituyen prestaciones económicas de especial protección legal. La licencia de maternidad tiene una duración general de 18 semanas y la licencia de paternidad corresponde, de manera general, a dos semanas. Ambas se reconocen con base en el ingreso reportado al Sistema General de Seguridad Social en Salud al inicio de la licencia. En el caso de trabajadores dependientes, el empleador tramita directamente ante la EPS el reconocimiento económico. Cuando las cotizaciones cubren un periodo inferior al exigido, se aplican las reglas de pago proporcional; si la falta de aportes es atribuible al empleador, este debe asumir el valor correspondiente (Ley 2114 de 2021, art. 2; Decreto 780 de 2016; Decreto 1427 de 2022). </w:t>
+        <w:t xml:space="preserve">ante la EPS el reconocimiento económico. Cuando las cotizaciones cubren un periodo inferior al exigido, se aplican las reglas de pago proporcional; si la falta de aportes es atribuible al empleador, este debe asumir el valor correspondiente (Ley 2114 de 2021, art. 2; Decreto 780 de 2016; Decreto 1427 de 2022). </w:t>
       </w:r>
     </w:p>
     <w:p>
@@ -11643,7 +11980,6 @@
               <w:pStyle w:val="TextoTablas"/>
             </w:pPr>
             <w:r>
-              <w:lastRenderedPageBreak/>
               <w:t>VSP – Variación salarial permanente.</w:t>
             </w:r>
           </w:p>
@@ -11705,6 +12041,7 @@
               <w:pStyle w:val="TextoTablas"/>
             </w:pPr>
             <w:r>
+              <w:lastRenderedPageBreak/>
               <w:t>ING – Incapacidad enfermedad general.</w:t>
             </w:r>
           </w:p>
@@ -11891,23 +12228,20 @@
     <w:p/>
     <w:p>
       <w:r>
-        <w:t xml:space="preserve">El conocimiento de estos códigos y sus implicaciones en la liquidación de la seguridad social no es suficiente si no se acompaña del cumplimiento oportuno de los aportes y el reporte correcto en la PILA. Cuando se presentan omisiones o </w:t>
-      </w:r>
+        <w:t>El conocimiento de estos códigos y sus implicaciones en la liquidación de la seguridad social no es suficiente si no se acompaña del cumplimiento oportuno de los aportes y el reporte correcto en la PILA. Cuando se presentan omisiones o inexactitudes, la Unidad de Gestión Pensional y Parafiscal ejerce sus facultades de fiscalización, aspecto que se desarrolla en el siguiente subtema.</w:t>
+      </w:r>
+    </w:p>
+    <w:p/>
+    <w:p>
+      <w:pPr>
+        <w:pStyle w:val="Ttulo2"/>
+      </w:pPr>
+      <w:bookmarkStart w:id="20" w:name="_Toc236218340"/>
       <w:r>
         <w:lastRenderedPageBreak/>
-        <w:t>inexactitudes, la Unidad de Gestión Pensional y Parafiscal ejerce sus facultades de fiscalización, aspecto que se desarrolla en el siguiente subtema.</w:t>
-      </w:r>
-    </w:p>
-    <w:p/>
-    <w:p>
-      <w:pPr>
-        <w:pStyle w:val="Ttulo2"/>
-      </w:pPr>
-      <w:bookmarkStart w:id="19" w:name="_Toc233356605"/>
-      <w:r>
         <w:t>Sanciones y UGPP</w:t>
       </w:r>
-      <w:bookmarkEnd w:id="19"/>
+      <w:bookmarkEnd w:id="20"/>
     </w:p>
     <w:p>
       <w:r>
@@ -11935,7 +12269,7 @@
         <w:pStyle w:val="Prrafodelista"/>
         <w:numPr>
           <w:ilvl w:val="0"/>
-          <w:numId w:val="41"/>
+          <w:numId w:val="23"/>
         </w:numPr>
         <w:rPr>
           <w:b/>
@@ -11953,11 +12287,12 @@
         <w:t>E</w:t>
       </w:r>
       <w:r>
-        <w:t xml:space="preserve">ntidad creada por la Ley 1151 de 2007, adscrita al Ministerio de Hacienda y Crédito Público, cuya función principal es adelantar procesos de determinación, cobro y cobro coactivo de los aportes al sistema de protección social que no se hayan pagado o que se hayan liquidado por un valor inferior al debido. Ejemplo: una empresa que </w:t>
-      </w:r>
-      <w:r>
-        <w:lastRenderedPageBreak/>
-        <w:t xml:space="preserve">liquida los aportes de un trabajador sobre un salario inferior al real puede recibir una liquidación oficial de la UGPP por la diferencia, más los intereses moratorios causados. </w:t>
+        <w:t>ntidad creada por la Ley 1151 de 2007, adscrita al Ministerio de Hacienda y Crédito Público, cuya función principal es adelantar procesos de determinación, cobro y cobro coactivo de los aportes al sistema de protección social que no se hayan pagado o que se hayan liquidado por un valor inferior al debido. Ejemplo: una empresa que liquida los aportes de un trabajador sobre un salario inferior al real puede recibir una liquidación oficial de la UGPP por la diferencia, más los intereses moratorios causados.</w:t>
+      </w:r>
+    </w:p>
+    <w:p>
+      <w:r>
+        <w:t xml:space="preserve"> </w:t>
       </w:r>
     </w:p>
     <w:p>
@@ -11965,7 +12300,7 @@
         <w:pStyle w:val="Prrafodelista"/>
         <w:numPr>
           <w:ilvl w:val="0"/>
-          <w:numId w:val="41"/>
+          <w:numId w:val="23"/>
         </w:numPr>
         <w:rPr>
           <w:b/>
@@ -11975,6 +12310,7 @@
         <w:rPr>
           <w:b/>
         </w:rPr>
+        <w:lastRenderedPageBreak/>
         <w:t>Alcance de la investigación</w:t>
       </w:r>
     </w:p>
@@ -11991,7 +12327,7 @@
         <w:pStyle w:val="Prrafodelista"/>
         <w:numPr>
           <w:ilvl w:val="0"/>
-          <w:numId w:val="41"/>
+          <w:numId w:val="23"/>
         </w:numPr>
         <w:rPr>
           <w:b/>
@@ -12023,7 +12359,7 @@
         <w:pStyle w:val="Prrafodelista"/>
         <w:numPr>
           <w:ilvl w:val="0"/>
-          <w:numId w:val="41"/>
+          <w:numId w:val="23"/>
         </w:numPr>
         <w:rPr>
           <w:b/>
@@ -12044,12 +12380,14 @@
         <w:t xml:space="preserve">omprenden la liquidación oficial de los aportes omitidos, los intereses moratorios desde la fecha en que debieron pagarse, la sanción por inexactitud de hasta el 160 % del mayor valor determinado y multas entre 1 y 20.000 UVT por no entregar información o hacerlo de forma errónea. Ejemplo: una empresa que reportó el IBC de diez trabajadores durante tres años puede enfrentar un pasivo que supera el valor de varios meses de nómina, incluyendo intereses y sanciones. </w:t>
       </w:r>
     </w:p>
+    <w:p/>
+    <w:p/>
     <w:p>
       <w:pPr>
         <w:pStyle w:val="Prrafodelista"/>
         <w:numPr>
           <w:ilvl w:val="0"/>
-          <w:numId w:val="41"/>
+          <w:numId w:val="23"/>
         </w:numPr>
         <w:rPr>
           <w:b/>
@@ -12085,7 +12423,7 @@
         <w:pStyle w:val="Prrafodelista"/>
         <w:numPr>
           <w:ilvl w:val="0"/>
-          <w:numId w:val="41"/>
+          <w:numId w:val="23"/>
         </w:numPr>
         <w:rPr>
           <w:b/>
@@ -12111,7 +12449,7 @@
         <w:pStyle w:val="Prrafodelista"/>
         <w:numPr>
           <w:ilvl w:val="0"/>
-          <w:numId w:val="41"/>
+          <w:numId w:val="23"/>
         </w:numPr>
         <w:rPr>
           <w:b/>
@@ -12145,7 +12483,7 @@
         <w:pStyle w:val="Prrafodelista"/>
         <w:numPr>
           <w:ilvl w:val="0"/>
-          <w:numId w:val="43"/>
+          <w:numId w:val="25"/>
         </w:numPr>
         <w:rPr>
           <w:b/>
@@ -12175,7 +12513,7 @@
         <w:pStyle w:val="Prrafodelista"/>
         <w:numPr>
           <w:ilvl w:val="0"/>
-          <w:numId w:val="42"/>
+          <w:numId w:val="24"/>
         </w:numPr>
         <w:ind w:left="1418"/>
         <w:rPr>
@@ -12203,7 +12541,7 @@
         <w:pStyle w:val="Prrafodelista"/>
         <w:numPr>
           <w:ilvl w:val="0"/>
-          <w:numId w:val="42"/>
+          <w:numId w:val="24"/>
         </w:numPr>
         <w:ind w:left="1418"/>
         <w:rPr>
@@ -12230,7 +12568,7 @@
         <w:pStyle w:val="Prrafodelista"/>
         <w:numPr>
           <w:ilvl w:val="0"/>
-          <w:numId w:val="42"/>
+          <w:numId w:val="24"/>
         </w:numPr>
         <w:ind w:left="1418"/>
         <w:rPr>
@@ -12257,7 +12595,7 @@
         <w:pStyle w:val="Prrafodelista"/>
         <w:numPr>
           <w:ilvl w:val="0"/>
-          <w:numId w:val="42"/>
+          <w:numId w:val="24"/>
         </w:numPr>
         <w:ind w:left="1418"/>
         <w:rPr>
@@ -12284,11 +12622,8 @@
         <w:t>La acumulación de estos conceptos puede representar un impacto financiero que excede varias veces el valor de los aportes originalmente omitidos, lo que convierte el cumplimiento oportuno en la estrategia más eficiente para proteger la sostenibilidad de la organización.</w:t>
       </w:r>
     </w:p>
-    <w:p/>
-    <w:p/>
-    <w:p>
-      <w:r>
-        <w:lastRenderedPageBreak/>
+    <w:p>
+      <w:r>
         <w:t>El proceso de investigación de la UGPP sigue una secuencia de etapas progresivas que el empleador debe conocer para actuar oportunamente en cada momento:</w:t>
       </w:r>
     </w:p>
@@ -12297,7 +12632,7 @@
         <w:pStyle w:val="Prrafodelista"/>
         <w:numPr>
           <w:ilvl w:val="0"/>
-          <w:numId w:val="42"/>
+          <w:numId w:val="24"/>
         </w:numPr>
         <w:ind w:left="1418"/>
         <w:rPr>
@@ -12308,6 +12643,7 @@
         <w:rPr>
           <w:b/>
         </w:rPr>
+        <w:lastRenderedPageBreak/>
         <w:t>Requerimiento de información</w:t>
       </w:r>
     </w:p>
@@ -12324,7 +12660,7 @@
         <w:pStyle w:val="Prrafodelista"/>
         <w:numPr>
           <w:ilvl w:val="0"/>
-          <w:numId w:val="42"/>
+          <w:numId w:val="24"/>
         </w:numPr>
         <w:ind w:left="1418"/>
         <w:rPr>
@@ -12351,7 +12687,7 @@
         <w:pStyle w:val="Prrafodelista"/>
         <w:numPr>
           <w:ilvl w:val="0"/>
-          <w:numId w:val="42"/>
+          <w:numId w:val="24"/>
         </w:numPr>
         <w:ind w:left="1418"/>
         <w:rPr>
@@ -12378,7 +12714,7 @@
         <w:pStyle w:val="Prrafodelista"/>
         <w:numPr>
           <w:ilvl w:val="0"/>
-          <w:numId w:val="42"/>
+          <w:numId w:val="24"/>
         </w:numPr>
         <w:ind w:left="1418"/>
         <w:rPr>
@@ -12402,21 +12738,18 @@
     </w:p>
     <w:p>
       <w:r>
-        <w:t xml:space="preserve">Más allá de las actuaciones de la UGPP, el empleador que no cumpla con sus obligaciones de seguridad social puede enfrentar demandas laborales por parte de sus trabajadores, especialmente en casos de accidentes o enfermedades laborales durante períodos de no afiliación, investigaciones del Ministerio del Trabajo que pueden resultar </w:t>
-      </w:r>
+        <w:t>Más allá de las actuaciones de la UGPP, el empleador que no cumpla con sus obligaciones de seguridad social puede enfrentar demandas laborales por parte de sus trabajadores, especialmente en casos de accidentes o enfermedades laborales durante períodos de no afiliación, investigaciones del Ministerio del Trabajo que pueden resultar en multas adicionales y</w:t>
+      </w:r>
+      <w:r>
+        <w:t>,</w:t>
+      </w:r>
+      <w:r>
+        <w:t xml:space="preserve"> en casos extremos, responsabilidad penal por omisión del agente retenedor.</w:t>
+      </w:r>
+    </w:p>
+    <w:p>
       <w:r>
         <w:lastRenderedPageBreak/>
-        <w:t>en multas adicionales y</w:t>
-      </w:r>
-      <w:r>
-        <w:t>,</w:t>
-      </w:r>
-      <w:r>
-        <w:t xml:space="preserve"> en casos extremos, responsabilidad penal por omisión del agente retenedor.</w:t>
-      </w:r>
-    </w:p>
-    <w:p>
-      <w:r>
         <w:t>Implementar controles internos, mantener documentación soporte y actualizar el conocimiento normativo son las prácticas que distinguen al profesional de nómina competente y protegen a la organización frente a cualquier investigación de la UGPP.</w:t>
       </w:r>
     </w:p>
@@ -12453,11 +12786,11 @@
         <w:lastRenderedPageBreak/>
         <w:t xml:space="preserve"> </w:t>
       </w:r>
-      <w:bookmarkStart w:id="20" w:name="_Toc233356606"/>
+      <w:bookmarkStart w:id="21" w:name="_Toc236218341"/>
       <w:r>
         <w:t>Casos prácticos: aplicación en nómina</w:t>
       </w:r>
-      <w:bookmarkEnd w:id="20"/>
+      <w:bookmarkEnd w:id="21"/>
     </w:p>
     <w:p>
       <w:r>
@@ -12488,11 +12821,11 @@
       <w:pPr>
         <w:pStyle w:val="Ttulo2"/>
       </w:pPr>
-      <w:bookmarkStart w:id="21" w:name="_Toc233356607"/>
+      <w:bookmarkStart w:id="22" w:name="_Toc236218342"/>
       <w:r>
         <w:t>Simulación de novedades en seguridad social</w:t>
       </w:r>
-      <w:bookmarkEnd w:id="21"/>
+      <w:bookmarkEnd w:id="22"/>
     </w:p>
     <w:p>
       <w:r>
@@ -12504,7 +12837,7 @@
         <w:pStyle w:val="Prrafodelista"/>
         <w:numPr>
           <w:ilvl w:val="0"/>
-          <w:numId w:val="41"/>
+          <w:numId w:val="23"/>
         </w:numPr>
       </w:pPr>
       <w:r>
@@ -12516,7 +12849,7 @@
         <w:pStyle w:val="Prrafodelista"/>
         <w:numPr>
           <w:ilvl w:val="0"/>
-          <w:numId w:val="41"/>
+          <w:numId w:val="23"/>
         </w:numPr>
       </w:pPr>
       <w:r>
@@ -12528,7 +12861,7 @@
         <w:pStyle w:val="Prrafodelista"/>
         <w:numPr>
           <w:ilvl w:val="0"/>
-          <w:numId w:val="41"/>
+          <w:numId w:val="23"/>
         </w:numPr>
       </w:pPr>
       <w:r>
@@ -12540,7 +12873,7 @@
         <w:pStyle w:val="Prrafodelista"/>
         <w:numPr>
           <w:ilvl w:val="0"/>
-          <w:numId w:val="41"/>
+          <w:numId w:val="23"/>
         </w:numPr>
       </w:pPr>
       <w:r>
@@ -12566,7 +12899,7 @@
         <w:pStyle w:val="Prrafodelista"/>
         <w:numPr>
           <w:ilvl w:val="0"/>
-          <w:numId w:val="40"/>
+          <w:numId w:val="22"/>
         </w:numPr>
         <w:rPr>
           <w:b/>
@@ -12589,7 +12922,7 @@
         <w:pStyle w:val="Prrafodelista"/>
         <w:numPr>
           <w:ilvl w:val="0"/>
-          <w:numId w:val="40"/>
+          <w:numId w:val="22"/>
         </w:numPr>
         <w:rPr>
           <w:b/>
@@ -12616,7 +12949,7 @@
         <w:pStyle w:val="Prrafodelista"/>
         <w:numPr>
           <w:ilvl w:val="0"/>
-          <w:numId w:val="40"/>
+          <w:numId w:val="22"/>
         </w:numPr>
         <w:rPr>
           <w:b/>
@@ -12645,7 +12978,7 @@
         <w:pStyle w:val="Prrafodelista"/>
         <w:numPr>
           <w:ilvl w:val="0"/>
-          <w:numId w:val="40"/>
+          <w:numId w:val="22"/>
         </w:numPr>
         <w:rPr>
           <w:b/>
@@ -12679,11 +13012,11 @@
       <w:pPr>
         <w:pStyle w:val="Ttulo2"/>
       </w:pPr>
-      <w:bookmarkStart w:id="22" w:name="_Toc233356608"/>
+      <w:bookmarkStart w:id="23" w:name="_Toc236218343"/>
       <w:r>
         <w:t>Lecciones aprendidas y recomendaciones</w:t>
       </w:r>
-      <w:bookmarkEnd w:id="22"/>
+      <w:bookmarkEnd w:id="23"/>
     </w:p>
     <w:p>
       <w:r>
@@ -12695,7 +13028,7 @@
         <w:pStyle w:val="Prrafodelista"/>
         <w:numPr>
           <w:ilvl w:val="0"/>
-          <w:numId w:val="40"/>
+          <w:numId w:val="22"/>
         </w:numPr>
         <w:rPr>
           <w:b/>
@@ -12725,7 +13058,7 @@
         <w:pStyle w:val="Prrafodelista"/>
         <w:numPr>
           <w:ilvl w:val="0"/>
-          <w:numId w:val="40"/>
+          <w:numId w:val="22"/>
         </w:numPr>
         <w:rPr>
           <w:b/>
@@ -12751,7 +13084,7 @@
         <w:pStyle w:val="Prrafodelista"/>
         <w:numPr>
           <w:ilvl w:val="0"/>
-          <w:numId w:val="40"/>
+          <w:numId w:val="22"/>
         </w:numPr>
         <w:rPr>
           <w:b/>
@@ -12777,7 +13110,7 @@
         <w:pStyle w:val="Prrafodelista"/>
         <w:numPr>
           <w:ilvl w:val="0"/>
-          <w:numId w:val="40"/>
+          <w:numId w:val="22"/>
         </w:numPr>
         <w:rPr>
           <w:b/>
@@ -12805,7 +13138,7 @@
         <w:pStyle w:val="Prrafodelista"/>
         <w:numPr>
           <w:ilvl w:val="0"/>
-          <w:numId w:val="40"/>
+          <w:numId w:val="22"/>
         </w:numPr>
         <w:rPr>
           <w:b/>
@@ -12832,7 +13165,7 @@
         <w:pStyle w:val="Prrafodelista"/>
         <w:numPr>
           <w:ilvl w:val="0"/>
-          <w:numId w:val="40"/>
+          <w:numId w:val="22"/>
         </w:numPr>
         <w:rPr>
           <w:b/>
@@ -12878,12 +13211,12 @@
           <w:u w:val="single"/>
         </w:rPr>
       </w:pPr>
-      <w:bookmarkStart w:id="23" w:name="_Toc233356609"/>
+      <w:bookmarkStart w:id="24" w:name="_Toc236218344"/>
       <w:r>
         <w:lastRenderedPageBreak/>
         <w:t>Síntesis</w:t>
       </w:r>
-      <w:bookmarkEnd w:id="23"/>
+      <w:bookmarkEnd w:id="24"/>
       <w:r>
         <w:t xml:space="preserve"> </w:t>
       </w:r>
@@ -12992,12 +13325,12 @@
       <w:pPr>
         <w:pStyle w:val="Titulosgenerales"/>
       </w:pPr>
-      <w:bookmarkStart w:id="24" w:name="_Toc233356610"/>
+      <w:bookmarkStart w:id="25" w:name="_Toc236218345"/>
       <w:r>
         <w:lastRenderedPageBreak/>
         <w:t>Glosario</w:t>
       </w:r>
-      <w:bookmarkEnd w:id="24"/>
+      <w:bookmarkEnd w:id="25"/>
     </w:p>
     <w:p>
       <w:pPr>
@@ -13273,12 +13606,12 @@
       <w:pPr>
         <w:pStyle w:val="Titulosgenerales"/>
       </w:pPr>
-      <w:bookmarkStart w:id="25" w:name="_Toc233356611"/>
+      <w:bookmarkStart w:id="26" w:name="_Toc236218346"/>
       <w:r>
         <w:lastRenderedPageBreak/>
         <w:t>Referencias bibliográficas</w:t>
       </w:r>
-      <w:bookmarkEnd w:id="25"/>
+      <w:bookmarkEnd w:id="26"/>
       <w:r>
         <w:t xml:space="preserve"> </w:t>
       </w:r>
@@ -13365,12 +13698,12 @@
       <w:pPr>
         <w:pStyle w:val="Titulosgenerales"/>
       </w:pPr>
-      <w:bookmarkStart w:id="26" w:name="_Toc233356612"/>
+      <w:bookmarkStart w:id="27" w:name="_Toc236218347"/>
       <w:r>
         <w:lastRenderedPageBreak/>
         <w:t>Créditos</w:t>
       </w:r>
-      <w:bookmarkEnd w:id="26"/>
+      <w:bookmarkEnd w:id="27"/>
     </w:p>
     <w:tbl>
       <w:tblPr>
@@ -14030,8 +14363,6 @@
           <w:lang w:eastAsia="es-CO"/>
         </w:rPr>
       </w:pPr>
-      <w:bookmarkStart w:id="27" w:name="_GoBack"/>
-      <w:bookmarkEnd w:id="27"/>
     </w:p>
     <w:sectPr>
       <w:headerReference w:type="default" r:id="rId16"/>
@@ -14338,119 +14669,6 @@
     </w:lvl>
   </w:abstractNum>
   <w:abstractNum w:abstractNumId="2" w15:restartNumberingAfterBreak="0">
-    <w:nsid w:val="06896833"/>
-    <w:multiLevelType w:val="hybridMultilevel"/>
-    <w:tmpl w:val="93DABB98"/>
-    <w:lvl w:ilvl="0" w:tplc="0C0A0001">
-      <w:start w:val="1"/>
-      <w:numFmt w:val="bullet"/>
-      <w:lvlText w:val=""/>
-      <w:lvlJc w:val="left"/>
-      <w:pPr>
-        <w:ind w:left="1713" w:hanging="360"/>
-      </w:pPr>
-      <w:rPr>
-        <w:rFonts w:ascii="Symbol" w:hAnsi="Symbol" w:hint="default"/>
-      </w:rPr>
-    </w:lvl>
-    <w:lvl w:ilvl="1" w:tplc="FFFFFFFF" w:tentative="1">
-      <w:start w:val="1"/>
-      <w:numFmt w:val="bullet"/>
-      <w:lvlText w:val="o"/>
-      <w:lvlJc w:val="left"/>
-      <w:pPr>
-        <w:ind w:left="2433" w:hanging="360"/>
-      </w:pPr>
-      <w:rPr>
-        <w:rFonts w:ascii="Courier New" w:hAnsi="Courier New" w:cs="Courier New" w:hint="default"/>
-      </w:rPr>
-    </w:lvl>
-    <w:lvl w:ilvl="2" w:tplc="FFFFFFFF" w:tentative="1">
-      <w:start w:val="1"/>
-      <w:numFmt w:val="bullet"/>
-      <w:lvlText w:val=""/>
-      <w:lvlJc w:val="left"/>
-      <w:pPr>
-        <w:ind w:left="3153" w:hanging="360"/>
-      </w:pPr>
-      <w:rPr>
-        <w:rFonts w:ascii="Wingdings" w:hAnsi="Wingdings" w:hint="default"/>
-      </w:rPr>
-    </w:lvl>
-    <w:lvl w:ilvl="3" w:tplc="FFFFFFFF" w:tentative="1">
-      <w:start w:val="1"/>
-      <w:numFmt w:val="bullet"/>
-      <w:lvlText w:val=""/>
-      <w:lvlJc w:val="left"/>
-      <w:pPr>
-        <w:ind w:left="3873" w:hanging="360"/>
-      </w:pPr>
-      <w:rPr>
-        <w:rFonts w:ascii="Symbol" w:hAnsi="Symbol" w:hint="default"/>
-      </w:rPr>
-    </w:lvl>
-    <w:lvl w:ilvl="4" w:tplc="FFFFFFFF" w:tentative="1">
-      <w:start w:val="1"/>
-      <w:numFmt w:val="bullet"/>
-      <w:lvlText w:val="o"/>
-      <w:lvlJc w:val="left"/>
-      <w:pPr>
-        <w:ind w:left="4593" w:hanging="360"/>
-      </w:pPr>
-      <w:rPr>
-        <w:rFonts w:ascii="Courier New" w:hAnsi="Courier New" w:cs="Courier New" w:hint="default"/>
-      </w:rPr>
-    </w:lvl>
-    <w:lvl w:ilvl="5" w:tplc="FFFFFFFF" w:tentative="1">
-      <w:start w:val="1"/>
-      <w:numFmt w:val="bullet"/>
-      <w:lvlText w:val=""/>
-      <w:lvlJc w:val="left"/>
-      <w:pPr>
-        <w:ind w:left="5313" w:hanging="360"/>
-      </w:pPr>
-      <w:rPr>
-        <w:rFonts w:ascii="Wingdings" w:hAnsi="Wingdings" w:hint="default"/>
-      </w:rPr>
-    </w:lvl>
-    <w:lvl w:ilvl="6" w:tplc="FFFFFFFF" w:tentative="1">
-      <w:start w:val="1"/>
-      <w:numFmt w:val="bullet"/>
-      <w:lvlText w:val=""/>
-      <w:lvlJc w:val="left"/>
-      <w:pPr>
-        <w:ind w:left="6033" w:hanging="360"/>
-      </w:pPr>
-      <w:rPr>
-        <w:rFonts w:ascii="Symbol" w:hAnsi="Symbol" w:hint="default"/>
-      </w:rPr>
-    </w:lvl>
-    <w:lvl w:ilvl="7" w:tplc="FFFFFFFF" w:tentative="1">
-      <w:start w:val="1"/>
-      <w:numFmt w:val="bullet"/>
-      <w:lvlText w:val="o"/>
-      <w:lvlJc w:val="left"/>
-      <w:pPr>
-        <w:ind w:left="6753" w:hanging="360"/>
-      </w:pPr>
-      <w:rPr>
-        <w:rFonts w:ascii="Courier New" w:hAnsi="Courier New" w:cs="Courier New" w:hint="default"/>
-      </w:rPr>
-    </w:lvl>
-    <w:lvl w:ilvl="8" w:tplc="FFFFFFFF" w:tentative="1">
-      <w:start w:val="1"/>
-      <w:numFmt w:val="bullet"/>
-      <w:lvlText w:val=""/>
-      <w:lvlJc w:val="left"/>
-      <w:pPr>
-        <w:ind w:left="7473" w:hanging="360"/>
-      </w:pPr>
-      <w:rPr>
-        <w:rFonts w:ascii="Wingdings" w:hAnsi="Wingdings" w:hint="default"/>
-      </w:rPr>
-    </w:lvl>
-  </w:abstractNum>
-  <w:abstractNum w:abstractNumId="3" w15:restartNumberingAfterBreak="0">
     <w:nsid w:val="087A60F9"/>
     <w:multiLevelType w:val="hybridMultilevel"/>
     <w:tmpl w:val="106EB232"/>
@@ -14563,346 +14781,120 @@
       </w:rPr>
     </w:lvl>
   </w:abstractNum>
+  <w:abstractNum w:abstractNumId="3" w15:restartNumberingAfterBreak="0">
+    <w:nsid w:val="10611960"/>
+    <w:multiLevelType w:val="hybridMultilevel"/>
+    <w:tmpl w:val="781A0CC4"/>
+    <w:lvl w:ilvl="0" w:tplc="240A0001">
+      <w:start w:val="1"/>
+      <w:numFmt w:val="bullet"/>
+      <w:lvlText w:val=""/>
+      <w:lvlJc w:val="left"/>
+      <w:pPr>
+        <w:ind w:left="1011" w:hanging="360"/>
+      </w:pPr>
+      <w:rPr>
+        <w:rFonts w:ascii="Symbol" w:hAnsi="Symbol" w:hint="default"/>
+      </w:rPr>
+    </w:lvl>
+    <w:lvl w:ilvl="1" w:tplc="240A0003" w:tentative="1">
+      <w:start w:val="1"/>
+      <w:numFmt w:val="bullet"/>
+      <w:lvlText w:val="o"/>
+      <w:lvlJc w:val="left"/>
+      <w:pPr>
+        <w:ind w:left="1731" w:hanging="360"/>
+      </w:pPr>
+      <w:rPr>
+        <w:rFonts w:ascii="Courier New" w:hAnsi="Courier New" w:cs="Courier New" w:hint="default"/>
+      </w:rPr>
+    </w:lvl>
+    <w:lvl w:ilvl="2" w:tplc="240A0005" w:tentative="1">
+      <w:start w:val="1"/>
+      <w:numFmt w:val="bullet"/>
+      <w:lvlText w:val=""/>
+      <w:lvlJc w:val="left"/>
+      <w:pPr>
+        <w:ind w:left="2451" w:hanging="360"/>
+      </w:pPr>
+      <w:rPr>
+        <w:rFonts w:ascii="Wingdings" w:hAnsi="Wingdings" w:hint="default"/>
+      </w:rPr>
+    </w:lvl>
+    <w:lvl w:ilvl="3" w:tplc="240A0001" w:tentative="1">
+      <w:start w:val="1"/>
+      <w:numFmt w:val="bullet"/>
+      <w:lvlText w:val=""/>
+      <w:lvlJc w:val="left"/>
+      <w:pPr>
+        <w:ind w:left="3171" w:hanging="360"/>
+      </w:pPr>
+      <w:rPr>
+        <w:rFonts w:ascii="Symbol" w:hAnsi="Symbol" w:hint="default"/>
+      </w:rPr>
+    </w:lvl>
+    <w:lvl w:ilvl="4" w:tplc="240A0003" w:tentative="1">
+      <w:start w:val="1"/>
+      <w:numFmt w:val="bullet"/>
+      <w:lvlText w:val="o"/>
+      <w:lvlJc w:val="left"/>
+      <w:pPr>
+        <w:ind w:left="3891" w:hanging="360"/>
+      </w:pPr>
+      <w:rPr>
+        <w:rFonts w:ascii="Courier New" w:hAnsi="Courier New" w:cs="Courier New" w:hint="default"/>
+      </w:rPr>
+    </w:lvl>
+    <w:lvl w:ilvl="5" w:tplc="240A0005" w:tentative="1">
+      <w:start w:val="1"/>
+      <w:numFmt w:val="bullet"/>
+      <w:lvlText w:val=""/>
+      <w:lvlJc w:val="left"/>
+      <w:pPr>
+        <w:ind w:left="4611" w:hanging="360"/>
+      </w:pPr>
+      <w:rPr>
+        <w:rFonts w:ascii="Wingdings" w:hAnsi="Wingdings" w:hint="default"/>
+      </w:rPr>
+    </w:lvl>
+    <w:lvl w:ilvl="6" w:tplc="240A0001" w:tentative="1">
+      <w:start w:val="1"/>
+      <w:numFmt w:val="bullet"/>
+      <w:lvlText w:val=""/>
+      <w:lvlJc w:val="left"/>
+      <w:pPr>
+        <w:ind w:left="5331" w:hanging="360"/>
+      </w:pPr>
+      <w:rPr>
+        <w:rFonts w:ascii="Symbol" w:hAnsi="Symbol" w:hint="default"/>
+      </w:rPr>
+    </w:lvl>
+    <w:lvl w:ilvl="7" w:tplc="240A0003" w:tentative="1">
+      <w:start w:val="1"/>
+      <w:numFmt w:val="bullet"/>
+      <w:lvlText w:val="o"/>
+      <w:lvlJc w:val="left"/>
+      <w:pPr>
+        <w:ind w:left="6051" w:hanging="360"/>
+      </w:pPr>
+      <w:rPr>
+        <w:rFonts w:ascii="Courier New" w:hAnsi="Courier New" w:cs="Courier New" w:hint="default"/>
+      </w:rPr>
+    </w:lvl>
+    <w:lvl w:ilvl="8" w:tplc="240A0005" w:tentative="1">
+      <w:start w:val="1"/>
+      <w:numFmt w:val="bullet"/>
+      <w:lvlText w:val=""/>
+      <w:lvlJc w:val="left"/>
+      <w:pPr>
+        <w:ind w:left="6771" w:hanging="360"/>
+      </w:pPr>
+      <w:rPr>
+        <w:rFonts w:ascii="Wingdings" w:hAnsi="Wingdings" w:hint="default"/>
+      </w:rPr>
+    </w:lvl>
+  </w:abstractNum>
   <w:abstractNum w:abstractNumId="4" w15:restartNumberingAfterBreak="0">
-    <w:nsid w:val="0B1566A4"/>
-    <w:multiLevelType w:val="hybridMultilevel"/>
-    <w:tmpl w:val="D73A5C0E"/>
-    <w:lvl w:ilvl="0" w:tplc="0C0A0001">
-      <w:start w:val="1"/>
-      <w:numFmt w:val="bullet"/>
-      <w:lvlText w:val=""/>
-      <w:lvlJc w:val="left"/>
-      <w:pPr>
-        <w:ind w:left="1429" w:hanging="360"/>
-      </w:pPr>
-      <w:rPr>
-        <w:rFonts w:ascii="Symbol" w:hAnsi="Symbol" w:hint="default"/>
-      </w:rPr>
-    </w:lvl>
-    <w:lvl w:ilvl="1" w:tplc="0C0A0003" w:tentative="1">
-      <w:start w:val="1"/>
-      <w:numFmt w:val="bullet"/>
-      <w:lvlText w:val="o"/>
-      <w:lvlJc w:val="left"/>
-      <w:pPr>
-        <w:ind w:left="2149" w:hanging="360"/>
-      </w:pPr>
-      <w:rPr>
-        <w:rFonts w:ascii="Courier New" w:hAnsi="Courier New" w:cs="Courier New" w:hint="default"/>
-      </w:rPr>
-    </w:lvl>
-    <w:lvl w:ilvl="2" w:tplc="0C0A0005" w:tentative="1">
-      <w:start w:val="1"/>
-      <w:numFmt w:val="bullet"/>
-      <w:lvlText w:val=""/>
-      <w:lvlJc w:val="left"/>
-      <w:pPr>
-        <w:ind w:left="2869" w:hanging="360"/>
-      </w:pPr>
-      <w:rPr>
-        <w:rFonts w:ascii="Wingdings" w:hAnsi="Wingdings" w:hint="default"/>
-      </w:rPr>
-    </w:lvl>
-    <w:lvl w:ilvl="3" w:tplc="0C0A0001" w:tentative="1">
-      <w:start w:val="1"/>
-      <w:numFmt w:val="bullet"/>
-      <w:lvlText w:val=""/>
-      <w:lvlJc w:val="left"/>
-      <w:pPr>
-        <w:ind w:left="3589" w:hanging="360"/>
-      </w:pPr>
-      <w:rPr>
-        <w:rFonts w:ascii="Symbol" w:hAnsi="Symbol" w:hint="default"/>
-      </w:rPr>
-    </w:lvl>
-    <w:lvl w:ilvl="4" w:tplc="0C0A0003" w:tentative="1">
-      <w:start w:val="1"/>
-      <w:numFmt w:val="bullet"/>
-      <w:lvlText w:val="o"/>
-      <w:lvlJc w:val="left"/>
-      <w:pPr>
-        <w:ind w:left="4309" w:hanging="360"/>
-      </w:pPr>
-      <w:rPr>
-        <w:rFonts w:ascii="Courier New" w:hAnsi="Courier New" w:cs="Courier New" w:hint="default"/>
-      </w:rPr>
-    </w:lvl>
-    <w:lvl w:ilvl="5" w:tplc="0C0A0005" w:tentative="1">
-      <w:start w:val="1"/>
-      <w:numFmt w:val="bullet"/>
-      <w:lvlText w:val=""/>
-      <w:lvlJc w:val="left"/>
-      <w:pPr>
-        <w:ind w:left="5029" w:hanging="360"/>
-      </w:pPr>
-      <w:rPr>
-        <w:rFonts w:ascii="Wingdings" w:hAnsi="Wingdings" w:hint="default"/>
-      </w:rPr>
-    </w:lvl>
-    <w:lvl w:ilvl="6" w:tplc="0C0A0001" w:tentative="1">
-      <w:start w:val="1"/>
-      <w:numFmt w:val="bullet"/>
-      <w:lvlText w:val=""/>
-      <w:lvlJc w:val="left"/>
-      <w:pPr>
-        <w:ind w:left="5749" w:hanging="360"/>
-      </w:pPr>
-      <w:rPr>
-        <w:rFonts w:ascii="Symbol" w:hAnsi="Symbol" w:hint="default"/>
-      </w:rPr>
-    </w:lvl>
-    <w:lvl w:ilvl="7" w:tplc="0C0A0003" w:tentative="1">
-      <w:start w:val="1"/>
-      <w:numFmt w:val="bullet"/>
-      <w:lvlText w:val="o"/>
-      <w:lvlJc w:val="left"/>
-      <w:pPr>
-        <w:ind w:left="6469" w:hanging="360"/>
-      </w:pPr>
-      <w:rPr>
-        <w:rFonts w:ascii="Courier New" w:hAnsi="Courier New" w:cs="Courier New" w:hint="default"/>
-      </w:rPr>
-    </w:lvl>
-    <w:lvl w:ilvl="8" w:tplc="0C0A0005" w:tentative="1">
-      <w:start w:val="1"/>
-      <w:numFmt w:val="bullet"/>
-      <w:lvlText w:val=""/>
-      <w:lvlJc w:val="left"/>
-      <w:pPr>
-        <w:ind w:left="7189" w:hanging="360"/>
-      </w:pPr>
-      <w:rPr>
-        <w:rFonts w:ascii="Wingdings" w:hAnsi="Wingdings" w:hint="default"/>
-      </w:rPr>
-    </w:lvl>
-  </w:abstractNum>
-  <w:abstractNum w:abstractNumId="5" w15:restartNumberingAfterBreak="0">
-    <w:nsid w:val="12061DC4"/>
-    <w:multiLevelType w:val="hybridMultilevel"/>
-    <w:tmpl w:val="56205AD0"/>
-    <w:lvl w:ilvl="0" w:tplc="240A0001">
-      <w:start w:val="1"/>
-      <w:numFmt w:val="bullet"/>
-      <w:lvlText w:val=""/>
-      <w:lvlJc w:val="left"/>
-      <w:pPr>
-        <w:ind w:left="720" w:hanging="360"/>
-      </w:pPr>
-      <w:rPr>
-        <w:rFonts w:ascii="Symbol" w:hAnsi="Symbol" w:hint="default"/>
-      </w:rPr>
-    </w:lvl>
-    <w:lvl w:ilvl="1" w:tplc="240A0003" w:tentative="1">
-      <w:start w:val="1"/>
-      <w:numFmt w:val="bullet"/>
-      <w:lvlText w:val="o"/>
-      <w:lvlJc w:val="left"/>
-      <w:pPr>
-        <w:ind w:left="1440" w:hanging="360"/>
-      </w:pPr>
-      <w:rPr>
-        <w:rFonts w:ascii="Courier New" w:hAnsi="Courier New" w:cs="Courier New" w:hint="default"/>
-      </w:rPr>
-    </w:lvl>
-    <w:lvl w:ilvl="2" w:tplc="240A0005" w:tentative="1">
-      <w:start w:val="1"/>
-      <w:numFmt w:val="bullet"/>
-      <w:lvlText w:val=""/>
-      <w:lvlJc w:val="left"/>
-      <w:pPr>
-        <w:ind w:left="2160" w:hanging="360"/>
-      </w:pPr>
-      <w:rPr>
-        <w:rFonts w:ascii="Wingdings" w:hAnsi="Wingdings" w:hint="default"/>
-      </w:rPr>
-    </w:lvl>
-    <w:lvl w:ilvl="3" w:tplc="240A0001" w:tentative="1">
-      <w:start w:val="1"/>
-      <w:numFmt w:val="bullet"/>
-      <w:lvlText w:val=""/>
-      <w:lvlJc w:val="left"/>
-      <w:pPr>
-        <w:ind w:left="2880" w:hanging="360"/>
-      </w:pPr>
-      <w:rPr>
-        <w:rFonts w:ascii="Symbol" w:hAnsi="Symbol" w:hint="default"/>
-      </w:rPr>
-    </w:lvl>
-    <w:lvl w:ilvl="4" w:tplc="240A0003" w:tentative="1">
-      <w:start w:val="1"/>
-      <w:numFmt w:val="bullet"/>
-      <w:lvlText w:val="o"/>
-      <w:lvlJc w:val="left"/>
-      <w:pPr>
-        <w:ind w:left="3600" w:hanging="360"/>
-      </w:pPr>
-      <w:rPr>
-        <w:rFonts w:ascii="Courier New" w:hAnsi="Courier New" w:cs="Courier New" w:hint="default"/>
-      </w:rPr>
-    </w:lvl>
-    <w:lvl w:ilvl="5" w:tplc="240A0005" w:tentative="1">
-      <w:start w:val="1"/>
-      <w:numFmt w:val="bullet"/>
-      <w:lvlText w:val=""/>
-      <w:lvlJc w:val="left"/>
-      <w:pPr>
-        <w:ind w:left="4320" w:hanging="360"/>
-      </w:pPr>
-      <w:rPr>
-        <w:rFonts w:ascii="Wingdings" w:hAnsi="Wingdings" w:hint="default"/>
-      </w:rPr>
-    </w:lvl>
-    <w:lvl w:ilvl="6" w:tplc="240A0001" w:tentative="1">
-      <w:start w:val="1"/>
-      <w:numFmt w:val="bullet"/>
-      <w:lvlText w:val=""/>
-      <w:lvlJc w:val="left"/>
-      <w:pPr>
-        <w:ind w:left="5040" w:hanging="360"/>
-      </w:pPr>
-      <w:rPr>
-        <w:rFonts w:ascii="Symbol" w:hAnsi="Symbol" w:hint="default"/>
-      </w:rPr>
-    </w:lvl>
-    <w:lvl w:ilvl="7" w:tplc="240A0003" w:tentative="1">
-      <w:start w:val="1"/>
-      <w:numFmt w:val="bullet"/>
-      <w:lvlText w:val="o"/>
-      <w:lvlJc w:val="left"/>
-      <w:pPr>
-        <w:ind w:left="5760" w:hanging="360"/>
-      </w:pPr>
-      <w:rPr>
-        <w:rFonts w:ascii="Courier New" w:hAnsi="Courier New" w:cs="Courier New" w:hint="default"/>
-      </w:rPr>
-    </w:lvl>
-    <w:lvl w:ilvl="8" w:tplc="240A0005" w:tentative="1">
-      <w:start w:val="1"/>
-      <w:numFmt w:val="bullet"/>
-      <w:lvlText w:val=""/>
-      <w:lvlJc w:val="left"/>
-      <w:pPr>
-        <w:ind w:left="6480" w:hanging="360"/>
-      </w:pPr>
-      <w:rPr>
-        <w:rFonts w:ascii="Wingdings" w:hAnsi="Wingdings" w:hint="default"/>
-      </w:rPr>
-    </w:lvl>
-  </w:abstractNum>
-  <w:abstractNum w:abstractNumId="6" w15:restartNumberingAfterBreak="0">
-    <w:nsid w:val="14F0786A"/>
-    <w:multiLevelType w:val="hybridMultilevel"/>
-    <w:tmpl w:val="DECA6468"/>
-    <w:lvl w:ilvl="0" w:tplc="0C0A0003">
-      <w:start w:val="1"/>
-      <w:numFmt w:val="bullet"/>
-      <w:lvlText w:val="o"/>
-      <w:lvlJc w:val="left"/>
-      <w:pPr>
-        <w:ind w:left="1713" w:hanging="360"/>
-      </w:pPr>
-      <w:rPr>
-        <w:rFonts w:ascii="Courier New" w:hAnsi="Courier New" w:cs="Courier New" w:hint="default"/>
-      </w:rPr>
-    </w:lvl>
-    <w:lvl w:ilvl="1" w:tplc="0C0A0003" w:tentative="1">
-      <w:start w:val="1"/>
-      <w:numFmt w:val="bullet"/>
-      <w:lvlText w:val="o"/>
-      <w:lvlJc w:val="left"/>
-      <w:pPr>
-        <w:ind w:left="2433" w:hanging="360"/>
-      </w:pPr>
-      <w:rPr>
-        <w:rFonts w:ascii="Courier New" w:hAnsi="Courier New" w:cs="Courier New" w:hint="default"/>
-      </w:rPr>
-    </w:lvl>
-    <w:lvl w:ilvl="2" w:tplc="0C0A0005" w:tentative="1">
-      <w:start w:val="1"/>
-      <w:numFmt w:val="bullet"/>
-      <w:lvlText w:val=""/>
-      <w:lvlJc w:val="left"/>
-      <w:pPr>
-        <w:ind w:left="3153" w:hanging="360"/>
-      </w:pPr>
-      <w:rPr>
-        <w:rFonts w:ascii="Wingdings" w:hAnsi="Wingdings" w:hint="default"/>
-      </w:rPr>
-    </w:lvl>
-    <w:lvl w:ilvl="3" w:tplc="0C0A0001" w:tentative="1">
-      <w:start w:val="1"/>
-      <w:numFmt w:val="bullet"/>
-      <w:lvlText w:val=""/>
-      <w:lvlJc w:val="left"/>
-      <w:pPr>
-        <w:ind w:left="3873" w:hanging="360"/>
-      </w:pPr>
-      <w:rPr>
-        <w:rFonts w:ascii="Symbol" w:hAnsi="Symbol" w:hint="default"/>
-      </w:rPr>
-    </w:lvl>
-    <w:lvl w:ilvl="4" w:tplc="0C0A0003" w:tentative="1">
-      <w:start w:val="1"/>
-      <w:numFmt w:val="bullet"/>
-      <w:lvlText w:val="o"/>
-      <w:lvlJc w:val="left"/>
-      <w:pPr>
-        <w:ind w:left="4593" w:hanging="360"/>
-      </w:pPr>
-      <w:rPr>
-        <w:rFonts w:ascii="Courier New" w:hAnsi="Courier New" w:cs="Courier New" w:hint="default"/>
-      </w:rPr>
-    </w:lvl>
-    <w:lvl w:ilvl="5" w:tplc="0C0A0005" w:tentative="1">
-      <w:start w:val="1"/>
-      <w:numFmt w:val="bullet"/>
-      <w:lvlText w:val=""/>
-      <w:lvlJc w:val="left"/>
-      <w:pPr>
-        <w:ind w:left="5313" w:hanging="360"/>
-      </w:pPr>
-      <w:rPr>
-        <w:rFonts w:ascii="Wingdings" w:hAnsi="Wingdings" w:hint="default"/>
-      </w:rPr>
-    </w:lvl>
-    <w:lvl w:ilvl="6" w:tplc="0C0A0001" w:tentative="1">
-      <w:start w:val="1"/>
-      <w:numFmt w:val="bullet"/>
-      <w:lvlText w:val=""/>
-      <w:lvlJc w:val="left"/>
-      <w:pPr>
-        <w:ind w:left="6033" w:hanging="360"/>
-      </w:pPr>
-      <w:rPr>
-        <w:rFonts w:ascii="Symbol" w:hAnsi="Symbol" w:hint="default"/>
-      </w:rPr>
-    </w:lvl>
-    <w:lvl w:ilvl="7" w:tplc="0C0A0003" w:tentative="1">
-      <w:start w:val="1"/>
-      <w:numFmt w:val="bullet"/>
-      <w:lvlText w:val="o"/>
-      <w:lvlJc w:val="left"/>
-      <w:pPr>
-        <w:ind w:left="6753" w:hanging="360"/>
-      </w:pPr>
-      <w:rPr>
-        <w:rFonts w:ascii="Courier New" w:hAnsi="Courier New" w:cs="Courier New" w:hint="default"/>
-      </w:rPr>
-    </w:lvl>
-    <w:lvl w:ilvl="8" w:tplc="0C0A0005" w:tentative="1">
-      <w:start w:val="1"/>
-      <w:numFmt w:val="bullet"/>
-      <w:lvlText w:val=""/>
-      <w:lvlJc w:val="left"/>
-      <w:pPr>
-        <w:ind w:left="7473" w:hanging="360"/>
-      </w:pPr>
-      <w:rPr>
-        <w:rFonts w:ascii="Wingdings" w:hAnsi="Wingdings" w:hint="default"/>
-      </w:rPr>
-    </w:lvl>
-  </w:abstractNum>
-  <w:abstractNum w:abstractNumId="7" w15:restartNumberingAfterBreak="0">
     <w:nsid w:val="150F11CE"/>
     <w:multiLevelType w:val="hybridMultilevel"/>
     <w:tmpl w:val="12304012"/>
@@ -15015,7 +15007,7 @@
       </w:rPr>
     </w:lvl>
   </w:abstractNum>
-  <w:abstractNum w:abstractNumId="8" w15:restartNumberingAfterBreak="0">
+  <w:abstractNum w:abstractNumId="5" w15:restartNumberingAfterBreak="0">
     <w:nsid w:val="18E41EFD"/>
     <w:multiLevelType w:val="hybridMultilevel"/>
     <w:tmpl w:val="87985CB8"/>
@@ -15128,7 +15120,233 @@
       </w:rPr>
     </w:lvl>
   </w:abstractNum>
-  <w:abstractNum w:abstractNumId="9" w15:restartNumberingAfterBreak="0">
+  <w:abstractNum w:abstractNumId="6" w15:restartNumberingAfterBreak="0">
+    <w:nsid w:val="19FD3D11"/>
+    <w:multiLevelType w:val="hybridMultilevel"/>
+    <w:tmpl w:val="F4701BE4"/>
+    <w:lvl w:ilvl="0" w:tplc="240A0001">
+      <w:start w:val="1"/>
+      <w:numFmt w:val="bullet"/>
+      <w:lvlText w:val=""/>
+      <w:lvlJc w:val="left"/>
+      <w:pPr>
+        <w:ind w:left="720" w:hanging="360"/>
+      </w:pPr>
+      <w:rPr>
+        <w:rFonts w:ascii="Symbol" w:hAnsi="Symbol" w:hint="default"/>
+      </w:rPr>
+    </w:lvl>
+    <w:lvl w:ilvl="1" w:tplc="240A0003" w:tentative="1">
+      <w:start w:val="1"/>
+      <w:numFmt w:val="bullet"/>
+      <w:lvlText w:val="o"/>
+      <w:lvlJc w:val="left"/>
+      <w:pPr>
+        <w:ind w:left="1440" w:hanging="360"/>
+      </w:pPr>
+      <w:rPr>
+        <w:rFonts w:ascii="Courier New" w:hAnsi="Courier New" w:cs="Courier New" w:hint="default"/>
+      </w:rPr>
+    </w:lvl>
+    <w:lvl w:ilvl="2" w:tplc="240A0005" w:tentative="1">
+      <w:start w:val="1"/>
+      <w:numFmt w:val="bullet"/>
+      <w:lvlText w:val=""/>
+      <w:lvlJc w:val="left"/>
+      <w:pPr>
+        <w:ind w:left="2160" w:hanging="360"/>
+      </w:pPr>
+      <w:rPr>
+        <w:rFonts w:ascii="Wingdings" w:hAnsi="Wingdings" w:hint="default"/>
+      </w:rPr>
+    </w:lvl>
+    <w:lvl w:ilvl="3" w:tplc="240A0001" w:tentative="1">
+      <w:start w:val="1"/>
+      <w:numFmt w:val="bullet"/>
+      <w:lvlText w:val=""/>
+      <w:lvlJc w:val="left"/>
+      <w:pPr>
+        <w:ind w:left="2880" w:hanging="360"/>
+      </w:pPr>
+      <w:rPr>
+        <w:rFonts w:ascii="Symbol" w:hAnsi="Symbol" w:hint="default"/>
+      </w:rPr>
+    </w:lvl>
+    <w:lvl w:ilvl="4" w:tplc="240A0003" w:tentative="1">
+      <w:start w:val="1"/>
+      <w:numFmt w:val="bullet"/>
+      <w:lvlText w:val="o"/>
+      <w:lvlJc w:val="left"/>
+      <w:pPr>
+        <w:ind w:left="3600" w:hanging="360"/>
+      </w:pPr>
+      <w:rPr>
+        <w:rFonts w:ascii="Courier New" w:hAnsi="Courier New" w:cs="Courier New" w:hint="default"/>
+      </w:rPr>
+    </w:lvl>
+    <w:lvl w:ilvl="5" w:tplc="240A0005" w:tentative="1">
+      <w:start w:val="1"/>
+      <w:numFmt w:val="bullet"/>
+      <w:lvlText w:val=""/>
+      <w:lvlJc w:val="left"/>
+      <w:pPr>
+        <w:ind w:left="4320" w:hanging="360"/>
+      </w:pPr>
+      <w:rPr>
+        <w:rFonts w:ascii="Wingdings" w:hAnsi="Wingdings" w:hint="default"/>
+      </w:rPr>
+    </w:lvl>
+    <w:lvl w:ilvl="6" w:tplc="240A0001" w:tentative="1">
+      <w:start w:val="1"/>
+      <w:numFmt w:val="bullet"/>
+      <w:lvlText w:val=""/>
+      <w:lvlJc w:val="left"/>
+      <w:pPr>
+        <w:ind w:left="5040" w:hanging="360"/>
+      </w:pPr>
+      <w:rPr>
+        <w:rFonts w:ascii="Symbol" w:hAnsi="Symbol" w:hint="default"/>
+      </w:rPr>
+    </w:lvl>
+    <w:lvl w:ilvl="7" w:tplc="240A0003" w:tentative="1">
+      <w:start w:val="1"/>
+      <w:numFmt w:val="bullet"/>
+      <w:lvlText w:val="o"/>
+      <w:lvlJc w:val="left"/>
+      <w:pPr>
+        <w:ind w:left="5760" w:hanging="360"/>
+      </w:pPr>
+      <w:rPr>
+        <w:rFonts w:ascii="Courier New" w:hAnsi="Courier New" w:cs="Courier New" w:hint="default"/>
+      </w:rPr>
+    </w:lvl>
+    <w:lvl w:ilvl="8" w:tplc="240A0005" w:tentative="1">
+      <w:start w:val="1"/>
+      <w:numFmt w:val="bullet"/>
+      <w:lvlText w:val=""/>
+      <w:lvlJc w:val="left"/>
+      <w:pPr>
+        <w:ind w:left="6480" w:hanging="360"/>
+      </w:pPr>
+      <w:rPr>
+        <w:rFonts w:ascii="Wingdings" w:hAnsi="Wingdings" w:hint="default"/>
+      </w:rPr>
+    </w:lvl>
+  </w:abstractNum>
+  <w:abstractNum w:abstractNumId="7" w15:restartNumberingAfterBreak="0">
+    <w:nsid w:val="1A031732"/>
+    <w:multiLevelType w:val="hybridMultilevel"/>
+    <w:tmpl w:val="2E46AA24"/>
+    <w:lvl w:ilvl="0" w:tplc="240A0001">
+      <w:start w:val="1"/>
+      <w:numFmt w:val="bullet"/>
+      <w:lvlText w:val=""/>
+      <w:lvlJc w:val="left"/>
+      <w:pPr>
+        <w:ind w:left="720" w:hanging="360"/>
+      </w:pPr>
+      <w:rPr>
+        <w:rFonts w:ascii="Symbol" w:hAnsi="Symbol" w:hint="default"/>
+      </w:rPr>
+    </w:lvl>
+    <w:lvl w:ilvl="1" w:tplc="240A0003" w:tentative="1">
+      <w:start w:val="1"/>
+      <w:numFmt w:val="bullet"/>
+      <w:lvlText w:val="o"/>
+      <w:lvlJc w:val="left"/>
+      <w:pPr>
+        <w:ind w:left="1440" w:hanging="360"/>
+      </w:pPr>
+      <w:rPr>
+        <w:rFonts w:ascii="Courier New" w:hAnsi="Courier New" w:cs="Courier New" w:hint="default"/>
+      </w:rPr>
+    </w:lvl>
+    <w:lvl w:ilvl="2" w:tplc="240A0005" w:tentative="1">
+      <w:start w:val="1"/>
+      <w:numFmt w:val="bullet"/>
+      <w:lvlText w:val=""/>
+      <w:lvlJc w:val="left"/>
+      <w:pPr>
+        <w:ind w:left="2160" w:hanging="360"/>
+      </w:pPr>
+      <w:rPr>
+        <w:rFonts w:ascii="Wingdings" w:hAnsi="Wingdings" w:hint="default"/>
+      </w:rPr>
+    </w:lvl>
+    <w:lvl w:ilvl="3" w:tplc="240A0001" w:tentative="1">
+      <w:start w:val="1"/>
+      <w:numFmt w:val="bullet"/>
+      <w:lvlText w:val=""/>
+      <w:lvlJc w:val="left"/>
+      <w:pPr>
+        <w:ind w:left="2880" w:hanging="360"/>
+      </w:pPr>
+      <w:rPr>
+        <w:rFonts w:ascii="Symbol" w:hAnsi="Symbol" w:hint="default"/>
+      </w:rPr>
+    </w:lvl>
+    <w:lvl w:ilvl="4" w:tplc="240A0003" w:tentative="1">
+      <w:start w:val="1"/>
+      <w:numFmt w:val="bullet"/>
+      <w:lvlText w:val="o"/>
+      <w:lvlJc w:val="left"/>
+      <w:pPr>
+        <w:ind w:left="3600" w:hanging="360"/>
+      </w:pPr>
+      <w:rPr>
+        <w:rFonts w:ascii="Courier New" w:hAnsi="Courier New" w:cs="Courier New" w:hint="default"/>
+      </w:rPr>
+    </w:lvl>
+    <w:lvl w:ilvl="5" w:tplc="240A0005" w:tentative="1">
+      <w:start w:val="1"/>
+      <w:numFmt w:val="bullet"/>
+      <w:lvlText w:val=""/>
+      <w:lvlJc w:val="left"/>
+      <w:pPr>
+        <w:ind w:left="4320" w:hanging="360"/>
+      </w:pPr>
+      <w:rPr>
+        <w:rFonts w:ascii="Wingdings" w:hAnsi="Wingdings" w:hint="default"/>
+      </w:rPr>
+    </w:lvl>
+    <w:lvl w:ilvl="6" w:tplc="240A0001" w:tentative="1">
+      <w:start w:val="1"/>
+      <w:numFmt w:val="bullet"/>
+      <w:lvlText w:val=""/>
+      <w:lvlJc w:val="left"/>
+      <w:pPr>
+        <w:ind w:left="5040" w:hanging="360"/>
+      </w:pPr>
+      <w:rPr>
+        <w:rFonts w:ascii="Symbol" w:hAnsi="Symbol" w:hint="default"/>
+      </w:rPr>
+    </w:lvl>
+    <w:lvl w:ilvl="7" w:tplc="240A0003" w:tentative="1">
+      <w:start w:val="1"/>
+      <w:numFmt w:val="bullet"/>
+      <w:lvlText w:val="o"/>
+      <w:lvlJc w:val="left"/>
+      <w:pPr>
+        <w:ind w:left="5760" w:hanging="360"/>
+      </w:pPr>
+      <w:rPr>
+        <w:rFonts w:ascii="Courier New" w:hAnsi="Courier New" w:cs="Courier New" w:hint="default"/>
+      </w:rPr>
+    </w:lvl>
+    <w:lvl w:ilvl="8" w:tplc="240A0005" w:tentative="1">
+      <w:start w:val="1"/>
+      <w:numFmt w:val="bullet"/>
+      <w:lvlText w:val=""/>
+      <w:lvlJc w:val="left"/>
+      <w:pPr>
+        <w:ind w:left="6480" w:hanging="360"/>
+      </w:pPr>
+      <w:rPr>
+        <w:rFonts w:ascii="Wingdings" w:hAnsi="Wingdings" w:hint="default"/>
+      </w:rPr>
+    </w:lvl>
+  </w:abstractNum>
+  <w:abstractNum w:abstractNumId="8" w15:restartNumberingAfterBreak="0">
     <w:nsid w:val="1AF32223"/>
     <w:multiLevelType w:val="hybridMultilevel"/>
     <w:tmpl w:val="84EE22B8"/>
@@ -15241,7 +15459,7 @@
       </w:rPr>
     </w:lvl>
   </w:abstractNum>
-  <w:abstractNum w:abstractNumId="10" w15:restartNumberingAfterBreak="0">
+  <w:abstractNum w:abstractNumId="9" w15:restartNumberingAfterBreak="0">
     <w:nsid w:val="1BA135D7"/>
     <w:multiLevelType w:val="hybridMultilevel"/>
     <w:tmpl w:val="FF5E571A"/>
@@ -15354,233 +15572,120 @@
       </w:rPr>
     </w:lvl>
   </w:abstractNum>
+  <w:abstractNum w:abstractNumId="10" w15:restartNumberingAfterBreak="0">
+    <w:nsid w:val="226C2F19"/>
+    <w:multiLevelType w:val="hybridMultilevel"/>
+    <w:tmpl w:val="0C3A6474"/>
+    <w:lvl w:ilvl="0" w:tplc="240A0001">
+      <w:start w:val="1"/>
+      <w:numFmt w:val="bullet"/>
+      <w:lvlText w:val=""/>
+      <w:lvlJc w:val="left"/>
+      <w:pPr>
+        <w:ind w:left="720" w:hanging="360"/>
+      </w:pPr>
+      <w:rPr>
+        <w:rFonts w:ascii="Symbol" w:hAnsi="Symbol" w:hint="default"/>
+      </w:rPr>
+    </w:lvl>
+    <w:lvl w:ilvl="1" w:tplc="240A0003" w:tentative="1">
+      <w:start w:val="1"/>
+      <w:numFmt w:val="bullet"/>
+      <w:lvlText w:val="o"/>
+      <w:lvlJc w:val="left"/>
+      <w:pPr>
+        <w:ind w:left="1440" w:hanging="360"/>
+      </w:pPr>
+      <w:rPr>
+        <w:rFonts w:ascii="Courier New" w:hAnsi="Courier New" w:cs="Courier New" w:hint="default"/>
+      </w:rPr>
+    </w:lvl>
+    <w:lvl w:ilvl="2" w:tplc="240A0005" w:tentative="1">
+      <w:start w:val="1"/>
+      <w:numFmt w:val="bullet"/>
+      <w:lvlText w:val=""/>
+      <w:lvlJc w:val="left"/>
+      <w:pPr>
+        <w:ind w:left="2160" w:hanging="360"/>
+      </w:pPr>
+      <w:rPr>
+        <w:rFonts w:ascii="Wingdings" w:hAnsi="Wingdings" w:hint="default"/>
+      </w:rPr>
+    </w:lvl>
+    <w:lvl w:ilvl="3" w:tplc="240A0001" w:tentative="1">
+      <w:start w:val="1"/>
+      <w:numFmt w:val="bullet"/>
+      <w:lvlText w:val=""/>
+      <w:lvlJc w:val="left"/>
+      <w:pPr>
+        <w:ind w:left="2880" w:hanging="360"/>
+      </w:pPr>
+      <w:rPr>
+        <w:rFonts w:ascii="Symbol" w:hAnsi="Symbol" w:hint="default"/>
+      </w:rPr>
+    </w:lvl>
+    <w:lvl w:ilvl="4" w:tplc="240A0003" w:tentative="1">
+      <w:start w:val="1"/>
+      <w:numFmt w:val="bullet"/>
+      <w:lvlText w:val="o"/>
+      <w:lvlJc w:val="left"/>
+      <w:pPr>
+        <w:ind w:left="3600" w:hanging="360"/>
+      </w:pPr>
+      <w:rPr>
+        <w:rFonts w:ascii="Courier New" w:hAnsi="Courier New" w:cs="Courier New" w:hint="default"/>
+      </w:rPr>
+    </w:lvl>
+    <w:lvl w:ilvl="5" w:tplc="240A0005" w:tentative="1">
+      <w:start w:val="1"/>
+      <w:numFmt w:val="bullet"/>
+      <w:lvlText w:val=""/>
+      <w:lvlJc w:val="left"/>
+      <w:pPr>
+        <w:ind w:left="4320" w:hanging="360"/>
+      </w:pPr>
+      <w:rPr>
+        <w:rFonts w:ascii="Wingdings" w:hAnsi="Wingdings" w:hint="default"/>
+      </w:rPr>
+    </w:lvl>
+    <w:lvl w:ilvl="6" w:tplc="240A0001" w:tentative="1">
+      <w:start w:val="1"/>
+      <w:numFmt w:val="bullet"/>
+      <w:lvlText w:val=""/>
+      <w:lvlJc w:val="left"/>
+      <w:pPr>
+        <w:ind w:left="5040" w:hanging="360"/>
+      </w:pPr>
+      <w:rPr>
+        <w:rFonts w:ascii="Symbol" w:hAnsi="Symbol" w:hint="default"/>
+      </w:rPr>
+    </w:lvl>
+    <w:lvl w:ilvl="7" w:tplc="240A0003" w:tentative="1">
+      <w:start w:val="1"/>
+      <w:numFmt w:val="bullet"/>
+      <w:lvlText w:val="o"/>
+      <w:lvlJc w:val="left"/>
+      <w:pPr>
+        <w:ind w:left="5760" w:hanging="360"/>
+      </w:pPr>
+      <w:rPr>
+        <w:rFonts w:ascii="Courier New" w:hAnsi="Courier New" w:cs="Courier New" w:hint="default"/>
+      </w:rPr>
+    </w:lvl>
+    <w:lvl w:ilvl="8" w:tplc="240A0005" w:tentative="1">
+      <w:start w:val="1"/>
+      <w:numFmt w:val="bullet"/>
+      <w:lvlText w:val=""/>
+      <w:lvlJc w:val="left"/>
+      <w:pPr>
+        <w:ind w:left="6480" w:hanging="360"/>
+      </w:pPr>
+      <w:rPr>
+        <w:rFonts w:ascii="Wingdings" w:hAnsi="Wingdings" w:hint="default"/>
+      </w:rPr>
+    </w:lvl>
+  </w:abstractNum>
   <w:abstractNum w:abstractNumId="11" w15:restartNumberingAfterBreak="0">
-    <w:nsid w:val="1F40090F"/>
-    <w:multiLevelType w:val="hybridMultilevel"/>
-    <w:tmpl w:val="6D70D016"/>
-    <w:lvl w:ilvl="0" w:tplc="0C0A0001">
-      <w:start w:val="1"/>
-      <w:numFmt w:val="bullet"/>
-      <w:lvlText w:val=""/>
-      <w:lvlJc w:val="left"/>
-      <w:pPr>
-        <w:ind w:left="1429" w:hanging="360"/>
-      </w:pPr>
-      <w:rPr>
-        <w:rFonts w:ascii="Symbol" w:hAnsi="Symbol" w:hint="default"/>
-      </w:rPr>
-    </w:lvl>
-    <w:lvl w:ilvl="1" w:tplc="0C0A0003" w:tentative="1">
-      <w:start w:val="1"/>
-      <w:numFmt w:val="bullet"/>
-      <w:lvlText w:val="o"/>
-      <w:lvlJc w:val="left"/>
-      <w:pPr>
-        <w:ind w:left="2149" w:hanging="360"/>
-      </w:pPr>
-      <w:rPr>
-        <w:rFonts w:ascii="Courier New" w:hAnsi="Courier New" w:cs="Courier New" w:hint="default"/>
-      </w:rPr>
-    </w:lvl>
-    <w:lvl w:ilvl="2" w:tplc="0C0A0005" w:tentative="1">
-      <w:start w:val="1"/>
-      <w:numFmt w:val="bullet"/>
-      <w:lvlText w:val=""/>
-      <w:lvlJc w:val="left"/>
-      <w:pPr>
-        <w:ind w:left="2869" w:hanging="360"/>
-      </w:pPr>
-      <w:rPr>
-        <w:rFonts w:ascii="Wingdings" w:hAnsi="Wingdings" w:hint="default"/>
-      </w:rPr>
-    </w:lvl>
-    <w:lvl w:ilvl="3" w:tplc="0C0A0001" w:tentative="1">
-      <w:start w:val="1"/>
-      <w:numFmt w:val="bullet"/>
-      <w:lvlText w:val=""/>
-      <w:lvlJc w:val="left"/>
-      <w:pPr>
-        <w:ind w:left="3589" w:hanging="360"/>
-      </w:pPr>
-      <w:rPr>
-        <w:rFonts w:ascii="Symbol" w:hAnsi="Symbol" w:hint="default"/>
-      </w:rPr>
-    </w:lvl>
-    <w:lvl w:ilvl="4" w:tplc="0C0A0003" w:tentative="1">
-      <w:start w:val="1"/>
-      <w:numFmt w:val="bullet"/>
-      <w:lvlText w:val="o"/>
-      <w:lvlJc w:val="left"/>
-      <w:pPr>
-        <w:ind w:left="4309" w:hanging="360"/>
-      </w:pPr>
-      <w:rPr>
-        <w:rFonts w:ascii="Courier New" w:hAnsi="Courier New" w:cs="Courier New" w:hint="default"/>
-      </w:rPr>
-    </w:lvl>
-    <w:lvl w:ilvl="5" w:tplc="0C0A0005" w:tentative="1">
-      <w:start w:val="1"/>
-      <w:numFmt w:val="bullet"/>
-      <w:lvlText w:val=""/>
-      <w:lvlJc w:val="left"/>
-      <w:pPr>
-        <w:ind w:left="5029" w:hanging="360"/>
-      </w:pPr>
-      <w:rPr>
-        <w:rFonts w:ascii="Wingdings" w:hAnsi="Wingdings" w:hint="default"/>
-      </w:rPr>
-    </w:lvl>
-    <w:lvl w:ilvl="6" w:tplc="0C0A0001" w:tentative="1">
-      <w:start w:val="1"/>
-      <w:numFmt w:val="bullet"/>
-      <w:lvlText w:val=""/>
-      <w:lvlJc w:val="left"/>
-      <w:pPr>
-        <w:ind w:left="5749" w:hanging="360"/>
-      </w:pPr>
-      <w:rPr>
-        <w:rFonts w:ascii="Symbol" w:hAnsi="Symbol" w:hint="default"/>
-      </w:rPr>
-    </w:lvl>
-    <w:lvl w:ilvl="7" w:tplc="0C0A0003" w:tentative="1">
-      <w:start w:val="1"/>
-      <w:numFmt w:val="bullet"/>
-      <w:lvlText w:val="o"/>
-      <w:lvlJc w:val="left"/>
-      <w:pPr>
-        <w:ind w:left="6469" w:hanging="360"/>
-      </w:pPr>
-      <w:rPr>
-        <w:rFonts w:ascii="Courier New" w:hAnsi="Courier New" w:cs="Courier New" w:hint="default"/>
-      </w:rPr>
-    </w:lvl>
-    <w:lvl w:ilvl="8" w:tplc="0C0A0005" w:tentative="1">
-      <w:start w:val="1"/>
-      <w:numFmt w:val="bullet"/>
-      <w:lvlText w:val=""/>
-      <w:lvlJc w:val="left"/>
-      <w:pPr>
-        <w:ind w:left="7189" w:hanging="360"/>
-      </w:pPr>
-      <w:rPr>
-        <w:rFonts w:ascii="Wingdings" w:hAnsi="Wingdings" w:hint="default"/>
-      </w:rPr>
-    </w:lvl>
-  </w:abstractNum>
-  <w:abstractNum w:abstractNumId="12" w15:restartNumberingAfterBreak="0">
-    <w:nsid w:val="203F4C7A"/>
-    <w:multiLevelType w:val="hybridMultilevel"/>
-    <w:tmpl w:val="FDCAD340"/>
-    <w:lvl w:ilvl="0" w:tplc="0C0A0001">
-      <w:start w:val="1"/>
-      <w:numFmt w:val="bullet"/>
-      <w:lvlText w:val=""/>
-      <w:lvlJc w:val="left"/>
-      <w:pPr>
-        <w:ind w:left="1713" w:hanging="360"/>
-      </w:pPr>
-      <w:rPr>
-        <w:rFonts w:ascii="Symbol" w:hAnsi="Symbol" w:hint="default"/>
-      </w:rPr>
-    </w:lvl>
-    <w:lvl w:ilvl="1" w:tplc="FFFFFFFF" w:tentative="1">
-      <w:start w:val="1"/>
-      <w:numFmt w:val="bullet"/>
-      <w:lvlText w:val="o"/>
-      <w:lvlJc w:val="left"/>
-      <w:pPr>
-        <w:ind w:left="2433" w:hanging="360"/>
-      </w:pPr>
-      <w:rPr>
-        <w:rFonts w:ascii="Courier New" w:hAnsi="Courier New" w:cs="Courier New" w:hint="default"/>
-      </w:rPr>
-    </w:lvl>
-    <w:lvl w:ilvl="2" w:tplc="FFFFFFFF" w:tentative="1">
-      <w:start w:val="1"/>
-      <w:numFmt w:val="bullet"/>
-      <w:lvlText w:val=""/>
-      <w:lvlJc w:val="left"/>
-      <w:pPr>
-        <w:ind w:left="3153" w:hanging="360"/>
-      </w:pPr>
-      <w:rPr>
-        <w:rFonts w:ascii="Wingdings" w:hAnsi="Wingdings" w:hint="default"/>
-      </w:rPr>
-    </w:lvl>
-    <w:lvl w:ilvl="3" w:tplc="FFFFFFFF" w:tentative="1">
-      <w:start w:val="1"/>
-      <w:numFmt w:val="bullet"/>
-      <w:lvlText w:val=""/>
-      <w:lvlJc w:val="left"/>
-      <w:pPr>
-        <w:ind w:left="3873" w:hanging="360"/>
-      </w:pPr>
-      <w:rPr>
-        <w:rFonts w:ascii="Symbol" w:hAnsi="Symbol" w:hint="default"/>
-      </w:rPr>
-    </w:lvl>
-    <w:lvl w:ilvl="4" w:tplc="FFFFFFFF" w:tentative="1">
-      <w:start w:val="1"/>
-      <w:numFmt w:val="bullet"/>
-      <w:lvlText w:val="o"/>
-      <w:lvlJc w:val="left"/>
-      <w:pPr>
-        <w:ind w:left="4593" w:hanging="360"/>
-      </w:pPr>
-      <w:rPr>
-        <w:rFonts w:ascii="Courier New" w:hAnsi="Courier New" w:cs="Courier New" w:hint="default"/>
-      </w:rPr>
-    </w:lvl>
-    <w:lvl w:ilvl="5" w:tplc="FFFFFFFF" w:tentative="1">
-      <w:start w:val="1"/>
-      <w:numFmt w:val="bullet"/>
-      <w:lvlText w:val=""/>
-      <w:lvlJc w:val="left"/>
-      <w:pPr>
-        <w:ind w:left="5313" w:hanging="360"/>
-      </w:pPr>
-      <w:rPr>
-        <w:rFonts w:ascii="Wingdings" w:hAnsi="Wingdings" w:hint="default"/>
-      </w:rPr>
-    </w:lvl>
-    <w:lvl w:ilvl="6" w:tplc="FFFFFFFF" w:tentative="1">
-      <w:start w:val="1"/>
-      <w:numFmt w:val="bullet"/>
-      <w:lvlText w:val=""/>
-      <w:lvlJc w:val="left"/>
-      <w:pPr>
-        <w:ind w:left="6033" w:hanging="360"/>
-      </w:pPr>
-      <w:rPr>
-        <w:rFonts w:ascii="Symbol" w:hAnsi="Symbol" w:hint="default"/>
-      </w:rPr>
-    </w:lvl>
-    <w:lvl w:ilvl="7" w:tplc="FFFFFFFF" w:tentative="1">
-      <w:start w:val="1"/>
-      <w:numFmt w:val="bullet"/>
-      <w:lvlText w:val="o"/>
-      <w:lvlJc w:val="left"/>
-      <w:pPr>
-        <w:ind w:left="6753" w:hanging="360"/>
-      </w:pPr>
-      <w:rPr>
-        <w:rFonts w:ascii="Courier New" w:hAnsi="Courier New" w:cs="Courier New" w:hint="default"/>
-      </w:rPr>
-    </w:lvl>
-    <w:lvl w:ilvl="8" w:tplc="FFFFFFFF" w:tentative="1">
-      <w:start w:val="1"/>
-      <w:numFmt w:val="bullet"/>
-      <w:lvlText w:val=""/>
-      <w:lvlJc w:val="left"/>
-      <w:pPr>
-        <w:ind w:left="7473" w:hanging="360"/>
-      </w:pPr>
-      <w:rPr>
-        <w:rFonts w:ascii="Wingdings" w:hAnsi="Wingdings" w:hint="default"/>
-      </w:rPr>
-    </w:lvl>
-  </w:abstractNum>
-  <w:abstractNum w:abstractNumId="13" w15:restartNumberingAfterBreak="0">
     <w:nsid w:val="25D06023"/>
     <w:multiLevelType w:val="hybridMultilevel"/>
     <w:tmpl w:val="B088D562"/>
@@ -15693,120 +15798,7 @@
       </w:rPr>
     </w:lvl>
   </w:abstractNum>
-  <w:abstractNum w:abstractNumId="14" w15:restartNumberingAfterBreak="0">
-    <w:nsid w:val="264A0D39"/>
-    <w:multiLevelType w:val="hybridMultilevel"/>
-    <w:tmpl w:val="DBCE14BC"/>
-    <w:lvl w:ilvl="0" w:tplc="0C0A0001">
-      <w:start w:val="1"/>
-      <w:numFmt w:val="bullet"/>
-      <w:lvlText w:val=""/>
-      <w:lvlJc w:val="left"/>
-      <w:pPr>
-        <w:ind w:left="1429" w:hanging="360"/>
-      </w:pPr>
-      <w:rPr>
-        <w:rFonts w:ascii="Symbol" w:hAnsi="Symbol" w:hint="default"/>
-      </w:rPr>
-    </w:lvl>
-    <w:lvl w:ilvl="1" w:tplc="0C0A0003" w:tentative="1">
-      <w:start w:val="1"/>
-      <w:numFmt w:val="bullet"/>
-      <w:lvlText w:val="o"/>
-      <w:lvlJc w:val="left"/>
-      <w:pPr>
-        <w:ind w:left="2149" w:hanging="360"/>
-      </w:pPr>
-      <w:rPr>
-        <w:rFonts w:ascii="Courier New" w:hAnsi="Courier New" w:cs="Courier New" w:hint="default"/>
-      </w:rPr>
-    </w:lvl>
-    <w:lvl w:ilvl="2" w:tplc="0C0A0005" w:tentative="1">
-      <w:start w:val="1"/>
-      <w:numFmt w:val="bullet"/>
-      <w:lvlText w:val=""/>
-      <w:lvlJc w:val="left"/>
-      <w:pPr>
-        <w:ind w:left="2869" w:hanging="360"/>
-      </w:pPr>
-      <w:rPr>
-        <w:rFonts w:ascii="Wingdings" w:hAnsi="Wingdings" w:hint="default"/>
-      </w:rPr>
-    </w:lvl>
-    <w:lvl w:ilvl="3" w:tplc="0C0A0001" w:tentative="1">
-      <w:start w:val="1"/>
-      <w:numFmt w:val="bullet"/>
-      <w:lvlText w:val=""/>
-      <w:lvlJc w:val="left"/>
-      <w:pPr>
-        <w:ind w:left="3589" w:hanging="360"/>
-      </w:pPr>
-      <w:rPr>
-        <w:rFonts w:ascii="Symbol" w:hAnsi="Symbol" w:hint="default"/>
-      </w:rPr>
-    </w:lvl>
-    <w:lvl w:ilvl="4" w:tplc="0C0A0003" w:tentative="1">
-      <w:start w:val="1"/>
-      <w:numFmt w:val="bullet"/>
-      <w:lvlText w:val="o"/>
-      <w:lvlJc w:val="left"/>
-      <w:pPr>
-        <w:ind w:left="4309" w:hanging="360"/>
-      </w:pPr>
-      <w:rPr>
-        <w:rFonts w:ascii="Courier New" w:hAnsi="Courier New" w:cs="Courier New" w:hint="default"/>
-      </w:rPr>
-    </w:lvl>
-    <w:lvl w:ilvl="5" w:tplc="0C0A0005" w:tentative="1">
-      <w:start w:val="1"/>
-      <w:numFmt w:val="bullet"/>
-      <w:lvlText w:val=""/>
-      <w:lvlJc w:val="left"/>
-      <w:pPr>
-        <w:ind w:left="5029" w:hanging="360"/>
-      </w:pPr>
-      <w:rPr>
-        <w:rFonts w:ascii="Wingdings" w:hAnsi="Wingdings" w:hint="default"/>
-      </w:rPr>
-    </w:lvl>
-    <w:lvl w:ilvl="6" w:tplc="0C0A0001" w:tentative="1">
-      <w:start w:val="1"/>
-      <w:numFmt w:val="bullet"/>
-      <w:lvlText w:val=""/>
-      <w:lvlJc w:val="left"/>
-      <w:pPr>
-        <w:ind w:left="5749" w:hanging="360"/>
-      </w:pPr>
-      <w:rPr>
-        <w:rFonts w:ascii="Symbol" w:hAnsi="Symbol" w:hint="default"/>
-      </w:rPr>
-    </w:lvl>
-    <w:lvl w:ilvl="7" w:tplc="0C0A0003" w:tentative="1">
-      <w:start w:val="1"/>
-      <w:numFmt w:val="bullet"/>
-      <w:lvlText w:val="o"/>
-      <w:lvlJc w:val="left"/>
-      <w:pPr>
-        <w:ind w:left="6469" w:hanging="360"/>
-      </w:pPr>
-      <w:rPr>
-        <w:rFonts w:ascii="Courier New" w:hAnsi="Courier New" w:cs="Courier New" w:hint="default"/>
-      </w:rPr>
-    </w:lvl>
-    <w:lvl w:ilvl="8" w:tplc="0C0A0005" w:tentative="1">
-      <w:start w:val="1"/>
-      <w:numFmt w:val="bullet"/>
-      <w:lvlText w:val=""/>
-      <w:lvlJc w:val="left"/>
-      <w:pPr>
-        <w:ind w:left="7189" w:hanging="360"/>
-      </w:pPr>
-      <w:rPr>
-        <w:rFonts w:ascii="Wingdings" w:hAnsi="Wingdings" w:hint="default"/>
-      </w:rPr>
-    </w:lvl>
-  </w:abstractNum>
-  <w:abstractNum w:abstractNumId="15" w15:restartNumberingAfterBreak="0">
+  <w:abstractNum w:abstractNumId="12" w15:restartNumberingAfterBreak="0">
     <w:nsid w:val="27412B07"/>
     <w:multiLevelType w:val="hybridMultilevel"/>
     <w:tmpl w:val="9FDADF5E"/>
@@ -15897,120 +15889,7 @@
       </w:pPr>
     </w:lvl>
   </w:abstractNum>
-  <w:abstractNum w:abstractNumId="16" w15:restartNumberingAfterBreak="0">
-    <w:nsid w:val="27AE7AE0"/>
-    <w:multiLevelType w:val="hybridMultilevel"/>
-    <w:tmpl w:val="7C30D7EC"/>
-    <w:lvl w:ilvl="0" w:tplc="0C0A0001">
-      <w:start w:val="1"/>
-      <w:numFmt w:val="bullet"/>
-      <w:lvlText w:val=""/>
-      <w:lvlJc w:val="left"/>
-      <w:pPr>
-        <w:ind w:left="1429" w:hanging="360"/>
-      </w:pPr>
-      <w:rPr>
-        <w:rFonts w:ascii="Symbol" w:hAnsi="Symbol" w:hint="default"/>
-      </w:rPr>
-    </w:lvl>
-    <w:lvl w:ilvl="1" w:tplc="0C0A0003" w:tentative="1">
-      <w:start w:val="1"/>
-      <w:numFmt w:val="bullet"/>
-      <w:lvlText w:val="o"/>
-      <w:lvlJc w:val="left"/>
-      <w:pPr>
-        <w:ind w:left="2149" w:hanging="360"/>
-      </w:pPr>
-      <w:rPr>
-        <w:rFonts w:ascii="Courier New" w:hAnsi="Courier New" w:cs="Courier New" w:hint="default"/>
-      </w:rPr>
-    </w:lvl>
-    <w:lvl w:ilvl="2" w:tplc="0C0A0005" w:tentative="1">
-      <w:start w:val="1"/>
-      <w:numFmt w:val="bullet"/>
-      <w:lvlText w:val=""/>
-      <w:lvlJc w:val="left"/>
-      <w:pPr>
-        <w:ind w:left="2869" w:hanging="360"/>
-      </w:pPr>
-      <w:rPr>
-        <w:rFonts w:ascii="Wingdings" w:hAnsi="Wingdings" w:hint="default"/>
-      </w:rPr>
-    </w:lvl>
-    <w:lvl w:ilvl="3" w:tplc="0C0A0001" w:tentative="1">
-      <w:start w:val="1"/>
-      <w:numFmt w:val="bullet"/>
-      <w:lvlText w:val=""/>
-      <w:lvlJc w:val="left"/>
-      <w:pPr>
-        <w:ind w:left="3589" w:hanging="360"/>
-      </w:pPr>
-      <w:rPr>
-        <w:rFonts w:ascii="Symbol" w:hAnsi="Symbol" w:hint="default"/>
-      </w:rPr>
-    </w:lvl>
-    <w:lvl w:ilvl="4" w:tplc="0C0A0003" w:tentative="1">
-      <w:start w:val="1"/>
-      <w:numFmt w:val="bullet"/>
-      <w:lvlText w:val="o"/>
-      <w:lvlJc w:val="left"/>
-      <w:pPr>
-        <w:ind w:left="4309" w:hanging="360"/>
-      </w:pPr>
-      <w:rPr>
-        <w:rFonts w:ascii="Courier New" w:hAnsi="Courier New" w:cs="Courier New" w:hint="default"/>
-      </w:rPr>
-    </w:lvl>
-    <w:lvl w:ilvl="5" w:tplc="0C0A0005" w:tentative="1">
-      <w:start w:val="1"/>
-      <w:numFmt w:val="bullet"/>
-      <w:lvlText w:val=""/>
-      <w:lvlJc w:val="left"/>
-      <w:pPr>
-        <w:ind w:left="5029" w:hanging="360"/>
-      </w:pPr>
-      <w:rPr>
-        <w:rFonts w:ascii="Wingdings" w:hAnsi="Wingdings" w:hint="default"/>
-      </w:rPr>
-    </w:lvl>
-    <w:lvl w:ilvl="6" w:tplc="0C0A0001" w:tentative="1">
-      <w:start w:val="1"/>
-      <w:numFmt w:val="bullet"/>
-      <w:lvlText w:val=""/>
-      <w:lvlJc w:val="left"/>
-      <w:pPr>
-        <w:ind w:left="5749" w:hanging="360"/>
-      </w:pPr>
-      <w:rPr>
-        <w:rFonts w:ascii="Symbol" w:hAnsi="Symbol" w:hint="default"/>
-      </w:rPr>
-    </w:lvl>
-    <w:lvl w:ilvl="7" w:tplc="0C0A0003" w:tentative="1">
-      <w:start w:val="1"/>
-      <w:numFmt w:val="bullet"/>
-      <w:lvlText w:val="o"/>
-      <w:lvlJc w:val="left"/>
-      <w:pPr>
-        <w:ind w:left="6469" w:hanging="360"/>
-      </w:pPr>
-      <w:rPr>
-        <w:rFonts w:ascii="Courier New" w:hAnsi="Courier New" w:cs="Courier New" w:hint="default"/>
-      </w:rPr>
-    </w:lvl>
-    <w:lvl w:ilvl="8" w:tplc="0C0A0005" w:tentative="1">
-      <w:start w:val="1"/>
-      <w:numFmt w:val="bullet"/>
-      <w:lvlText w:val=""/>
-      <w:lvlJc w:val="left"/>
-      <w:pPr>
-        <w:ind w:left="7189" w:hanging="360"/>
-      </w:pPr>
-      <w:rPr>
-        <w:rFonts w:ascii="Wingdings" w:hAnsi="Wingdings" w:hint="default"/>
-      </w:rPr>
-    </w:lvl>
-  </w:abstractNum>
-  <w:abstractNum w:abstractNumId="17" w15:restartNumberingAfterBreak="0">
+  <w:abstractNum w:abstractNumId="13" w15:restartNumberingAfterBreak="0">
     <w:nsid w:val="2880757B"/>
     <w:multiLevelType w:val="hybridMultilevel"/>
     <w:tmpl w:val="79F2C6CA"/>
@@ -16123,7 +16002,7 @@
       </w:rPr>
     </w:lvl>
   </w:abstractNum>
-  <w:abstractNum w:abstractNumId="18" w15:restartNumberingAfterBreak="0">
+  <w:abstractNum w:abstractNumId="14" w15:restartNumberingAfterBreak="0">
     <w:nsid w:val="2B4A6747"/>
     <w:multiLevelType w:val="hybridMultilevel"/>
     <w:tmpl w:val="731ED74E"/>
@@ -16236,120 +16115,7 @@
       </w:rPr>
     </w:lvl>
   </w:abstractNum>
-  <w:abstractNum w:abstractNumId="19" w15:restartNumberingAfterBreak="0">
-    <w:nsid w:val="2BAF0ADF"/>
-    <w:multiLevelType w:val="hybridMultilevel"/>
-    <w:tmpl w:val="A0DA3CA6"/>
-    <w:lvl w:ilvl="0" w:tplc="0C0A0001">
-      <w:start w:val="1"/>
-      <w:numFmt w:val="bullet"/>
-      <w:lvlText w:val=""/>
-      <w:lvlJc w:val="left"/>
-      <w:pPr>
-        <w:ind w:left="1429" w:hanging="360"/>
-      </w:pPr>
-      <w:rPr>
-        <w:rFonts w:ascii="Symbol" w:hAnsi="Symbol" w:hint="default"/>
-      </w:rPr>
-    </w:lvl>
-    <w:lvl w:ilvl="1" w:tplc="0C0A0003" w:tentative="1">
-      <w:start w:val="1"/>
-      <w:numFmt w:val="bullet"/>
-      <w:lvlText w:val="o"/>
-      <w:lvlJc w:val="left"/>
-      <w:pPr>
-        <w:ind w:left="2149" w:hanging="360"/>
-      </w:pPr>
-      <w:rPr>
-        <w:rFonts w:ascii="Courier New" w:hAnsi="Courier New" w:cs="Courier New" w:hint="default"/>
-      </w:rPr>
-    </w:lvl>
-    <w:lvl w:ilvl="2" w:tplc="0C0A0005" w:tentative="1">
-      <w:start w:val="1"/>
-      <w:numFmt w:val="bullet"/>
-      <w:lvlText w:val=""/>
-      <w:lvlJc w:val="left"/>
-      <w:pPr>
-        <w:ind w:left="2869" w:hanging="360"/>
-      </w:pPr>
-      <w:rPr>
-        <w:rFonts w:ascii="Wingdings" w:hAnsi="Wingdings" w:hint="default"/>
-      </w:rPr>
-    </w:lvl>
-    <w:lvl w:ilvl="3" w:tplc="0C0A0001" w:tentative="1">
-      <w:start w:val="1"/>
-      <w:numFmt w:val="bullet"/>
-      <w:lvlText w:val=""/>
-      <w:lvlJc w:val="left"/>
-      <w:pPr>
-        <w:ind w:left="3589" w:hanging="360"/>
-      </w:pPr>
-      <w:rPr>
-        <w:rFonts w:ascii="Symbol" w:hAnsi="Symbol" w:hint="default"/>
-      </w:rPr>
-    </w:lvl>
-    <w:lvl w:ilvl="4" w:tplc="0C0A0003" w:tentative="1">
-      <w:start w:val="1"/>
-      <w:numFmt w:val="bullet"/>
-      <w:lvlText w:val="o"/>
-      <w:lvlJc w:val="left"/>
-      <w:pPr>
-        <w:ind w:left="4309" w:hanging="360"/>
-      </w:pPr>
-      <w:rPr>
-        <w:rFonts w:ascii="Courier New" w:hAnsi="Courier New" w:cs="Courier New" w:hint="default"/>
-      </w:rPr>
-    </w:lvl>
-    <w:lvl w:ilvl="5" w:tplc="0C0A0005" w:tentative="1">
-      <w:start w:val="1"/>
-      <w:numFmt w:val="bullet"/>
-      <w:lvlText w:val=""/>
-      <w:lvlJc w:val="left"/>
-      <w:pPr>
-        <w:ind w:left="5029" w:hanging="360"/>
-      </w:pPr>
-      <w:rPr>
-        <w:rFonts w:ascii="Wingdings" w:hAnsi="Wingdings" w:hint="default"/>
-      </w:rPr>
-    </w:lvl>
-    <w:lvl w:ilvl="6" w:tplc="0C0A0001" w:tentative="1">
-      <w:start w:val="1"/>
-      <w:numFmt w:val="bullet"/>
-      <w:lvlText w:val=""/>
-      <w:lvlJc w:val="left"/>
-      <w:pPr>
-        <w:ind w:left="5749" w:hanging="360"/>
-      </w:pPr>
-      <w:rPr>
-        <w:rFonts w:ascii="Symbol" w:hAnsi="Symbol" w:hint="default"/>
-      </w:rPr>
-    </w:lvl>
-    <w:lvl w:ilvl="7" w:tplc="0C0A0003" w:tentative="1">
-      <w:start w:val="1"/>
-      <w:numFmt w:val="bullet"/>
-      <w:lvlText w:val="o"/>
-      <w:lvlJc w:val="left"/>
-      <w:pPr>
-        <w:ind w:left="6469" w:hanging="360"/>
-      </w:pPr>
-      <w:rPr>
-        <w:rFonts w:ascii="Courier New" w:hAnsi="Courier New" w:cs="Courier New" w:hint="default"/>
-      </w:rPr>
-    </w:lvl>
-    <w:lvl w:ilvl="8" w:tplc="0C0A0005" w:tentative="1">
-      <w:start w:val="1"/>
-      <w:numFmt w:val="bullet"/>
-      <w:lvlText w:val=""/>
-      <w:lvlJc w:val="left"/>
-      <w:pPr>
-        <w:ind w:left="7189" w:hanging="360"/>
-      </w:pPr>
-      <w:rPr>
-        <w:rFonts w:ascii="Wingdings" w:hAnsi="Wingdings" w:hint="default"/>
-      </w:rPr>
-    </w:lvl>
-  </w:abstractNum>
-  <w:abstractNum w:abstractNumId="20" w15:restartNumberingAfterBreak="0">
+  <w:abstractNum w:abstractNumId="15" w15:restartNumberingAfterBreak="0">
     <w:nsid w:val="33783E8B"/>
     <w:multiLevelType w:val="hybridMultilevel"/>
     <w:tmpl w:val="0CA096EC"/>
@@ -16462,7 +16228,7 @@
       </w:rPr>
     </w:lvl>
   </w:abstractNum>
-  <w:abstractNum w:abstractNumId="21" w15:restartNumberingAfterBreak="0">
+  <w:abstractNum w:abstractNumId="16" w15:restartNumberingAfterBreak="0">
     <w:nsid w:val="346C509D"/>
     <w:multiLevelType w:val="hybridMultilevel"/>
     <w:tmpl w:val="04CAF630"/>
@@ -16575,7 +16341,7 @@
       </w:rPr>
     </w:lvl>
   </w:abstractNum>
-  <w:abstractNum w:abstractNumId="22" w15:restartNumberingAfterBreak="0">
+  <w:abstractNum w:abstractNumId="17" w15:restartNumberingAfterBreak="0">
     <w:nsid w:val="368E176E"/>
     <w:multiLevelType w:val="hybridMultilevel"/>
     <w:tmpl w:val="BDF054FE"/>
@@ -16669,7 +16435,7 @@
       </w:pPr>
     </w:lvl>
   </w:abstractNum>
-  <w:abstractNum w:abstractNumId="23" w15:restartNumberingAfterBreak="0">
+  <w:abstractNum w:abstractNumId="18" w15:restartNumberingAfterBreak="0">
     <w:nsid w:val="37173E06"/>
     <w:multiLevelType w:val="hybridMultilevel"/>
     <w:tmpl w:val="87985CB8"/>
@@ -16782,7 +16548,120 @@
       </w:rPr>
     </w:lvl>
   </w:abstractNum>
-  <w:abstractNum w:abstractNumId="24" w15:restartNumberingAfterBreak="0">
+  <w:abstractNum w:abstractNumId="19" w15:restartNumberingAfterBreak="0">
+    <w:nsid w:val="3836216F"/>
+    <w:multiLevelType w:val="hybridMultilevel"/>
+    <w:tmpl w:val="9F2E4220"/>
+    <w:lvl w:ilvl="0" w:tplc="240A0001">
+      <w:start w:val="1"/>
+      <w:numFmt w:val="bullet"/>
+      <w:lvlText w:val=""/>
+      <w:lvlJc w:val="left"/>
+      <w:pPr>
+        <w:ind w:left="720" w:hanging="360"/>
+      </w:pPr>
+      <w:rPr>
+        <w:rFonts w:ascii="Symbol" w:hAnsi="Symbol" w:hint="default"/>
+      </w:rPr>
+    </w:lvl>
+    <w:lvl w:ilvl="1" w:tplc="240A0003" w:tentative="1">
+      <w:start w:val="1"/>
+      <w:numFmt w:val="bullet"/>
+      <w:lvlText w:val="o"/>
+      <w:lvlJc w:val="left"/>
+      <w:pPr>
+        <w:ind w:left="1440" w:hanging="360"/>
+      </w:pPr>
+      <w:rPr>
+        <w:rFonts w:ascii="Courier New" w:hAnsi="Courier New" w:cs="Courier New" w:hint="default"/>
+      </w:rPr>
+    </w:lvl>
+    <w:lvl w:ilvl="2" w:tplc="240A0005" w:tentative="1">
+      <w:start w:val="1"/>
+      <w:numFmt w:val="bullet"/>
+      <w:lvlText w:val=""/>
+      <w:lvlJc w:val="left"/>
+      <w:pPr>
+        <w:ind w:left="2160" w:hanging="360"/>
+      </w:pPr>
+      <w:rPr>
+        <w:rFonts w:ascii="Wingdings" w:hAnsi="Wingdings" w:hint="default"/>
+      </w:rPr>
+    </w:lvl>
+    <w:lvl w:ilvl="3" w:tplc="240A0001" w:tentative="1">
+      <w:start w:val="1"/>
+      <w:numFmt w:val="bullet"/>
+      <w:lvlText w:val=""/>
+      <w:lvlJc w:val="left"/>
+      <w:pPr>
+        <w:ind w:left="2880" w:hanging="360"/>
+      </w:pPr>
+      <w:rPr>
+        <w:rFonts w:ascii="Symbol" w:hAnsi="Symbol" w:hint="default"/>
+      </w:rPr>
+    </w:lvl>
+    <w:lvl w:ilvl="4" w:tplc="240A0003" w:tentative="1">
+      <w:start w:val="1"/>
+      <w:numFmt w:val="bullet"/>
+      <w:lvlText w:val="o"/>
+      <w:lvlJc w:val="left"/>
+      <w:pPr>
+        <w:ind w:left="3600" w:hanging="360"/>
+      </w:pPr>
+      <w:rPr>
+        <w:rFonts w:ascii="Courier New" w:hAnsi="Courier New" w:cs="Courier New" w:hint="default"/>
+      </w:rPr>
+    </w:lvl>
+    <w:lvl w:ilvl="5" w:tplc="240A0005" w:tentative="1">
+      <w:start w:val="1"/>
+      <w:numFmt w:val="bullet"/>
+      <w:lvlText w:val=""/>
+      <w:lvlJc w:val="left"/>
+      <w:pPr>
+        <w:ind w:left="4320" w:hanging="360"/>
+      </w:pPr>
+      <w:rPr>
+        <w:rFonts w:ascii="Wingdings" w:hAnsi="Wingdings" w:hint="default"/>
+      </w:rPr>
+    </w:lvl>
+    <w:lvl w:ilvl="6" w:tplc="240A0001" w:tentative="1">
+      <w:start w:val="1"/>
+      <w:numFmt w:val="bullet"/>
+      <w:lvlText w:val=""/>
+      <w:lvlJc w:val="left"/>
+      <w:pPr>
+        <w:ind w:left="5040" w:hanging="360"/>
+      </w:pPr>
+      <w:rPr>
+        <w:rFonts w:ascii="Symbol" w:hAnsi="Symbol" w:hint="default"/>
+      </w:rPr>
+    </w:lvl>
+    <w:lvl w:ilvl="7" w:tplc="240A0003" w:tentative="1">
+      <w:start w:val="1"/>
+      <w:numFmt w:val="bullet"/>
+      <w:lvlText w:val="o"/>
+      <w:lvlJc w:val="left"/>
+      <w:pPr>
+        <w:ind w:left="5760" w:hanging="360"/>
+      </w:pPr>
+      <w:rPr>
+        <w:rFonts w:ascii="Courier New" w:hAnsi="Courier New" w:cs="Courier New" w:hint="default"/>
+      </w:rPr>
+    </w:lvl>
+    <w:lvl w:ilvl="8" w:tplc="240A0005" w:tentative="1">
+      <w:start w:val="1"/>
+      <w:numFmt w:val="bullet"/>
+      <w:lvlText w:val=""/>
+      <w:lvlJc w:val="left"/>
+      <w:pPr>
+        <w:ind w:left="6480" w:hanging="360"/>
+      </w:pPr>
+      <w:rPr>
+        <w:rFonts w:ascii="Wingdings" w:hAnsi="Wingdings" w:hint="default"/>
+      </w:rPr>
+    </w:lvl>
+  </w:abstractNum>
+  <w:abstractNum w:abstractNumId="20" w15:restartNumberingAfterBreak="0">
     <w:nsid w:val="39F6416D"/>
     <w:multiLevelType w:val="hybridMultilevel"/>
     <w:tmpl w:val="0D0C0BFA"/>
@@ -16895,120 +16774,7 @@
       </w:rPr>
     </w:lvl>
   </w:abstractNum>
-  <w:abstractNum w:abstractNumId="25" w15:restartNumberingAfterBreak="0">
-    <w:nsid w:val="3BE73FF1"/>
-    <w:multiLevelType w:val="hybridMultilevel"/>
-    <w:tmpl w:val="764E251A"/>
-    <w:lvl w:ilvl="0" w:tplc="0C0A0001">
-      <w:start w:val="1"/>
-      <w:numFmt w:val="bullet"/>
-      <w:lvlText w:val=""/>
-      <w:lvlJc w:val="left"/>
-      <w:pPr>
-        <w:ind w:left="1429" w:hanging="360"/>
-      </w:pPr>
-      <w:rPr>
-        <w:rFonts w:ascii="Symbol" w:hAnsi="Symbol" w:hint="default"/>
-      </w:rPr>
-    </w:lvl>
-    <w:lvl w:ilvl="1" w:tplc="0C0A0003" w:tentative="1">
-      <w:start w:val="1"/>
-      <w:numFmt w:val="bullet"/>
-      <w:lvlText w:val="o"/>
-      <w:lvlJc w:val="left"/>
-      <w:pPr>
-        <w:ind w:left="2149" w:hanging="360"/>
-      </w:pPr>
-      <w:rPr>
-        <w:rFonts w:ascii="Courier New" w:hAnsi="Courier New" w:cs="Courier New" w:hint="default"/>
-      </w:rPr>
-    </w:lvl>
-    <w:lvl w:ilvl="2" w:tplc="0C0A0005" w:tentative="1">
-      <w:start w:val="1"/>
-      <w:numFmt w:val="bullet"/>
-      <w:lvlText w:val=""/>
-      <w:lvlJc w:val="left"/>
-      <w:pPr>
-        <w:ind w:left="2869" w:hanging="360"/>
-      </w:pPr>
-      <w:rPr>
-        <w:rFonts w:ascii="Wingdings" w:hAnsi="Wingdings" w:hint="default"/>
-      </w:rPr>
-    </w:lvl>
-    <w:lvl w:ilvl="3" w:tplc="0C0A0001" w:tentative="1">
-      <w:start w:val="1"/>
-      <w:numFmt w:val="bullet"/>
-      <w:lvlText w:val=""/>
-      <w:lvlJc w:val="left"/>
-      <w:pPr>
-        <w:ind w:left="3589" w:hanging="360"/>
-      </w:pPr>
-      <w:rPr>
-        <w:rFonts w:ascii="Symbol" w:hAnsi="Symbol" w:hint="default"/>
-      </w:rPr>
-    </w:lvl>
-    <w:lvl w:ilvl="4" w:tplc="0C0A0003" w:tentative="1">
-      <w:start w:val="1"/>
-      <w:numFmt w:val="bullet"/>
-      <w:lvlText w:val="o"/>
-      <w:lvlJc w:val="left"/>
-      <w:pPr>
-        <w:ind w:left="4309" w:hanging="360"/>
-      </w:pPr>
-      <w:rPr>
-        <w:rFonts w:ascii="Courier New" w:hAnsi="Courier New" w:cs="Courier New" w:hint="default"/>
-      </w:rPr>
-    </w:lvl>
-    <w:lvl w:ilvl="5" w:tplc="0C0A0005" w:tentative="1">
-      <w:start w:val="1"/>
-      <w:numFmt w:val="bullet"/>
-      <w:lvlText w:val=""/>
-      <w:lvlJc w:val="left"/>
-      <w:pPr>
-        <w:ind w:left="5029" w:hanging="360"/>
-      </w:pPr>
-      <w:rPr>
-        <w:rFonts w:ascii="Wingdings" w:hAnsi="Wingdings" w:hint="default"/>
-      </w:rPr>
-    </w:lvl>
-    <w:lvl w:ilvl="6" w:tplc="0C0A0001" w:tentative="1">
-      <w:start w:val="1"/>
-      <w:numFmt w:val="bullet"/>
-      <w:lvlText w:val=""/>
-      <w:lvlJc w:val="left"/>
-      <w:pPr>
-        <w:ind w:left="5749" w:hanging="360"/>
-      </w:pPr>
-      <w:rPr>
-        <w:rFonts w:ascii="Symbol" w:hAnsi="Symbol" w:hint="default"/>
-      </w:rPr>
-    </w:lvl>
-    <w:lvl w:ilvl="7" w:tplc="0C0A0003" w:tentative="1">
-      <w:start w:val="1"/>
-      <w:numFmt w:val="bullet"/>
-      <w:lvlText w:val="o"/>
-      <w:lvlJc w:val="left"/>
-      <w:pPr>
-        <w:ind w:left="6469" w:hanging="360"/>
-      </w:pPr>
-      <w:rPr>
-        <w:rFonts w:ascii="Courier New" w:hAnsi="Courier New" w:cs="Courier New" w:hint="default"/>
-      </w:rPr>
-    </w:lvl>
-    <w:lvl w:ilvl="8" w:tplc="0C0A0005" w:tentative="1">
-      <w:start w:val="1"/>
-      <w:numFmt w:val="bullet"/>
-      <w:lvlText w:val=""/>
-      <w:lvlJc w:val="left"/>
-      <w:pPr>
-        <w:ind w:left="7189" w:hanging="360"/>
-      </w:pPr>
-      <w:rPr>
-        <w:rFonts w:ascii="Wingdings" w:hAnsi="Wingdings" w:hint="default"/>
-      </w:rPr>
-    </w:lvl>
-  </w:abstractNum>
-  <w:abstractNum w:abstractNumId="26" w15:restartNumberingAfterBreak="0">
+  <w:abstractNum w:abstractNumId="21" w15:restartNumberingAfterBreak="0">
     <w:nsid w:val="3DDF6562"/>
     <w:multiLevelType w:val="multilevel"/>
     <w:tmpl w:val="6C7AF928"/>
@@ -17129,120 +16895,7 @@
       </w:rPr>
     </w:lvl>
   </w:abstractNum>
-  <w:abstractNum w:abstractNumId="27" w15:restartNumberingAfterBreak="0">
-    <w:nsid w:val="40607099"/>
-    <w:multiLevelType w:val="hybridMultilevel"/>
-    <w:tmpl w:val="BBB45DF0"/>
-    <w:lvl w:ilvl="0" w:tplc="0C0A0001">
-      <w:start w:val="1"/>
-      <w:numFmt w:val="bullet"/>
-      <w:lvlText w:val=""/>
-      <w:lvlJc w:val="left"/>
-      <w:pPr>
-        <w:ind w:left="1429" w:hanging="360"/>
-      </w:pPr>
-      <w:rPr>
-        <w:rFonts w:ascii="Symbol" w:hAnsi="Symbol" w:hint="default"/>
-      </w:rPr>
-    </w:lvl>
-    <w:lvl w:ilvl="1" w:tplc="0C0A0003" w:tentative="1">
-      <w:start w:val="1"/>
-      <w:numFmt w:val="bullet"/>
-      <w:lvlText w:val="o"/>
-      <w:lvlJc w:val="left"/>
-      <w:pPr>
-        <w:ind w:left="2149" w:hanging="360"/>
-      </w:pPr>
-      <w:rPr>
-        <w:rFonts w:ascii="Courier New" w:hAnsi="Courier New" w:cs="Courier New" w:hint="default"/>
-      </w:rPr>
-    </w:lvl>
-    <w:lvl w:ilvl="2" w:tplc="0C0A0005" w:tentative="1">
-      <w:start w:val="1"/>
-      <w:numFmt w:val="bullet"/>
-      <w:lvlText w:val=""/>
-      <w:lvlJc w:val="left"/>
-      <w:pPr>
-        <w:ind w:left="2869" w:hanging="360"/>
-      </w:pPr>
-      <w:rPr>
-        <w:rFonts w:ascii="Wingdings" w:hAnsi="Wingdings" w:hint="default"/>
-      </w:rPr>
-    </w:lvl>
-    <w:lvl w:ilvl="3" w:tplc="0C0A0001" w:tentative="1">
-      <w:start w:val="1"/>
-      <w:numFmt w:val="bullet"/>
-      <w:lvlText w:val=""/>
-      <w:lvlJc w:val="left"/>
-      <w:pPr>
-        <w:ind w:left="3589" w:hanging="360"/>
-      </w:pPr>
-      <w:rPr>
-        <w:rFonts w:ascii="Symbol" w:hAnsi="Symbol" w:hint="default"/>
-      </w:rPr>
-    </w:lvl>
-    <w:lvl w:ilvl="4" w:tplc="0C0A0003" w:tentative="1">
-      <w:start w:val="1"/>
-      <w:numFmt w:val="bullet"/>
-      <w:lvlText w:val="o"/>
-      <w:lvlJc w:val="left"/>
-      <w:pPr>
-        <w:ind w:left="4309" w:hanging="360"/>
-      </w:pPr>
-      <w:rPr>
-        <w:rFonts w:ascii="Courier New" w:hAnsi="Courier New" w:cs="Courier New" w:hint="default"/>
-      </w:rPr>
-    </w:lvl>
-    <w:lvl w:ilvl="5" w:tplc="0C0A0005" w:tentative="1">
-      <w:start w:val="1"/>
-      <w:numFmt w:val="bullet"/>
-      <w:lvlText w:val=""/>
-      <w:lvlJc w:val="left"/>
-      <w:pPr>
-        <w:ind w:left="5029" w:hanging="360"/>
-      </w:pPr>
-      <w:rPr>
-        <w:rFonts w:ascii="Wingdings" w:hAnsi="Wingdings" w:hint="default"/>
-      </w:rPr>
-    </w:lvl>
-    <w:lvl w:ilvl="6" w:tplc="0C0A0001" w:tentative="1">
-      <w:start w:val="1"/>
-      <w:numFmt w:val="bullet"/>
-      <w:lvlText w:val=""/>
-      <w:lvlJc w:val="left"/>
-      <w:pPr>
-        <w:ind w:left="5749" w:hanging="360"/>
-      </w:pPr>
-      <w:rPr>
-        <w:rFonts w:ascii="Symbol" w:hAnsi="Symbol" w:hint="default"/>
-      </w:rPr>
-    </w:lvl>
-    <w:lvl w:ilvl="7" w:tplc="0C0A0003" w:tentative="1">
-      <w:start w:val="1"/>
-      <w:numFmt w:val="bullet"/>
-      <w:lvlText w:val="o"/>
-      <w:lvlJc w:val="left"/>
-      <w:pPr>
-        <w:ind w:left="6469" w:hanging="360"/>
-      </w:pPr>
-      <w:rPr>
-        <w:rFonts w:ascii="Courier New" w:hAnsi="Courier New" w:cs="Courier New" w:hint="default"/>
-      </w:rPr>
-    </w:lvl>
-    <w:lvl w:ilvl="8" w:tplc="0C0A0005" w:tentative="1">
-      <w:start w:val="1"/>
-      <w:numFmt w:val="bullet"/>
-      <w:lvlText w:val=""/>
-      <w:lvlJc w:val="left"/>
-      <w:pPr>
-        <w:ind w:left="7189" w:hanging="360"/>
-      </w:pPr>
-      <w:rPr>
-        <w:rFonts w:ascii="Wingdings" w:hAnsi="Wingdings" w:hint="default"/>
-      </w:rPr>
-    </w:lvl>
-  </w:abstractNum>
-  <w:abstractNum w:abstractNumId="28" w15:restartNumberingAfterBreak="0">
+  <w:abstractNum w:abstractNumId="22" w15:restartNumberingAfterBreak="0">
     <w:nsid w:val="41E10C84"/>
     <w:multiLevelType w:val="hybridMultilevel"/>
     <w:tmpl w:val="00E474AA"/>
@@ -17355,120 +17008,7 @@
       </w:rPr>
     </w:lvl>
   </w:abstractNum>
-  <w:abstractNum w:abstractNumId="29" w15:restartNumberingAfterBreak="0">
-    <w:nsid w:val="43CD5A89"/>
-    <w:multiLevelType w:val="hybridMultilevel"/>
-    <w:tmpl w:val="2AEE44C8"/>
-    <w:lvl w:ilvl="0" w:tplc="0C0A0001">
-      <w:start w:val="1"/>
-      <w:numFmt w:val="bullet"/>
-      <w:lvlText w:val=""/>
-      <w:lvlJc w:val="left"/>
-      <w:pPr>
-        <w:ind w:left="1713" w:hanging="360"/>
-      </w:pPr>
-      <w:rPr>
-        <w:rFonts w:ascii="Symbol" w:hAnsi="Symbol" w:hint="default"/>
-      </w:rPr>
-    </w:lvl>
-    <w:lvl w:ilvl="1" w:tplc="FFFFFFFF" w:tentative="1">
-      <w:start w:val="1"/>
-      <w:numFmt w:val="bullet"/>
-      <w:lvlText w:val="o"/>
-      <w:lvlJc w:val="left"/>
-      <w:pPr>
-        <w:ind w:left="2433" w:hanging="360"/>
-      </w:pPr>
-      <w:rPr>
-        <w:rFonts w:ascii="Courier New" w:hAnsi="Courier New" w:cs="Courier New" w:hint="default"/>
-      </w:rPr>
-    </w:lvl>
-    <w:lvl w:ilvl="2" w:tplc="FFFFFFFF" w:tentative="1">
-      <w:start w:val="1"/>
-      <w:numFmt w:val="bullet"/>
-      <w:lvlText w:val=""/>
-      <w:lvlJc w:val="left"/>
-      <w:pPr>
-        <w:ind w:left="3153" w:hanging="360"/>
-      </w:pPr>
-      <w:rPr>
-        <w:rFonts w:ascii="Wingdings" w:hAnsi="Wingdings" w:hint="default"/>
-      </w:rPr>
-    </w:lvl>
-    <w:lvl w:ilvl="3" w:tplc="FFFFFFFF" w:tentative="1">
-      <w:start w:val="1"/>
-      <w:numFmt w:val="bullet"/>
-      <w:lvlText w:val=""/>
-      <w:lvlJc w:val="left"/>
-      <w:pPr>
-        <w:ind w:left="3873" w:hanging="360"/>
-      </w:pPr>
-      <w:rPr>
-        <w:rFonts w:ascii="Symbol" w:hAnsi="Symbol" w:hint="default"/>
-      </w:rPr>
-    </w:lvl>
-    <w:lvl w:ilvl="4" w:tplc="FFFFFFFF" w:tentative="1">
-      <w:start w:val="1"/>
-      <w:numFmt w:val="bullet"/>
-      <w:lvlText w:val="o"/>
-      <w:lvlJc w:val="left"/>
-      <w:pPr>
-        <w:ind w:left="4593" w:hanging="360"/>
-      </w:pPr>
-      <w:rPr>
-        <w:rFonts w:ascii="Courier New" w:hAnsi="Courier New" w:cs="Courier New" w:hint="default"/>
-      </w:rPr>
-    </w:lvl>
-    <w:lvl w:ilvl="5" w:tplc="FFFFFFFF" w:tentative="1">
-      <w:start w:val="1"/>
-      <w:numFmt w:val="bullet"/>
-      <w:lvlText w:val=""/>
-      <w:lvlJc w:val="left"/>
-      <w:pPr>
-        <w:ind w:left="5313" w:hanging="360"/>
-      </w:pPr>
-      <w:rPr>
-        <w:rFonts w:ascii="Wingdings" w:hAnsi="Wingdings" w:hint="default"/>
-      </w:rPr>
-    </w:lvl>
-    <w:lvl w:ilvl="6" w:tplc="FFFFFFFF" w:tentative="1">
-      <w:start w:val="1"/>
-      <w:numFmt w:val="bullet"/>
-      <w:lvlText w:val=""/>
-      <w:lvlJc w:val="left"/>
-      <w:pPr>
-        <w:ind w:left="6033" w:hanging="360"/>
-      </w:pPr>
-      <w:rPr>
-        <w:rFonts w:ascii="Symbol" w:hAnsi="Symbol" w:hint="default"/>
-      </w:rPr>
-    </w:lvl>
-    <w:lvl w:ilvl="7" w:tplc="FFFFFFFF" w:tentative="1">
-      <w:start w:val="1"/>
-      <w:numFmt w:val="bullet"/>
-      <w:lvlText w:val="o"/>
-      <w:lvlJc w:val="left"/>
-      <w:pPr>
-        <w:ind w:left="6753" w:hanging="360"/>
-      </w:pPr>
-      <w:rPr>
-        <w:rFonts w:ascii="Courier New" w:hAnsi="Courier New" w:cs="Courier New" w:hint="default"/>
-      </w:rPr>
-    </w:lvl>
-    <w:lvl w:ilvl="8" w:tplc="FFFFFFFF" w:tentative="1">
-      <w:start w:val="1"/>
-      <w:numFmt w:val="bullet"/>
-      <w:lvlText w:val=""/>
-      <w:lvlJc w:val="left"/>
-      <w:pPr>
-        <w:ind w:left="7473" w:hanging="360"/>
-      </w:pPr>
-      <w:rPr>
-        <w:rFonts w:ascii="Wingdings" w:hAnsi="Wingdings" w:hint="default"/>
-      </w:rPr>
-    </w:lvl>
-  </w:abstractNum>
-  <w:abstractNum w:abstractNumId="30" w15:restartNumberingAfterBreak="0">
+  <w:abstractNum w:abstractNumId="23" w15:restartNumberingAfterBreak="0">
     <w:nsid w:val="480B13F4"/>
     <w:multiLevelType w:val="hybridMultilevel"/>
     <w:tmpl w:val="5F98CACA"/>
@@ -17554,7 +17094,7 @@
       </w:pPr>
     </w:lvl>
   </w:abstractNum>
-  <w:abstractNum w:abstractNumId="31" w15:restartNumberingAfterBreak="0">
+  <w:abstractNum w:abstractNumId="24" w15:restartNumberingAfterBreak="0">
     <w:nsid w:val="481C1C9A"/>
     <w:multiLevelType w:val="hybridMultilevel"/>
     <w:tmpl w:val="EC68FB54"/>
@@ -17667,120 +17207,120 @@
       </w:rPr>
     </w:lvl>
   </w:abstractNum>
-  <w:abstractNum w:abstractNumId="32" w15:restartNumberingAfterBreak="0">
-    <w:nsid w:val="4D4C287F"/>
+  <w:abstractNum w:abstractNumId="25" w15:restartNumberingAfterBreak="0">
+    <w:nsid w:val="4BB4014F"/>
     <w:multiLevelType w:val="hybridMultilevel"/>
-    <w:tmpl w:val="79ECBC36"/>
-    <w:lvl w:ilvl="0" w:tplc="0C0A0001">
+    <w:tmpl w:val="DF02D2B4"/>
+    <w:lvl w:ilvl="0" w:tplc="240A0001">
       <w:start w:val="1"/>
       <w:numFmt w:val="bullet"/>
       <w:lvlText w:val=""/>
       <w:lvlJc w:val="left"/>
       <w:pPr>
-        <w:ind w:left="1429" w:hanging="360"/>
+        <w:ind w:left="720" w:hanging="360"/>
       </w:pPr>
       <w:rPr>
         <w:rFonts w:ascii="Symbol" w:hAnsi="Symbol" w:hint="default"/>
       </w:rPr>
     </w:lvl>
-    <w:lvl w:ilvl="1" w:tplc="0C0A0003" w:tentative="1">
+    <w:lvl w:ilvl="1" w:tplc="240A0003" w:tentative="1">
       <w:start w:val="1"/>
       <w:numFmt w:val="bullet"/>
       <w:lvlText w:val="o"/>
       <w:lvlJc w:val="left"/>
       <w:pPr>
-        <w:ind w:left="2149" w:hanging="360"/>
+        <w:ind w:left="1440" w:hanging="360"/>
       </w:pPr>
       <w:rPr>
         <w:rFonts w:ascii="Courier New" w:hAnsi="Courier New" w:cs="Courier New" w:hint="default"/>
       </w:rPr>
     </w:lvl>
-    <w:lvl w:ilvl="2" w:tplc="0C0A0005" w:tentative="1">
+    <w:lvl w:ilvl="2" w:tplc="240A0005" w:tentative="1">
       <w:start w:val="1"/>
       <w:numFmt w:val="bullet"/>
       <w:lvlText w:val=""/>
       <w:lvlJc w:val="left"/>
       <w:pPr>
-        <w:ind w:left="2869" w:hanging="360"/>
+        <w:ind w:left="2160" w:hanging="360"/>
       </w:pPr>
       <w:rPr>
         <w:rFonts w:ascii="Wingdings" w:hAnsi="Wingdings" w:hint="default"/>
       </w:rPr>
     </w:lvl>
-    <w:lvl w:ilvl="3" w:tplc="0C0A0001" w:tentative="1">
+    <w:lvl w:ilvl="3" w:tplc="240A0001" w:tentative="1">
       <w:start w:val="1"/>
       <w:numFmt w:val="bullet"/>
       <w:lvlText w:val=""/>
       <w:lvlJc w:val="left"/>
       <w:pPr>
-        <w:ind w:left="3589" w:hanging="360"/>
+        <w:ind w:left="2880" w:hanging="360"/>
       </w:pPr>
       <w:rPr>
         <w:rFonts w:ascii="Symbol" w:hAnsi="Symbol" w:hint="default"/>
       </w:rPr>
     </w:lvl>
-    <w:lvl w:ilvl="4" w:tplc="0C0A0003" w:tentative="1">
+    <w:lvl w:ilvl="4" w:tplc="240A0003" w:tentative="1">
       <w:start w:val="1"/>
       <w:numFmt w:val="bullet"/>
       <w:lvlText w:val="o"/>
       <w:lvlJc w:val="left"/>
       <w:pPr>
-        <w:ind w:left="4309" w:hanging="360"/>
+        <w:ind w:left="3600" w:hanging="360"/>
       </w:pPr>
       <w:rPr>
         <w:rFonts w:ascii="Courier New" w:hAnsi="Courier New" w:cs="Courier New" w:hint="default"/>
       </w:rPr>
     </w:lvl>
-    <w:lvl w:ilvl="5" w:tplc="0C0A0005" w:tentative="1">
+    <w:lvl w:ilvl="5" w:tplc="240A0005" w:tentative="1">
       <w:start w:val="1"/>
       <w:numFmt w:val="bullet"/>
       <w:lvlText w:val=""/>
       <w:lvlJc w:val="left"/>
       <w:pPr>
-        <w:ind w:left="5029" w:hanging="360"/>
+        <w:ind w:left="4320" w:hanging="360"/>
       </w:pPr>
       <w:rPr>
         <w:rFonts w:ascii="Wingdings" w:hAnsi="Wingdings" w:hint="default"/>
       </w:rPr>
     </w:lvl>
-    <w:lvl w:ilvl="6" w:tplc="0C0A0001" w:tentative="1">
+    <w:lvl w:ilvl="6" w:tplc="240A0001" w:tentative="1">
       <w:start w:val="1"/>
       <w:numFmt w:val="bullet"/>
       <w:lvlText w:val=""/>
       <w:lvlJc w:val="left"/>
       <w:pPr>
-        <w:ind w:left="5749" w:hanging="360"/>
+        <w:ind w:left="5040" w:hanging="360"/>
       </w:pPr>
       <w:rPr>
         <w:rFonts w:ascii="Symbol" w:hAnsi="Symbol" w:hint="default"/>
       </w:rPr>
     </w:lvl>
-    <w:lvl w:ilvl="7" w:tplc="0C0A0003" w:tentative="1">
+    <w:lvl w:ilvl="7" w:tplc="240A0003" w:tentative="1">
       <w:start w:val="1"/>
       <w:numFmt w:val="bullet"/>
       <w:lvlText w:val="o"/>
       <w:lvlJc w:val="left"/>
       <w:pPr>
-        <w:ind w:left="6469" w:hanging="360"/>
+        <w:ind w:left="5760" w:hanging="360"/>
       </w:pPr>
       <w:rPr>
         <w:rFonts w:ascii="Courier New" w:hAnsi="Courier New" w:cs="Courier New" w:hint="default"/>
       </w:rPr>
     </w:lvl>
-    <w:lvl w:ilvl="8" w:tplc="0C0A0005" w:tentative="1">
+    <w:lvl w:ilvl="8" w:tplc="240A0005" w:tentative="1">
       <w:start w:val="1"/>
       <w:numFmt w:val="bullet"/>
       <w:lvlText w:val=""/>
       <w:lvlJc w:val="left"/>
       <w:pPr>
-        <w:ind w:left="7189" w:hanging="360"/>
+        <w:ind w:left="6480" w:hanging="360"/>
       </w:pPr>
       <w:rPr>
         <w:rFonts w:ascii="Wingdings" w:hAnsi="Wingdings" w:hint="default"/>
       </w:rPr>
     </w:lvl>
   </w:abstractNum>
-  <w:abstractNum w:abstractNumId="33" w15:restartNumberingAfterBreak="0">
+  <w:abstractNum w:abstractNumId="26" w15:restartNumberingAfterBreak="0">
     <w:nsid w:val="4EBE1EF6"/>
     <w:multiLevelType w:val="hybridMultilevel"/>
     <w:tmpl w:val="AF3C2E24"/>
@@ -17871,7 +17411,7 @@
       </w:pPr>
     </w:lvl>
   </w:abstractNum>
-  <w:abstractNum w:abstractNumId="34" w15:restartNumberingAfterBreak="0">
+  <w:abstractNum w:abstractNumId="27" w15:restartNumberingAfterBreak="0">
     <w:nsid w:val="4F7F0F60"/>
     <w:multiLevelType w:val="hybridMultilevel"/>
     <w:tmpl w:val="9DEC123E"/>
@@ -17984,7 +17524,7 @@
       </w:rPr>
     </w:lvl>
   </w:abstractNum>
-  <w:abstractNum w:abstractNumId="35" w15:restartNumberingAfterBreak="0">
+  <w:abstractNum w:abstractNumId="28" w15:restartNumberingAfterBreak="0">
     <w:nsid w:val="54853A85"/>
     <w:multiLevelType w:val="hybridMultilevel"/>
     <w:tmpl w:val="784EDD04"/>
@@ -18097,323 +17637,7 @@
       </w:rPr>
     </w:lvl>
   </w:abstractNum>
-  <w:abstractNum w:abstractNumId="36" w15:restartNumberingAfterBreak="0">
-    <w:nsid w:val="558A6954"/>
-    <w:multiLevelType w:val="hybridMultilevel"/>
-    <w:tmpl w:val="F48AD82E"/>
-    <w:lvl w:ilvl="0" w:tplc="0C0A0001">
-      <w:start w:val="1"/>
-      <w:numFmt w:val="bullet"/>
-      <w:lvlText w:val=""/>
-      <w:lvlJc w:val="left"/>
-      <w:pPr>
-        <w:ind w:left="1429" w:hanging="360"/>
-      </w:pPr>
-      <w:rPr>
-        <w:rFonts w:ascii="Symbol" w:hAnsi="Symbol" w:hint="default"/>
-      </w:rPr>
-    </w:lvl>
-    <w:lvl w:ilvl="1" w:tplc="0C0A0003" w:tentative="1">
-      <w:start w:val="1"/>
-      <w:numFmt w:val="bullet"/>
-      <w:lvlText w:val="o"/>
-      <w:lvlJc w:val="left"/>
-      <w:pPr>
-        <w:ind w:left="2149" w:hanging="360"/>
-      </w:pPr>
-      <w:rPr>
-        <w:rFonts w:ascii="Courier New" w:hAnsi="Courier New" w:cs="Courier New" w:hint="default"/>
-      </w:rPr>
-    </w:lvl>
-    <w:lvl w:ilvl="2" w:tplc="0C0A0005" w:tentative="1">
-      <w:start w:val="1"/>
-      <w:numFmt w:val="bullet"/>
-      <w:lvlText w:val=""/>
-      <w:lvlJc w:val="left"/>
-      <w:pPr>
-        <w:ind w:left="2869" w:hanging="360"/>
-      </w:pPr>
-      <w:rPr>
-        <w:rFonts w:ascii="Wingdings" w:hAnsi="Wingdings" w:hint="default"/>
-      </w:rPr>
-    </w:lvl>
-    <w:lvl w:ilvl="3" w:tplc="0C0A0001" w:tentative="1">
-      <w:start w:val="1"/>
-      <w:numFmt w:val="bullet"/>
-      <w:lvlText w:val=""/>
-      <w:lvlJc w:val="left"/>
-      <w:pPr>
-        <w:ind w:left="3589" w:hanging="360"/>
-      </w:pPr>
-      <w:rPr>
-        <w:rFonts w:ascii="Symbol" w:hAnsi="Symbol" w:hint="default"/>
-      </w:rPr>
-    </w:lvl>
-    <w:lvl w:ilvl="4" w:tplc="0C0A0003" w:tentative="1">
-      <w:start w:val="1"/>
-      <w:numFmt w:val="bullet"/>
-      <w:lvlText w:val="o"/>
-      <w:lvlJc w:val="left"/>
-      <w:pPr>
-        <w:ind w:left="4309" w:hanging="360"/>
-      </w:pPr>
-      <w:rPr>
-        <w:rFonts w:ascii="Courier New" w:hAnsi="Courier New" w:cs="Courier New" w:hint="default"/>
-      </w:rPr>
-    </w:lvl>
-    <w:lvl w:ilvl="5" w:tplc="0C0A0005" w:tentative="1">
-      <w:start w:val="1"/>
-      <w:numFmt w:val="bullet"/>
-      <w:lvlText w:val=""/>
-      <w:lvlJc w:val="left"/>
-      <w:pPr>
-        <w:ind w:left="5029" w:hanging="360"/>
-      </w:pPr>
-      <w:rPr>
-        <w:rFonts w:ascii="Wingdings" w:hAnsi="Wingdings" w:hint="default"/>
-      </w:rPr>
-    </w:lvl>
-    <w:lvl w:ilvl="6" w:tplc="0C0A0001" w:tentative="1">
-      <w:start w:val="1"/>
-      <w:numFmt w:val="bullet"/>
-      <w:lvlText w:val=""/>
-      <w:lvlJc w:val="left"/>
-      <w:pPr>
-        <w:ind w:left="5749" w:hanging="360"/>
-      </w:pPr>
-      <w:rPr>
-        <w:rFonts w:ascii="Symbol" w:hAnsi="Symbol" w:hint="default"/>
-      </w:rPr>
-    </w:lvl>
-    <w:lvl w:ilvl="7" w:tplc="0C0A0003" w:tentative="1">
-      <w:start w:val="1"/>
-      <w:numFmt w:val="bullet"/>
-      <w:lvlText w:val="o"/>
-      <w:lvlJc w:val="left"/>
-      <w:pPr>
-        <w:ind w:left="6469" w:hanging="360"/>
-      </w:pPr>
-      <w:rPr>
-        <w:rFonts w:ascii="Courier New" w:hAnsi="Courier New" w:cs="Courier New" w:hint="default"/>
-      </w:rPr>
-    </w:lvl>
-    <w:lvl w:ilvl="8" w:tplc="0C0A0005" w:tentative="1">
-      <w:start w:val="1"/>
-      <w:numFmt w:val="bullet"/>
-      <w:lvlText w:val=""/>
-      <w:lvlJc w:val="left"/>
-      <w:pPr>
-        <w:ind w:left="7189" w:hanging="360"/>
-      </w:pPr>
-      <w:rPr>
-        <w:rFonts w:ascii="Wingdings" w:hAnsi="Wingdings" w:hint="default"/>
-      </w:rPr>
-    </w:lvl>
-  </w:abstractNum>
-  <w:abstractNum w:abstractNumId="37" w15:restartNumberingAfterBreak="0">
-    <w:nsid w:val="577F79A8"/>
-    <w:multiLevelType w:val="hybridMultilevel"/>
-    <w:tmpl w:val="FE6C2E82"/>
-    <w:lvl w:ilvl="0" w:tplc="0C0A0001">
-      <w:start w:val="1"/>
-      <w:numFmt w:val="bullet"/>
-      <w:lvlText w:val=""/>
-      <w:lvlJc w:val="left"/>
-      <w:pPr>
-        <w:ind w:left="1429" w:hanging="360"/>
-      </w:pPr>
-      <w:rPr>
-        <w:rFonts w:ascii="Symbol" w:hAnsi="Symbol" w:hint="default"/>
-      </w:rPr>
-    </w:lvl>
-    <w:lvl w:ilvl="1" w:tplc="0C0A0003" w:tentative="1">
-      <w:start w:val="1"/>
-      <w:numFmt w:val="bullet"/>
-      <w:lvlText w:val="o"/>
-      <w:lvlJc w:val="left"/>
-      <w:pPr>
-        <w:ind w:left="2149" w:hanging="360"/>
-      </w:pPr>
-      <w:rPr>
-        <w:rFonts w:ascii="Courier New" w:hAnsi="Courier New" w:cs="Courier New" w:hint="default"/>
-      </w:rPr>
-    </w:lvl>
-    <w:lvl w:ilvl="2" w:tplc="0C0A0005" w:tentative="1">
-      <w:start w:val="1"/>
-      <w:numFmt w:val="bullet"/>
-      <w:lvlText w:val=""/>
-      <w:lvlJc w:val="left"/>
-      <w:pPr>
-        <w:ind w:left="2869" w:hanging="360"/>
-      </w:pPr>
-      <w:rPr>
-        <w:rFonts w:ascii="Wingdings" w:hAnsi="Wingdings" w:hint="default"/>
-      </w:rPr>
-    </w:lvl>
-    <w:lvl w:ilvl="3" w:tplc="0C0A0001" w:tentative="1">
-      <w:start w:val="1"/>
-      <w:numFmt w:val="bullet"/>
-      <w:lvlText w:val=""/>
-      <w:lvlJc w:val="left"/>
-      <w:pPr>
-        <w:ind w:left="3589" w:hanging="360"/>
-      </w:pPr>
-      <w:rPr>
-        <w:rFonts w:ascii="Symbol" w:hAnsi="Symbol" w:hint="default"/>
-      </w:rPr>
-    </w:lvl>
-    <w:lvl w:ilvl="4" w:tplc="0C0A0003" w:tentative="1">
-      <w:start w:val="1"/>
-      <w:numFmt w:val="bullet"/>
-      <w:lvlText w:val="o"/>
-      <w:lvlJc w:val="left"/>
-      <w:pPr>
-        <w:ind w:left="4309" w:hanging="360"/>
-      </w:pPr>
-      <w:rPr>
-        <w:rFonts w:ascii="Courier New" w:hAnsi="Courier New" w:cs="Courier New" w:hint="default"/>
-      </w:rPr>
-    </w:lvl>
-    <w:lvl w:ilvl="5" w:tplc="0C0A0005" w:tentative="1">
-      <w:start w:val="1"/>
-      <w:numFmt w:val="bullet"/>
-      <w:lvlText w:val=""/>
-      <w:lvlJc w:val="left"/>
-      <w:pPr>
-        <w:ind w:left="5029" w:hanging="360"/>
-      </w:pPr>
-      <w:rPr>
-        <w:rFonts w:ascii="Wingdings" w:hAnsi="Wingdings" w:hint="default"/>
-      </w:rPr>
-    </w:lvl>
-    <w:lvl w:ilvl="6" w:tplc="0C0A0001" w:tentative="1">
-      <w:start w:val="1"/>
-      <w:numFmt w:val="bullet"/>
-      <w:lvlText w:val=""/>
-      <w:lvlJc w:val="left"/>
-      <w:pPr>
-        <w:ind w:left="5749" w:hanging="360"/>
-      </w:pPr>
-      <w:rPr>
-        <w:rFonts w:ascii="Symbol" w:hAnsi="Symbol" w:hint="default"/>
-      </w:rPr>
-    </w:lvl>
-    <w:lvl w:ilvl="7" w:tplc="0C0A0003" w:tentative="1">
-      <w:start w:val="1"/>
-      <w:numFmt w:val="bullet"/>
-      <w:lvlText w:val="o"/>
-      <w:lvlJc w:val="left"/>
-      <w:pPr>
-        <w:ind w:left="6469" w:hanging="360"/>
-      </w:pPr>
-      <w:rPr>
-        <w:rFonts w:ascii="Courier New" w:hAnsi="Courier New" w:cs="Courier New" w:hint="default"/>
-      </w:rPr>
-    </w:lvl>
-    <w:lvl w:ilvl="8" w:tplc="0C0A0005" w:tentative="1">
-      <w:start w:val="1"/>
-      <w:numFmt w:val="bullet"/>
-      <w:lvlText w:val=""/>
-      <w:lvlJc w:val="left"/>
-      <w:pPr>
-        <w:ind w:left="7189" w:hanging="360"/>
-      </w:pPr>
-      <w:rPr>
-        <w:rFonts w:ascii="Wingdings" w:hAnsi="Wingdings" w:hint="default"/>
-      </w:rPr>
-    </w:lvl>
-  </w:abstractNum>
-  <w:abstractNum w:abstractNumId="38" w15:restartNumberingAfterBreak="0">
-    <w:nsid w:val="5ADD17D0"/>
-    <w:multiLevelType w:val="hybridMultilevel"/>
-    <w:tmpl w:val="85BAD260"/>
-    <w:lvl w:ilvl="0" w:tplc="5C50D3DA">
-      <w:start w:val="1"/>
-      <w:numFmt w:val="upperLetter"/>
-      <w:lvlText w:val="%1."/>
-      <w:lvlJc w:val="left"/>
-      <w:pPr>
-        <w:ind w:left="1429" w:hanging="360"/>
-      </w:pPr>
-      <w:rPr>
-        <w:b/>
-        <w:bCs/>
-      </w:rPr>
-    </w:lvl>
-    <w:lvl w:ilvl="1" w:tplc="0C0A0019" w:tentative="1">
-      <w:start w:val="1"/>
-      <w:numFmt w:val="lowerLetter"/>
-      <w:lvlText w:val="%2."/>
-      <w:lvlJc w:val="left"/>
-      <w:pPr>
-        <w:ind w:left="2149" w:hanging="360"/>
-      </w:pPr>
-    </w:lvl>
-    <w:lvl w:ilvl="2" w:tplc="0C0A001B" w:tentative="1">
-      <w:start w:val="1"/>
-      <w:numFmt w:val="lowerRoman"/>
-      <w:lvlText w:val="%3."/>
-      <w:lvlJc w:val="right"/>
-      <w:pPr>
-        <w:ind w:left="2869" w:hanging="180"/>
-      </w:pPr>
-    </w:lvl>
-    <w:lvl w:ilvl="3" w:tplc="0C0A000F" w:tentative="1">
-      <w:start w:val="1"/>
-      <w:numFmt w:val="decimal"/>
-      <w:lvlText w:val="%4."/>
-      <w:lvlJc w:val="left"/>
-      <w:pPr>
-        <w:ind w:left="3589" w:hanging="360"/>
-      </w:pPr>
-    </w:lvl>
-    <w:lvl w:ilvl="4" w:tplc="0C0A0019" w:tentative="1">
-      <w:start w:val="1"/>
-      <w:numFmt w:val="lowerLetter"/>
-      <w:lvlText w:val="%5."/>
-      <w:lvlJc w:val="left"/>
-      <w:pPr>
-        <w:ind w:left="4309" w:hanging="360"/>
-      </w:pPr>
-    </w:lvl>
-    <w:lvl w:ilvl="5" w:tplc="0C0A001B" w:tentative="1">
-      <w:start w:val="1"/>
-      <w:numFmt w:val="lowerRoman"/>
-      <w:lvlText w:val="%6."/>
-      <w:lvlJc w:val="right"/>
-      <w:pPr>
-        <w:ind w:left="5029" w:hanging="180"/>
-      </w:pPr>
-    </w:lvl>
-    <w:lvl w:ilvl="6" w:tplc="0C0A000F" w:tentative="1">
-      <w:start w:val="1"/>
-      <w:numFmt w:val="decimal"/>
-      <w:lvlText w:val="%7."/>
-      <w:lvlJc w:val="left"/>
-      <w:pPr>
-        <w:ind w:left="5749" w:hanging="360"/>
-      </w:pPr>
-    </w:lvl>
-    <w:lvl w:ilvl="7" w:tplc="0C0A0019" w:tentative="1">
-      <w:start w:val="1"/>
-      <w:numFmt w:val="lowerLetter"/>
-      <w:lvlText w:val="%8."/>
-      <w:lvlJc w:val="left"/>
-      <w:pPr>
-        <w:ind w:left="6469" w:hanging="360"/>
-      </w:pPr>
-    </w:lvl>
-    <w:lvl w:ilvl="8" w:tplc="0C0A001B" w:tentative="1">
-      <w:start w:val="1"/>
-      <w:numFmt w:val="lowerRoman"/>
-      <w:lvlText w:val="%9."/>
-      <w:lvlJc w:val="right"/>
-      <w:pPr>
-        <w:ind w:left="7189" w:hanging="180"/>
-      </w:pPr>
-    </w:lvl>
-  </w:abstractNum>
-  <w:abstractNum w:abstractNumId="39" w15:restartNumberingAfterBreak="0">
+  <w:abstractNum w:abstractNumId="29" w15:restartNumberingAfterBreak="0">
     <w:nsid w:val="70CC1547"/>
     <w:multiLevelType w:val="hybridMultilevel"/>
     <w:tmpl w:val="0018E6A6"/>
@@ -18526,17 +17750,17 @@
       </w:rPr>
     </w:lvl>
   </w:abstractNum>
-  <w:abstractNum w:abstractNumId="40" w15:restartNumberingAfterBreak="0">
-    <w:nsid w:val="72C376A0"/>
+  <w:abstractNum w:abstractNumId="30" w15:restartNumberingAfterBreak="0">
+    <w:nsid w:val="7225508B"/>
     <w:multiLevelType w:val="hybridMultilevel"/>
-    <w:tmpl w:val="3692CE3E"/>
+    <w:tmpl w:val="71D0C5E8"/>
     <w:lvl w:ilvl="0" w:tplc="240A0001">
       <w:start w:val="1"/>
       <w:numFmt w:val="bullet"/>
       <w:lvlText w:val=""/>
       <w:lvlJc w:val="left"/>
       <w:pPr>
-        <w:ind w:left="1429" w:hanging="360"/>
+        <w:ind w:left="720" w:hanging="360"/>
       </w:pPr>
       <w:rPr>
         <w:rFonts w:ascii="Symbol" w:hAnsi="Symbol" w:hint="default"/>
@@ -18548,7 +17772,7 @@
       <w:lvlText w:val="o"/>
       <w:lvlJc w:val="left"/>
       <w:pPr>
-        <w:ind w:left="2149" w:hanging="360"/>
+        <w:ind w:left="1440" w:hanging="360"/>
       </w:pPr>
       <w:rPr>
         <w:rFonts w:ascii="Courier New" w:hAnsi="Courier New" w:cs="Courier New" w:hint="default"/>
@@ -18560,7 +17784,7 @@
       <w:lvlText w:val=""/>
       <w:lvlJc w:val="left"/>
       <w:pPr>
-        <w:ind w:left="2869" w:hanging="360"/>
+        <w:ind w:left="2160" w:hanging="360"/>
       </w:pPr>
       <w:rPr>
         <w:rFonts w:ascii="Wingdings" w:hAnsi="Wingdings" w:hint="default"/>
@@ -18572,7 +17796,7 @@
       <w:lvlText w:val=""/>
       <w:lvlJc w:val="left"/>
       <w:pPr>
-        <w:ind w:left="3589" w:hanging="360"/>
+        <w:ind w:left="2880" w:hanging="360"/>
       </w:pPr>
       <w:rPr>
         <w:rFonts w:ascii="Symbol" w:hAnsi="Symbol" w:hint="default"/>
@@ -18584,7 +17808,7 @@
       <w:lvlText w:val="o"/>
       <w:lvlJc w:val="left"/>
       <w:pPr>
-        <w:ind w:left="4309" w:hanging="360"/>
+        <w:ind w:left="3600" w:hanging="360"/>
       </w:pPr>
       <w:rPr>
         <w:rFonts w:ascii="Courier New" w:hAnsi="Courier New" w:cs="Courier New" w:hint="default"/>
@@ -18596,7 +17820,7 @@
       <w:lvlText w:val=""/>
       <w:lvlJc w:val="left"/>
       <w:pPr>
-        <w:ind w:left="5029" w:hanging="360"/>
+        <w:ind w:left="4320" w:hanging="360"/>
       </w:pPr>
       <w:rPr>
         <w:rFonts w:ascii="Wingdings" w:hAnsi="Wingdings" w:hint="default"/>
@@ -18608,7 +17832,7 @@
       <w:lvlText w:val=""/>
       <w:lvlJc w:val="left"/>
       <w:pPr>
-        <w:ind w:left="5749" w:hanging="360"/>
+        <w:ind w:left="5040" w:hanging="360"/>
       </w:pPr>
       <w:rPr>
         <w:rFonts w:ascii="Symbol" w:hAnsi="Symbol" w:hint="default"/>
@@ -18620,7 +17844,7 @@
       <w:lvlText w:val="o"/>
       <w:lvlJc w:val="left"/>
       <w:pPr>
-        <w:ind w:left="6469" w:hanging="360"/>
+        <w:ind w:left="5760" w:hanging="360"/>
       </w:pPr>
       <w:rPr>
         <w:rFonts w:ascii="Courier New" w:hAnsi="Courier New" w:cs="Courier New" w:hint="default"/>
@@ -18632,127 +17856,127 @@
       <w:lvlText w:val=""/>
       <w:lvlJc w:val="left"/>
       <w:pPr>
-        <w:ind w:left="7189" w:hanging="360"/>
+        <w:ind w:left="6480" w:hanging="360"/>
       </w:pPr>
       <w:rPr>
         <w:rFonts w:ascii="Wingdings" w:hAnsi="Wingdings" w:hint="default"/>
       </w:rPr>
     </w:lvl>
   </w:abstractNum>
-  <w:abstractNum w:abstractNumId="41" w15:restartNumberingAfterBreak="0">
-    <w:nsid w:val="7C4943EE"/>
+  <w:abstractNum w:abstractNumId="31" w15:restartNumberingAfterBreak="0">
+    <w:nsid w:val="72FE4E35"/>
     <w:multiLevelType w:val="hybridMultilevel"/>
-    <w:tmpl w:val="A58EA9AA"/>
-    <w:lvl w:ilvl="0" w:tplc="0C0A0001">
+    <w:tmpl w:val="000ABC0E"/>
+    <w:lvl w:ilvl="0" w:tplc="240A0001">
       <w:start w:val="1"/>
       <w:numFmt w:val="bullet"/>
       <w:lvlText w:val=""/>
       <w:lvlJc w:val="left"/>
       <w:pPr>
-        <w:ind w:left="1429" w:hanging="360"/>
+        <w:ind w:left="720" w:hanging="360"/>
       </w:pPr>
       <w:rPr>
         <w:rFonts w:ascii="Symbol" w:hAnsi="Symbol" w:hint="default"/>
       </w:rPr>
     </w:lvl>
-    <w:lvl w:ilvl="1" w:tplc="0C0A0003" w:tentative="1">
+    <w:lvl w:ilvl="1" w:tplc="240A0003" w:tentative="1">
       <w:start w:val="1"/>
       <w:numFmt w:val="bullet"/>
       <w:lvlText w:val="o"/>
       <w:lvlJc w:val="left"/>
       <w:pPr>
-        <w:ind w:left="2149" w:hanging="360"/>
+        <w:ind w:left="1440" w:hanging="360"/>
       </w:pPr>
       <w:rPr>
         <w:rFonts w:ascii="Courier New" w:hAnsi="Courier New" w:cs="Courier New" w:hint="default"/>
       </w:rPr>
     </w:lvl>
-    <w:lvl w:ilvl="2" w:tplc="0C0A0005" w:tentative="1">
+    <w:lvl w:ilvl="2" w:tplc="240A0005" w:tentative="1">
       <w:start w:val="1"/>
       <w:numFmt w:val="bullet"/>
       <w:lvlText w:val=""/>
       <w:lvlJc w:val="left"/>
       <w:pPr>
-        <w:ind w:left="2869" w:hanging="360"/>
+        <w:ind w:left="2160" w:hanging="360"/>
       </w:pPr>
       <w:rPr>
         <w:rFonts w:ascii="Wingdings" w:hAnsi="Wingdings" w:hint="default"/>
       </w:rPr>
     </w:lvl>
-    <w:lvl w:ilvl="3" w:tplc="0C0A0001" w:tentative="1">
+    <w:lvl w:ilvl="3" w:tplc="240A0001" w:tentative="1">
       <w:start w:val="1"/>
       <w:numFmt w:val="bullet"/>
       <w:lvlText w:val=""/>
       <w:lvlJc w:val="left"/>
       <w:pPr>
-        <w:ind w:left="3589" w:hanging="360"/>
+        <w:ind w:left="2880" w:hanging="360"/>
       </w:pPr>
       <w:rPr>
         <w:rFonts w:ascii="Symbol" w:hAnsi="Symbol" w:hint="default"/>
       </w:rPr>
     </w:lvl>
-    <w:lvl w:ilvl="4" w:tplc="0C0A0003" w:tentative="1">
+    <w:lvl w:ilvl="4" w:tplc="240A0003" w:tentative="1">
       <w:start w:val="1"/>
       <w:numFmt w:val="bullet"/>
       <w:lvlText w:val="o"/>
       <w:lvlJc w:val="left"/>
       <w:pPr>
-        <w:ind w:left="4309" w:hanging="360"/>
+        <w:ind w:left="3600" w:hanging="360"/>
       </w:pPr>
       <w:rPr>
         <w:rFonts w:ascii="Courier New" w:hAnsi="Courier New" w:cs="Courier New" w:hint="default"/>
       </w:rPr>
     </w:lvl>
-    <w:lvl w:ilvl="5" w:tplc="0C0A0005" w:tentative="1">
+    <w:lvl w:ilvl="5" w:tplc="240A0005" w:tentative="1">
       <w:start w:val="1"/>
       <w:numFmt w:val="bullet"/>
       <w:lvlText w:val=""/>
       <w:lvlJc w:val="left"/>
       <w:pPr>
-        <w:ind w:left="5029" w:hanging="360"/>
+        <w:ind w:left="4320" w:hanging="360"/>
       </w:pPr>
       <w:rPr>
         <w:rFonts w:ascii="Wingdings" w:hAnsi="Wingdings" w:hint="default"/>
       </w:rPr>
     </w:lvl>
-    <w:lvl w:ilvl="6" w:tplc="0C0A0001" w:tentative="1">
+    <w:lvl w:ilvl="6" w:tplc="240A0001" w:tentative="1">
       <w:start w:val="1"/>
       <w:numFmt w:val="bullet"/>
       <w:lvlText w:val=""/>
       <w:lvlJc w:val="left"/>
       <w:pPr>
-        <w:ind w:left="5749" w:hanging="360"/>
+        <w:ind w:left="5040" w:hanging="360"/>
       </w:pPr>
       <w:rPr>
         <w:rFonts w:ascii="Symbol" w:hAnsi="Symbol" w:hint="default"/>
       </w:rPr>
     </w:lvl>
-    <w:lvl w:ilvl="7" w:tplc="0C0A0003" w:tentative="1">
+    <w:lvl w:ilvl="7" w:tplc="240A0003" w:tentative="1">
       <w:start w:val="1"/>
       <w:numFmt w:val="bullet"/>
       <w:lvlText w:val="o"/>
       <w:lvlJc w:val="left"/>
       <w:pPr>
-        <w:ind w:left="6469" w:hanging="360"/>
+        <w:ind w:left="5760" w:hanging="360"/>
       </w:pPr>
       <w:rPr>
         <w:rFonts w:ascii="Courier New" w:hAnsi="Courier New" w:cs="Courier New" w:hint="default"/>
       </w:rPr>
     </w:lvl>
-    <w:lvl w:ilvl="8" w:tplc="0C0A0005" w:tentative="1">
+    <w:lvl w:ilvl="8" w:tplc="240A0005" w:tentative="1">
       <w:start w:val="1"/>
       <w:numFmt w:val="bullet"/>
       <w:lvlText w:val=""/>
       <w:lvlJc w:val="left"/>
       <w:pPr>
-        <w:ind w:left="7189" w:hanging="360"/>
+        <w:ind w:left="6480" w:hanging="360"/>
       </w:pPr>
       <w:rPr>
         <w:rFonts w:ascii="Wingdings" w:hAnsi="Wingdings" w:hint="default"/>
       </w:rPr>
     </w:lvl>
   </w:abstractNum>
-  <w:abstractNum w:abstractNumId="42" w15:restartNumberingAfterBreak="0">
+  <w:abstractNum w:abstractNumId="32" w15:restartNumberingAfterBreak="0">
     <w:nsid w:val="7EFD7F56"/>
     <w:multiLevelType w:val="hybridMultilevel"/>
     <w:tmpl w:val="8514E01A"/>
@@ -18869,132 +18093,102 @@
     <w:abstractNumId w:val="0"/>
   </w:num>
   <w:num w:numId="2">
+    <w:abstractNumId w:val="12"/>
+  </w:num>
+  <w:num w:numId="3">
+    <w:abstractNumId w:val="26"/>
+  </w:num>
+  <w:num w:numId="4">
+    <w:abstractNumId w:val="17"/>
+  </w:num>
+  <w:num w:numId="5">
+    <w:abstractNumId w:val="21"/>
+  </w:num>
+  <w:num w:numId="6">
+    <w:abstractNumId w:val="27"/>
+  </w:num>
+  <w:num w:numId="7">
+    <w:abstractNumId w:val="11"/>
+  </w:num>
+  <w:num w:numId="8">
+    <w:abstractNumId w:val="28"/>
+  </w:num>
+  <w:num w:numId="9">
+    <w:abstractNumId w:val="14"/>
+  </w:num>
+  <w:num w:numId="10">
+    <w:abstractNumId w:val="2"/>
+  </w:num>
+  <w:num w:numId="11">
+    <w:abstractNumId w:val="4"/>
+  </w:num>
+  <w:num w:numId="12">
+    <w:abstractNumId w:val="1"/>
+  </w:num>
+  <w:num w:numId="13">
+    <w:abstractNumId w:val="24"/>
+  </w:num>
+  <w:num w:numId="14">
+    <w:abstractNumId w:val="8"/>
+  </w:num>
+  <w:num w:numId="15">
+    <w:abstractNumId w:val="29"/>
+  </w:num>
+  <w:num w:numId="16">
+    <w:abstractNumId w:val="32"/>
+  </w:num>
+  <w:num w:numId="17">
+    <w:abstractNumId w:val="13"/>
+  </w:num>
+  <w:num w:numId="18">
+    <w:abstractNumId w:val="16"/>
+  </w:num>
+  <w:num w:numId="19">
+    <w:abstractNumId w:val="20"/>
+  </w:num>
+  <w:num w:numId="20">
+    <w:abstractNumId w:val="9"/>
+  </w:num>
+  <w:num w:numId="21">
+    <w:abstractNumId w:val="5"/>
+  </w:num>
+  <w:num w:numId="22">
     <w:abstractNumId w:val="15"/>
   </w:num>
-  <w:num w:numId="3">
-    <w:abstractNumId w:val="33"/>
+  <w:num w:numId="23">
+    <w:abstractNumId w:val="18"/>
   </w:num>
-  <w:num w:numId="4">
+  <w:num w:numId="24">
     <w:abstractNumId w:val="22"/>
   </w:num>
-  <w:num w:numId="5">
-    <w:abstractNumId w:val="26"/>
+  <w:num w:numId="25">
+    <w:abstractNumId w:val="23"/>
   </w:num>
-  <w:num w:numId="6">
-    <w:abstractNumId w:val="16"/>
+  <w:num w:numId="26">
+    <w:abstractNumId w:val="25"/>
   </w:num>
-  <w:num w:numId="7">
-    <w:abstractNumId w:val="36"/>
+  <w:num w:numId="27">
+    <w:abstractNumId w:val="30"/>
   </w:num>
-  <w:num w:numId="8">
-    <w:abstractNumId w:val="27"/>
-  </w:num>
-  <w:num w:numId="9">
-    <w:abstractNumId w:val="11"/>
-  </w:num>
-  <w:num w:numId="10">
-    <w:abstractNumId w:val="41"/>
-  </w:num>
-  <w:num w:numId="11">
+  <w:num w:numId="28">
     <w:abstractNumId w:val="19"/>
   </w:num>
-  <w:num w:numId="12">
-    <w:abstractNumId w:val="25"/>
+  <w:num w:numId="29">
+    <w:abstractNumId w:val="10"/>
   </w:num>
-  <w:num w:numId="13">
-    <w:abstractNumId w:val="14"/>
-  </w:num>
-  <w:num w:numId="14">
+  <w:num w:numId="30">
     <w:abstractNumId w:val="6"/>
   </w:num>
-  <w:num w:numId="15">
-    <w:abstractNumId w:val="2"/>
+  <w:num w:numId="31">
+    <w:abstractNumId w:val="7"/>
   </w:num>
-  <w:num w:numId="16">
-    <w:abstractNumId w:val="4"/>
-  </w:num>
-  <w:num w:numId="17">
-    <w:abstractNumId w:val="12"/>
-  </w:num>
-  <w:num w:numId="18">
-    <w:abstractNumId w:val="37"/>
-  </w:num>
-  <w:num w:numId="19">
-    <w:abstractNumId w:val="29"/>
-  </w:num>
-  <w:num w:numId="20">
-    <w:abstractNumId w:val="32"/>
-  </w:num>
-  <w:num w:numId="21">
-    <w:abstractNumId w:val="38"/>
-  </w:num>
-  <w:num w:numId="22">
-    <w:abstractNumId w:val="5"/>
-  </w:num>
-  <w:num w:numId="23">
-    <w:abstractNumId w:val="40"/>
-  </w:num>
-  <w:num w:numId="24">
-    <w:abstractNumId w:val="34"/>
-  </w:num>
-  <w:num w:numId="25">
-    <w:abstractNumId w:val="13"/>
-  </w:num>
-  <w:num w:numId="26">
-    <w:abstractNumId w:val="35"/>
-  </w:num>
-  <w:num w:numId="27">
-    <w:abstractNumId w:val="18"/>
-  </w:num>
-  <w:num w:numId="28">
+  <w:num w:numId="32">
     <w:abstractNumId w:val="3"/>
   </w:num>
-  <w:num w:numId="29">
-    <w:abstractNumId w:val="7"/>
-  </w:num>
-  <w:num w:numId="30">
-    <w:abstractNumId w:val="1"/>
-  </w:num>
-  <w:num w:numId="31">
+  <w:num w:numId="33">
     <w:abstractNumId w:val="31"/>
   </w:num>
-  <w:num w:numId="32">
-    <w:abstractNumId w:val="9"/>
-  </w:num>
-  <w:num w:numId="33">
-    <w:abstractNumId w:val="39"/>
-  </w:num>
-  <w:num w:numId="34">
-    <w:abstractNumId w:val="42"/>
-  </w:num>
-  <w:num w:numId="35">
-    <w:abstractNumId w:val="17"/>
-  </w:num>
-  <w:num w:numId="36">
-    <w:abstractNumId w:val="21"/>
-  </w:num>
-  <w:num w:numId="37">
-    <w:abstractNumId w:val="24"/>
-  </w:num>
-  <w:num w:numId="38">
-    <w:abstractNumId w:val="10"/>
-  </w:num>
-  <w:num w:numId="39">
-    <w:abstractNumId w:val="8"/>
-  </w:num>
-  <w:num w:numId="40">
-    <w:abstractNumId w:val="20"/>
-  </w:num>
-  <w:num w:numId="41">
-    <w:abstractNumId w:val="23"/>
-  </w:num>
-  <w:num w:numId="42">
-    <w:abstractNumId w:val="28"/>
-  </w:num>
-  <w:num w:numId="43">
-    <w:abstractNumId w:val="30"/>
-  </w:num>
-  <w:numIdMacAtCleanup w:val="21"/>
+  <w:numIdMacAtCleanup w:val="33"/>
 </w:numbering>
 </file>
 
@@ -21064,7 +20258,7 @@
 </file>
 
 <file path=customXml/itemProps4.xml><?xml version="1.0" encoding="utf-8"?>
-<ds:datastoreItem xmlns:ds="http://schemas.openxmlformats.org/officeDocument/2006/customXml" ds:itemID="{BF5B0F30-3683-4C85-9968-AEA835874948}">
+<ds:datastoreItem xmlns:ds="http://schemas.openxmlformats.org/officeDocument/2006/customXml" ds:itemID="{BB94485B-814A-444D-B54E-B75365FD36A8}">
   <ds:schemaRefs>
     <ds:schemaRef ds:uri="http://schemas.openxmlformats.org/officeDocument/2006/bibliography"/>
   </ds:schemaRefs>

--- a/fuentes/CFA1_13350039_DU.docx
+++ b/fuentes/CFA1_13350039_DU.docx
@@ -573,7 +573,7 @@
           <w:r>
             <w:fldChar w:fldCharType="separate"/>
           </w:r>
-          <w:hyperlink w:anchor="_Toc236218321" w:history="1">
+          <w:hyperlink w:anchor="_Toc236314732" w:history="1">
             <w:r>
               <w:rPr>
                 <w:rStyle w:val="Hipervnculo"/>
@@ -600,7 +600,7 @@
                 <w:noProof/>
                 <w:webHidden/>
               </w:rPr>
-              <w:instrText xml:space="preserve"> PAGEREF _Toc236218321 \h </w:instrText>
+              <w:instrText xml:space="preserve"> PAGEREF _Toc236314732 \h </w:instrText>
             </w:r>
             <w:r>
               <w:rPr>
@@ -646,7 +646,7 @@
               <w14:ligatures w14:val="none"/>
             </w:rPr>
           </w:pPr>
-          <w:hyperlink w:anchor="_Toc236218322" w:history="1">
+          <w:hyperlink w:anchor="_Toc236314733" w:history="1">
             <w:r>
               <w:rPr>
                 <w:rStyle w:val="Hipervnculo"/>
@@ -674,7 +674,7 @@
                 <w:noProof/>
                 <w:webHidden/>
               </w:rPr>
-              <w:instrText xml:space="preserve"> PAGEREF _Toc236218322 \h </w:instrText>
+              <w:instrText xml:space="preserve"> PAGEREF _Toc236314733 \h </w:instrText>
             </w:r>
             <w:r>
               <w:rPr>
@@ -720,7 +720,7 @@
               <w14:ligatures w14:val="none"/>
             </w:rPr>
           </w:pPr>
-          <w:hyperlink w:anchor="_Toc236218323" w:history="1">
+          <w:hyperlink w:anchor="_Toc236314734" w:history="1">
             <w:r>
               <w:rPr>
                 <w:rStyle w:val="Hipervnculo"/>
@@ -747,7 +747,7 @@
                 <w:noProof/>
                 <w:webHidden/>
               </w:rPr>
-              <w:instrText xml:space="preserve"> PAGEREF _Toc236218323 \h </w:instrText>
+              <w:instrText xml:space="preserve"> PAGEREF _Toc236314734 \h </w:instrText>
             </w:r>
             <w:r>
               <w:rPr>
@@ -793,22 +793,13 @@
               <w14:ligatures w14:val="none"/>
             </w:rPr>
           </w:pPr>
-          <w:hyperlink w:anchor="_Toc236218324" w:history="1">
+          <w:hyperlink w:anchor="_Toc236314735" w:history="1">
             <w:r>
               <w:rPr>
                 <w:rStyle w:val="Hipervnculo"/>
                 <w:noProof/>
               </w:rPr>
-              <w:t>1.2. Clasificación de</w:t>
-            </w:r>
-            <w:bookmarkStart w:id="0" w:name="_GoBack"/>
-            <w:bookmarkEnd w:id="0"/>
-            <w:r>
-              <w:rPr>
-                <w:rStyle w:val="Hipervnculo"/>
-                <w:noProof/>
-              </w:rPr>
-              <w:t xml:space="preserve"> contratos</w:t>
+              <w:t>1.2. Clasificación de contratos</w:t>
             </w:r>
             <w:r>
               <w:rPr>
@@ -829,7 +820,7 @@
                 <w:noProof/>
                 <w:webHidden/>
               </w:rPr>
-              <w:instrText xml:space="preserve"> PAGEREF _Toc236218324 \h </w:instrText>
+              <w:instrText xml:space="preserve"> PAGEREF _Toc236314735 \h </w:instrText>
             </w:r>
             <w:r>
               <w:rPr>
@@ -875,7 +866,7 @@
               <w14:ligatures w14:val="none"/>
             </w:rPr>
           </w:pPr>
-          <w:hyperlink w:anchor="_Toc236218325" w:history="1">
+          <w:hyperlink w:anchor="_Toc236314736" w:history="1">
             <w:r>
               <w:rPr>
                 <w:rStyle w:val="Hipervnculo"/>
@@ -902,7 +893,7 @@
                 <w:noProof/>
                 <w:webHidden/>
               </w:rPr>
-              <w:instrText xml:space="preserve"> PAGEREF _Toc236218325 \h </w:instrText>
+              <w:instrText xml:space="preserve"> PAGEREF _Toc236314736 \h </w:instrText>
             </w:r>
             <w:r>
               <w:rPr>
@@ -948,7 +939,7 @@
               <w14:ligatures w14:val="none"/>
             </w:rPr>
           </w:pPr>
-          <w:hyperlink w:anchor="_Toc236218326" w:history="1">
+          <w:hyperlink w:anchor="_Toc236314737" w:history="1">
             <w:r>
               <w:rPr>
                 <w:rStyle w:val="Hipervnculo"/>
@@ -975,7 +966,7 @@
                 <w:noProof/>
                 <w:webHidden/>
               </w:rPr>
-              <w:instrText xml:space="preserve"> PAGEREF _Toc236218326 \h </w:instrText>
+              <w:instrText xml:space="preserve"> PAGEREF _Toc236314737 \h </w:instrText>
             </w:r>
             <w:r>
               <w:rPr>
@@ -1021,7 +1012,7 @@
               <w14:ligatures w14:val="none"/>
             </w:rPr>
           </w:pPr>
-          <w:hyperlink w:anchor="_Toc236218327" w:history="1">
+          <w:hyperlink w:anchor="_Toc236314738" w:history="1">
             <w:r>
               <w:rPr>
                 <w:rStyle w:val="Hipervnculo"/>
@@ -1048,7 +1039,7 @@
                 <w:noProof/>
                 <w:webHidden/>
               </w:rPr>
-              <w:instrText xml:space="preserve"> PAGEREF _Toc236218327 \h </w:instrText>
+              <w:instrText xml:space="preserve"> PAGEREF _Toc236314738 \h </w:instrText>
             </w:r>
             <w:r>
               <w:rPr>
@@ -1094,7 +1085,7 @@
               <w14:ligatures w14:val="none"/>
             </w:rPr>
           </w:pPr>
-          <w:hyperlink w:anchor="_Toc236218328" w:history="1">
+          <w:hyperlink w:anchor="_Toc236314739" w:history="1">
             <w:r>
               <w:rPr>
                 <w:rStyle w:val="Hipervnculo"/>
@@ -1121,7 +1112,7 @@
                 <w:noProof/>
                 <w:webHidden/>
               </w:rPr>
-              <w:instrText xml:space="preserve"> PAGEREF _Toc236218328 \h </w:instrText>
+              <w:instrText xml:space="preserve"> PAGEREF _Toc236314739 \h </w:instrText>
             </w:r>
             <w:r>
               <w:rPr>
@@ -1167,7 +1158,7 @@
               <w14:ligatures w14:val="none"/>
             </w:rPr>
           </w:pPr>
-          <w:hyperlink w:anchor="_Toc236218329" w:history="1">
+          <w:hyperlink w:anchor="_Toc236314740" w:history="1">
             <w:r>
               <w:rPr>
                 <w:rStyle w:val="Hipervnculo"/>
@@ -1194,7 +1185,7 @@
                 <w:noProof/>
                 <w:webHidden/>
               </w:rPr>
-              <w:instrText xml:space="preserve"> PAGEREF _Toc236218329 \h </w:instrText>
+              <w:instrText xml:space="preserve"> PAGEREF _Toc236314740 \h </w:instrText>
             </w:r>
             <w:r>
               <w:rPr>
@@ -1240,7 +1231,7 @@
               <w14:ligatures w14:val="none"/>
             </w:rPr>
           </w:pPr>
-          <w:hyperlink w:anchor="_Toc236218330" w:history="1">
+          <w:hyperlink w:anchor="_Toc236314741" w:history="1">
             <w:r>
               <w:rPr>
                 <w:rStyle w:val="Hipervnculo"/>
@@ -1267,7 +1258,7 @@
                 <w:noProof/>
                 <w:webHidden/>
               </w:rPr>
-              <w:instrText xml:space="preserve"> PAGEREF _Toc236218330 \h </w:instrText>
+              <w:instrText xml:space="preserve"> PAGEREF _Toc236314741 \h </w:instrText>
             </w:r>
             <w:r>
               <w:rPr>
@@ -1313,7 +1304,7 @@
               <w14:ligatures w14:val="none"/>
             </w:rPr>
           </w:pPr>
-          <w:hyperlink w:anchor="_Toc236218331" w:history="1">
+          <w:hyperlink w:anchor="_Toc236314742" w:history="1">
             <w:r>
               <w:rPr>
                 <w:rStyle w:val="Hipervnculo"/>
@@ -1340,7 +1331,7 @@
                 <w:noProof/>
                 <w:webHidden/>
               </w:rPr>
-              <w:instrText xml:space="preserve"> PAGEREF _Toc236218331 \h </w:instrText>
+              <w:instrText xml:space="preserve"> PAGEREF _Toc236314742 \h </w:instrText>
             </w:r>
             <w:r>
               <w:rPr>
@@ -1386,7 +1377,7 @@
               <w14:ligatures w14:val="none"/>
             </w:rPr>
           </w:pPr>
-          <w:hyperlink w:anchor="_Toc236218332" w:history="1">
+          <w:hyperlink w:anchor="_Toc236314743" w:history="1">
             <w:r>
               <w:rPr>
                 <w:rStyle w:val="Hipervnculo"/>
@@ -1413,7 +1404,7 @@
                 <w:noProof/>
                 <w:webHidden/>
               </w:rPr>
-              <w:instrText xml:space="preserve"> PAGEREF _Toc236218332 \h </w:instrText>
+              <w:instrText xml:space="preserve"> PAGEREF _Toc236314743 \h </w:instrText>
             </w:r>
             <w:r>
               <w:rPr>
@@ -1459,7 +1450,7 @@
               <w14:ligatures w14:val="none"/>
             </w:rPr>
           </w:pPr>
-          <w:hyperlink w:anchor="_Toc236218333" w:history="1">
+          <w:hyperlink w:anchor="_Toc236314744" w:history="1">
             <w:r>
               <w:rPr>
                 <w:rStyle w:val="Hipervnculo"/>
@@ -1486,7 +1477,7 @@
                 <w:noProof/>
                 <w:webHidden/>
               </w:rPr>
-              <w:instrText xml:space="preserve"> PAGEREF _Toc236218333 \h </w:instrText>
+              <w:instrText xml:space="preserve"> PAGEREF _Toc236314744 \h </w:instrText>
             </w:r>
             <w:r>
               <w:rPr>
@@ -1532,7 +1523,7 @@
               <w14:ligatures w14:val="none"/>
             </w:rPr>
           </w:pPr>
-          <w:hyperlink w:anchor="_Toc236218334" w:history="1">
+          <w:hyperlink w:anchor="_Toc236314745" w:history="1">
             <w:r>
               <w:rPr>
                 <w:rStyle w:val="Hipervnculo"/>
@@ -1559,7 +1550,7 @@
                 <w:noProof/>
                 <w:webHidden/>
               </w:rPr>
-              <w:instrText xml:space="preserve"> PAGEREF _Toc236218334 \h </w:instrText>
+              <w:instrText xml:space="preserve"> PAGEREF _Toc236314745 \h </w:instrText>
             </w:r>
             <w:r>
               <w:rPr>
@@ -1605,7 +1596,7 @@
               <w14:ligatures w14:val="none"/>
             </w:rPr>
           </w:pPr>
-          <w:hyperlink w:anchor="_Toc236218335" w:history="1">
+          <w:hyperlink w:anchor="_Toc236314746" w:history="1">
             <w:r>
               <w:rPr>
                 <w:rStyle w:val="Hipervnculo"/>
@@ -1632,7 +1623,7 @@
                 <w:noProof/>
                 <w:webHidden/>
               </w:rPr>
-              <w:instrText xml:space="preserve"> PAGEREF _Toc236218335 \h </w:instrText>
+              <w:instrText xml:space="preserve"> PAGEREF _Toc236314746 \h </w:instrText>
             </w:r>
             <w:r>
               <w:rPr>
@@ -1678,7 +1669,7 @@
               <w14:ligatures w14:val="none"/>
             </w:rPr>
           </w:pPr>
-          <w:hyperlink w:anchor="_Toc236218336" w:history="1">
+          <w:hyperlink w:anchor="_Toc236314747" w:history="1">
             <w:r>
               <w:rPr>
                 <w:rStyle w:val="Hipervnculo"/>
@@ -1705,7 +1696,7 @@
                 <w:noProof/>
                 <w:webHidden/>
               </w:rPr>
-              <w:instrText xml:space="preserve"> PAGEREF _Toc236218336 \h </w:instrText>
+              <w:instrText xml:space="preserve"> PAGEREF _Toc236314747 \h </w:instrText>
             </w:r>
             <w:r>
               <w:rPr>
@@ -1751,7 +1742,7 @@
               <w14:ligatures w14:val="none"/>
             </w:rPr>
           </w:pPr>
-          <w:hyperlink w:anchor="_Toc236218337" w:history="1">
+          <w:hyperlink w:anchor="_Toc236314748" w:history="1">
             <w:r>
               <w:rPr>
                 <w:rStyle w:val="Hipervnculo"/>
@@ -1778,7 +1769,7 @@
                 <w:noProof/>
                 <w:webHidden/>
               </w:rPr>
-              <w:instrText xml:space="preserve"> PAGEREF _Toc236218337 \h </w:instrText>
+              <w:instrText xml:space="preserve"> PAGEREF _Toc236314748 \h </w:instrText>
             </w:r>
             <w:r>
               <w:rPr>
@@ -1824,7 +1815,7 @@
               <w14:ligatures w14:val="none"/>
             </w:rPr>
           </w:pPr>
-          <w:hyperlink w:anchor="_Toc236218338" w:history="1">
+          <w:hyperlink w:anchor="_Toc236314749" w:history="1">
             <w:r>
               <w:rPr>
                 <w:rStyle w:val="Hipervnculo"/>
@@ -1851,7 +1842,7 @@
                 <w:noProof/>
                 <w:webHidden/>
               </w:rPr>
-              <w:instrText xml:space="preserve"> PAGEREF _Toc236218338 \h </w:instrText>
+              <w:instrText xml:space="preserve"> PAGEREF _Toc236314749 \h </w:instrText>
             </w:r>
             <w:r>
               <w:rPr>
@@ -1897,7 +1888,7 @@
               <w14:ligatures w14:val="none"/>
             </w:rPr>
           </w:pPr>
-          <w:hyperlink w:anchor="_Toc236218339" w:history="1">
+          <w:hyperlink w:anchor="_Toc236314750" w:history="1">
             <w:r>
               <w:rPr>
                 <w:rStyle w:val="Hipervnculo"/>
@@ -1924,7 +1915,7 @@
                 <w:noProof/>
                 <w:webHidden/>
               </w:rPr>
-              <w:instrText xml:space="preserve"> PAGEREF _Toc236218339 \h </w:instrText>
+              <w:instrText xml:space="preserve"> PAGEREF _Toc236314750 \h </w:instrText>
             </w:r>
             <w:r>
               <w:rPr>
@@ -1970,7 +1961,7 @@
               <w14:ligatures w14:val="none"/>
             </w:rPr>
           </w:pPr>
-          <w:hyperlink w:anchor="_Toc236218340" w:history="1">
+          <w:hyperlink w:anchor="_Toc236314751" w:history="1">
             <w:r>
               <w:rPr>
                 <w:rStyle w:val="Hipervnculo"/>
@@ -1997,7 +1988,7 @@
                 <w:noProof/>
                 <w:webHidden/>
               </w:rPr>
-              <w:instrText xml:space="preserve"> PAGEREF _Toc236218340 \h </w:instrText>
+              <w:instrText xml:space="preserve"> PAGEREF _Toc236314751 \h </w:instrText>
             </w:r>
             <w:r>
               <w:rPr>
@@ -2043,7 +2034,7 @@
               <w14:ligatures w14:val="none"/>
             </w:rPr>
           </w:pPr>
-          <w:hyperlink w:anchor="_Toc236218341" w:history="1">
+          <w:hyperlink w:anchor="_Toc236314752" w:history="1">
             <w:r>
               <w:rPr>
                 <w:rStyle w:val="Hipervnculo"/>
@@ -2070,7 +2061,7 @@
                 <w:noProof/>
                 <w:webHidden/>
               </w:rPr>
-              <w:instrText xml:space="preserve"> PAGEREF _Toc236218341 \h </w:instrText>
+              <w:instrText xml:space="preserve"> PAGEREF _Toc236314752 \h </w:instrText>
             </w:r>
             <w:r>
               <w:rPr>
@@ -2116,7 +2107,7 @@
               <w14:ligatures w14:val="none"/>
             </w:rPr>
           </w:pPr>
-          <w:hyperlink w:anchor="_Toc236218342" w:history="1">
+          <w:hyperlink w:anchor="_Toc236314753" w:history="1">
             <w:r>
               <w:rPr>
                 <w:rStyle w:val="Hipervnculo"/>
@@ -2143,7 +2134,7 @@
                 <w:noProof/>
                 <w:webHidden/>
               </w:rPr>
-              <w:instrText xml:space="preserve"> PAGEREF _Toc236218342 \h </w:instrText>
+              <w:instrText xml:space="preserve"> PAGEREF _Toc236314753 \h </w:instrText>
             </w:r>
             <w:r>
               <w:rPr>
@@ -2189,7 +2180,7 @@
               <w14:ligatures w14:val="none"/>
             </w:rPr>
           </w:pPr>
-          <w:hyperlink w:anchor="_Toc236218343" w:history="1">
+          <w:hyperlink w:anchor="_Toc236314754" w:history="1">
             <w:r>
               <w:rPr>
                 <w:rStyle w:val="Hipervnculo"/>
@@ -2216,7 +2207,7 @@
                 <w:noProof/>
                 <w:webHidden/>
               </w:rPr>
-              <w:instrText xml:space="preserve"> PAGEREF _Toc236218343 \h </w:instrText>
+              <w:instrText xml:space="preserve"> PAGEREF _Toc236314754 \h </w:instrText>
             </w:r>
             <w:r>
               <w:rPr>
@@ -2262,7 +2253,7 @@
               <w14:ligatures w14:val="none"/>
             </w:rPr>
           </w:pPr>
-          <w:hyperlink w:anchor="_Toc236218344" w:history="1">
+          <w:hyperlink w:anchor="_Toc236314755" w:history="1">
             <w:r>
               <w:rPr>
                 <w:rStyle w:val="Hipervnculo"/>
@@ -2289,7 +2280,7 @@
                 <w:noProof/>
                 <w:webHidden/>
               </w:rPr>
-              <w:instrText xml:space="preserve"> PAGEREF _Toc236218344 \h </w:instrText>
+              <w:instrText xml:space="preserve"> PAGEREF _Toc236314755 \h </w:instrText>
             </w:r>
             <w:r>
               <w:rPr>
@@ -2335,7 +2326,7 @@
               <w14:ligatures w14:val="none"/>
             </w:rPr>
           </w:pPr>
-          <w:hyperlink w:anchor="_Toc236218345" w:history="1">
+          <w:hyperlink w:anchor="_Toc236314756" w:history="1">
             <w:r>
               <w:rPr>
                 <w:rStyle w:val="Hipervnculo"/>
@@ -2362,7 +2353,7 @@
                 <w:noProof/>
                 <w:webHidden/>
               </w:rPr>
-              <w:instrText xml:space="preserve"> PAGEREF _Toc236218345 \h </w:instrText>
+              <w:instrText xml:space="preserve"> PAGEREF _Toc236314756 \h </w:instrText>
             </w:r>
             <w:r>
               <w:rPr>
@@ -2408,7 +2399,7 @@
               <w14:ligatures w14:val="none"/>
             </w:rPr>
           </w:pPr>
-          <w:hyperlink w:anchor="_Toc236218346" w:history="1">
+          <w:hyperlink w:anchor="_Toc236314757" w:history="1">
             <w:r>
               <w:rPr>
                 <w:rStyle w:val="Hipervnculo"/>
@@ -2435,7 +2426,7 @@
                 <w:noProof/>
                 <w:webHidden/>
               </w:rPr>
-              <w:instrText xml:space="preserve"> PAGEREF _Toc236218346 \h </w:instrText>
+              <w:instrText xml:space="preserve"> PAGEREF _Toc236314757 \h </w:instrText>
             </w:r>
             <w:r>
               <w:rPr>
@@ -2481,7 +2472,7 @@
               <w14:ligatures w14:val="none"/>
             </w:rPr>
           </w:pPr>
-          <w:hyperlink w:anchor="_Toc236218347" w:history="1">
+          <w:hyperlink w:anchor="_Toc236314758" w:history="1">
             <w:r>
               <w:rPr>
                 <w:rStyle w:val="Hipervnculo"/>
@@ -2508,7 +2499,7 @@
                 <w:noProof/>
                 <w:webHidden/>
               </w:rPr>
-              <w:instrText xml:space="preserve"> PAGEREF _Toc236218347 \h </w:instrText>
+              <w:instrText xml:space="preserve"> PAGEREF _Toc236314758 \h </w:instrText>
             </w:r>
             <w:r>
               <w:rPr>
@@ -2556,12 +2547,12 @@
       <w:pPr>
         <w:pStyle w:val="Titulosgenerales"/>
       </w:pPr>
-      <w:bookmarkStart w:id="1" w:name="_Toc236218321"/>
+      <w:bookmarkStart w:id="0" w:name="_Toc236314732"/>
       <w:r>
         <w:lastRenderedPageBreak/>
         <w:t>Introducción</w:t>
       </w:r>
-      <w:bookmarkEnd w:id="1"/>
+      <w:bookmarkEnd w:id="0"/>
     </w:p>
     <w:p>
       <w:r>
@@ -2890,7 +2881,7 @@
           <w:rFonts w:eastAsia="Calibri"/>
         </w:rPr>
       </w:pPr>
-      <w:bookmarkStart w:id="2" w:name="_Toc236218322"/>
+      <w:bookmarkStart w:id="1" w:name="_Toc236314733"/>
       <w:r>
         <w:rPr>
           <w:rFonts w:eastAsia="Calibri"/>
@@ -2898,7 +2889,7 @@
         <w:lastRenderedPageBreak/>
         <w:t>Contratos de trabajo</w:t>
       </w:r>
-      <w:bookmarkEnd w:id="2"/>
+      <w:bookmarkEnd w:id="1"/>
     </w:p>
     <w:p>
       <w:pPr>
@@ -4080,11 +4071,11 @@
       <w:pPr>
         <w:pStyle w:val="Ttulo2"/>
       </w:pPr>
-      <w:bookmarkStart w:id="3" w:name="_Toc236218323"/>
+      <w:bookmarkStart w:id="2" w:name="_Toc236314734"/>
       <w:r>
         <w:t>Concepto y elementos esenciales</w:t>
       </w:r>
-      <w:bookmarkEnd w:id="3"/>
+      <w:bookmarkEnd w:id="2"/>
     </w:p>
     <w:p>
       <w:pPr>
@@ -4762,11 +4753,11 @@
       <w:pPr>
         <w:pStyle w:val="Ttulo2"/>
       </w:pPr>
-      <w:bookmarkStart w:id="4" w:name="_Toc236218324"/>
+      <w:bookmarkStart w:id="3" w:name="_Toc236314735"/>
       <w:r>
         <w:t>Clasificación de contratos</w:t>
       </w:r>
-      <w:bookmarkEnd w:id="4"/>
+      <w:bookmarkEnd w:id="3"/>
     </w:p>
     <w:p>
       <w:pPr>
@@ -5715,11 +5706,11 @@
       <w:pPr>
         <w:pStyle w:val="Ttulo2"/>
       </w:pPr>
-      <w:bookmarkStart w:id="5" w:name="_Toc236218325"/>
+      <w:bookmarkStart w:id="4" w:name="_Toc236314736"/>
       <w:r>
         <w:t>Características del contrato</w:t>
       </w:r>
-      <w:bookmarkEnd w:id="5"/>
+      <w:bookmarkEnd w:id="4"/>
       <w:r>
         <w:t xml:space="preserve"> </w:t>
       </w:r>
@@ -5738,7 +5729,39 @@
           <w:lang w:eastAsia="es-CO"/>
           <w14:ligatures w14:val="none"/>
         </w:rPr>
-        <w:t>El contrato a término fijo se caracteriza por la certeza temporal que ofrece a ambas partes, el empleador puede planificar sus costos laborales con mayor precisión y el trabajador conoce de antemano la duración de su vinculación. No obstante, esta modalidad no implica en ningún caso derechos laborales o de seguridad social reducidos, durante su vigencia, el trabajador goza exactamente de los mismos derechos que cualquier trabajador bajo contrato indefinido, incluyendo el derecho a todos los componentes del sistema de seguridad social, a las prestaciones sociales y a la estabilidad reforzada en los casos que la ley contempla.</w:t>
+        <w:t>El contrato a término fijo se caracteriza por la certeza temporal que ofrece a ambas partes</w:t>
+      </w:r>
+      <w:r>
+        <w:rPr>
+          <w:rFonts w:ascii="Calibri" w:eastAsia="Calibri" w:hAnsi="Calibri" w:cs="Times New Roman"/>
+          <w:lang w:eastAsia="es-CO"/>
+          <w14:ligatures w14:val="none"/>
+        </w:rPr>
+        <w:t>;</w:t>
+      </w:r>
+      <w:r>
+        <w:rPr>
+          <w:rFonts w:ascii="Calibri" w:eastAsia="Calibri" w:hAnsi="Calibri" w:cs="Times New Roman"/>
+          <w:lang w:eastAsia="es-CO"/>
+          <w14:ligatures w14:val="none"/>
+        </w:rPr>
+        <w:t xml:space="preserve"> el empleador puede planificar sus costos laborales con mayor precisión y el trabajador conoce de antemano la duración de su vinculación. No obstante, esta modalidad no implica en ningún caso derechos laborales o de seguridad social reducidos</w:t>
+      </w:r>
+      <w:r>
+        <w:rPr>
+          <w:rFonts w:ascii="Calibri" w:eastAsia="Calibri" w:hAnsi="Calibri" w:cs="Times New Roman"/>
+          <w:lang w:eastAsia="es-CO"/>
+          <w14:ligatures w14:val="none"/>
+        </w:rPr>
+        <w:t>;</w:t>
+      </w:r>
+      <w:r>
+        <w:rPr>
+          <w:rFonts w:ascii="Calibri" w:eastAsia="Calibri" w:hAnsi="Calibri" w:cs="Times New Roman"/>
+          <w:lang w:eastAsia="es-CO"/>
+          <w14:ligatures w14:val="none"/>
+        </w:rPr>
+        <w:t xml:space="preserve"> durante su vigencia, el trabajador goza exactamente de los mismos derechos que cualquier trabajador bajo contrato indefinido, incluyendo el derecho a todos los componentes del sistema de seguridad social, a las prestaciones sociales y a la estabilidad reforzada en los casos que la ley contempla.</w:t>
       </w:r>
     </w:p>
     <w:p>
@@ -6362,11 +6385,11 @@
       <w:pPr>
         <w:pStyle w:val="Ttulo2"/>
       </w:pPr>
-      <w:bookmarkStart w:id="6" w:name="_Toc236218326"/>
+      <w:bookmarkStart w:id="5" w:name="_Toc236314737"/>
       <w:r>
         <w:t>Contrato de prestación de servicios</w:t>
       </w:r>
-      <w:bookmarkEnd w:id="6"/>
+      <w:bookmarkEnd w:id="5"/>
     </w:p>
     <w:p>
       <w:pPr>
@@ -7514,11 +7537,11 @@
       <w:pPr>
         <w:pStyle w:val="Ttulo2"/>
       </w:pPr>
-      <w:bookmarkStart w:id="7" w:name="_Toc236218327"/>
+      <w:bookmarkStart w:id="6" w:name="_Toc236314738"/>
       <w:r>
         <w:t>Principio del contrato realidad y sus implicaciones</w:t>
       </w:r>
-      <w:bookmarkEnd w:id="7"/>
+      <w:bookmarkEnd w:id="6"/>
     </w:p>
     <w:p>
       <w:r>
@@ -8213,11 +8236,11 @@
         <w:lastRenderedPageBreak/>
         <w:t xml:space="preserve"> </w:t>
       </w:r>
-      <w:bookmarkStart w:id="8" w:name="_Toc236218328"/>
+      <w:bookmarkStart w:id="7" w:name="_Toc236314739"/>
       <w:r>
         <w:t>Normativa del sistema de seguridad social integral</w:t>
       </w:r>
-      <w:bookmarkEnd w:id="8"/>
+      <w:bookmarkEnd w:id="7"/>
     </w:p>
     <w:p>
       <w:r>
@@ -8358,11 +8381,11 @@
       <w:pPr>
         <w:pStyle w:val="Ttulo2"/>
       </w:pPr>
-      <w:bookmarkStart w:id="9" w:name="_Toc236218329"/>
+      <w:bookmarkStart w:id="8" w:name="_Toc236314740"/>
       <w:r>
         <w:t>Concepto, origen y principios</w:t>
       </w:r>
-      <w:bookmarkEnd w:id="9"/>
+      <w:bookmarkEnd w:id="8"/>
     </w:p>
     <w:p>
       <w:r>
@@ -8551,12 +8574,12 @@
       <w:pPr>
         <w:pStyle w:val="Ttulo2"/>
       </w:pPr>
-      <w:bookmarkStart w:id="10" w:name="_Toc236218330"/>
+      <w:bookmarkStart w:id="9" w:name="_Toc236314741"/>
       <w:r>
         <w:lastRenderedPageBreak/>
         <w:t>Ley 100 de 1993</w:t>
       </w:r>
-      <w:bookmarkEnd w:id="10"/>
+      <w:bookmarkEnd w:id="9"/>
     </w:p>
     <w:p>
       <w:r>
@@ -8967,11 +8990,11 @@
       <w:pPr>
         <w:pStyle w:val="Ttulo2"/>
       </w:pPr>
-      <w:bookmarkStart w:id="11" w:name="_Toc236218331"/>
+      <w:bookmarkStart w:id="10" w:name="_Toc236314742"/>
       <w:r>
         <w:t>Sistema General de Seguridad Social en Salud (SGSSS)</w:t>
       </w:r>
-      <w:bookmarkEnd w:id="11"/>
+      <w:bookmarkEnd w:id="10"/>
     </w:p>
     <w:p>
       <w:r>
@@ -9219,11 +9242,11 @@
       <w:pPr>
         <w:pStyle w:val="Ttulo2"/>
       </w:pPr>
-      <w:bookmarkStart w:id="12" w:name="_Toc236218332"/>
+      <w:bookmarkStart w:id="11" w:name="_Toc236314743"/>
       <w:r>
         <w:t>Sistema General de Pensiones (SGP)</w:t>
       </w:r>
-      <w:bookmarkEnd w:id="12"/>
+      <w:bookmarkEnd w:id="11"/>
     </w:p>
     <w:p>
       <w:r>
@@ -9620,11 +9643,11 @@
       <w:pPr>
         <w:pStyle w:val="Ttulo2"/>
       </w:pPr>
-      <w:bookmarkStart w:id="13" w:name="_Toc236218333"/>
+      <w:bookmarkStart w:id="12" w:name="_Toc236314744"/>
       <w:r>
         <w:t>Sistema General de Riesgos Laborales (SGRL)</w:t>
       </w:r>
-      <w:bookmarkEnd w:id="13"/>
+      <w:bookmarkEnd w:id="12"/>
     </w:p>
     <w:p>
       <w:r>
@@ -9900,11 +9923,11 @@
       <w:pPr>
         <w:pStyle w:val="Ttulo2"/>
       </w:pPr>
-      <w:bookmarkStart w:id="14" w:name="_Toc236218334"/>
+      <w:bookmarkStart w:id="13" w:name="_Toc236314745"/>
       <w:r>
         <w:t>Otras normas y entidades de control</w:t>
       </w:r>
-      <w:bookmarkEnd w:id="14"/>
+      <w:bookmarkEnd w:id="13"/>
     </w:p>
     <w:p>
       <w:r>
@@ -10274,11 +10297,11 @@
         <w:lastRenderedPageBreak/>
         <w:t xml:space="preserve"> </w:t>
       </w:r>
-      <w:bookmarkStart w:id="15" w:name="_Toc236218335"/>
+      <w:bookmarkStart w:id="14" w:name="_Toc236314746"/>
       <w:r>
         <w:t>Obligaciones del empleador</w:t>
       </w:r>
-      <w:bookmarkEnd w:id="15"/>
+      <w:bookmarkEnd w:id="14"/>
     </w:p>
     <w:p>
       <w:r>
@@ -10413,11 +10436,11 @@
       <w:pPr>
         <w:pStyle w:val="Ttulo2"/>
       </w:pPr>
-      <w:bookmarkStart w:id="16" w:name="_Toc236218336"/>
+      <w:bookmarkStart w:id="15" w:name="_Toc236314747"/>
       <w:r>
         <w:t>Empleador y contratista</w:t>
       </w:r>
-      <w:bookmarkEnd w:id="16"/>
+      <w:bookmarkEnd w:id="15"/>
     </w:p>
     <w:p>
       <w:r>
@@ -10607,11 +10630,11 @@
       <w:pPr>
         <w:pStyle w:val="Ttulo2"/>
       </w:pPr>
-      <w:bookmarkStart w:id="17" w:name="_Toc236218337"/>
+      <w:bookmarkStart w:id="16" w:name="_Toc236314748"/>
       <w:r>
         <w:t>Afiliaciones obligatorias: salud, pensión, ARL y caja de compensación</w:t>
       </w:r>
-      <w:bookmarkEnd w:id="17"/>
+      <w:bookmarkEnd w:id="16"/>
     </w:p>
     <w:p>
       <w:r>
@@ -11005,11 +11028,11 @@
       <w:pPr>
         <w:pStyle w:val="Ttulo2"/>
       </w:pPr>
-      <w:bookmarkStart w:id="18" w:name="_Toc236218338"/>
+      <w:bookmarkStart w:id="17" w:name="_Toc236314749"/>
       <w:r>
         <w:t>Distribución de aportes: porcentajes, IBC y topes</w:t>
       </w:r>
-      <w:bookmarkEnd w:id="18"/>
+      <w:bookmarkEnd w:id="17"/>
     </w:p>
     <w:p>
       <w:r>
@@ -11711,11 +11734,11 @@
       <w:pPr>
         <w:pStyle w:val="Ttulo2"/>
       </w:pPr>
-      <w:bookmarkStart w:id="19" w:name="_Toc236218339"/>
+      <w:bookmarkStart w:id="18" w:name="_Toc236314750"/>
       <w:r>
         <w:t>Novedades y PILA</w:t>
       </w:r>
-      <w:bookmarkEnd w:id="19"/>
+      <w:bookmarkEnd w:id="18"/>
     </w:p>
     <w:p>
       <w:r>
@@ -11731,7 +11754,10 @@
         <w:t>Las novedades que se describen a continuación representan los eventos más frecuentes en la gestión mensual de la nómina y determinan, en cada caso, el valor del IBC, el código que debe reportarse en la PILA y el actor responsable del pago de la prestación correspondiente:</w:t>
       </w:r>
     </w:p>
-    <w:p/>
+    <w:p>
+      <w:bookmarkStart w:id="19" w:name="_GoBack"/>
+      <w:bookmarkEnd w:id="19"/>
+    </w:p>
     <w:p>
       <w:r>
         <w:t>•</w:t>
@@ -12236,7 +12262,7 @@
       <w:pPr>
         <w:pStyle w:val="Ttulo2"/>
       </w:pPr>
-      <w:bookmarkStart w:id="20" w:name="_Toc236218340"/>
+      <w:bookmarkStart w:id="20" w:name="_Toc236314751"/>
       <w:r>
         <w:lastRenderedPageBreak/>
         <w:t>Sanciones y UGPP</w:t>
@@ -12786,7 +12812,7 @@
         <w:lastRenderedPageBreak/>
         <w:t xml:space="preserve"> </w:t>
       </w:r>
-      <w:bookmarkStart w:id="21" w:name="_Toc236218341"/>
+      <w:bookmarkStart w:id="21" w:name="_Toc236314752"/>
       <w:r>
         <w:t>Casos prácticos: aplicación en nómina</w:t>
       </w:r>
@@ -12821,7 +12847,7 @@
       <w:pPr>
         <w:pStyle w:val="Ttulo2"/>
       </w:pPr>
-      <w:bookmarkStart w:id="22" w:name="_Toc236218342"/>
+      <w:bookmarkStart w:id="22" w:name="_Toc236314753"/>
       <w:r>
         <w:t>Simulación de novedades en seguridad social</w:t>
       </w:r>
@@ -13012,7 +13038,7 @@
       <w:pPr>
         <w:pStyle w:val="Ttulo2"/>
       </w:pPr>
-      <w:bookmarkStart w:id="23" w:name="_Toc236218343"/>
+      <w:bookmarkStart w:id="23" w:name="_Toc236314754"/>
       <w:r>
         <w:t>Lecciones aprendidas y recomendaciones</w:t>
       </w:r>
@@ -13211,7 +13237,7 @@
           <w:u w:val="single"/>
         </w:rPr>
       </w:pPr>
-      <w:bookmarkStart w:id="24" w:name="_Toc236218344"/>
+      <w:bookmarkStart w:id="24" w:name="_Toc236314755"/>
       <w:r>
         <w:lastRenderedPageBreak/>
         <w:t>Síntesis</w:t>
@@ -13247,30 +13273,34 @@
     <w:p>
       <w:pPr>
         <w:ind w:firstLine="0"/>
-        <w:jc w:val="center"/>
         <w:rPr>
           <w:noProof/>
           <w:lang w:eastAsia="es-CO"/>
         </w:rPr>
       </w:pPr>
-      <w:r>
+    </w:p>
+    <w:p>
+      <w:pPr>
+        <w:ind w:firstLine="0"/>
         <w:rPr>
           <w:noProof/>
           <w:lang w:eastAsia="es-CO"/>
         </w:rPr>
+      </w:pPr>
+      <w:r>
         <w:drawing>
-          <wp:anchor distT="0" distB="0" distL="114300" distR="114300" simplePos="0" relativeHeight="251664384" behindDoc="0" locked="0" layoutInCell="1" allowOverlap="1" wp14:anchorId="24CC8A75" wp14:editId="7E66B270">
+          <wp:anchor distT="0" distB="0" distL="114300" distR="114300" simplePos="0" relativeHeight="251666432" behindDoc="0" locked="0" layoutInCell="1" allowOverlap="1" wp14:anchorId="3601C689" wp14:editId="5FBE98AB">
             <wp:simplePos x="0" y="0"/>
             <wp:positionH relativeFrom="column">
               <wp:posOffset>0</wp:posOffset>
             </wp:positionH>
             <wp:positionV relativeFrom="paragraph">
-              <wp:posOffset>-635</wp:posOffset>
+              <wp:posOffset>0</wp:posOffset>
             </wp:positionV>
-            <wp:extent cx="6332220" cy="3367405"/>
-            <wp:effectExtent l="0" t="0" r="0" b="4445"/>
+            <wp:extent cx="6332220" cy="3342640"/>
+            <wp:effectExtent l="0" t="0" r="0" b="0"/>
             <wp:wrapNone/>
-            <wp:docPr id="3" name="Gráfico 3" descr="El mapa conceptual titulado &quot;Normativa y novedades en seguridad social integral&quot; organiza el tema en cuatro ejes: contratos de trabajo, normativa del sistema, obligaciones del empleador y casos prácticos. Cada eje aporta herramientas esenciales para la gestión de la nómina: el primero permite reconocer el tipo de vínculo contractual y sus obligaciones frente al sistema; el segundo brinda el marco normativo que regula los aportes a salud, pensión y riesgos laborales; el tercero orienta el proceso de afiliación, el cálculo del IBC, el reporte en la PILA y la prevención de sanciones ante la UGPP; y el cuarto aplica estos conocimientos en casos reales de ingreso, incapacidad, contratista y retiro. "/>
+            <wp:docPr id="1" name="Imagen 1" descr="El mapa conceptual titulado &quot;Normativa y novedades en seguridad social integral&quot; organiza el tema en cuatro ejes: contratos de trabajo, normativa del sistema, obligaciones del empleador y casos prácticos. Cada eje aporta herramientas esenciales para la gestión de la nómina: el primero permite reconocer el tipo de vínculo contractual y sus obligaciones frente al sistema; el segundo brinda el marco normativo que regula los aportes a salud, pensión y riesgos laborales; el tercero orienta el proceso de afiliación, el cálculo del IBC, el reporte en la PILA y la prevención de sanciones ante la UGPP; y el cuarto aplica estos conocimientos en casos reales de ingreso, incapacidad, contratista y retiro. "/>
             <wp:cNvGraphicFramePr>
               <a:graphicFrameLocks xmlns:a="http://schemas.openxmlformats.org/drawingml/2006/main" noChangeAspect="1"/>
             </wp:cNvGraphicFramePr>
@@ -13278,20 +13308,11 @@
               <a:graphicData uri="http://schemas.openxmlformats.org/drawingml/2006/picture">
                 <pic:pic xmlns:pic="http://schemas.openxmlformats.org/drawingml/2006/picture">
                   <pic:nvPicPr>
-                    <pic:cNvPr id="3" name="sintesis.71e99717.svg"/>
+                    <pic:cNvPr id="1" name=""/>
                     <pic:cNvPicPr/>
                   </pic:nvPicPr>
                   <pic:blipFill>
-                    <a:blip r:embed="rId14">
-                      <a:extLst>
-                        <a:ext uri="{28A0092B-C50C-407E-A947-70E740481C1C}">
-                          <a14:useLocalDpi xmlns:a14="http://schemas.microsoft.com/office/drawing/2010/main" val="0"/>
-                        </a:ext>
-                        <a:ext uri="{96DAC541-7B7A-43D3-8B79-37D633B846F1}">
-                          <asvg:svgBlip xmlns:asvg="http://schemas.microsoft.com/office/drawing/2016/SVG/main" r:embed="rId15"/>
-                        </a:ext>
-                      </a:extLst>
-                    </a:blip>
+                    <a:blip r:embed="rId14"/>
                     <a:stretch>
                       <a:fillRect/>
                     </a:stretch>
@@ -13299,7 +13320,7 @@
                   <pic:spPr>
                     <a:xfrm>
                       <a:off x="0" y="0"/>
-                      <a:ext cx="6332220" cy="3367405"/>
+                      <a:ext cx="6332220" cy="3342640"/>
                     </a:xfrm>
                     <a:prstGeom prst="rect">
                       <a:avLst/>
@@ -13323,9 +13344,54 @@
     </w:p>
     <w:p>
       <w:pPr>
+        <w:ind w:firstLine="0"/>
+        <w:rPr>
+          <w:noProof/>
+          <w:lang w:eastAsia="es-CO"/>
+        </w:rPr>
+      </w:pPr>
+    </w:p>
+    <w:p>
+      <w:pPr>
+        <w:ind w:firstLine="0"/>
+        <w:rPr>
+          <w:noProof/>
+          <w:lang w:eastAsia="es-CO"/>
+        </w:rPr>
+      </w:pPr>
+    </w:p>
+    <w:p>
+      <w:pPr>
+        <w:ind w:firstLine="0"/>
+        <w:rPr>
+          <w:noProof/>
+          <w:lang w:eastAsia="es-CO"/>
+        </w:rPr>
+      </w:pPr>
+    </w:p>
+    <w:p>
+      <w:pPr>
+        <w:ind w:firstLine="0"/>
+        <w:rPr>
+          <w:noProof/>
+          <w:lang w:eastAsia="es-CO"/>
+        </w:rPr>
+      </w:pPr>
+    </w:p>
+    <w:p>
+      <w:pPr>
+        <w:ind w:firstLine="0"/>
+        <w:rPr>
+          <w:noProof/>
+          <w:lang w:eastAsia="es-CO"/>
+        </w:rPr>
+      </w:pPr>
+    </w:p>
+    <w:p>
+      <w:pPr>
         <w:pStyle w:val="Titulosgenerales"/>
       </w:pPr>
-      <w:bookmarkStart w:id="25" w:name="_Toc236218345"/>
+      <w:bookmarkStart w:id="25" w:name="_Toc236314756"/>
       <w:r>
         <w:lastRenderedPageBreak/>
         <w:t>Glosario</w:t>
@@ -13606,7 +13672,7 @@
       <w:pPr>
         <w:pStyle w:val="Titulosgenerales"/>
       </w:pPr>
-      <w:bookmarkStart w:id="26" w:name="_Toc236218346"/>
+      <w:bookmarkStart w:id="26" w:name="_Toc236314757"/>
       <w:r>
         <w:lastRenderedPageBreak/>
         <w:t>Referencias bibliográficas</w:t>
@@ -13698,7 +13764,7 @@
       <w:pPr>
         <w:pStyle w:val="Titulosgenerales"/>
       </w:pPr>
-      <w:bookmarkStart w:id="27" w:name="_Toc236218347"/>
+      <w:bookmarkStart w:id="27" w:name="_Toc236314758"/>
       <w:r>
         <w:lastRenderedPageBreak/>
         <w:t>Créditos</w:t>
@@ -14029,7 +14095,13 @@
               </w:rPr>
             </w:pPr>
             <w:r>
-              <w:t>Evaluador instruccional</w:t>
+              <w:t>Evaluador</w:t>
+            </w:r>
+            <w:r>
+              <w:t>a</w:t>
+            </w:r>
+            <w:r>
+              <w:t xml:space="preserve"> instruccional</w:t>
             </w:r>
           </w:p>
         </w:tc>
@@ -14203,13 +14275,12 @@
           <w:p>
             <w:pPr>
               <w:pStyle w:val="TextoTablas"/>
-              <w:rPr>
-                <w:szCs w:val="24"/>
-                <w:lang w:val="es-CO"/>
-              </w:rPr>
             </w:pPr>
             <w:r>
-              <w:t>Animador y productor multimedia</w:t>
+              <w:t xml:space="preserve">Animador y productor </w:t>
+            </w:r>
+            <w:r>
+              <w:t>audiovisual</w:t>
             </w:r>
           </w:p>
         </w:tc>
@@ -14365,8 +14436,8 @@
       </w:pPr>
     </w:p>
     <w:sectPr>
-      <w:headerReference w:type="default" r:id="rId16"/>
-      <w:footerReference w:type="default" r:id="rId17"/>
+      <w:headerReference w:type="default" r:id="rId15"/>
+      <w:footerReference w:type="default" r:id="rId16"/>
       <w:pgSz w:w="12240" w:h="15840"/>
       <w:pgMar w:top="1701" w:right="1134" w:bottom="1134" w:left="1134" w:header="709" w:footer="737" w:gutter="0"/>
       <w:pgNumType w:start="1"/>
@@ -20258,7 +20329,7 @@
 </file>
 
 <file path=customXml/itemProps4.xml><?xml version="1.0" encoding="utf-8"?>
-<ds:datastoreItem xmlns:ds="http://schemas.openxmlformats.org/officeDocument/2006/customXml" ds:itemID="{BB94485B-814A-444D-B54E-B75365FD36A8}">
+<ds:datastoreItem xmlns:ds="http://schemas.openxmlformats.org/officeDocument/2006/customXml" ds:itemID="{3251EBEE-8C61-421E-A7BF-7E8624F76F86}">
   <ds:schemaRefs>
     <ds:schemaRef ds:uri="http://schemas.openxmlformats.org/officeDocument/2006/bibliography"/>
   </ds:schemaRefs>
